--- a/docs/网安学院本科实习手册_AI会议语音转写与检索_已填写.docx
+++ b/docs/网安学院本科实习手册_AI会议语音转写与检索_已填写.docx
@@ -1,6 +1,6 @@
 
 <file path=word/document.xml><?xml version="1.0" encoding="utf-8"?>
-<w:document xmlns:wpc="http://schemas.microsoft.com/office/word/2010/wordprocessingCanvas" xmlns:cx="http://schemas.microsoft.com/office/drawing/2014/chartex" xmlns:cx1="http://schemas.microsoft.com/office/drawing/2015/9/8/chartex" xmlns:cx2="http://schemas.microsoft.com/office/drawing/2015/10/21/chartex" xmlns:cx3="http://schemas.microsoft.com/office/drawing/2016/5/9/chartex" xmlns:cx4="http://schemas.microsoft.com/office/drawing/2016/5/10/chartex" xmlns:cx5="http://schemas.microsoft.com/office/drawing/2016/5/11/chartex" xmlns:cx6="http://schemas.microsoft.com/office/drawing/2016/5/12/chartex" xmlns:cx7="http://schemas.microsoft.com/office/drawing/2016/5/13/chartex" xmlns:cx8="http://schemas.microsoft.com/office/drawing/2016/5/14/chartex" xmlns:mc="http://schemas.openxmlformats.org/markup-compatibility/2006" xmlns:aink="http://schemas.microsoft.com/office/drawing/2016/ink" xmlns:am3d="http://schemas.microsoft.com/office/drawing/2017/model3d" xmlns:o="urn:schemas-microsoft-com:office:office" xmlns:oel="http://schemas.microsoft.com/office/2019/extlst" xmlns:r="http://schemas.openxmlformats.org/officeDocument/2006/relationships" xmlns:m="http://schemas.openxmlformats.org/officeDocument/2006/math" xmlns:v="urn:schemas-microsoft-com:vml" xmlns:wp14="http://schemas.microsoft.com/office/word/2010/wordprocessingDrawing" xmlns:wp="http://schemas.openxmlformats.org/drawingml/2006/wordprocessingDrawing" xmlns:w10="urn:schemas-microsoft-com:office:word" xmlns:w="http://schemas.openxmlformats.org/wordprocessingml/2006/main" xmlns:w14="http://schemas.microsoft.com/office/word/2010/wordml" xmlns:w15="http://schemas.microsoft.com/office/word/2012/wordml" xmlns:w16cex="http://schemas.microsoft.com/office/word/2018/wordml/cex" xmlns:w16cid="http://schemas.microsoft.com/office/word/2016/wordml/cid" xmlns:w16="http://schemas.microsoft.com/office/word/2018/wordml" xmlns:w16sdtdh="http://schemas.microsoft.com/office/word/2020/wordml/sdtdatahash" xmlns:w16se="http://schemas.microsoft.com/office/word/2015/wordml/symex" xmlns:wpg="http://schemas.microsoft.com/office/word/2010/wordprocessingGroup" xmlns:wpi="http://schemas.microsoft.com/office/word/2010/wordprocessingInk" xmlns:wne="http://schemas.microsoft.com/office/word/2006/wordml" xmlns:wps="http://schemas.microsoft.com/office/word/2010/wordprocessingShape" mc:Ignorable="w14 w15 w16se w16cid w16 w16cex w16sdtdh wp14">
+<w:document xmlns:wpc="http://schemas.microsoft.com/office/word/2010/wordprocessingCanvas" xmlns:cx="http://schemas.microsoft.com/office/drawing/2014/chartex" xmlns:cx1="http://schemas.microsoft.com/office/drawing/2015/9/8/chartex" xmlns:cx2="http://schemas.microsoft.com/office/drawing/2015/10/21/chartex" xmlns:cx3="http://schemas.microsoft.com/office/drawing/2016/5/9/chartex" xmlns:cx4="http://schemas.microsoft.com/office/drawing/2016/5/10/chartex" xmlns:cx5="http://schemas.microsoft.com/office/drawing/2016/5/11/chartex" xmlns:cx6="http://schemas.microsoft.com/office/drawing/2016/5/12/chartex" xmlns:cx7="http://schemas.microsoft.com/office/drawing/2016/5/13/chartex" xmlns:cx8="http://schemas.microsoft.com/office/drawing/2016/5/14/chartex" xmlns:mc="http://schemas.openxmlformats.org/markup-compatibility/2006" xmlns:o="urn:schemas-microsoft-com:office:office" xmlns:r="http://schemas.openxmlformats.org/officeDocument/2006/relationships" xmlns:m="http://schemas.openxmlformats.org/officeDocument/2006/math" xmlns:v="urn:schemas-microsoft-com:vml" xmlns:wp14="http://schemas.microsoft.com/office/word/2010/wordprocessingDrawing" xmlns:wp="http://schemas.openxmlformats.org/drawingml/2006/wordprocessingDrawing" xmlns:w="http://schemas.openxmlformats.org/wordprocessingml/2006/main" xmlns:w14="http://schemas.microsoft.com/office/word/2010/wordml" xmlns:w10="urn:schemas-microsoft-com:office:word" xmlns:w15="http://schemas.microsoft.com/office/word/2012/wordml" xmlns:wpg="http://schemas.microsoft.com/office/word/2010/wordprocessingGroup" xmlns:wpi="http://schemas.microsoft.com/office/word/2010/wordprocessingInk" xmlns:wne="http://schemas.microsoft.com/office/word/2006/wordml" xmlns:wps="http://schemas.microsoft.com/office/word/2010/wordprocessingShape" xmlns:wpsCustomData="http://www.wps.cn/officeDocument/2013/wpsCustomData" mc:Ignorable="w14 w15 wp14">
   <w:body>
     <w:p>
       <w:pPr>
@@ -28,24 +28,46 @@
     </w:p>
     <w:tbl>
       <w:tblPr>
-        <w:tblStyle w:val="a5"/>
+        <w:tblStyle w:val="6"/>
         <w:tblW w:w="8784" w:type="dxa"/>
+        <w:tblInd w:w="0" w:type="dxa"/>
         <w:tblBorders>
-          <w:top w:val="none" w:sz="0" w:space="0" w:color="auto"/>
-          <w:left w:val="none" w:sz="0" w:space="0" w:color="auto"/>
-          <w:bottom w:val="none" w:sz="0" w:space="0" w:color="auto"/>
-          <w:right w:val="none" w:sz="0" w:space="0" w:color="auto"/>
-          <w:insideH w:val="none" w:sz="0" w:space="0" w:color="auto"/>
-          <w:insideV w:val="none" w:sz="0" w:space="0" w:color="auto"/>
+          <w:top w:val="none" w:color="auto" w:sz="0" w:space="0"/>
+          <w:left w:val="none" w:color="auto" w:sz="0" w:space="0"/>
+          <w:bottom w:val="none" w:color="auto" w:sz="0" w:space="0"/>
+          <w:right w:val="none" w:color="auto" w:sz="0" w:space="0"/>
+          <w:insideH w:val="none" w:color="auto" w:sz="0" w:space="0"/>
+          <w:insideV w:val="none" w:color="auto" w:sz="0" w:space="0"/>
         </w:tblBorders>
         <w:tblLayout w:type="fixed"/>
-        <w:tblLook w:val="04A0" w:firstRow="1" w:lastRow="0" w:firstColumn="1" w:lastColumn="0" w:noHBand="0" w:noVBand="1"/>
+        <w:tblCellMar>
+          <w:top w:w="0" w:type="dxa"/>
+          <w:left w:w="108" w:type="dxa"/>
+          <w:bottom w:w="0" w:type="dxa"/>
+          <w:right w:w="108" w:type="dxa"/>
+        </w:tblCellMar>
       </w:tblPr>
       <w:tblGrid>
         <w:gridCol w:w="2269"/>
         <w:gridCol w:w="6515"/>
       </w:tblGrid>
       <w:tr>
+        <w:tblPrEx>
+          <w:tblBorders>
+            <w:top w:val="none" w:color="auto" w:sz="0" w:space="0"/>
+            <w:left w:val="none" w:color="auto" w:sz="0" w:space="0"/>
+            <w:bottom w:val="none" w:color="auto" w:sz="0" w:space="0"/>
+            <w:right w:val="none" w:color="auto" w:sz="0" w:space="0"/>
+            <w:insideH w:val="none" w:color="auto" w:sz="0" w:space="0"/>
+            <w:insideV w:val="none" w:color="auto" w:sz="0" w:space="0"/>
+          </w:tblBorders>
+          <w:tblCellMar>
+            <w:top w:w="0" w:type="dxa"/>
+            <w:left w:w="108" w:type="dxa"/>
+            <w:bottom w:w="0" w:type="dxa"/>
+            <w:right w:w="108" w:type="dxa"/>
+          </w:tblCellMar>
+        </w:tblPrEx>
         <w:tc>
           <w:tcPr>
             <w:tcW w:w="2269" w:type="dxa"/>
@@ -59,11 +81,10 @@
             </w:pPr>
             <w:r>
               <w:rPr>
-                <w:noProof/>
                 <w:w w:val="75"/>
               </w:rPr>
               <w:drawing>
-                <wp:inline distT="0" distB="0" distL="0" distR="0" wp14:anchorId="7B63B3F4" wp14:editId="3AFB8EDA">
+                <wp:inline distT="0" distB="0" distL="0" distR="0">
                   <wp:extent cx="1438910" cy="1249680"/>
                   <wp:effectExtent l="0" t="0" r="8890" b="0"/>
                   <wp:docPr id="37" name="图片 37"/>
@@ -80,7 +101,7 @@
                           </pic:cNvPicPr>
                         </pic:nvPicPr>
                         <pic:blipFill>
-                          <a:blip r:embed="rId8">
+                          <a:blip r:embed="rId7">
                             <a:extLst>
                               <a:ext uri="{28A0092B-C50C-407E-A947-70E740481C1C}">
                                 <a14:useLocalDpi xmlns:a14="http://schemas.microsoft.com/office/drawing/2010/main" val="0"/>
@@ -121,7 +142,7 @@
               <w:ind w:right="660"/>
               <w:jc w:val="right"/>
               <w:rPr>
-                <w:rFonts w:ascii="黑体" w:eastAsia="黑体" w:hAnsi="黑体" w:hint="eastAsia"/>
+                <w:rFonts w:hint="eastAsia" w:ascii="黑体" w:hAnsi="黑体" w:eastAsia="黑体"/>
                 <w:color w:val="282426"/>
                 <w:w w:val="90"/>
                 <w:sz w:val="56"/>
@@ -131,7 +152,7 @@
             </w:pPr>
             <w:r>
               <w:rPr>
-                <w:rFonts w:ascii="黑体" w:eastAsia="黑体" w:hAnsi="黑体" w:hint="eastAsia"/>
+                <w:rFonts w:hint="eastAsia" w:ascii="黑体" w:hAnsi="黑体" w:eastAsia="黑体"/>
                 <w:color w:val="282426"/>
                 <w:w w:val="90"/>
                 <w:sz w:val="56"/>
@@ -142,7 +163,7 @@
             </w:r>
             <w:r>
               <w:rPr>
-                <w:rFonts w:ascii="黑体" w:eastAsia="黑体" w:hAnsi="黑体"/>
+                <w:rFonts w:ascii="黑体" w:hAnsi="黑体" w:eastAsia="黑体"/>
                 <w:color w:val="282426"/>
                 <w:w w:val="90"/>
                 <w:sz w:val="56"/>
@@ -162,7 +183,7 @@
             </w:pPr>
             <w:r>
               <w:rPr>
-                <w:rFonts w:ascii="仿宋" w:eastAsia="仿宋" w:hAnsi="仿宋" w:hint="eastAsia"/>
+                <w:rFonts w:hint="eastAsia" w:ascii="仿宋" w:hAnsi="仿宋" w:eastAsia="仿宋"/>
                 <w:b/>
                 <w:sz w:val="61"/>
                 <w:lang w:eastAsia="zh-CN"/>
@@ -171,7 +192,7 @@
             </w:r>
             <w:r>
               <w:rPr>
-                <w:rFonts w:ascii="仿宋" w:eastAsia="仿宋" w:hAnsi="仿宋"/>
+                <w:rFonts w:ascii="仿宋" w:hAnsi="仿宋" w:eastAsia="仿宋"/>
                 <w:b/>
                 <w:sz w:val="61"/>
                 <w:lang w:eastAsia="zh-CN"/>
@@ -203,7 +224,7 @@
       </w:pPr>
       <w:r>
         <w:rPr>
-          <w:rFonts w:ascii="仿宋" w:eastAsia="仿宋" w:hAnsi="仿宋" w:hint="eastAsia"/>
+          <w:rFonts w:hint="eastAsia" w:ascii="仿宋" w:hAnsi="仿宋" w:eastAsia="仿宋"/>
           <w:b/>
           <w:sz w:val="72"/>
           <w:lang w:eastAsia="zh-CN"/>
@@ -212,7 +233,7 @@
       </w:r>
       <w:r>
         <w:rPr>
-          <w:rFonts w:ascii="仿宋" w:eastAsia="仿宋" w:hAnsi="仿宋"/>
+          <w:rFonts w:ascii="仿宋" w:hAnsi="仿宋" w:eastAsia="仿宋"/>
           <w:b/>
           <w:sz w:val="72"/>
           <w:lang w:eastAsia="zh-CN"/>
@@ -221,7 +242,7 @@
       </w:r>
       <w:r>
         <w:rPr>
-          <w:rFonts w:ascii="仿宋" w:eastAsia="仿宋" w:hAnsi="仿宋" w:hint="eastAsia"/>
+          <w:rFonts w:hint="eastAsia" w:ascii="仿宋" w:hAnsi="仿宋" w:eastAsia="仿宋"/>
           <w:b/>
           <w:sz w:val="72"/>
           <w:lang w:eastAsia="zh-CN"/>
@@ -282,23 +303,46 @@
     </w:p>
     <w:tbl>
       <w:tblPr>
-        <w:tblStyle w:val="a5"/>
+        <w:tblStyle w:val="6"/>
         <w:tblW w:w="0" w:type="auto"/>
+        <w:tblInd w:w="0" w:type="dxa"/>
         <w:tblBorders>
-          <w:top w:val="none" w:sz="0" w:space="0" w:color="auto"/>
-          <w:left w:val="none" w:sz="0" w:space="0" w:color="auto"/>
-          <w:bottom w:val="none" w:sz="0" w:space="0" w:color="auto"/>
-          <w:right w:val="none" w:sz="0" w:space="0" w:color="auto"/>
-          <w:insideH w:val="none" w:sz="0" w:space="0" w:color="auto"/>
-          <w:insideV w:val="none" w:sz="0" w:space="0" w:color="auto"/>
+          <w:top w:val="none" w:color="auto" w:sz="0" w:space="0"/>
+          <w:left w:val="none" w:color="auto" w:sz="0" w:space="0"/>
+          <w:bottom w:val="none" w:color="auto" w:sz="0" w:space="0"/>
+          <w:right w:val="none" w:color="auto" w:sz="0" w:space="0"/>
+          <w:insideH w:val="none" w:color="auto" w:sz="0" w:space="0"/>
+          <w:insideV w:val="none" w:color="auto" w:sz="0" w:space="0"/>
         </w:tblBorders>
-        <w:tblLook w:val="04A0" w:firstRow="1" w:lastRow="0" w:firstColumn="1" w:lastColumn="0" w:noHBand="0" w:noVBand="1"/>
+        <w:tblLayout w:type="autofit"/>
+        <w:tblCellMar>
+          <w:top w:w="0" w:type="dxa"/>
+          <w:left w:w="108" w:type="dxa"/>
+          <w:bottom w:w="0" w:type="dxa"/>
+          <w:right w:w="108" w:type="dxa"/>
+        </w:tblCellMar>
       </w:tblPr>
       <w:tblGrid>
         <w:gridCol w:w="2547"/>
         <w:gridCol w:w="4116"/>
       </w:tblGrid>
       <w:tr>
+        <w:tblPrEx>
+          <w:tblBorders>
+            <w:top w:val="none" w:color="auto" w:sz="0" w:space="0"/>
+            <w:left w:val="none" w:color="auto" w:sz="0" w:space="0"/>
+            <w:bottom w:val="none" w:color="auto" w:sz="0" w:space="0"/>
+            <w:right w:val="none" w:color="auto" w:sz="0" w:space="0"/>
+            <w:insideH w:val="none" w:color="auto" w:sz="0" w:space="0"/>
+            <w:insideV w:val="none" w:color="auto" w:sz="0" w:space="0"/>
+          </w:tblBorders>
+          <w:tblCellMar>
+            <w:top w:w="0" w:type="dxa"/>
+            <w:left w:w="108" w:type="dxa"/>
+            <w:bottom w:w="0" w:type="dxa"/>
+            <w:right w:w="108" w:type="dxa"/>
+          </w:tblCellMar>
+        </w:tblPrEx>
         <w:tc>
           <w:tcPr>
             <w:tcW w:w="2547" w:type="dxa"/>
@@ -330,7 +374,7 @@
           <w:tcPr>
             <w:tcW w:w="4116" w:type="dxa"/>
             <w:tcBorders>
-              <w:bottom w:val="single" w:sz="8" w:space="0" w:color="auto"/>
+              <w:bottom w:val="single" w:color="auto" w:sz="8" w:space="0"/>
             </w:tcBorders>
           </w:tcPr>
           <w:p>
@@ -347,6 +391,22 @@
         </w:tc>
       </w:tr>
       <w:tr>
+        <w:tblPrEx>
+          <w:tblBorders>
+            <w:top w:val="none" w:color="auto" w:sz="0" w:space="0"/>
+            <w:left w:val="none" w:color="auto" w:sz="0" w:space="0"/>
+            <w:bottom w:val="none" w:color="auto" w:sz="0" w:space="0"/>
+            <w:right w:val="none" w:color="auto" w:sz="0" w:space="0"/>
+            <w:insideH w:val="none" w:color="auto" w:sz="0" w:space="0"/>
+            <w:insideV w:val="none" w:color="auto" w:sz="0" w:space="0"/>
+          </w:tblBorders>
+          <w:tblCellMar>
+            <w:top w:w="0" w:type="dxa"/>
+            <w:left w:w="108" w:type="dxa"/>
+            <w:bottom w:w="0" w:type="dxa"/>
+            <w:right w:w="108" w:type="dxa"/>
+          </w:tblCellMar>
+        </w:tblPrEx>
         <w:tc>
           <w:tcPr>
             <w:tcW w:w="2547" w:type="dxa"/>
@@ -378,8 +438,8 @@
           <w:tcPr>
             <w:tcW w:w="4116" w:type="dxa"/>
             <w:tcBorders>
-              <w:top w:val="single" w:sz="8" w:space="0" w:color="auto"/>
-              <w:bottom w:val="single" w:sz="8" w:space="0" w:color="auto"/>
+              <w:top w:val="single" w:color="auto" w:sz="8" w:space="0"/>
+              <w:bottom w:val="single" w:color="auto" w:sz="8" w:space="0"/>
             </w:tcBorders>
           </w:tcPr>
           <w:p>
@@ -396,6 +456,22 @@
         </w:tc>
       </w:tr>
       <w:tr>
+        <w:tblPrEx>
+          <w:tblBorders>
+            <w:top w:val="none" w:color="auto" w:sz="0" w:space="0"/>
+            <w:left w:val="none" w:color="auto" w:sz="0" w:space="0"/>
+            <w:bottom w:val="none" w:color="auto" w:sz="0" w:space="0"/>
+            <w:right w:val="none" w:color="auto" w:sz="0" w:space="0"/>
+            <w:insideH w:val="none" w:color="auto" w:sz="0" w:space="0"/>
+            <w:insideV w:val="none" w:color="auto" w:sz="0" w:space="0"/>
+          </w:tblBorders>
+          <w:tblCellMar>
+            <w:top w:w="0" w:type="dxa"/>
+            <w:left w:w="108" w:type="dxa"/>
+            <w:bottom w:w="0" w:type="dxa"/>
+            <w:right w:w="108" w:type="dxa"/>
+          </w:tblCellMar>
+        </w:tblPrEx>
         <w:tc>
           <w:tcPr>
             <w:tcW w:w="2547" w:type="dxa"/>
@@ -427,8 +503,8 @@
           <w:tcPr>
             <w:tcW w:w="4116" w:type="dxa"/>
             <w:tcBorders>
-              <w:top w:val="single" w:sz="8" w:space="0" w:color="auto"/>
-              <w:bottom w:val="single" w:sz="8" w:space="0" w:color="auto"/>
+              <w:top w:val="single" w:color="auto" w:sz="8" w:space="0"/>
+              <w:bottom w:val="single" w:color="auto" w:sz="8" w:space="0"/>
             </w:tcBorders>
           </w:tcPr>
           <w:p>
@@ -445,6 +521,22 @@
         </w:tc>
       </w:tr>
       <w:tr>
+        <w:tblPrEx>
+          <w:tblBorders>
+            <w:top w:val="none" w:color="auto" w:sz="0" w:space="0"/>
+            <w:left w:val="none" w:color="auto" w:sz="0" w:space="0"/>
+            <w:bottom w:val="none" w:color="auto" w:sz="0" w:space="0"/>
+            <w:right w:val="none" w:color="auto" w:sz="0" w:space="0"/>
+            <w:insideH w:val="none" w:color="auto" w:sz="0" w:space="0"/>
+            <w:insideV w:val="none" w:color="auto" w:sz="0" w:space="0"/>
+          </w:tblBorders>
+          <w:tblCellMar>
+            <w:top w:w="0" w:type="dxa"/>
+            <w:left w:w="108" w:type="dxa"/>
+            <w:bottom w:w="0" w:type="dxa"/>
+            <w:right w:w="108" w:type="dxa"/>
+          </w:tblCellMar>
+        </w:tblPrEx>
         <w:tc>
           <w:tcPr>
             <w:tcW w:w="2547" w:type="dxa"/>
@@ -476,8 +568,8 @@
           <w:tcPr>
             <w:tcW w:w="4116" w:type="dxa"/>
             <w:tcBorders>
-              <w:top w:val="single" w:sz="8" w:space="0" w:color="auto"/>
-              <w:bottom w:val="single" w:sz="8" w:space="0" w:color="auto"/>
+              <w:top w:val="single" w:color="auto" w:sz="8" w:space="0"/>
+              <w:bottom w:val="single" w:color="auto" w:sz="8" w:space="0"/>
             </w:tcBorders>
           </w:tcPr>
           <w:p>
@@ -494,6 +586,22 @@
         </w:tc>
       </w:tr>
       <w:tr>
+        <w:tblPrEx>
+          <w:tblBorders>
+            <w:top w:val="none" w:color="auto" w:sz="0" w:space="0"/>
+            <w:left w:val="none" w:color="auto" w:sz="0" w:space="0"/>
+            <w:bottom w:val="none" w:color="auto" w:sz="0" w:space="0"/>
+            <w:right w:val="none" w:color="auto" w:sz="0" w:space="0"/>
+            <w:insideH w:val="none" w:color="auto" w:sz="0" w:space="0"/>
+            <w:insideV w:val="none" w:color="auto" w:sz="0" w:space="0"/>
+          </w:tblBorders>
+          <w:tblCellMar>
+            <w:top w:w="0" w:type="dxa"/>
+            <w:left w:w="108" w:type="dxa"/>
+            <w:bottom w:w="0" w:type="dxa"/>
+            <w:right w:w="108" w:type="dxa"/>
+          </w:tblCellMar>
+        </w:tblPrEx>
         <w:tc>
           <w:tcPr>
             <w:tcW w:w="2547" w:type="dxa"/>
@@ -525,8 +633,8 @@
           <w:tcPr>
             <w:tcW w:w="4116" w:type="dxa"/>
             <w:tcBorders>
-              <w:top w:val="single" w:sz="8" w:space="0" w:color="auto"/>
-              <w:bottom w:val="single" w:sz="8" w:space="0" w:color="auto"/>
+              <w:top w:val="single" w:color="auto" w:sz="8" w:space="0"/>
+              <w:bottom w:val="single" w:color="auto" w:sz="8" w:space="0"/>
             </w:tcBorders>
           </w:tcPr>
           <w:p>
@@ -596,7 +704,7 @@
     </w:p>
     <w:p>
       <w:pPr>
-        <w:pStyle w:val="1"/>
+        <w:pStyle w:val="2"/>
         <w:spacing w:before="39"/>
         <w:ind w:left="0"/>
         <w:jc w:val="center"/>
@@ -611,7 +719,7 @@
     </w:p>
     <w:p>
       <w:pPr>
-        <w:pStyle w:val="1"/>
+        <w:pStyle w:val="2"/>
         <w:spacing w:before="39"/>
         <w:ind w:left="0"/>
         <w:jc w:val="center"/>
@@ -626,7 +734,7 @@
     </w:p>
     <w:p>
       <w:pPr>
-        <w:pStyle w:val="1"/>
+        <w:pStyle w:val="2"/>
         <w:spacing w:before="39"/>
         <w:ind w:left="0"/>
         <w:jc w:val="center"/>
@@ -643,7 +751,6 @@
           <w:w w:val="105"/>
           <w:lang w:eastAsia="zh-CN"/>
         </w:rPr>
-        <w:lastRenderedPageBreak/>
         <w:t>北京理工大学</w:t>
       </w:r>
       <w:r>
@@ -690,7 +797,7 @@
     </w:p>
     <w:p>
       <w:pPr>
-        <w:pStyle w:val="a3"/>
+        <w:pStyle w:val="3"/>
         <w:spacing w:before="2"/>
         <w:rPr>
           <w:rFonts w:hint="eastAsia"/>
@@ -701,9 +808,9 @@
     </w:p>
     <w:p>
       <w:pPr>
-        <w:pStyle w:val="a3"/>
+        <w:pStyle w:val="3"/>
         <w:spacing w:line="381" w:lineRule="auto"/>
-        <w:ind w:right="104" w:firstLineChars="200" w:firstLine="460"/>
+        <w:ind w:right="104" w:firstLine="460" w:firstLineChars="200"/>
         <w:jc w:val="both"/>
         <w:rPr>
           <w:rFonts w:hint="eastAsia"/>
@@ -852,9 +959,9 @@
     </w:p>
     <w:p>
       <w:pPr>
-        <w:pStyle w:val="a3"/>
+        <w:pStyle w:val="3"/>
         <w:spacing w:line="381" w:lineRule="auto"/>
-        <w:ind w:right="104" w:firstLineChars="200" w:firstLine="562"/>
+        <w:ind w:right="104" w:firstLine="562" w:firstLineChars="200"/>
         <w:jc w:val="center"/>
         <w:rPr>
           <w:rFonts w:hint="eastAsia"/>
@@ -880,9 +987,9 @@
     </w:p>
     <w:p>
       <w:pPr>
-        <w:pStyle w:val="a3"/>
+        <w:pStyle w:val="3"/>
         <w:spacing w:line="381" w:lineRule="auto"/>
-        <w:ind w:right="104" w:firstLineChars="200" w:firstLine="500"/>
+        <w:ind w:right="104" w:firstLine="500" w:firstLineChars="200"/>
         <w:jc w:val="both"/>
         <w:rPr>
           <w:rFonts w:hint="eastAsia"/>
@@ -902,9 +1009,9 @@
     </w:p>
     <w:p>
       <w:pPr>
-        <w:pStyle w:val="a3"/>
+        <w:pStyle w:val="3"/>
         <w:spacing w:line="381" w:lineRule="auto"/>
-        <w:ind w:right="104" w:firstLineChars="200" w:firstLine="500"/>
+        <w:ind w:right="104" w:firstLine="500" w:firstLineChars="200"/>
         <w:jc w:val="both"/>
         <w:rPr>
           <w:rFonts w:hint="eastAsia"/>
@@ -933,9 +1040,9 @@
     </w:p>
     <w:p>
       <w:pPr>
-        <w:pStyle w:val="a3"/>
+        <w:pStyle w:val="3"/>
         <w:spacing w:line="381" w:lineRule="auto"/>
-        <w:ind w:right="104" w:firstLineChars="200" w:firstLine="500"/>
+        <w:ind w:right="104" w:firstLine="500" w:firstLineChars="200"/>
         <w:jc w:val="both"/>
         <w:rPr>
           <w:rFonts w:hint="eastAsia"/>
@@ -972,9 +1079,9 @@
     </w:p>
     <w:p>
       <w:pPr>
-        <w:pStyle w:val="a3"/>
+        <w:pStyle w:val="3"/>
         <w:spacing w:line="381" w:lineRule="auto"/>
-        <w:ind w:right="104" w:firstLineChars="200" w:firstLine="500"/>
+        <w:ind w:right="104" w:firstLine="500" w:firstLineChars="200"/>
         <w:jc w:val="both"/>
         <w:rPr>
           <w:rFonts w:hint="eastAsia"/>
@@ -1003,9 +1110,9 @@
     </w:p>
     <w:p>
       <w:pPr>
-        <w:pStyle w:val="a3"/>
+        <w:pStyle w:val="3"/>
         <w:spacing w:line="381" w:lineRule="auto"/>
-        <w:ind w:right="104" w:firstLineChars="200" w:firstLine="500"/>
+        <w:ind w:right="104" w:firstLine="500" w:firstLineChars="200"/>
         <w:jc w:val="both"/>
         <w:rPr>
           <w:rFonts w:hint="eastAsia"/>
@@ -1025,9 +1132,9 @@
     </w:p>
     <w:p>
       <w:pPr>
-        <w:pStyle w:val="a3"/>
+        <w:pStyle w:val="3"/>
         <w:spacing w:line="381" w:lineRule="auto"/>
-        <w:ind w:right="104" w:firstLineChars="200" w:firstLine="500"/>
+        <w:ind w:right="104" w:firstLine="500" w:firstLineChars="200"/>
         <w:jc w:val="both"/>
         <w:rPr>
           <w:rFonts w:hint="eastAsia"/>
@@ -1047,9 +1154,9 @@
     </w:p>
     <w:p>
       <w:pPr>
-        <w:pStyle w:val="a3"/>
+        <w:pStyle w:val="3"/>
         <w:spacing w:line="381" w:lineRule="auto"/>
-        <w:ind w:right="104" w:firstLineChars="200" w:firstLine="500"/>
+        <w:ind w:right="104" w:firstLine="500" w:firstLineChars="200"/>
         <w:jc w:val="both"/>
         <w:rPr>
           <w:rFonts w:hint="eastAsia"/>
@@ -1103,9 +1210,9 @@
     </w:p>
     <w:p>
       <w:pPr>
-        <w:pStyle w:val="a3"/>
+        <w:pStyle w:val="3"/>
         <w:spacing w:line="381" w:lineRule="auto"/>
-        <w:ind w:right="104" w:firstLineChars="200" w:firstLine="562"/>
+        <w:ind w:right="104" w:firstLine="562" w:firstLineChars="200"/>
         <w:jc w:val="center"/>
         <w:rPr>
           <w:rFonts w:hint="eastAsia"/>
@@ -1131,9 +1238,9 @@
     </w:p>
     <w:p>
       <w:pPr>
-        <w:pStyle w:val="a3"/>
+        <w:pStyle w:val="3"/>
         <w:spacing w:line="381" w:lineRule="auto"/>
-        <w:ind w:right="104" w:firstLineChars="200" w:firstLine="500"/>
+        <w:ind w:right="104" w:firstLine="500" w:firstLineChars="200"/>
         <w:jc w:val="both"/>
         <w:rPr>
           <w:rFonts w:hint="eastAsia"/>
@@ -1170,9 +1277,9 @@
     </w:p>
     <w:p>
       <w:pPr>
-        <w:pStyle w:val="a3"/>
+        <w:pStyle w:val="3"/>
         <w:spacing w:line="381" w:lineRule="auto"/>
-        <w:ind w:right="104" w:firstLineChars="200" w:firstLine="500"/>
+        <w:ind w:right="104" w:firstLine="500" w:firstLineChars="200"/>
         <w:jc w:val="both"/>
         <w:rPr>
           <w:rFonts w:hint="eastAsia"/>
@@ -1192,9 +1299,9 @@
     </w:p>
     <w:p>
       <w:pPr>
-        <w:pStyle w:val="a3"/>
+        <w:pStyle w:val="3"/>
         <w:spacing w:line="381" w:lineRule="auto"/>
-        <w:ind w:right="104" w:firstLineChars="200" w:firstLine="500"/>
+        <w:ind w:right="104" w:firstLine="500" w:firstLineChars="200"/>
         <w:jc w:val="both"/>
         <w:rPr>
           <w:rFonts w:hint="eastAsia"/>
@@ -1237,17 +1344,7 @@
           <w:spacing w:val="10"/>
           <w:lang w:eastAsia="zh-CN"/>
         </w:rPr>
-        <w:t>习实施计划的要求和规定，严肃认真地完成实习任务，重视向实际学习，</w:t>
-      </w:r>
-      <w:r>
-        <w:rPr>
-          <w:rFonts w:hint="eastAsia"/>
-          <w:color w:val="575757"/>
-          <w:spacing w:val="10"/>
-          <w:lang w:eastAsia="zh-CN"/>
-        </w:rPr>
-        <w:lastRenderedPageBreak/>
-        <w:t>做好实习记录，</w:t>
+        <w:t>习实施计划的要求和规定，严肃认真地完成实习任务，重视向实际学习，做好实习记录，</w:t>
       </w:r>
       <w:r>
         <w:rPr>
@@ -1260,9 +1357,9 @@
     </w:p>
     <w:p>
       <w:pPr>
-        <w:pStyle w:val="a3"/>
+        <w:pStyle w:val="3"/>
         <w:spacing w:line="381" w:lineRule="auto"/>
-        <w:ind w:right="104" w:firstLineChars="200" w:firstLine="500"/>
+        <w:ind w:right="104" w:firstLine="500" w:firstLineChars="200"/>
         <w:jc w:val="both"/>
         <w:rPr>
           <w:rFonts w:hint="eastAsia"/>
@@ -1282,9 +1379,9 @@
     </w:p>
     <w:p>
       <w:pPr>
-        <w:pStyle w:val="a3"/>
+        <w:pStyle w:val="3"/>
         <w:spacing w:line="381" w:lineRule="auto"/>
-        <w:ind w:right="104" w:firstLineChars="200" w:firstLine="500"/>
+        <w:ind w:right="104" w:firstLine="500" w:firstLineChars="200"/>
         <w:jc w:val="both"/>
         <w:rPr>
           <w:rFonts w:hint="eastAsia"/>
@@ -1304,9 +1401,9 @@
     </w:p>
     <w:p>
       <w:pPr>
-        <w:pStyle w:val="a3"/>
+        <w:pStyle w:val="3"/>
         <w:spacing w:line="381" w:lineRule="auto"/>
-        <w:ind w:right="104" w:firstLineChars="200" w:firstLine="500"/>
+        <w:ind w:right="104" w:firstLine="500" w:firstLineChars="200"/>
         <w:jc w:val="both"/>
         <w:rPr>
           <w:rFonts w:hint="eastAsia"/>
@@ -1326,9 +1423,9 @@
     </w:p>
     <w:p>
       <w:pPr>
-        <w:pStyle w:val="a3"/>
+        <w:pStyle w:val="3"/>
         <w:spacing w:line="381" w:lineRule="auto"/>
-        <w:ind w:right="104" w:firstLineChars="200" w:firstLine="500"/>
+        <w:ind w:right="104" w:firstLine="500" w:firstLineChars="200"/>
         <w:jc w:val="both"/>
         <w:rPr>
           <w:rFonts w:hint="eastAsia"/>
@@ -1348,9 +1445,9 @@
     </w:p>
     <w:p>
       <w:pPr>
-        <w:pStyle w:val="a3"/>
+        <w:pStyle w:val="3"/>
         <w:spacing w:line="381" w:lineRule="auto"/>
-        <w:ind w:right="104" w:firstLineChars="200" w:firstLine="500"/>
+        <w:ind w:right="104" w:firstLine="500" w:firstLineChars="200"/>
         <w:jc w:val="both"/>
         <w:rPr>
           <w:rFonts w:hint="eastAsia"/>
@@ -1370,9 +1467,9 @@
     </w:p>
     <w:p>
       <w:pPr>
-        <w:pStyle w:val="a3"/>
+        <w:pStyle w:val="3"/>
         <w:spacing w:line="381" w:lineRule="auto"/>
-        <w:ind w:right="104" w:firstLineChars="200" w:firstLine="500"/>
+        <w:ind w:right="104" w:firstLine="500" w:firstLineChars="200"/>
         <w:jc w:val="both"/>
         <w:rPr>
           <w:rFonts w:hint="eastAsia"/>
@@ -1390,7 +1487,7 @@
     </w:p>
     <w:p>
       <w:pPr>
-        <w:pStyle w:val="a3"/>
+        <w:pStyle w:val="3"/>
         <w:rPr>
           <w:rFonts w:hint="eastAsia"/>
           <w:sz w:val="24"/>
@@ -1400,9 +1497,9 @@
     </w:p>
     <w:p>
       <w:pPr>
-        <w:pStyle w:val="a3"/>
+        <w:pStyle w:val="3"/>
         <w:spacing w:line="381" w:lineRule="auto"/>
-        <w:ind w:right="104" w:firstLineChars="200" w:firstLine="562"/>
+        <w:ind w:right="104" w:firstLine="562" w:firstLineChars="200"/>
         <w:jc w:val="center"/>
         <w:rPr>
           <w:rFonts w:hint="eastAsia"/>
@@ -1428,9 +1525,9 @@
     </w:p>
     <w:p>
       <w:pPr>
-        <w:pStyle w:val="a3"/>
+        <w:pStyle w:val="3"/>
         <w:spacing w:line="381" w:lineRule="auto"/>
-        <w:ind w:right="104" w:firstLineChars="200" w:firstLine="500"/>
+        <w:ind w:right="104" w:firstLine="500" w:firstLineChars="200"/>
         <w:jc w:val="both"/>
         <w:rPr>
           <w:rFonts w:hint="eastAsia"/>
@@ -1450,9 +1547,9 @@
     </w:p>
     <w:p>
       <w:pPr>
-        <w:pStyle w:val="a3"/>
+        <w:pStyle w:val="3"/>
         <w:spacing w:line="381" w:lineRule="auto"/>
-        <w:ind w:right="104" w:firstLineChars="200" w:firstLine="500"/>
+        <w:ind w:right="104" w:firstLine="500" w:firstLineChars="200"/>
         <w:jc w:val="both"/>
         <w:rPr>
           <w:rFonts w:hint="eastAsia"/>
@@ -1472,9 +1569,9 @@
     </w:p>
     <w:p>
       <w:pPr>
-        <w:pStyle w:val="a3"/>
+        <w:pStyle w:val="3"/>
         <w:spacing w:line="381" w:lineRule="auto"/>
-        <w:ind w:right="104" w:firstLineChars="200" w:firstLine="500"/>
+        <w:ind w:right="104" w:firstLine="500" w:firstLineChars="200"/>
         <w:jc w:val="both"/>
         <w:rPr>
           <w:rFonts w:hint="eastAsia"/>
@@ -1494,9 +1591,9 @@
     </w:p>
     <w:p>
       <w:pPr>
-        <w:pStyle w:val="a3"/>
+        <w:pStyle w:val="3"/>
         <w:spacing w:line="381" w:lineRule="auto"/>
-        <w:ind w:right="104" w:firstLineChars="200" w:firstLine="500"/>
+        <w:ind w:right="104" w:firstLine="500" w:firstLineChars="200"/>
         <w:jc w:val="both"/>
         <w:rPr>
           <w:rFonts w:hint="eastAsia"/>
@@ -1516,9 +1613,9 @@
     </w:p>
     <w:p>
       <w:pPr>
-        <w:pStyle w:val="a3"/>
+        <w:pStyle w:val="3"/>
         <w:spacing w:line="381" w:lineRule="auto"/>
-        <w:ind w:right="104" w:firstLineChars="200" w:firstLine="500"/>
+        <w:ind w:right="104" w:firstLine="500" w:firstLineChars="200"/>
         <w:jc w:val="both"/>
         <w:rPr>
           <w:rFonts w:hint="eastAsia"/>
@@ -1555,9 +1652,9 @@
     </w:p>
     <w:p>
       <w:pPr>
-        <w:pStyle w:val="a3"/>
+        <w:pStyle w:val="3"/>
         <w:spacing w:line="381" w:lineRule="auto"/>
-        <w:ind w:right="104" w:firstLineChars="200" w:firstLine="500"/>
+        <w:ind w:right="104" w:firstLine="500" w:firstLineChars="200"/>
         <w:jc w:val="both"/>
         <w:rPr>
           <w:rFonts w:hint="eastAsia"/>
@@ -1587,23 +1684,14 @@
           <w:spacing w:val="10"/>
           <w:lang w:eastAsia="zh-CN"/>
         </w:rPr>
-        <w:t>实习态度基本端正，达到实习大纲要求，能完成实习作业和实习</w:t>
-      </w:r>
-      <w:r>
-        <w:rPr>
-          <w:color w:val="575757"/>
-          <w:spacing w:val="10"/>
-          <w:lang w:eastAsia="zh-CN"/>
-        </w:rPr>
-        <w:lastRenderedPageBreak/>
-        <w:t>报告，内容基本正确，考试中能回答基本问题。</w:t>
+        <w:t>实习态度基本端正，达到实习大纲要求，能完成实习作业和实习报告，内容基本正确，考试中能回答基本问题。</w:t>
       </w:r>
     </w:p>
     <w:p>
       <w:pPr>
-        <w:pStyle w:val="a3"/>
+        <w:pStyle w:val="3"/>
         <w:spacing w:line="381" w:lineRule="auto"/>
-        <w:ind w:right="104" w:firstLineChars="200" w:firstLine="500"/>
+        <w:ind w:right="104" w:firstLine="500" w:firstLineChars="200"/>
         <w:jc w:val="both"/>
         <w:rPr>
           <w:rFonts w:hint="eastAsia"/>
@@ -1623,9 +1711,9 @@
     </w:p>
     <w:p>
       <w:pPr>
-        <w:pStyle w:val="a3"/>
+        <w:pStyle w:val="3"/>
         <w:spacing w:line="381" w:lineRule="auto"/>
-        <w:ind w:right="104" w:firstLineChars="200" w:firstLine="500"/>
+        <w:ind w:right="104" w:firstLine="500" w:firstLineChars="200"/>
         <w:jc w:val="both"/>
         <w:rPr>
           <w:rFonts w:hint="eastAsia"/>
@@ -1645,9 +1733,9 @@
     </w:p>
     <w:p>
       <w:pPr>
-        <w:pStyle w:val="a3"/>
+        <w:pStyle w:val="3"/>
         <w:spacing w:line="381" w:lineRule="auto"/>
-        <w:ind w:right="104" w:firstLineChars="200" w:firstLine="500"/>
+        <w:ind w:right="104" w:firstLine="500" w:firstLineChars="200"/>
         <w:jc w:val="both"/>
         <w:rPr>
           <w:rFonts w:hint="eastAsia"/>
@@ -1684,9 +1772,9 @@
     </w:p>
     <w:p>
       <w:pPr>
-        <w:pStyle w:val="a3"/>
+        <w:pStyle w:val="3"/>
         <w:spacing w:line="381" w:lineRule="auto"/>
-        <w:ind w:right="104" w:firstLineChars="200" w:firstLine="500"/>
+        <w:ind w:right="104" w:firstLine="500" w:firstLineChars="200"/>
         <w:jc w:val="both"/>
         <w:rPr>
           <w:rFonts w:hint="eastAsia"/>
@@ -1715,9 +1803,9 @@
     </w:p>
     <w:p>
       <w:pPr>
-        <w:pStyle w:val="a3"/>
+        <w:pStyle w:val="3"/>
         <w:spacing w:line="381" w:lineRule="auto"/>
-        <w:ind w:right="104" w:firstLineChars="200" w:firstLine="500"/>
+        <w:ind w:right="104" w:firstLine="500" w:firstLineChars="200"/>
         <w:jc w:val="both"/>
         <w:rPr>
           <w:rFonts w:hint="eastAsia"/>
@@ -1737,9 +1825,9 @@
     </w:p>
     <w:p>
       <w:pPr>
-        <w:pStyle w:val="a3"/>
+        <w:pStyle w:val="3"/>
         <w:spacing w:line="381" w:lineRule="auto"/>
-        <w:ind w:right="104" w:firstLineChars="200" w:firstLine="500"/>
+        <w:ind w:right="104" w:firstLine="500" w:firstLineChars="200"/>
         <w:jc w:val="both"/>
         <w:rPr>
           <w:rFonts w:hint="eastAsia"/>
@@ -1759,9 +1847,9 @@
     </w:p>
     <w:p>
       <w:pPr>
-        <w:pStyle w:val="a3"/>
+        <w:pStyle w:val="3"/>
         <w:spacing w:line="381" w:lineRule="auto"/>
-        <w:ind w:right="104" w:firstLineChars="200" w:firstLine="500"/>
+        <w:ind w:right="104" w:firstLine="500" w:firstLineChars="200"/>
         <w:jc w:val="both"/>
         <w:rPr>
           <w:rFonts w:hint="eastAsia"/>
@@ -1773,9 +1861,9 @@
     </w:p>
     <w:p>
       <w:pPr>
-        <w:pStyle w:val="a3"/>
+        <w:pStyle w:val="3"/>
         <w:spacing w:line="381" w:lineRule="auto"/>
-        <w:ind w:right="104" w:firstLineChars="200" w:firstLine="562"/>
+        <w:ind w:right="104" w:firstLine="562" w:firstLineChars="200"/>
         <w:jc w:val="center"/>
         <w:rPr>
           <w:rFonts w:hint="eastAsia"/>
@@ -1801,9 +1889,9 @@
     </w:p>
     <w:p>
       <w:pPr>
-        <w:pStyle w:val="a3"/>
+        <w:pStyle w:val="3"/>
         <w:spacing w:line="381" w:lineRule="auto"/>
-        <w:ind w:right="104" w:firstLineChars="200" w:firstLine="500"/>
+        <w:ind w:right="104" w:firstLine="500" w:firstLineChars="200"/>
         <w:jc w:val="both"/>
         <w:rPr>
           <w:rFonts w:hint="eastAsia"/>
@@ -1874,9 +1962,9 @@
     </w:p>
     <w:p>
       <w:pPr>
-        <w:pStyle w:val="a3"/>
+        <w:pStyle w:val="3"/>
         <w:spacing w:line="381" w:lineRule="auto"/>
-        <w:ind w:right="104" w:firstLineChars="200" w:firstLine="500"/>
+        <w:ind w:right="104" w:firstLine="500" w:firstLineChars="200"/>
         <w:jc w:val="both"/>
         <w:rPr>
           <w:rFonts w:hint="eastAsia"/>
@@ -1984,7 +2072,7 @@
         <w:autoSpaceDE/>
         <w:autoSpaceDN/>
         <w:rPr>
-          <w:rFonts w:ascii="黑体" w:eastAsia="黑体" w:hAnsi="黑体" w:hint="eastAsia"/>
+          <w:rFonts w:hint="eastAsia" w:ascii="黑体" w:hAnsi="黑体" w:eastAsia="黑体"/>
           <w:sz w:val="32"/>
           <w:szCs w:val="32"/>
           <w:lang w:eastAsia="zh-CN"/>
@@ -1992,7 +2080,7 @@
       </w:pPr>
       <w:r>
         <w:rPr>
-          <w:rFonts w:ascii="黑体" w:eastAsia="黑体" w:hAnsi="黑体"/>
+          <w:rFonts w:ascii="黑体" w:hAnsi="黑体" w:eastAsia="黑体"/>
           <w:sz w:val="32"/>
           <w:szCs w:val="32"/>
           <w:lang w:eastAsia="zh-CN"/>
@@ -2004,7 +2092,7 @@
       <w:pPr>
         <w:jc w:val="center"/>
         <w:rPr>
-          <w:rFonts w:ascii="黑体" w:eastAsia="黑体" w:hAnsi="黑体" w:hint="eastAsia"/>
+          <w:rFonts w:hint="eastAsia" w:ascii="黑体" w:hAnsi="黑体" w:eastAsia="黑体"/>
           <w:w w:val="105"/>
           <w:sz w:val="32"/>
           <w:szCs w:val="32"/>
@@ -2013,17 +2101,16 @@
       </w:pPr>
       <w:r>
         <w:rPr>
-          <w:rFonts w:ascii="黑体" w:eastAsia="黑体" w:hAnsi="黑体"/>
+          <w:rFonts w:ascii="黑体" w:hAnsi="黑体" w:eastAsia="黑体"/>
           <w:sz w:val="32"/>
           <w:szCs w:val="32"/>
           <w:lang w:eastAsia="zh-CN"/>
         </w:rPr>
-        <w:lastRenderedPageBreak/>
         <w:t>北京理工大学</w:t>
       </w:r>
       <w:r>
         <w:rPr>
-          <w:rFonts w:ascii="黑体" w:eastAsia="黑体" w:hAnsi="黑体" w:hint="eastAsia"/>
+          <w:rFonts w:hint="eastAsia" w:ascii="黑体" w:hAnsi="黑体" w:eastAsia="黑体"/>
           <w:sz w:val="32"/>
           <w:szCs w:val="32"/>
           <w:lang w:eastAsia="zh-CN"/>
@@ -2032,7 +2119,7 @@
       </w:r>
       <w:r>
         <w:rPr>
-          <w:rFonts w:ascii="黑体" w:eastAsia="黑体" w:hAnsi="黑体"/>
+          <w:rFonts w:ascii="黑体" w:hAnsi="黑体" w:eastAsia="黑体"/>
           <w:sz w:val="32"/>
           <w:szCs w:val="32"/>
           <w:lang w:eastAsia="zh-CN"/>
@@ -2041,7 +2128,7 @@
       </w:r>
       <w:r>
         <w:rPr>
-          <w:rFonts w:ascii="黑体" w:eastAsia="黑体" w:hAnsi="黑体"/>
+          <w:rFonts w:ascii="黑体" w:hAnsi="黑体" w:eastAsia="黑体"/>
           <w:w w:val="105"/>
           <w:sz w:val="32"/>
           <w:szCs w:val="32"/>
@@ -2054,7 +2141,7 @@
       <w:pPr>
         <w:jc w:val="center"/>
         <w:rPr>
-          <w:rFonts w:ascii="黑体" w:eastAsia="黑体" w:hAnsi="黑体" w:hint="eastAsia"/>
+          <w:rFonts w:hint="eastAsia" w:ascii="黑体" w:hAnsi="黑体" w:eastAsia="黑体"/>
           <w:w w:val="105"/>
           <w:sz w:val="32"/>
           <w:szCs w:val="32"/>
@@ -2064,9 +2151,9 @@
     </w:p>
     <w:p>
       <w:pPr>
-        <w:pStyle w:val="a3"/>
+        <w:pStyle w:val="3"/>
         <w:spacing w:line="381" w:lineRule="auto"/>
-        <w:ind w:right="104" w:firstLineChars="200" w:firstLine="502"/>
+        <w:ind w:right="104" w:firstLine="502" w:firstLineChars="200"/>
         <w:jc w:val="both"/>
         <w:rPr>
           <w:rFonts w:hint="eastAsia"/>
@@ -2090,9 +2177,9 @@
     </w:p>
     <w:p>
       <w:pPr>
-        <w:pStyle w:val="a3"/>
+        <w:pStyle w:val="3"/>
         <w:spacing w:line="381" w:lineRule="auto"/>
-        <w:ind w:right="104" w:firstLineChars="200" w:firstLine="500"/>
+        <w:ind w:right="104" w:firstLine="500" w:firstLineChars="200"/>
         <w:jc w:val="both"/>
         <w:rPr>
           <w:rFonts w:hint="eastAsia"/>
@@ -2112,9 +2199,9 @@
     </w:p>
     <w:p>
       <w:pPr>
-        <w:pStyle w:val="a3"/>
+        <w:pStyle w:val="3"/>
         <w:spacing w:line="381" w:lineRule="auto"/>
-        <w:ind w:right="104" w:firstLineChars="200" w:firstLine="502"/>
+        <w:ind w:right="104" w:firstLine="502" w:firstLineChars="200"/>
         <w:jc w:val="both"/>
         <w:rPr>
           <w:rFonts w:hint="eastAsia"/>
@@ -2138,9 +2225,9 @@
     </w:p>
     <w:p>
       <w:pPr>
-        <w:pStyle w:val="a3"/>
+        <w:pStyle w:val="3"/>
         <w:spacing w:line="381" w:lineRule="auto"/>
-        <w:ind w:right="104" w:firstLineChars="200" w:firstLine="500"/>
+        <w:ind w:right="104" w:firstLine="500" w:firstLineChars="200"/>
         <w:jc w:val="both"/>
         <w:rPr>
           <w:rFonts w:hint="eastAsia"/>
@@ -2160,9 +2247,9 @@
     </w:p>
     <w:p>
       <w:pPr>
-        <w:pStyle w:val="a3"/>
+        <w:pStyle w:val="3"/>
         <w:spacing w:line="381" w:lineRule="auto"/>
-        <w:ind w:right="104" w:firstLineChars="200" w:firstLine="500"/>
+        <w:ind w:right="104" w:firstLine="500" w:firstLineChars="200"/>
         <w:jc w:val="both"/>
         <w:rPr>
           <w:rFonts w:hint="eastAsia"/>
@@ -2182,9 +2269,9 @@
     </w:p>
     <w:p>
       <w:pPr>
-        <w:pStyle w:val="a3"/>
+        <w:pStyle w:val="3"/>
         <w:spacing w:line="381" w:lineRule="auto"/>
-        <w:ind w:right="104" w:firstLineChars="200" w:firstLine="500"/>
+        <w:ind w:right="104" w:firstLine="500" w:firstLineChars="200"/>
         <w:jc w:val="both"/>
         <w:rPr>
           <w:rFonts w:hint="eastAsia"/>
@@ -2204,9 +2291,9 @@
     </w:p>
     <w:p>
       <w:pPr>
-        <w:pStyle w:val="a3"/>
+        <w:pStyle w:val="3"/>
         <w:spacing w:line="381" w:lineRule="auto"/>
-        <w:ind w:right="104" w:firstLineChars="200" w:firstLine="502"/>
+        <w:ind w:right="104" w:firstLine="502" w:firstLineChars="200"/>
         <w:jc w:val="both"/>
         <w:rPr>
           <w:rFonts w:hint="eastAsia"/>
@@ -2230,7 +2317,7 @@
     </w:p>
     <w:p>
       <w:pPr>
-        <w:pStyle w:val="a3"/>
+        <w:pStyle w:val="3"/>
         <w:numPr>
           <w:ilvl w:val="0"/>
           <w:numId w:val="1"/>
@@ -2256,7 +2343,7 @@
     </w:p>
     <w:p>
       <w:pPr>
-        <w:pStyle w:val="a3"/>
+        <w:pStyle w:val="3"/>
         <w:numPr>
           <w:ilvl w:val="0"/>
           <w:numId w:val="1"/>
@@ -2282,7 +2369,7 @@
     </w:p>
     <w:p>
       <w:pPr>
-        <w:pStyle w:val="a3"/>
+        <w:pStyle w:val="3"/>
         <w:numPr>
           <w:ilvl w:val="0"/>
           <w:numId w:val="1"/>
@@ -2308,7 +2395,7 @@
     </w:p>
     <w:p>
       <w:pPr>
-        <w:pStyle w:val="a3"/>
+        <w:pStyle w:val="3"/>
         <w:numPr>
           <w:ilvl w:val="0"/>
           <w:numId w:val="1"/>
@@ -2334,7 +2421,7 @@
     </w:p>
     <w:p>
       <w:pPr>
-        <w:pStyle w:val="a3"/>
+        <w:pStyle w:val="3"/>
         <w:numPr>
           <w:ilvl w:val="0"/>
           <w:numId w:val="1"/>
@@ -2360,7 +2447,7 @@
     </w:p>
     <w:p>
       <w:pPr>
-        <w:pStyle w:val="a3"/>
+        <w:pStyle w:val="3"/>
         <w:numPr>
           <w:ilvl w:val="0"/>
           <w:numId w:val="1"/>
@@ -2386,7 +2473,7 @@
     </w:p>
     <w:p>
       <w:pPr>
-        <w:pStyle w:val="a3"/>
+        <w:pStyle w:val="3"/>
         <w:numPr>
           <w:ilvl w:val="0"/>
           <w:numId w:val="1"/>
@@ -2414,7 +2501,7 @@
       <w:pPr>
         <w:jc w:val="both"/>
         <w:rPr>
-          <w:rFonts w:ascii="黑体" w:eastAsia="黑体" w:hAnsi="黑体" w:hint="eastAsia"/>
+          <w:rFonts w:hint="eastAsia" w:ascii="黑体" w:hAnsi="黑体" w:eastAsia="黑体"/>
           <w:sz w:val="32"/>
           <w:szCs w:val="32"/>
           <w:lang w:eastAsia="zh-CN"/>
@@ -2427,7 +2514,7 @@
       <w:pPr>
         <w:jc w:val="center"/>
         <w:rPr>
-          <w:rFonts w:ascii="黑体" w:eastAsia="黑体" w:hAnsi="黑体" w:hint="eastAsia"/>
+          <w:rFonts w:hint="eastAsia" w:ascii="黑体" w:hAnsi="黑体" w:eastAsia="黑体"/>
           <w:sz w:val="32"/>
           <w:szCs w:val="32"/>
           <w:lang w:eastAsia="zh-CN"/>
@@ -2435,7 +2522,7 @@
       </w:pPr>
       <w:r>
         <w:rPr>
-          <w:rFonts w:ascii="黑体" w:eastAsia="黑体" w:hAnsi="黑体"/>
+          <w:rFonts w:ascii="黑体" w:hAnsi="黑体" w:eastAsia="黑体"/>
           <w:sz w:val="32"/>
           <w:szCs w:val="32"/>
           <w:lang w:eastAsia="zh-CN"/>
@@ -2444,7 +2531,7 @@
       </w:r>
       <w:r>
         <w:rPr>
-          <w:rFonts w:ascii="黑体" w:eastAsia="黑体" w:hAnsi="黑体" w:hint="eastAsia"/>
+          <w:rFonts w:hint="eastAsia" w:ascii="黑体" w:hAnsi="黑体" w:eastAsia="黑体"/>
           <w:sz w:val="32"/>
           <w:szCs w:val="32"/>
           <w:lang w:eastAsia="zh-CN"/>
@@ -2453,7 +2540,7 @@
       </w:r>
       <w:r>
         <w:rPr>
-          <w:rFonts w:ascii="黑体" w:eastAsia="黑体" w:hAnsi="黑体"/>
+          <w:rFonts w:ascii="黑体" w:hAnsi="黑体" w:eastAsia="黑体"/>
           <w:sz w:val="32"/>
           <w:szCs w:val="32"/>
           <w:lang w:eastAsia="zh-CN"/>
@@ -2472,7 +2559,7 @@
       </w:pPr>
       <w:r>
         <w:rPr>
-          <w:rFonts w:ascii="黑体" w:eastAsia="黑体" w:hAnsi="黑体"/>
+          <w:rFonts w:ascii="黑体" w:hAnsi="黑体" w:eastAsia="黑体"/>
           <w:sz w:val="32"/>
           <w:szCs w:val="32"/>
           <w:lang w:eastAsia="zh-CN"/>
@@ -2482,9 +2569,9 @@
     </w:p>
     <w:p>
       <w:pPr>
-        <w:pStyle w:val="a3"/>
+        <w:pStyle w:val="3"/>
         <w:spacing w:line="381" w:lineRule="auto"/>
-        <w:ind w:right="104" w:firstLineChars="200" w:firstLine="500"/>
+        <w:ind w:right="104" w:firstLine="500" w:firstLineChars="200"/>
         <w:jc w:val="both"/>
         <w:rPr>
           <w:rFonts w:hint="eastAsia"/>
@@ -2502,9 +2589,9 @@
     </w:p>
     <w:p>
       <w:pPr>
-        <w:pStyle w:val="a3"/>
+        <w:pStyle w:val="3"/>
         <w:spacing w:line="381" w:lineRule="auto"/>
-        <w:ind w:right="104" w:firstLineChars="200" w:firstLine="500"/>
+        <w:ind w:right="104" w:firstLine="500" w:firstLineChars="200"/>
         <w:jc w:val="both"/>
         <w:rPr>
           <w:rFonts w:hint="eastAsia"/>
@@ -2522,7 +2609,7 @@
     </w:p>
     <w:p>
       <w:pPr>
-        <w:pStyle w:val="a3"/>
+        <w:pStyle w:val="3"/>
         <w:numPr>
           <w:ilvl w:val="0"/>
           <w:numId w:val="2"/>
@@ -2546,7 +2633,7 @@
     </w:p>
     <w:p>
       <w:pPr>
-        <w:pStyle w:val="a3"/>
+        <w:pStyle w:val="3"/>
         <w:numPr>
           <w:ilvl w:val="0"/>
           <w:numId w:val="2"/>
@@ -2645,7 +2732,7 @@
     </w:p>
     <w:p>
       <w:pPr>
-        <w:pStyle w:val="a3"/>
+        <w:pStyle w:val="3"/>
         <w:numPr>
           <w:ilvl w:val="0"/>
           <w:numId w:val="2"/>
@@ -2669,7 +2756,7 @@
     </w:p>
     <w:p>
       <w:pPr>
-        <w:pStyle w:val="a3"/>
+        <w:pStyle w:val="3"/>
         <w:numPr>
           <w:ilvl w:val="0"/>
           <w:numId w:val="2"/>
@@ -2693,7 +2780,7 @@
     </w:p>
     <w:p>
       <w:pPr>
-        <w:pStyle w:val="a3"/>
+        <w:pStyle w:val="3"/>
         <w:numPr>
           <w:ilvl w:val="0"/>
           <w:numId w:val="2"/>
@@ -2717,7 +2804,7 @@
     </w:p>
     <w:p>
       <w:pPr>
-        <w:pStyle w:val="a3"/>
+        <w:pStyle w:val="3"/>
         <w:numPr>
           <w:ilvl w:val="0"/>
           <w:numId w:val="2"/>
@@ -2756,7 +2843,7 @@
     </w:p>
     <w:p>
       <w:pPr>
-        <w:pStyle w:val="a3"/>
+        <w:pStyle w:val="3"/>
         <w:numPr>
           <w:ilvl w:val="0"/>
           <w:numId w:val="2"/>
@@ -2780,9 +2867,9 @@
     </w:p>
     <w:p>
       <w:pPr>
-        <w:pStyle w:val="a3"/>
+        <w:pStyle w:val="3"/>
         <w:spacing w:line="381" w:lineRule="auto"/>
-        <w:ind w:right="104" w:firstLineChars="200" w:firstLine="500"/>
+        <w:ind w:right="104" w:firstLine="500" w:firstLineChars="200"/>
         <w:jc w:val="both"/>
         <w:rPr>
           <w:rFonts w:hint="eastAsia"/>
@@ -2793,9 +2880,9 @@
     </w:p>
     <w:p>
       <w:pPr>
-        <w:pStyle w:val="a3"/>
+        <w:pStyle w:val="3"/>
         <w:spacing w:line="381" w:lineRule="auto"/>
-        <w:ind w:right="104" w:firstLineChars="200" w:firstLine="500"/>
+        <w:ind w:right="104" w:firstLine="500" w:firstLineChars="200"/>
         <w:jc w:val="both"/>
         <w:rPr>
           <w:rFonts w:hint="eastAsia"/>
@@ -2806,9 +2893,9 @@
     </w:p>
     <w:p>
       <w:pPr>
-        <w:pStyle w:val="a3"/>
+        <w:pStyle w:val="3"/>
         <w:spacing w:line="381" w:lineRule="auto"/>
-        <w:ind w:right="104" w:firstLineChars="2211" w:firstLine="5528"/>
+        <w:ind w:right="104" w:firstLine="5527" w:firstLineChars="2211"/>
         <w:jc w:val="both"/>
         <w:rPr>
           <w:rFonts w:hint="eastAsia"/>
@@ -2842,9 +2929,9 @@
     </w:p>
     <w:p>
       <w:pPr>
-        <w:pStyle w:val="a3"/>
+        <w:pStyle w:val="3"/>
         <w:spacing w:line="381" w:lineRule="auto"/>
-        <w:ind w:right="104" w:firstLineChars="2211" w:firstLine="5528"/>
+        <w:ind w:right="104" w:firstLine="5527" w:firstLineChars="2211"/>
         <w:jc w:val="both"/>
         <w:rPr>
           <w:rFonts w:hint="eastAsia"/>
@@ -2870,9 +2957,9 @@
     </w:p>
     <w:p>
       <w:pPr>
-        <w:pStyle w:val="a3"/>
+        <w:pStyle w:val="3"/>
         <w:spacing w:line="381" w:lineRule="auto"/>
-        <w:ind w:right="104" w:firstLineChars="2211" w:firstLine="5528"/>
+        <w:ind w:right="104" w:firstLine="5527" w:firstLineChars="2211"/>
         <w:jc w:val="both"/>
         <w:rPr>
           <w:rFonts w:hint="eastAsia"/>
@@ -2890,9 +2977,9 @@
     </w:p>
     <w:p>
       <w:pPr>
-        <w:pStyle w:val="a3"/>
+        <w:pStyle w:val="3"/>
         <w:spacing w:line="381" w:lineRule="auto"/>
-        <w:ind w:right="104" w:firstLineChars="2611" w:firstLine="6528"/>
+        <w:ind w:right="104" w:firstLine="6527" w:firstLineChars="2611"/>
         <w:jc w:val="both"/>
         <w:rPr>
           <w:rFonts w:hint="eastAsia"/>
@@ -2954,10 +3041,10 @@
     <w:bookmarkEnd w:id="1"/>
     <w:p>
       <w:pPr>
-        <w:pStyle w:val="a3"/>
+        <w:pStyle w:val="3"/>
         <w:spacing w:before="4"/>
         <w:rPr>
-          <w:rFonts w:ascii="Times New Roman" w:hint="eastAsia"/>
+          <w:rFonts w:hint="eastAsia" w:ascii="Times New Roman"/>
           <w:sz w:val="17"/>
           <w:lang w:eastAsia="zh-CN"/>
         </w:rPr>
@@ -2975,29 +3062,35 @@
           <w:lang w:eastAsia="zh-CN"/>
         </w:rPr>
         <w:sectPr>
-          <w:footerReference w:type="default" r:id="rId9"/>
+          <w:footerReference r:id="rId3" w:type="default"/>
           <w:pgSz w:w="11906" w:h="16838"/>
           <w:pgMar w:top="1440" w:right="1797" w:bottom="1440" w:left="1797" w:header="851" w:footer="992" w:gutter="0"/>
-          <w:cols w:space="425"/>
+          <w:cols w:space="425" w:num="1"/>
           <w:titlePg/>
-          <w:docGrid w:type="lines" w:linePitch="312"/>
+          <w:docGrid w:type="lines" w:linePitch="312" w:charSpace="0"/>
         </w:sectPr>
       </w:pPr>
     </w:p>
     <w:tbl>
       <w:tblPr>
-        <w:tblStyle w:val="a5"/>
+        <w:tblStyle w:val="6"/>
         <w:tblW w:w="0" w:type="auto"/>
+        <w:tblInd w:w="0" w:type="dxa"/>
         <w:tblBorders>
-          <w:top w:val="none" w:sz="0" w:space="0" w:color="auto"/>
-          <w:left w:val="none" w:sz="0" w:space="0" w:color="auto"/>
-          <w:bottom w:val="none" w:sz="0" w:space="0" w:color="auto"/>
-          <w:right w:val="none" w:sz="0" w:space="0" w:color="auto"/>
-          <w:insideH w:val="none" w:sz="0" w:space="0" w:color="auto"/>
-          <w:insideV w:val="none" w:sz="0" w:space="0" w:color="auto"/>
+          <w:top w:val="none" w:color="auto" w:sz="0" w:space="0"/>
+          <w:left w:val="none" w:color="auto" w:sz="0" w:space="0"/>
+          <w:bottom w:val="none" w:color="auto" w:sz="0" w:space="0"/>
+          <w:right w:val="none" w:color="auto" w:sz="0" w:space="0"/>
+          <w:insideH w:val="none" w:color="auto" w:sz="0" w:space="0"/>
+          <w:insideV w:val="none" w:color="auto" w:sz="0" w:space="0"/>
         </w:tblBorders>
         <w:tblLayout w:type="fixed"/>
-        <w:tblLook w:val="04A0" w:firstRow="1" w:lastRow="0" w:firstColumn="1" w:lastColumn="0" w:noHBand="0" w:noVBand="1"/>
+        <w:tblCellMar>
+          <w:top w:w="0" w:type="dxa"/>
+          <w:left w:w="108" w:type="dxa"/>
+          <w:bottom w:w="0" w:type="dxa"/>
+          <w:right w:w="108" w:type="dxa"/>
+        </w:tblCellMar>
       </w:tblPr>
       <w:tblGrid>
         <w:gridCol w:w="846"/>
@@ -3005,11 +3098,27 @@
         <w:gridCol w:w="3914"/>
       </w:tblGrid>
       <w:tr>
+        <w:tblPrEx>
+          <w:tblBorders>
+            <w:top w:val="none" w:color="auto" w:sz="0" w:space="0"/>
+            <w:left w:val="none" w:color="auto" w:sz="0" w:space="0"/>
+            <w:bottom w:val="none" w:color="auto" w:sz="0" w:space="0"/>
+            <w:right w:val="none" w:color="auto" w:sz="0" w:space="0"/>
+            <w:insideH w:val="none" w:color="auto" w:sz="0" w:space="0"/>
+            <w:insideV w:val="none" w:color="auto" w:sz="0" w:space="0"/>
+          </w:tblBorders>
+          <w:tblCellMar>
+            <w:top w:w="0" w:type="dxa"/>
+            <w:left w:w="108" w:type="dxa"/>
+            <w:bottom w:w="0" w:type="dxa"/>
+            <w:right w:w="108" w:type="dxa"/>
+          </w:tblCellMar>
+        </w:tblPrEx>
         <w:tc>
           <w:tcPr>
             <w:tcW w:w="846" w:type="dxa"/>
             <w:tcBorders>
-              <w:bottom w:val="single" w:sz="18" w:space="0" w:color="auto"/>
+              <w:bottom w:val="single" w:color="auto" w:sz="18" w:space="0"/>
             </w:tcBorders>
           </w:tcPr>
           <w:p>
@@ -3026,14 +3135,12 @@
             </w:pPr>
             <w:r>
               <w:rPr>
-                <w:noProof/>
-                <w:sz w:val="24"/>
-                <w:szCs w:val="24"/>
-                <w:lang w:eastAsia="zh-CN"/>
-              </w:rPr>
-              <w:lastRenderedPageBreak/>
+                <w:sz w:val="24"/>
+                <w:szCs w:val="24"/>
+                <w:lang w:eastAsia="zh-CN"/>
+              </w:rPr>
               <w:drawing>
-                <wp:inline distT="0" distB="0" distL="0" distR="0" wp14:anchorId="5FA41ABC" wp14:editId="35A27A76">
+                <wp:inline distT="0" distB="0" distL="0" distR="0">
                   <wp:extent cx="359410" cy="341630"/>
                   <wp:effectExtent l="0" t="0" r="6350" b="8890"/>
                   <wp:docPr id="84" name="图片 84"/>
@@ -3050,7 +3157,7 @@
                           </pic:cNvPicPr>
                         </pic:nvPicPr>
                         <pic:blipFill>
-                          <a:blip r:embed="rId10">
+                          <a:blip r:embed="rId8">
                             <a:extLst>
                               <a:ext uri="{28A0092B-C50C-407E-A947-70E740481C1C}">
                                 <a14:useLocalDpi xmlns:a14="http://schemas.microsoft.com/office/drawing/2010/main" val="0"/>
@@ -3094,7 +3201,7 @@
           <w:tcPr>
             <w:tcW w:w="3536" w:type="dxa"/>
             <w:tcBorders>
-              <w:bottom w:val="single" w:sz="18" w:space="0" w:color="auto"/>
+              <w:bottom w:val="single" w:color="auto" w:sz="18" w:space="0"/>
             </w:tcBorders>
             <w:vAlign w:val="center"/>
           </w:tcPr>
@@ -3137,7 +3244,7 @@
           <w:tcPr>
             <w:tcW w:w="3914" w:type="dxa"/>
             <w:tcBorders>
-              <w:bottom w:val="single" w:sz="18" w:space="0" w:color="auto"/>
+              <w:bottom w:val="single" w:color="auto" w:sz="18" w:space="0"/>
             </w:tcBorders>
             <w:vAlign w:val="center"/>
           </w:tcPr>
@@ -3166,12 +3273,28 @@
         </w:tc>
       </w:tr>
       <w:tr>
+        <w:tblPrEx>
+          <w:tblBorders>
+            <w:top w:val="none" w:color="auto" w:sz="0" w:space="0"/>
+            <w:left w:val="none" w:color="auto" w:sz="0" w:space="0"/>
+            <w:bottom w:val="none" w:color="auto" w:sz="0" w:space="0"/>
+            <w:right w:val="none" w:color="auto" w:sz="0" w:space="0"/>
+            <w:insideH w:val="none" w:color="auto" w:sz="0" w:space="0"/>
+            <w:insideV w:val="none" w:color="auto" w:sz="0" w:space="0"/>
+          </w:tblBorders>
+          <w:tblCellMar>
+            <w:top w:w="0" w:type="dxa"/>
+            <w:left w:w="108" w:type="dxa"/>
+            <w:bottom w:w="0" w:type="dxa"/>
+            <w:right w:w="108" w:type="dxa"/>
+          </w:tblCellMar>
+        </w:tblPrEx>
         <w:tc>
           <w:tcPr>
             <w:tcW w:w="8296" w:type="dxa"/>
             <w:gridSpan w:val="3"/>
             <w:tcBorders>
-              <w:top w:val="single" w:sz="4" w:space="0" w:color="auto"/>
+              <w:top w:val="single" w:color="auto" w:sz="4" w:space="0"/>
             </w:tcBorders>
             <w:vAlign w:val="center"/>
           </w:tcPr>
@@ -3205,6 +3328,22 @@
         </w:tc>
       </w:tr>
       <w:tr>
+        <w:tblPrEx>
+          <w:tblBorders>
+            <w:top w:val="none" w:color="auto" w:sz="0" w:space="0"/>
+            <w:left w:val="none" w:color="auto" w:sz="0" w:space="0"/>
+            <w:bottom w:val="none" w:color="auto" w:sz="0" w:space="0"/>
+            <w:right w:val="none" w:color="auto" w:sz="0" w:space="0"/>
+            <w:insideH w:val="none" w:color="auto" w:sz="0" w:space="0"/>
+            <w:insideV w:val="none" w:color="auto" w:sz="0" w:space="0"/>
+          </w:tblBorders>
+          <w:tblCellMar>
+            <w:top w:w="0" w:type="dxa"/>
+            <w:left w:w="108" w:type="dxa"/>
+            <w:bottom w:w="0" w:type="dxa"/>
+            <w:right w:w="108" w:type="dxa"/>
+          </w:tblCellMar>
+        </w:tblPrEx>
         <w:tc>
           <w:tcPr>
             <w:tcW w:w="4382" w:type="dxa"/>
@@ -3274,8 +3413,24 @@
         </w:tc>
       </w:tr>
       <w:tr>
+        <w:tblPrEx>
+          <w:tblBorders>
+            <w:top w:val="none" w:color="auto" w:sz="0" w:space="0"/>
+            <w:left w:val="none" w:color="auto" w:sz="0" w:space="0"/>
+            <w:bottom w:val="none" w:color="auto" w:sz="0" w:space="0"/>
+            <w:right w:val="none" w:color="auto" w:sz="0" w:space="0"/>
+            <w:insideH w:val="none" w:color="auto" w:sz="0" w:space="0"/>
+            <w:insideV w:val="none" w:color="auto" w:sz="0" w:space="0"/>
+          </w:tblBorders>
+          <w:tblCellMar>
+            <w:top w:w="0" w:type="dxa"/>
+            <w:left w:w="108" w:type="dxa"/>
+            <w:bottom w:w="0" w:type="dxa"/>
+            <w:right w:w="108" w:type="dxa"/>
+          </w:tblCellMar>
+        </w:tblPrEx>
         <w:trPr>
-          <w:trHeight w:hRule="exact" w:val="12155"/>
+          <w:trHeight w:val="12155" w:hRule="exact"/>
         </w:trPr>
         <w:tc>
           <w:tcPr>
@@ -3288,6 +3443,7 @@
                 <w:tab w:val="left" w:pos="3815"/>
               </w:tabs>
               <w:spacing w:after="7" w:line="240" w:lineRule="atLeast"/>
+              <w:ind w:firstLine="480" w:firstLineChars="200"/>
               <w:jc w:val="both"/>
               <w:rPr>
                 <w:rFonts w:hint="eastAsia"/>
@@ -3309,7 +3465,7 @@
     </w:tbl>
     <w:p>
       <w:pPr>
-        <w:pStyle w:val="a3"/>
+        <w:pStyle w:val="3"/>
         <w:tabs>
           <w:tab w:val="left" w:pos="3815"/>
         </w:tabs>
@@ -3322,7 +3478,7 @@
     </w:p>
     <w:p>
       <w:pPr>
-        <w:pStyle w:val="a3"/>
+        <w:pStyle w:val="3"/>
         <w:tabs>
           <w:tab w:val="left" w:pos="3815"/>
         </w:tabs>
@@ -3332,31 +3488,37 @@
           <w:lang w:eastAsia="zh-CN"/>
         </w:rPr>
         <w:sectPr>
-          <w:footerReference w:type="default" r:id="rId11"/>
-          <w:footerReference w:type="first" r:id="rId12"/>
+          <w:footerReference r:id="rId5" w:type="first"/>
+          <w:footerReference r:id="rId4" w:type="default"/>
           <w:pgSz w:w="11906" w:h="16838"/>
           <w:pgMar w:top="1440" w:right="1797" w:bottom="1440" w:left="1797" w:header="851" w:footer="992" w:gutter="0"/>
           <w:pgNumType w:start="1"/>
-          <w:cols w:space="425"/>
+          <w:cols w:space="425" w:num="1"/>
           <w:titlePg/>
-          <w:docGrid w:type="lines" w:linePitch="312"/>
+          <w:docGrid w:type="lines" w:linePitch="312" w:charSpace="0"/>
         </w:sectPr>
       </w:pPr>
     </w:p>
     <w:tbl>
       <w:tblPr>
-        <w:tblStyle w:val="a5"/>
+        <w:tblStyle w:val="6"/>
         <w:tblW w:w="0" w:type="auto"/>
+        <w:tblInd w:w="0" w:type="dxa"/>
         <w:tblBorders>
-          <w:top w:val="none" w:sz="0" w:space="0" w:color="auto"/>
-          <w:left w:val="none" w:sz="0" w:space="0" w:color="auto"/>
-          <w:bottom w:val="none" w:sz="0" w:space="0" w:color="auto"/>
-          <w:right w:val="none" w:sz="0" w:space="0" w:color="auto"/>
-          <w:insideH w:val="none" w:sz="0" w:space="0" w:color="auto"/>
-          <w:insideV w:val="none" w:sz="0" w:space="0" w:color="auto"/>
+          <w:top w:val="none" w:color="auto" w:sz="0" w:space="0"/>
+          <w:left w:val="none" w:color="auto" w:sz="0" w:space="0"/>
+          <w:bottom w:val="none" w:color="auto" w:sz="0" w:space="0"/>
+          <w:right w:val="none" w:color="auto" w:sz="0" w:space="0"/>
+          <w:insideH w:val="none" w:color="auto" w:sz="0" w:space="0"/>
+          <w:insideV w:val="none" w:color="auto" w:sz="0" w:space="0"/>
         </w:tblBorders>
         <w:tblLayout w:type="fixed"/>
-        <w:tblLook w:val="04A0" w:firstRow="1" w:lastRow="0" w:firstColumn="1" w:lastColumn="0" w:noHBand="0" w:noVBand="1"/>
+        <w:tblCellMar>
+          <w:top w:w="0" w:type="dxa"/>
+          <w:left w:w="108" w:type="dxa"/>
+          <w:bottom w:w="0" w:type="dxa"/>
+          <w:right w:w="108" w:type="dxa"/>
+        </w:tblCellMar>
       </w:tblPr>
       <w:tblGrid>
         <w:gridCol w:w="846"/>
@@ -3364,11 +3526,27 @@
         <w:gridCol w:w="3996"/>
       </w:tblGrid>
       <w:tr>
+        <w:tblPrEx>
+          <w:tblBorders>
+            <w:top w:val="none" w:color="auto" w:sz="0" w:space="0"/>
+            <w:left w:val="none" w:color="auto" w:sz="0" w:space="0"/>
+            <w:bottom w:val="none" w:color="auto" w:sz="0" w:space="0"/>
+            <w:right w:val="none" w:color="auto" w:sz="0" w:space="0"/>
+            <w:insideH w:val="none" w:color="auto" w:sz="0" w:space="0"/>
+            <w:insideV w:val="none" w:color="auto" w:sz="0" w:space="0"/>
+          </w:tblBorders>
+          <w:tblCellMar>
+            <w:top w:w="0" w:type="dxa"/>
+            <w:left w:w="108" w:type="dxa"/>
+            <w:bottom w:w="0" w:type="dxa"/>
+            <w:right w:w="108" w:type="dxa"/>
+          </w:tblCellMar>
+        </w:tblPrEx>
         <w:tc>
           <w:tcPr>
             <w:tcW w:w="846" w:type="dxa"/>
             <w:tcBorders>
-              <w:bottom w:val="single" w:sz="18" w:space="0" w:color="auto"/>
+              <w:bottom w:val="single" w:color="auto" w:sz="18" w:space="0"/>
             </w:tcBorders>
           </w:tcPr>
           <w:p>
@@ -3385,14 +3563,12 @@
             </w:pPr>
             <w:r>
               <w:rPr>
-                <w:noProof/>
-                <w:sz w:val="24"/>
-                <w:szCs w:val="24"/>
-                <w:lang w:eastAsia="zh-CN"/>
-              </w:rPr>
-              <w:lastRenderedPageBreak/>
+                <w:sz w:val="24"/>
+                <w:szCs w:val="24"/>
+                <w:lang w:eastAsia="zh-CN"/>
+              </w:rPr>
               <w:drawing>
-                <wp:inline distT="0" distB="0" distL="0" distR="0" wp14:anchorId="3540C461" wp14:editId="10BA89F8">
+                <wp:inline distT="0" distB="0" distL="0" distR="0">
                   <wp:extent cx="359410" cy="341630"/>
                   <wp:effectExtent l="0" t="0" r="6350" b="8890"/>
                   <wp:docPr id="88" name="图片 88"/>
@@ -3409,7 +3585,7 @@
                           </pic:cNvPicPr>
                         </pic:nvPicPr>
                         <pic:blipFill>
-                          <a:blip r:embed="rId10">
+                          <a:blip r:embed="rId8">
                             <a:extLst>
                               <a:ext uri="{28A0092B-C50C-407E-A947-70E740481C1C}">
                                 <a14:useLocalDpi xmlns:a14="http://schemas.microsoft.com/office/drawing/2010/main" val="0"/>
@@ -3453,7 +3629,7 @@
           <w:tcPr>
             <w:tcW w:w="3454" w:type="dxa"/>
             <w:tcBorders>
-              <w:bottom w:val="single" w:sz="18" w:space="0" w:color="auto"/>
+              <w:bottom w:val="single" w:color="auto" w:sz="18" w:space="0"/>
             </w:tcBorders>
             <w:vAlign w:val="center"/>
           </w:tcPr>
@@ -3496,7 +3672,7 @@
           <w:tcPr>
             <w:tcW w:w="3996" w:type="dxa"/>
             <w:tcBorders>
-              <w:bottom w:val="single" w:sz="18" w:space="0" w:color="auto"/>
+              <w:bottom w:val="single" w:color="auto" w:sz="18" w:space="0"/>
             </w:tcBorders>
             <w:vAlign w:val="center"/>
           </w:tcPr>
@@ -3525,12 +3701,28 @@
         </w:tc>
       </w:tr>
       <w:tr>
+        <w:tblPrEx>
+          <w:tblBorders>
+            <w:top w:val="none" w:color="auto" w:sz="0" w:space="0"/>
+            <w:left w:val="none" w:color="auto" w:sz="0" w:space="0"/>
+            <w:bottom w:val="none" w:color="auto" w:sz="0" w:space="0"/>
+            <w:right w:val="none" w:color="auto" w:sz="0" w:space="0"/>
+            <w:insideH w:val="none" w:color="auto" w:sz="0" w:space="0"/>
+            <w:insideV w:val="none" w:color="auto" w:sz="0" w:space="0"/>
+          </w:tblBorders>
+          <w:tblCellMar>
+            <w:top w:w="0" w:type="dxa"/>
+            <w:left w:w="108" w:type="dxa"/>
+            <w:bottom w:w="0" w:type="dxa"/>
+            <w:right w:w="108" w:type="dxa"/>
+          </w:tblCellMar>
+        </w:tblPrEx>
         <w:tc>
           <w:tcPr>
             <w:tcW w:w="8296" w:type="dxa"/>
             <w:gridSpan w:val="3"/>
             <w:tcBorders>
-              <w:top w:val="single" w:sz="4" w:space="0" w:color="auto"/>
+              <w:top w:val="single" w:color="auto" w:sz="4" w:space="0"/>
             </w:tcBorders>
             <w:vAlign w:val="center"/>
           </w:tcPr>
@@ -3564,6 +3756,22 @@
         </w:tc>
       </w:tr>
       <w:tr>
+        <w:tblPrEx>
+          <w:tblBorders>
+            <w:top w:val="none" w:color="auto" w:sz="0" w:space="0"/>
+            <w:left w:val="none" w:color="auto" w:sz="0" w:space="0"/>
+            <w:bottom w:val="none" w:color="auto" w:sz="0" w:space="0"/>
+            <w:right w:val="none" w:color="auto" w:sz="0" w:space="0"/>
+            <w:insideH w:val="none" w:color="auto" w:sz="0" w:space="0"/>
+            <w:insideV w:val="none" w:color="auto" w:sz="0" w:space="0"/>
+          </w:tblBorders>
+          <w:tblCellMar>
+            <w:top w:w="0" w:type="dxa"/>
+            <w:left w:w="108" w:type="dxa"/>
+            <w:bottom w:w="0" w:type="dxa"/>
+            <w:right w:w="108" w:type="dxa"/>
+          </w:tblCellMar>
+        </w:tblPrEx>
         <w:tc>
           <w:tcPr>
             <w:tcW w:w="4300" w:type="dxa"/>
@@ -3633,8 +3841,24 @@
         </w:tc>
       </w:tr>
       <w:tr>
+        <w:tblPrEx>
+          <w:tblBorders>
+            <w:top w:val="none" w:color="auto" w:sz="0" w:space="0"/>
+            <w:left w:val="none" w:color="auto" w:sz="0" w:space="0"/>
+            <w:bottom w:val="none" w:color="auto" w:sz="0" w:space="0"/>
+            <w:right w:val="none" w:color="auto" w:sz="0" w:space="0"/>
+            <w:insideH w:val="none" w:color="auto" w:sz="0" w:space="0"/>
+            <w:insideV w:val="none" w:color="auto" w:sz="0" w:space="0"/>
+          </w:tblBorders>
+          <w:tblCellMar>
+            <w:top w:w="0" w:type="dxa"/>
+            <w:left w:w="108" w:type="dxa"/>
+            <w:bottom w:w="0" w:type="dxa"/>
+            <w:right w:w="108" w:type="dxa"/>
+          </w:tblCellMar>
+        </w:tblPrEx>
         <w:trPr>
-          <w:trHeight w:hRule="exact" w:val="12155"/>
+          <w:trHeight w:val="12155" w:hRule="exact"/>
         </w:trPr>
         <w:tc>
           <w:tcPr>
@@ -3647,6 +3871,7 @@
                 <w:tab w:val="left" w:pos="3815"/>
               </w:tabs>
               <w:spacing w:after="7" w:line="240" w:lineRule="atLeast"/>
+              <w:ind w:firstLine="480" w:firstLineChars="200"/>
               <w:jc w:val="both"/>
               <w:rPr>
                 <w:rFonts w:hint="eastAsia"/>
@@ -3686,18 +3911,24 @@
     </w:p>
     <w:tbl>
       <w:tblPr>
-        <w:tblStyle w:val="a5"/>
+        <w:tblStyle w:val="6"/>
         <w:tblW w:w="0" w:type="auto"/>
+        <w:tblInd w:w="0" w:type="dxa"/>
         <w:tblBorders>
-          <w:top w:val="none" w:sz="0" w:space="0" w:color="auto"/>
-          <w:left w:val="none" w:sz="0" w:space="0" w:color="auto"/>
-          <w:bottom w:val="none" w:sz="0" w:space="0" w:color="auto"/>
-          <w:right w:val="none" w:sz="0" w:space="0" w:color="auto"/>
-          <w:insideH w:val="none" w:sz="0" w:space="0" w:color="auto"/>
-          <w:insideV w:val="none" w:sz="0" w:space="0" w:color="auto"/>
+          <w:top w:val="none" w:color="auto" w:sz="0" w:space="0"/>
+          <w:left w:val="none" w:color="auto" w:sz="0" w:space="0"/>
+          <w:bottom w:val="none" w:color="auto" w:sz="0" w:space="0"/>
+          <w:right w:val="none" w:color="auto" w:sz="0" w:space="0"/>
+          <w:insideH w:val="none" w:color="auto" w:sz="0" w:space="0"/>
+          <w:insideV w:val="none" w:color="auto" w:sz="0" w:space="0"/>
         </w:tblBorders>
         <w:tblLayout w:type="fixed"/>
-        <w:tblLook w:val="04A0" w:firstRow="1" w:lastRow="0" w:firstColumn="1" w:lastColumn="0" w:noHBand="0" w:noVBand="1"/>
+        <w:tblCellMar>
+          <w:top w:w="0" w:type="dxa"/>
+          <w:left w:w="108" w:type="dxa"/>
+          <w:bottom w:w="0" w:type="dxa"/>
+          <w:right w:w="108" w:type="dxa"/>
+        </w:tblCellMar>
       </w:tblPr>
       <w:tblGrid>
         <w:gridCol w:w="846"/>
@@ -3705,11 +3936,27 @@
         <w:gridCol w:w="3979"/>
       </w:tblGrid>
       <w:tr>
+        <w:tblPrEx>
+          <w:tblBorders>
+            <w:top w:val="none" w:color="auto" w:sz="0" w:space="0"/>
+            <w:left w:val="none" w:color="auto" w:sz="0" w:space="0"/>
+            <w:bottom w:val="none" w:color="auto" w:sz="0" w:space="0"/>
+            <w:right w:val="none" w:color="auto" w:sz="0" w:space="0"/>
+            <w:insideH w:val="none" w:color="auto" w:sz="0" w:space="0"/>
+            <w:insideV w:val="none" w:color="auto" w:sz="0" w:space="0"/>
+          </w:tblBorders>
+          <w:tblCellMar>
+            <w:top w:w="0" w:type="dxa"/>
+            <w:left w:w="108" w:type="dxa"/>
+            <w:bottom w:w="0" w:type="dxa"/>
+            <w:right w:w="108" w:type="dxa"/>
+          </w:tblCellMar>
+        </w:tblPrEx>
         <w:tc>
           <w:tcPr>
             <w:tcW w:w="846" w:type="dxa"/>
             <w:tcBorders>
-              <w:bottom w:val="single" w:sz="18" w:space="0" w:color="auto"/>
+              <w:bottom w:val="single" w:color="auto" w:sz="18" w:space="0"/>
             </w:tcBorders>
           </w:tcPr>
           <w:p>
@@ -3726,14 +3973,12 @@
             </w:pPr>
             <w:r>
               <w:rPr>
-                <w:noProof/>
-                <w:sz w:val="24"/>
-                <w:szCs w:val="24"/>
-                <w:lang w:eastAsia="zh-CN"/>
-              </w:rPr>
-              <w:lastRenderedPageBreak/>
+                <w:sz w:val="24"/>
+                <w:szCs w:val="24"/>
+                <w:lang w:eastAsia="zh-CN"/>
+              </w:rPr>
               <w:drawing>
-                <wp:inline distT="0" distB="0" distL="0" distR="0" wp14:anchorId="5F4BA291" wp14:editId="73A88CB5">
+                <wp:inline distT="0" distB="0" distL="0" distR="0">
                   <wp:extent cx="359410" cy="341630"/>
                   <wp:effectExtent l="0" t="0" r="6350" b="8890"/>
                   <wp:docPr id="89" name="图片 89"/>
@@ -3750,7 +3995,7 @@
                           </pic:cNvPicPr>
                         </pic:nvPicPr>
                         <pic:blipFill>
-                          <a:blip r:embed="rId10">
+                          <a:blip r:embed="rId8">
                             <a:extLst>
                               <a:ext uri="{28A0092B-C50C-407E-A947-70E740481C1C}">
                                 <a14:useLocalDpi xmlns:a14="http://schemas.microsoft.com/office/drawing/2010/main" val="0"/>
@@ -3794,7 +4039,7 @@
           <w:tcPr>
             <w:tcW w:w="3471" w:type="dxa"/>
             <w:tcBorders>
-              <w:bottom w:val="single" w:sz="18" w:space="0" w:color="auto"/>
+              <w:bottom w:val="single" w:color="auto" w:sz="18" w:space="0"/>
             </w:tcBorders>
             <w:vAlign w:val="center"/>
           </w:tcPr>
@@ -3837,7 +4082,7 @@
           <w:tcPr>
             <w:tcW w:w="3979" w:type="dxa"/>
             <w:tcBorders>
-              <w:bottom w:val="single" w:sz="18" w:space="0" w:color="auto"/>
+              <w:bottom w:val="single" w:color="auto" w:sz="18" w:space="0"/>
             </w:tcBorders>
             <w:vAlign w:val="center"/>
           </w:tcPr>
@@ -3866,12 +4111,28 @@
         </w:tc>
       </w:tr>
       <w:tr>
+        <w:tblPrEx>
+          <w:tblBorders>
+            <w:top w:val="none" w:color="auto" w:sz="0" w:space="0"/>
+            <w:left w:val="none" w:color="auto" w:sz="0" w:space="0"/>
+            <w:bottom w:val="none" w:color="auto" w:sz="0" w:space="0"/>
+            <w:right w:val="none" w:color="auto" w:sz="0" w:space="0"/>
+            <w:insideH w:val="none" w:color="auto" w:sz="0" w:space="0"/>
+            <w:insideV w:val="none" w:color="auto" w:sz="0" w:space="0"/>
+          </w:tblBorders>
+          <w:tblCellMar>
+            <w:top w:w="0" w:type="dxa"/>
+            <w:left w:w="108" w:type="dxa"/>
+            <w:bottom w:w="0" w:type="dxa"/>
+            <w:right w:w="108" w:type="dxa"/>
+          </w:tblCellMar>
+        </w:tblPrEx>
         <w:tc>
           <w:tcPr>
             <w:tcW w:w="8296" w:type="dxa"/>
             <w:gridSpan w:val="3"/>
             <w:tcBorders>
-              <w:top w:val="single" w:sz="4" w:space="0" w:color="auto"/>
+              <w:top w:val="single" w:color="auto" w:sz="4" w:space="0"/>
             </w:tcBorders>
             <w:vAlign w:val="center"/>
           </w:tcPr>
@@ -3905,6 +4166,22 @@
         </w:tc>
       </w:tr>
       <w:tr>
+        <w:tblPrEx>
+          <w:tblBorders>
+            <w:top w:val="none" w:color="auto" w:sz="0" w:space="0"/>
+            <w:left w:val="none" w:color="auto" w:sz="0" w:space="0"/>
+            <w:bottom w:val="none" w:color="auto" w:sz="0" w:space="0"/>
+            <w:right w:val="none" w:color="auto" w:sz="0" w:space="0"/>
+            <w:insideH w:val="none" w:color="auto" w:sz="0" w:space="0"/>
+            <w:insideV w:val="none" w:color="auto" w:sz="0" w:space="0"/>
+          </w:tblBorders>
+          <w:tblCellMar>
+            <w:top w:w="0" w:type="dxa"/>
+            <w:left w:w="108" w:type="dxa"/>
+            <w:bottom w:w="0" w:type="dxa"/>
+            <w:right w:w="108" w:type="dxa"/>
+          </w:tblCellMar>
+        </w:tblPrEx>
         <w:tc>
           <w:tcPr>
             <w:tcW w:w="4317" w:type="dxa"/>
@@ -3974,8 +4251,24 @@
         </w:tc>
       </w:tr>
       <w:tr>
+        <w:tblPrEx>
+          <w:tblBorders>
+            <w:top w:val="none" w:color="auto" w:sz="0" w:space="0"/>
+            <w:left w:val="none" w:color="auto" w:sz="0" w:space="0"/>
+            <w:bottom w:val="none" w:color="auto" w:sz="0" w:space="0"/>
+            <w:right w:val="none" w:color="auto" w:sz="0" w:space="0"/>
+            <w:insideH w:val="none" w:color="auto" w:sz="0" w:space="0"/>
+            <w:insideV w:val="none" w:color="auto" w:sz="0" w:space="0"/>
+          </w:tblBorders>
+          <w:tblCellMar>
+            <w:top w:w="0" w:type="dxa"/>
+            <w:left w:w="108" w:type="dxa"/>
+            <w:bottom w:w="0" w:type="dxa"/>
+            <w:right w:w="108" w:type="dxa"/>
+          </w:tblCellMar>
+        </w:tblPrEx>
         <w:trPr>
-          <w:trHeight w:hRule="exact" w:val="12155"/>
+          <w:trHeight w:val="12155" w:hRule="exact"/>
         </w:trPr>
         <w:tc>
           <w:tcPr>
@@ -3988,6 +4281,7 @@
                 <w:tab w:val="left" w:pos="3815"/>
               </w:tabs>
               <w:spacing w:after="7" w:line="240" w:lineRule="atLeast"/>
+              <w:ind w:firstLine="480" w:firstLineChars="200"/>
               <w:jc w:val="both"/>
               <w:rPr>
                 <w:rFonts w:hint="eastAsia"/>
@@ -4027,18 +4321,24 @@
     </w:p>
     <w:tbl>
       <w:tblPr>
-        <w:tblStyle w:val="a5"/>
+        <w:tblStyle w:val="6"/>
         <w:tblW w:w="0" w:type="auto"/>
+        <w:tblInd w:w="0" w:type="dxa"/>
         <w:tblBorders>
-          <w:top w:val="none" w:sz="0" w:space="0" w:color="auto"/>
-          <w:left w:val="none" w:sz="0" w:space="0" w:color="auto"/>
-          <w:bottom w:val="none" w:sz="0" w:space="0" w:color="auto"/>
-          <w:right w:val="none" w:sz="0" w:space="0" w:color="auto"/>
-          <w:insideH w:val="none" w:sz="0" w:space="0" w:color="auto"/>
-          <w:insideV w:val="none" w:sz="0" w:space="0" w:color="auto"/>
+          <w:top w:val="none" w:color="auto" w:sz="0" w:space="0"/>
+          <w:left w:val="none" w:color="auto" w:sz="0" w:space="0"/>
+          <w:bottom w:val="none" w:color="auto" w:sz="0" w:space="0"/>
+          <w:right w:val="none" w:color="auto" w:sz="0" w:space="0"/>
+          <w:insideH w:val="none" w:color="auto" w:sz="0" w:space="0"/>
+          <w:insideV w:val="none" w:color="auto" w:sz="0" w:space="0"/>
         </w:tblBorders>
         <w:tblLayout w:type="fixed"/>
-        <w:tblLook w:val="04A0" w:firstRow="1" w:lastRow="0" w:firstColumn="1" w:lastColumn="0" w:noHBand="0" w:noVBand="1"/>
+        <w:tblCellMar>
+          <w:top w:w="0" w:type="dxa"/>
+          <w:left w:w="108" w:type="dxa"/>
+          <w:bottom w:w="0" w:type="dxa"/>
+          <w:right w:w="108" w:type="dxa"/>
+        </w:tblCellMar>
       </w:tblPr>
       <w:tblGrid>
         <w:gridCol w:w="846"/>
@@ -4046,11 +4346,27 @@
         <w:gridCol w:w="4045"/>
       </w:tblGrid>
       <w:tr>
+        <w:tblPrEx>
+          <w:tblBorders>
+            <w:top w:val="none" w:color="auto" w:sz="0" w:space="0"/>
+            <w:left w:val="none" w:color="auto" w:sz="0" w:space="0"/>
+            <w:bottom w:val="none" w:color="auto" w:sz="0" w:space="0"/>
+            <w:right w:val="none" w:color="auto" w:sz="0" w:space="0"/>
+            <w:insideH w:val="none" w:color="auto" w:sz="0" w:space="0"/>
+            <w:insideV w:val="none" w:color="auto" w:sz="0" w:space="0"/>
+          </w:tblBorders>
+          <w:tblCellMar>
+            <w:top w:w="0" w:type="dxa"/>
+            <w:left w:w="108" w:type="dxa"/>
+            <w:bottom w:w="0" w:type="dxa"/>
+            <w:right w:w="108" w:type="dxa"/>
+          </w:tblCellMar>
+        </w:tblPrEx>
         <w:tc>
           <w:tcPr>
             <w:tcW w:w="846" w:type="dxa"/>
             <w:tcBorders>
-              <w:bottom w:val="single" w:sz="18" w:space="0" w:color="auto"/>
+              <w:bottom w:val="single" w:color="auto" w:sz="18" w:space="0"/>
             </w:tcBorders>
           </w:tcPr>
           <w:p>
@@ -4067,14 +4383,12 @@
             </w:pPr>
             <w:r>
               <w:rPr>
-                <w:noProof/>
-                <w:sz w:val="24"/>
-                <w:szCs w:val="24"/>
-                <w:lang w:eastAsia="zh-CN"/>
-              </w:rPr>
-              <w:lastRenderedPageBreak/>
+                <w:sz w:val="24"/>
+                <w:szCs w:val="24"/>
+                <w:lang w:eastAsia="zh-CN"/>
+              </w:rPr>
               <w:drawing>
-                <wp:inline distT="0" distB="0" distL="0" distR="0" wp14:anchorId="242AFB82" wp14:editId="1FFF7887">
+                <wp:inline distT="0" distB="0" distL="0" distR="0">
                   <wp:extent cx="359410" cy="341630"/>
                   <wp:effectExtent l="0" t="0" r="6350" b="8890"/>
                   <wp:docPr id="91" name="图片 91"/>
@@ -4091,7 +4405,7 @@
                           </pic:cNvPicPr>
                         </pic:nvPicPr>
                         <pic:blipFill>
-                          <a:blip r:embed="rId10">
+                          <a:blip r:embed="rId8">
                             <a:extLst>
                               <a:ext uri="{28A0092B-C50C-407E-A947-70E740481C1C}">
                                 <a14:useLocalDpi xmlns:a14="http://schemas.microsoft.com/office/drawing/2010/main" val="0"/>
@@ -4135,7 +4449,7 @@
           <w:tcPr>
             <w:tcW w:w="3405" w:type="dxa"/>
             <w:tcBorders>
-              <w:bottom w:val="single" w:sz="18" w:space="0" w:color="auto"/>
+              <w:bottom w:val="single" w:color="auto" w:sz="18" w:space="0"/>
             </w:tcBorders>
             <w:vAlign w:val="center"/>
           </w:tcPr>
@@ -4178,7 +4492,7 @@
           <w:tcPr>
             <w:tcW w:w="4045" w:type="dxa"/>
             <w:tcBorders>
-              <w:bottom w:val="single" w:sz="18" w:space="0" w:color="auto"/>
+              <w:bottom w:val="single" w:color="auto" w:sz="18" w:space="0"/>
             </w:tcBorders>
             <w:vAlign w:val="center"/>
           </w:tcPr>
@@ -4207,12 +4521,28 @@
         </w:tc>
       </w:tr>
       <w:tr>
+        <w:tblPrEx>
+          <w:tblBorders>
+            <w:top w:val="none" w:color="auto" w:sz="0" w:space="0"/>
+            <w:left w:val="none" w:color="auto" w:sz="0" w:space="0"/>
+            <w:bottom w:val="none" w:color="auto" w:sz="0" w:space="0"/>
+            <w:right w:val="none" w:color="auto" w:sz="0" w:space="0"/>
+            <w:insideH w:val="none" w:color="auto" w:sz="0" w:space="0"/>
+            <w:insideV w:val="none" w:color="auto" w:sz="0" w:space="0"/>
+          </w:tblBorders>
+          <w:tblCellMar>
+            <w:top w:w="0" w:type="dxa"/>
+            <w:left w:w="108" w:type="dxa"/>
+            <w:bottom w:w="0" w:type="dxa"/>
+            <w:right w:w="108" w:type="dxa"/>
+          </w:tblCellMar>
+        </w:tblPrEx>
         <w:tc>
           <w:tcPr>
             <w:tcW w:w="8296" w:type="dxa"/>
             <w:gridSpan w:val="3"/>
             <w:tcBorders>
-              <w:top w:val="single" w:sz="4" w:space="0" w:color="auto"/>
+              <w:top w:val="single" w:color="auto" w:sz="4" w:space="0"/>
             </w:tcBorders>
             <w:vAlign w:val="center"/>
           </w:tcPr>
@@ -4246,6 +4576,22 @@
         </w:tc>
       </w:tr>
       <w:tr>
+        <w:tblPrEx>
+          <w:tblBorders>
+            <w:top w:val="none" w:color="auto" w:sz="0" w:space="0"/>
+            <w:left w:val="none" w:color="auto" w:sz="0" w:space="0"/>
+            <w:bottom w:val="none" w:color="auto" w:sz="0" w:space="0"/>
+            <w:right w:val="none" w:color="auto" w:sz="0" w:space="0"/>
+            <w:insideH w:val="none" w:color="auto" w:sz="0" w:space="0"/>
+            <w:insideV w:val="none" w:color="auto" w:sz="0" w:space="0"/>
+          </w:tblBorders>
+          <w:tblCellMar>
+            <w:top w:w="0" w:type="dxa"/>
+            <w:left w:w="108" w:type="dxa"/>
+            <w:bottom w:w="0" w:type="dxa"/>
+            <w:right w:w="108" w:type="dxa"/>
+          </w:tblCellMar>
+        </w:tblPrEx>
         <w:tc>
           <w:tcPr>
             <w:tcW w:w="4251" w:type="dxa"/>
@@ -4315,8 +4661,24 @@
         </w:tc>
       </w:tr>
       <w:tr>
+        <w:tblPrEx>
+          <w:tblBorders>
+            <w:top w:val="none" w:color="auto" w:sz="0" w:space="0"/>
+            <w:left w:val="none" w:color="auto" w:sz="0" w:space="0"/>
+            <w:bottom w:val="none" w:color="auto" w:sz="0" w:space="0"/>
+            <w:right w:val="none" w:color="auto" w:sz="0" w:space="0"/>
+            <w:insideH w:val="none" w:color="auto" w:sz="0" w:space="0"/>
+            <w:insideV w:val="none" w:color="auto" w:sz="0" w:space="0"/>
+          </w:tblBorders>
+          <w:tblCellMar>
+            <w:top w:w="0" w:type="dxa"/>
+            <w:left w:w="108" w:type="dxa"/>
+            <w:bottom w:w="0" w:type="dxa"/>
+            <w:right w:w="108" w:type="dxa"/>
+          </w:tblCellMar>
+        </w:tblPrEx>
         <w:trPr>
-          <w:trHeight w:hRule="exact" w:val="12155"/>
+          <w:trHeight w:val="12155" w:hRule="exact"/>
         </w:trPr>
         <w:tc>
           <w:tcPr>
@@ -4329,6 +4691,7 @@
                 <w:tab w:val="left" w:pos="3815"/>
               </w:tabs>
               <w:spacing w:after="7" w:line="240" w:lineRule="atLeast"/>
+              <w:ind w:firstLine="480" w:firstLineChars="200"/>
               <w:jc w:val="both"/>
               <w:rPr>
                 <w:rFonts w:hint="eastAsia"/>
@@ -4368,18 +4731,24 @@
     </w:p>
     <w:tbl>
       <w:tblPr>
-        <w:tblStyle w:val="a5"/>
+        <w:tblStyle w:val="6"/>
         <w:tblW w:w="0" w:type="auto"/>
+        <w:tblInd w:w="0" w:type="dxa"/>
         <w:tblBorders>
-          <w:top w:val="none" w:sz="0" w:space="0" w:color="auto"/>
-          <w:left w:val="none" w:sz="0" w:space="0" w:color="auto"/>
-          <w:bottom w:val="none" w:sz="0" w:space="0" w:color="auto"/>
-          <w:right w:val="none" w:sz="0" w:space="0" w:color="auto"/>
-          <w:insideH w:val="none" w:sz="0" w:space="0" w:color="auto"/>
-          <w:insideV w:val="none" w:sz="0" w:space="0" w:color="auto"/>
+          <w:top w:val="none" w:color="auto" w:sz="0" w:space="0"/>
+          <w:left w:val="none" w:color="auto" w:sz="0" w:space="0"/>
+          <w:bottom w:val="none" w:color="auto" w:sz="0" w:space="0"/>
+          <w:right w:val="none" w:color="auto" w:sz="0" w:space="0"/>
+          <w:insideH w:val="none" w:color="auto" w:sz="0" w:space="0"/>
+          <w:insideV w:val="none" w:color="auto" w:sz="0" w:space="0"/>
         </w:tblBorders>
         <w:tblLayout w:type="fixed"/>
-        <w:tblLook w:val="04A0" w:firstRow="1" w:lastRow="0" w:firstColumn="1" w:lastColumn="0" w:noHBand="0" w:noVBand="1"/>
+        <w:tblCellMar>
+          <w:top w:w="0" w:type="dxa"/>
+          <w:left w:w="108" w:type="dxa"/>
+          <w:bottom w:w="0" w:type="dxa"/>
+          <w:right w:w="108" w:type="dxa"/>
+        </w:tblCellMar>
       </w:tblPr>
       <w:tblGrid>
         <w:gridCol w:w="846"/>
@@ -4387,11 +4756,27 @@
         <w:gridCol w:w="4069"/>
       </w:tblGrid>
       <w:tr>
+        <w:tblPrEx>
+          <w:tblBorders>
+            <w:top w:val="none" w:color="auto" w:sz="0" w:space="0"/>
+            <w:left w:val="none" w:color="auto" w:sz="0" w:space="0"/>
+            <w:bottom w:val="none" w:color="auto" w:sz="0" w:space="0"/>
+            <w:right w:val="none" w:color="auto" w:sz="0" w:space="0"/>
+            <w:insideH w:val="none" w:color="auto" w:sz="0" w:space="0"/>
+            <w:insideV w:val="none" w:color="auto" w:sz="0" w:space="0"/>
+          </w:tblBorders>
+          <w:tblCellMar>
+            <w:top w:w="0" w:type="dxa"/>
+            <w:left w:w="108" w:type="dxa"/>
+            <w:bottom w:w="0" w:type="dxa"/>
+            <w:right w:w="108" w:type="dxa"/>
+          </w:tblCellMar>
+        </w:tblPrEx>
         <w:tc>
           <w:tcPr>
             <w:tcW w:w="846" w:type="dxa"/>
             <w:tcBorders>
-              <w:bottom w:val="single" w:sz="18" w:space="0" w:color="auto"/>
+              <w:bottom w:val="single" w:color="auto" w:sz="18" w:space="0"/>
             </w:tcBorders>
           </w:tcPr>
           <w:p>
@@ -4408,14 +4793,12 @@
             </w:pPr>
             <w:r>
               <w:rPr>
-                <w:noProof/>
-                <w:sz w:val="24"/>
-                <w:szCs w:val="24"/>
-                <w:lang w:eastAsia="zh-CN"/>
-              </w:rPr>
-              <w:lastRenderedPageBreak/>
+                <w:sz w:val="24"/>
+                <w:szCs w:val="24"/>
+                <w:lang w:eastAsia="zh-CN"/>
+              </w:rPr>
               <w:drawing>
-                <wp:inline distT="0" distB="0" distL="0" distR="0" wp14:anchorId="26BFA5C4" wp14:editId="21471810">
+                <wp:inline distT="0" distB="0" distL="0" distR="0">
                   <wp:extent cx="359410" cy="341630"/>
                   <wp:effectExtent l="0" t="0" r="6350" b="8890"/>
                   <wp:docPr id="92" name="图片 92"/>
@@ -4432,7 +4815,7 @@
                           </pic:cNvPicPr>
                         </pic:nvPicPr>
                         <pic:blipFill>
-                          <a:blip r:embed="rId10">
+                          <a:blip r:embed="rId8">
                             <a:extLst>
                               <a:ext uri="{28A0092B-C50C-407E-A947-70E740481C1C}">
                                 <a14:useLocalDpi xmlns:a14="http://schemas.microsoft.com/office/drawing/2010/main" val="0"/>
@@ -4476,7 +4859,7 @@
           <w:tcPr>
             <w:tcW w:w="3381" w:type="dxa"/>
             <w:tcBorders>
-              <w:bottom w:val="single" w:sz="18" w:space="0" w:color="auto"/>
+              <w:bottom w:val="single" w:color="auto" w:sz="18" w:space="0"/>
             </w:tcBorders>
             <w:vAlign w:val="center"/>
           </w:tcPr>
@@ -4519,7 +4902,7 @@
           <w:tcPr>
             <w:tcW w:w="4069" w:type="dxa"/>
             <w:tcBorders>
-              <w:bottom w:val="single" w:sz="18" w:space="0" w:color="auto"/>
+              <w:bottom w:val="single" w:color="auto" w:sz="18" w:space="0"/>
             </w:tcBorders>
             <w:vAlign w:val="center"/>
           </w:tcPr>
@@ -4548,12 +4931,28 @@
         </w:tc>
       </w:tr>
       <w:tr>
+        <w:tblPrEx>
+          <w:tblBorders>
+            <w:top w:val="none" w:color="auto" w:sz="0" w:space="0"/>
+            <w:left w:val="none" w:color="auto" w:sz="0" w:space="0"/>
+            <w:bottom w:val="none" w:color="auto" w:sz="0" w:space="0"/>
+            <w:right w:val="none" w:color="auto" w:sz="0" w:space="0"/>
+            <w:insideH w:val="none" w:color="auto" w:sz="0" w:space="0"/>
+            <w:insideV w:val="none" w:color="auto" w:sz="0" w:space="0"/>
+          </w:tblBorders>
+          <w:tblCellMar>
+            <w:top w:w="0" w:type="dxa"/>
+            <w:left w:w="108" w:type="dxa"/>
+            <w:bottom w:w="0" w:type="dxa"/>
+            <w:right w:w="108" w:type="dxa"/>
+          </w:tblCellMar>
+        </w:tblPrEx>
         <w:tc>
           <w:tcPr>
             <w:tcW w:w="8296" w:type="dxa"/>
             <w:gridSpan w:val="3"/>
             <w:tcBorders>
-              <w:top w:val="single" w:sz="4" w:space="0" w:color="auto"/>
+              <w:top w:val="single" w:color="auto" w:sz="4" w:space="0"/>
             </w:tcBorders>
             <w:vAlign w:val="center"/>
           </w:tcPr>
@@ -4587,6 +4986,22 @@
         </w:tc>
       </w:tr>
       <w:tr>
+        <w:tblPrEx>
+          <w:tblBorders>
+            <w:top w:val="none" w:color="auto" w:sz="0" w:space="0"/>
+            <w:left w:val="none" w:color="auto" w:sz="0" w:space="0"/>
+            <w:bottom w:val="none" w:color="auto" w:sz="0" w:space="0"/>
+            <w:right w:val="none" w:color="auto" w:sz="0" w:space="0"/>
+            <w:insideH w:val="none" w:color="auto" w:sz="0" w:space="0"/>
+            <w:insideV w:val="none" w:color="auto" w:sz="0" w:space="0"/>
+          </w:tblBorders>
+          <w:tblCellMar>
+            <w:top w:w="0" w:type="dxa"/>
+            <w:left w:w="108" w:type="dxa"/>
+            <w:bottom w:w="0" w:type="dxa"/>
+            <w:right w:w="108" w:type="dxa"/>
+          </w:tblCellMar>
+        </w:tblPrEx>
         <w:tc>
           <w:tcPr>
             <w:tcW w:w="4227" w:type="dxa"/>
@@ -4656,8 +5071,24 @@
         </w:tc>
       </w:tr>
       <w:tr>
+        <w:tblPrEx>
+          <w:tblBorders>
+            <w:top w:val="none" w:color="auto" w:sz="0" w:space="0"/>
+            <w:left w:val="none" w:color="auto" w:sz="0" w:space="0"/>
+            <w:bottom w:val="none" w:color="auto" w:sz="0" w:space="0"/>
+            <w:right w:val="none" w:color="auto" w:sz="0" w:space="0"/>
+            <w:insideH w:val="none" w:color="auto" w:sz="0" w:space="0"/>
+            <w:insideV w:val="none" w:color="auto" w:sz="0" w:space="0"/>
+          </w:tblBorders>
+          <w:tblCellMar>
+            <w:top w:w="0" w:type="dxa"/>
+            <w:left w:w="108" w:type="dxa"/>
+            <w:bottom w:w="0" w:type="dxa"/>
+            <w:right w:w="108" w:type="dxa"/>
+          </w:tblCellMar>
+        </w:tblPrEx>
         <w:trPr>
-          <w:trHeight w:hRule="exact" w:val="12155"/>
+          <w:trHeight w:val="12155" w:hRule="exact"/>
         </w:trPr>
         <w:tc>
           <w:tcPr>
@@ -4670,6 +5101,7 @@
                 <w:tab w:val="left" w:pos="3815"/>
               </w:tabs>
               <w:spacing w:after="7" w:line="240" w:lineRule="atLeast"/>
+              <w:ind w:firstLine="480" w:firstLineChars="200"/>
               <w:jc w:val="both"/>
               <w:rPr>
                 <w:rFonts w:hint="eastAsia"/>
@@ -4709,18 +5141,24 @@
     </w:p>
     <w:tbl>
       <w:tblPr>
-        <w:tblStyle w:val="a5"/>
+        <w:tblStyle w:val="6"/>
         <w:tblW w:w="0" w:type="auto"/>
+        <w:tblInd w:w="0" w:type="dxa"/>
         <w:tblBorders>
-          <w:top w:val="none" w:sz="0" w:space="0" w:color="auto"/>
-          <w:left w:val="none" w:sz="0" w:space="0" w:color="auto"/>
-          <w:bottom w:val="none" w:sz="0" w:space="0" w:color="auto"/>
-          <w:right w:val="none" w:sz="0" w:space="0" w:color="auto"/>
-          <w:insideH w:val="none" w:sz="0" w:space="0" w:color="auto"/>
-          <w:insideV w:val="none" w:sz="0" w:space="0" w:color="auto"/>
+          <w:top w:val="none" w:color="auto" w:sz="0" w:space="0"/>
+          <w:left w:val="none" w:color="auto" w:sz="0" w:space="0"/>
+          <w:bottom w:val="none" w:color="auto" w:sz="0" w:space="0"/>
+          <w:right w:val="none" w:color="auto" w:sz="0" w:space="0"/>
+          <w:insideH w:val="none" w:color="auto" w:sz="0" w:space="0"/>
+          <w:insideV w:val="none" w:color="auto" w:sz="0" w:space="0"/>
         </w:tblBorders>
         <w:tblLayout w:type="fixed"/>
-        <w:tblLook w:val="04A0" w:firstRow="1" w:lastRow="0" w:firstColumn="1" w:lastColumn="0" w:noHBand="0" w:noVBand="1"/>
+        <w:tblCellMar>
+          <w:top w:w="0" w:type="dxa"/>
+          <w:left w:w="108" w:type="dxa"/>
+          <w:bottom w:w="0" w:type="dxa"/>
+          <w:right w:w="108" w:type="dxa"/>
+        </w:tblCellMar>
       </w:tblPr>
       <w:tblGrid>
         <w:gridCol w:w="846"/>
@@ -4728,11 +5166,27 @@
         <w:gridCol w:w="4028"/>
       </w:tblGrid>
       <w:tr>
+        <w:tblPrEx>
+          <w:tblBorders>
+            <w:top w:val="none" w:color="auto" w:sz="0" w:space="0"/>
+            <w:left w:val="none" w:color="auto" w:sz="0" w:space="0"/>
+            <w:bottom w:val="none" w:color="auto" w:sz="0" w:space="0"/>
+            <w:right w:val="none" w:color="auto" w:sz="0" w:space="0"/>
+            <w:insideH w:val="none" w:color="auto" w:sz="0" w:space="0"/>
+            <w:insideV w:val="none" w:color="auto" w:sz="0" w:space="0"/>
+          </w:tblBorders>
+          <w:tblCellMar>
+            <w:top w:w="0" w:type="dxa"/>
+            <w:left w:w="108" w:type="dxa"/>
+            <w:bottom w:w="0" w:type="dxa"/>
+            <w:right w:w="108" w:type="dxa"/>
+          </w:tblCellMar>
+        </w:tblPrEx>
         <w:tc>
           <w:tcPr>
             <w:tcW w:w="846" w:type="dxa"/>
             <w:tcBorders>
-              <w:bottom w:val="single" w:sz="18" w:space="0" w:color="auto"/>
+              <w:bottom w:val="single" w:color="auto" w:sz="18" w:space="0"/>
             </w:tcBorders>
           </w:tcPr>
           <w:p>
@@ -4749,14 +5203,12 @@
             </w:pPr>
             <w:r>
               <w:rPr>
-                <w:noProof/>
-                <w:sz w:val="24"/>
-                <w:szCs w:val="24"/>
-                <w:lang w:eastAsia="zh-CN"/>
-              </w:rPr>
-              <w:lastRenderedPageBreak/>
+                <w:sz w:val="24"/>
+                <w:szCs w:val="24"/>
+                <w:lang w:eastAsia="zh-CN"/>
+              </w:rPr>
               <w:drawing>
-                <wp:inline distT="0" distB="0" distL="0" distR="0" wp14:anchorId="3F72D8B5" wp14:editId="33F068C1">
+                <wp:inline distT="0" distB="0" distL="0" distR="0">
                   <wp:extent cx="359410" cy="341630"/>
                   <wp:effectExtent l="0" t="0" r="6350" b="8890"/>
                   <wp:docPr id="93" name="图片 93"/>
@@ -4773,7 +5225,7 @@
                           </pic:cNvPicPr>
                         </pic:nvPicPr>
                         <pic:blipFill>
-                          <a:blip r:embed="rId10">
+                          <a:blip r:embed="rId8">
                             <a:extLst>
                               <a:ext uri="{28A0092B-C50C-407E-A947-70E740481C1C}">
                                 <a14:useLocalDpi xmlns:a14="http://schemas.microsoft.com/office/drawing/2010/main" val="0"/>
@@ -4817,7 +5269,7 @@
           <w:tcPr>
             <w:tcW w:w="3422" w:type="dxa"/>
             <w:tcBorders>
-              <w:bottom w:val="single" w:sz="18" w:space="0" w:color="auto"/>
+              <w:bottom w:val="single" w:color="auto" w:sz="18" w:space="0"/>
             </w:tcBorders>
             <w:vAlign w:val="center"/>
           </w:tcPr>
@@ -4860,7 +5312,7 @@
           <w:tcPr>
             <w:tcW w:w="4028" w:type="dxa"/>
             <w:tcBorders>
-              <w:bottom w:val="single" w:sz="18" w:space="0" w:color="auto"/>
+              <w:bottom w:val="single" w:color="auto" w:sz="18" w:space="0"/>
             </w:tcBorders>
             <w:vAlign w:val="center"/>
           </w:tcPr>
@@ -4889,12 +5341,28 @@
         </w:tc>
       </w:tr>
       <w:tr>
+        <w:tblPrEx>
+          <w:tblBorders>
+            <w:top w:val="none" w:color="auto" w:sz="0" w:space="0"/>
+            <w:left w:val="none" w:color="auto" w:sz="0" w:space="0"/>
+            <w:bottom w:val="none" w:color="auto" w:sz="0" w:space="0"/>
+            <w:right w:val="none" w:color="auto" w:sz="0" w:space="0"/>
+            <w:insideH w:val="none" w:color="auto" w:sz="0" w:space="0"/>
+            <w:insideV w:val="none" w:color="auto" w:sz="0" w:space="0"/>
+          </w:tblBorders>
+          <w:tblCellMar>
+            <w:top w:w="0" w:type="dxa"/>
+            <w:left w:w="108" w:type="dxa"/>
+            <w:bottom w:w="0" w:type="dxa"/>
+            <w:right w:w="108" w:type="dxa"/>
+          </w:tblCellMar>
+        </w:tblPrEx>
         <w:tc>
           <w:tcPr>
             <w:tcW w:w="8296" w:type="dxa"/>
             <w:gridSpan w:val="3"/>
             <w:tcBorders>
-              <w:top w:val="single" w:sz="4" w:space="0" w:color="auto"/>
+              <w:top w:val="single" w:color="auto" w:sz="4" w:space="0"/>
             </w:tcBorders>
             <w:vAlign w:val="center"/>
           </w:tcPr>
@@ -4928,6 +5396,22 @@
         </w:tc>
       </w:tr>
       <w:tr>
+        <w:tblPrEx>
+          <w:tblBorders>
+            <w:top w:val="none" w:color="auto" w:sz="0" w:space="0"/>
+            <w:left w:val="none" w:color="auto" w:sz="0" w:space="0"/>
+            <w:bottom w:val="none" w:color="auto" w:sz="0" w:space="0"/>
+            <w:right w:val="none" w:color="auto" w:sz="0" w:space="0"/>
+            <w:insideH w:val="none" w:color="auto" w:sz="0" w:space="0"/>
+            <w:insideV w:val="none" w:color="auto" w:sz="0" w:space="0"/>
+          </w:tblBorders>
+          <w:tblCellMar>
+            <w:top w:w="0" w:type="dxa"/>
+            <w:left w:w="108" w:type="dxa"/>
+            <w:bottom w:w="0" w:type="dxa"/>
+            <w:right w:w="108" w:type="dxa"/>
+          </w:tblCellMar>
+        </w:tblPrEx>
         <w:tc>
           <w:tcPr>
             <w:tcW w:w="4268" w:type="dxa"/>
@@ -4997,8 +5481,24 @@
         </w:tc>
       </w:tr>
       <w:tr>
+        <w:tblPrEx>
+          <w:tblBorders>
+            <w:top w:val="none" w:color="auto" w:sz="0" w:space="0"/>
+            <w:left w:val="none" w:color="auto" w:sz="0" w:space="0"/>
+            <w:bottom w:val="none" w:color="auto" w:sz="0" w:space="0"/>
+            <w:right w:val="none" w:color="auto" w:sz="0" w:space="0"/>
+            <w:insideH w:val="none" w:color="auto" w:sz="0" w:space="0"/>
+            <w:insideV w:val="none" w:color="auto" w:sz="0" w:space="0"/>
+          </w:tblBorders>
+          <w:tblCellMar>
+            <w:top w:w="0" w:type="dxa"/>
+            <w:left w:w="108" w:type="dxa"/>
+            <w:bottom w:w="0" w:type="dxa"/>
+            <w:right w:w="108" w:type="dxa"/>
+          </w:tblCellMar>
+        </w:tblPrEx>
         <w:trPr>
-          <w:trHeight w:hRule="exact" w:val="12155"/>
+          <w:trHeight w:val="12155" w:hRule="exact"/>
         </w:trPr>
         <w:tc>
           <w:tcPr>
@@ -5011,6 +5511,7 @@
                 <w:tab w:val="left" w:pos="3815"/>
               </w:tabs>
               <w:spacing w:after="7" w:line="240" w:lineRule="atLeast"/>
+              <w:ind w:firstLine="480" w:firstLineChars="200"/>
               <w:jc w:val="both"/>
               <w:rPr>
                 <w:rFonts w:hint="eastAsia"/>
@@ -5050,18 +5551,24 @@
     </w:p>
     <w:tbl>
       <w:tblPr>
-        <w:tblStyle w:val="a5"/>
+        <w:tblStyle w:val="6"/>
         <w:tblW w:w="0" w:type="auto"/>
+        <w:tblInd w:w="0" w:type="dxa"/>
         <w:tblBorders>
-          <w:top w:val="none" w:sz="0" w:space="0" w:color="auto"/>
-          <w:left w:val="none" w:sz="0" w:space="0" w:color="auto"/>
-          <w:bottom w:val="none" w:sz="0" w:space="0" w:color="auto"/>
-          <w:right w:val="none" w:sz="0" w:space="0" w:color="auto"/>
-          <w:insideH w:val="none" w:sz="0" w:space="0" w:color="auto"/>
-          <w:insideV w:val="none" w:sz="0" w:space="0" w:color="auto"/>
+          <w:top w:val="none" w:color="auto" w:sz="0" w:space="0"/>
+          <w:left w:val="none" w:color="auto" w:sz="0" w:space="0"/>
+          <w:bottom w:val="none" w:color="auto" w:sz="0" w:space="0"/>
+          <w:right w:val="none" w:color="auto" w:sz="0" w:space="0"/>
+          <w:insideH w:val="none" w:color="auto" w:sz="0" w:space="0"/>
+          <w:insideV w:val="none" w:color="auto" w:sz="0" w:space="0"/>
         </w:tblBorders>
         <w:tblLayout w:type="fixed"/>
-        <w:tblLook w:val="04A0" w:firstRow="1" w:lastRow="0" w:firstColumn="1" w:lastColumn="0" w:noHBand="0" w:noVBand="1"/>
+        <w:tblCellMar>
+          <w:top w:w="0" w:type="dxa"/>
+          <w:left w:w="108" w:type="dxa"/>
+          <w:bottom w:w="0" w:type="dxa"/>
+          <w:right w:w="108" w:type="dxa"/>
+        </w:tblCellMar>
       </w:tblPr>
       <w:tblGrid>
         <w:gridCol w:w="846"/>
@@ -5069,11 +5576,27 @@
         <w:gridCol w:w="4078"/>
       </w:tblGrid>
       <w:tr>
+        <w:tblPrEx>
+          <w:tblBorders>
+            <w:top w:val="none" w:color="auto" w:sz="0" w:space="0"/>
+            <w:left w:val="none" w:color="auto" w:sz="0" w:space="0"/>
+            <w:bottom w:val="none" w:color="auto" w:sz="0" w:space="0"/>
+            <w:right w:val="none" w:color="auto" w:sz="0" w:space="0"/>
+            <w:insideH w:val="none" w:color="auto" w:sz="0" w:space="0"/>
+            <w:insideV w:val="none" w:color="auto" w:sz="0" w:space="0"/>
+          </w:tblBorders>
+          <w:tblCellMar>
+            <w:top w:w="0" w:type="dxa"/>
+            <w:left w:w="108" w:type="dxa"/>
+            <w:bottom w:w="0" w:type="dxa"/>
+            <w:right w:w="108" w:type="dxa"/>
+          </w:tblCellMar>
+        </w:tblPrEx>
         <w:tc>
           <w:tcPr>
             <w:tcW w:w="846" w:type="dxa"/>
             <w:tcBorders>
-              <w:bottom w:val="single" w:sz="18" w:space="0" w:color="auto"/>
+              <w:bottom w:val="single" w:color="auto" w:sz="18" w:space="0"/>
             </w:tcBorders>
           </w:tcPr>
           <w:p>
@@ -5090,14 +5613,12 @@
             </w:pPr>
             <w:r>
               <w:rPr>
-                <w:noProof/>
-                <w:sz w:val="24"/>
-                <w:szCs w:val="24"/>
-                <w:lang w:eastAsia="zh-CN"/>
-              </w:rPr>
-              <w:lastRenderedPageBreak/>
+                <w:sz w:val="24"/>
+                <w:szCs w:val="24"/>
+                <w:lang w:eastAsia="zh-CN"/>
+              </w:rPr>
               <w:drawing>
-                <wp:inline distT="0" distB="0" distL="0" distR="0" wp14:anchorId="28EF7527" wp14:editId="056E2620">
+                <wp:inline distT="0" distB="0" distL="0" distR="0">
                   <wp:extent cx="359410" cy="341630"/>
                   <wp:effectExtent l="0" t="0" r="6350" b="8890"/>
                   <wp:docPr id="94" name="图片 94"/>
@@ -5114,7 +5635,7 @@
                           </pic:cNvPicPr>
                         </pic:nvPicPr>
                         <pic:blipFill>
-                          <a:blip r:embed="rId10">
+                          <a:blip r:embed="rId8">
                             <a:extLst>
                               <a:ext uri="{28A0092B-C50C-407E-A947-70E740481C1C}">
                                 <a14:useLocalDpi xmlns:a14="http://schemas.microsoft.com/office/drawing/2010/main" val="0"/>
@@ -5158,7 +5679,7 @@
           <w:tcPr>
             <w:tcW w:w="3372" w:type="dxa"/>
             <w:tcBorders>
-              <w:bottom w:val="single" w:sz="18" w:space="0" w:color="auto"/>
+              <w:bottom w:val="single" w:color="auto" w:sz="18" w:space="0"/>
             </w:tcBorders>
             <w:vAlign w:val="center"/>
           </w:tcPr>
@@ -5201,7 +5722,7 @@
           <w:tcPr>
             <w:tcW w:w="4078" w:type="dxa"/>
             <w:tcBorders>
-              <w:bottom w:val="single" w:sz="18" w:space="0" w:color="auto"/>
+              <w:bottom w:val="single" w:color="auto" w:sz="18" w:space="0"/>
             </w:tcBorders>
             <w:vAlign w:val="center"/>
           </w:tcPr>
@@ -5230,12 +5751,28 @@
         </w:tc>
       </w:tr>
       <w:tr>
+        <w:tblPrEx>
+          <w:tblBorders>
+            <w:top w:val="none" w:color="auto" w:sz="0" w:space="0"/>
+            <w:left w:val="none" w:color="auto" w:sz="0" w:space="0"/>
+            <w:bottom w:val="none" w:color="auto" w:sz="0" w:space="0"/>
+            <w:right w:val="none" w:color="auto" w:sz="0" w:space="0"/>
+            <w:insideH w:val="none" w:color="auto" w:sz="0" w:space="0"/>
+            <w:insideV w:val="none" w:color="auto" w:sz="0" w:space="0"/>
+          </w:tblBorders>
+          <w:tblCellMar>
+            <w:top w:w="0" w:type="dxa"/>
+            <w:left w:w="108" w:type="dxa"/>
+            <w:bottom w:w="0" w:type="dxa"/>
+            <w:right w:w="108" w:type="dxa"/>
+          </w:tblCellMar>
+        </w:tblPrEx>
         <w:tc>
           <w:tcPr>
             <w:tcW w:w="8296" w:type="dxa"/>
             <w:gridSpan w:val="3"/>
             <w:tcBorders>
-              <w:top w:val="single" w:sz="4" w:space="0" w:color="auto"/>
+              <w:top w:val="single" w:color="auto" w:sz="4" w:space="0"/>
             </w:tcBorders>
             <w:vAlign w:val="center"/>
           </w:tcPr>
@@ -5269,6 +5806,22 @@
         </w:tc>
       </w:tr>
       <w:tr>
+        <w:tblPrEx>
+          <w:tblBorders>
+            <w:top w:val="none" w:color="auto" w:sz="0" w:space="0"/>
+            <w:left w:val="none" w:color="auto" w:sz="0" w:space="0"/>
+            <w:bottom w:val="none" w:color="auto" w:sz="0" w:space="0"/>
+            <w:right w:val="none" w:color="auto" w:sz="0" w:space="0"/>
+            <w:insideH w:val="none" w:color="auto" w:sz="0" w:space="0"/>
+            <w:insideV w:val="none" w:color="auto" w:sz="0" w:space="0"/>
+          </w:tblBorders>
+          <w:tblCellMar>
+            <w:top w:w="0" w:type="dxa"/>
+            <w:left w:w="108" w:type="dxa"/>
+            <w:bottom w:w="0" w:type="dxa"/>
+            <w:right w:w="108" w:type="dxa"/>
+          </w:tblCellMar>
+        </w:tblPrEx>
         <w:tc>
           <w:tcPr>
             <w:tcW w:w="4218" w:type="dxa"/>
@@ -5338,8 +5891,24 @@
         </w:tc>
       </w:tr>
       <w:tr>
+        <w:tblPrEx>
+          <w:tblBorders>
+            <w:top w:val="none" w:color="auto" w:sz="0" w:space="0"/>
+            <w:left w:val="none" w:color="auto" w:sz="0" w:space="0"/>
+            <w:bottom w:val="none" w:color="auto" w:sz="0" w:space="0"/>
+            <w:right w:val="none" w:color="auto" w:sz="0" w:space="0"/>
+            <w:insideH w:val="none" w:color="auto" w:sz="0" w:space="0"/>
+            <w:insideV w:val="none" w:color="auto" w:sz="0" w:space="0"/>
+          </w:tblBorders>
+          <w:tblCellMar>
+            <w:top w:w="0" w:type="dxa"/>
+            <w:left w:w="108" w:type="dxa"/>
+            <w:bottom w:w="0" w:type="dxa"/>
+            <w:right w:w="108" w:type="dxa"/>
+          </w:tblCellMar>
+        </w:tblPrEx>
         <w:trPr>
-          <w:trHeight w:hRule="exact" w:val="12155"/>
+          <w:trHeight w:val="12155" w:hRule="exact"/>
         </w:trPr>
         <w:tc>
           <w:tcPr>
@@ -5352,6 +5921,7 @@
                 <w:tab w:val="left" w:pos="3815"/>
               </w:tabs>
               <w:spacing w:after="7" w:line="240" w:lineRule="atLeast"/>
+              <w:ind w:firstLine="480" w:firstLineChars="200"/>
               <w:jc w:val="both"/>
               <w:rPr>
                 <w:rFonts w:hint="eastAsia"/>
@@ -5391,18 +5961,24 @@
     </w:p>
     <w:tbl>
       <w:tblPr>
-        <w:tblStyle w:val="a5"/>
+        <w:tblStyle w:val="6"/>
         <w:tblW w:w="0" w:type="auto"/>
+        <w:tblInd w:w="0" w:type="dxa"/>
         <w:tblBorders>
-          <w:top w:val="none" w:sz="0" w:space="0" w:color="auto"/>
-          <w:left w:val="none" w:sz="0" w:space="0" w:color="auto"/>
-          <w:bottom w:val="none" w:sz="0" w:space="0" w:color="auto"/>
-          <w:right w:val="none" w:sz="0" w:space="0" w:color="auto"/>
-          <w:insideH w:val="none" w:sz="0" w:space="0" w:color="auto"/>
-          <w:insideV w:val="none" w:sz="0" w:space="0" w:color="auto"/>
+          <w:top w:val="none" w:color="auto" w:sz="0" w:space="0"/>
+          <w:left w:val="none" w:color="auto" w:sz="0" w:space="0"/>
+          <w:bottom w:val="none" w:color="auto" w:sz="0" w:space="0"/>
+          <w:right w:val="none" w:color="auto" w:sz="0" w:space="0"/>
+          <w:insideH w:val="none" w:color="auto" w:sz="0" w:space="0"/>
+          <w:insideV w:val="none" w:color="auto" w:sz="0" w:space="0"/>
         </w:tblBorders>
         <w:tblLayout w:type="fixed"/>
-        <w:tblLook w:val="04A0" w:firstRow="1" w:lastRow="0" w:firstColumn="1" w:lastColumn="0" w:noHBand="0" w:noVBand="1"/>
+        <w:tblCellMar>
+          <w:top w:w="0" w:type="dxa"/>
+          <w:left w:w="108" w:type="dxa"/>
+          <w:bottom w:w="0" w:type="dxa"/>
+          <w:right w:w="108" w:type="dxa"/>
+        </w:tblCellMar>
       </w:tblPr>
       <w:tblGrid>
         <w:gridCol w:w="846"/>
@@ -5410,11 +5986,27 @@
         <w:gridCol w:w="4069"/>
       </w:tblGrid>
       <w:tr>
+        <w:tblPrEx>
+          <w:tblBorders>
+            <w:top w:val="none" w:color="auto" w:sz="0" w:space="0"/>
+            <w:left w:val="none" w:color="auto" w:sz="0" w:space="0"/>
+            <w:bottom w:val="none" w:color="auto" w:sz="0" w:space="0"/>
+            <w:right w:val="none" w:color="auto" w:sz="0" w:space="0"/>
+            <w:insideH w:val="none" w:color="auto" w:sz="0" w:space="0"/>
+            <w:insideV w:val="none" w:color="auto" w:sz="0" w:space="0"/>
+          </w:tblBorders>
+          <w:tblCellMar>
+            <w:top w:w="0" w:type="dxa"/>
+            <w:left w:w="108" w:type="dxa"/>
+            <w:bottom w:w="0" w:type="dxa"/>
+            <w:right w:w="108" w:type="dxa"/>
+          </w:tblCellMar>
+        </w:tblPrEx>
         <w:tc>
           <w:tcPr>
             <w:tcW w:w="846" w:type="dxa"/>
             <w:tcBorders>
-              <w:bottom w:val="single" w:sz="18" w:space="0" w:color="auto"/>
+              <w:bottom w:val="single" w:color="auto" w:sz="18" w:space="0"/>
             </w:tcBorders>
           </w:tcPr>
           <w:p>
@@ -5431,14 +6023,12 @@
             </w:pPr>
             <w:r>
               <w:rPr>
-                <w:noProof/>
-                <w:sz w:val="24"/>
-                <w:szCs w:val="24"/>
-                <w:lang w:eastAsia="zh-CN"/>
-              </w:rPr>
-              <w:lastRenderedPageBreak/>
+                <w:sz w:val="24"/>
+                <w:szCs w:val="24"/>
+                <w:lang w:eastAsia="zh-CN"/>
+              </w:rPr>
               <w:drawing>
-                <wp:inline distT="0" distB="0" distL="0" distR="0" wp14:anchorId="6DB93BA4" wp14:editId="7631EE3F">
+                <wp:inline distT="0" distB="0" distL="0" distR="0">
                   <wp:extent cx="359410" cy="341630"/>
                   <wp:effectExtent l="0" t="0" r="6350" b="8890"/>
                   <wp:docPr id="95" name="图片 95"/>
@@ -5455,7 +6045,7 @@
                           </pic:cNvPicPr>
                         </pic:nvPicPr>
                         <pic:blipFill>
-                          <a:blip r:embed="rId10">
+                          <a:blip r:embed="rId8">
                             <a:extLst>
                               <a:ext uri="{28A0092B-C50C-407E-A947-70E740481C1C}">
                                 <a14:useLocalDpi xmlns:a14="http://schemas.microsoft.com/office/drawing/2010/main" val="0"/>
@@ -5499,7 +6089,7 @@
           <w:tcPr>
             <w:tcW w:w="3381" w:type="dxa"/>
             <w:tcBorders>
-              <w:bottom w:val="single" w:sz="18" w:space="0" w:color="auto"/>
+              <w:bottom w:val="single" w:color="auto" w:sz="18" w:space="0"/>
             </w:tcBorders>
             <w:vAlign w:val="center"/>
           </w:tcPr>
@@ -5542,7 +6132,7 @@
           <w:tcPr>
             <w:tcW w:w="4069" w:type="dxa"/>
             <w:tcBorders>
-              <w:bottom w:val="single" w:sz="18" w:space="0" w:color="auto"/>
+              <w:bottom w:val="single" w:color="auto" w:sz="18" w:space="0"/>
             </w:tcBorders>
             <w:vAlign w:val="center"/>
           </w:tcPr>
@@ -5571,12 +6161,28 @@
         </w:tc>
       </w:tr>
       <w:tr>
+        <w:tblPrEx>
+          <w:tblBorders>
+            <w:top w:val="none" w:color="auto" w:sz="0" w:space="0"/>
+            <w:left w:val="none" w:color="auto" w:sz="0" w:space="0"/>
+            <w:bottom w:val="none" w:color="auto" w:sz="0" w:space="0"/>
+            <w:right w:val="none" w:color="auto" w:sz="0" w:space="0"/>
+            <w:insideH w:val="none" w:color="auto" w:sz="0" w:space="0"/>
+            <w:insideV w:val="none" w:color="auto" w:sz="0" w:space="0"/>
+          </w:tblBorders>
+          <w:tblCellMar>
+            <w:top w:w="0" w:type="dxa"/>
+            <w:left w:w="108" w:type="dxa"/>
+            <w:bottom w:w="0" w:type="dxa"/>
+            <w:right w:w="108" w:type="dxa"/>
+          </w:tblCellMar>
+        </w:tblPrEx>
         <w:tc>
           <w:tcPr>
             <w:tcW w:w="8296" w:type="dxa"/>
             <w:gridSpan w:val="3"/>
             <w:tcBorders>
-              <w:top w:val="single" w:sz="4" w:space="0" w:color="auto"/>
+              <w:top w:val="single" w:color="auto" w:sz="4" w:space="0"/>
             </w:tcBorders>
             <w:vAlign w:val="center"/>
           </w:tcPr>
@@ -5610,6 +6216,22 @@
         </w:tc>
       </w:tr>
       <w:tr>
+        <w:tblPrEx>
+          <w:tblBorders>
+            <w:top w:val="none" w:color="auto" w:sz="0" w:space="0"/>
+            <w:left w:val="none" w:color="auto" w:sz="0" w:space="0"/>
+            <w:bottom w:val="none" w:color="auto" w:sz="0" w:space="0"/>
+            <w:right w:val="none" w:color="auto" w:sz="0" w:space="0"/>
+            <w:insideH w:val="none" w:color="auto" w:sz="0" w:space="0"/>
+            <w:insideV w:val="none" w:color="auto" w:sz="0" w:space="0"/>
+          </w:tblBorders>
+          <w:tblCellMar>
+            <w:top w:w="0" w:type="dxa"/>
+            <w:left w:w="108" w:type="dxa"/>
+            <w:bottom w:w="0" w:type="dxa"/>
+            <w:right w:w="108" w:type="dxa"/>
+          </w:tblCellMar>
+        </w:tblPrEx>
         <w:tc>
           <w:tcPr>
             <w:tcW w:w="4227" w:type="dxa"/>
@@ -5679,8 +6301,24 @@
         </w:tc>
       </w:tr>
       <w:tr>
+        <w:tblPrEx>
+          <w:tblBorders>
+            <w:top w:val="none" w:color="auto" w:sz="0" w:space="0"/>
+            <w:left w:val="none" w:color="auto" w:sz="0" w:space="0"/>
+            <w:bottom w:val="none" w:color="auto" w:sz="0" w:space="0"/>
+            <w:right w:val="none" w:color="auto" w:sz="0" w:space="0"/>
+            <w:insideH w:val="none" w:color="auto" w:sz="0" w:space="0"/>
+            <w:insideV w:val="none" w:color="auto" w:sz="0" w:space="0"/>
+          </w:tblBorders>
+          <w:tblCellMar>
+            <w:top w:w="0" w:type="dxa"/>
+            <w:left w:w="108" w:type="dxa"/>
+            <w:bottom w:w="0" w:type="dxa"/>
+            <w:right w:w="108" w:type="dxa"/>
+          </w:tblCellMar>
+        </w:tblPrEx>
         <w:trPr>
-          <w:trHeight w:hRule="exact" w:val="12155"/>
+          <w:trHeight w:val="12155" w:hRule="exact"/>
         </w:trPr>
         <w:tc>
           <w:tcPr>
@@ -5693,6 +6331,7 @@
                 <w:tab w:val="left" w:pos="3815"/>
               </w:tabs>
               <w:spacing w:after="7" w:line="240" w:lineRule="atLeast"/>
+              <w:ind w:firstLine="480" w:firstLineChars="200"/>
               <w:jc w:val="both"/>
               <w:rPr>
                 <w:rFonts w:hint="eastAsia"/>
@@ -5732,18 +6371,24 @@
     </w:p>
     <w:tbl>
       <w:tblPr>
-        <w:tblStyle w:val="a5"/>
+        <w:tblStyle w:val="6"/>
         <w:tblW w:w="0" w:type="auto"/>
+        <w:tblInd w:w="0" w:type="dxa"/>
         <w:tblBorders>
-          <w:top w:val="none" w:sz="0" w:space="0" w:color="auto"/>
-          <w:left w:val="none" w:sz="0" w:space="0" w:color="auto"/>
-          <w:bottom w:val="none" w:sz="0" w:space="0" w:color="auto"/>
-          <w:right w:val="none" w:sz="0" w:space="0" w:color="auto"/>
-          <w:insideH w:val="none" w:sz="0" w:space="0" w:color="auto"/>
-          <w:insideV w:val="none" w:sz="0" w:space="0" w:color="auto"/>
+          <w:top w:val="none" w:color="auto" w:sz="0" w:space="0"/>
+          <w:left w:val="none" w:color="auto" w:sz="0" w:space="0"/>
+          <w:bottom w:val="none" w:color="auto" w:sz="0" w:space="0"/>
+          <w:right w:val="none" w:color="auto" w:sz="0" w:space="0"/>
+          <w:insideH w:val="none" w:color="auto" w:sz="0" w:space="0"/>
+          <w:insideV w:val="none" w:color="auto" w:sz="0" w:space="0"/>
         </w:tblBorders>
         <w:tblLayout w:type="fixed"/>
-        <w:tblLook w:val="04A0" w:firstRow="1" w:lastRow="0" w:firstColumn="1" w:lastColumn="0" w:noHBand="0" w:noVBand="1"/>
+        <w:tblCellMar>
+          <w:top w:w="0" w:type="dxa"/>
+          <w:left w:w="108" w:type="dxa"/>
+          <w:bottom w:w="0" w:type="dxa"/>
+          <w:right w:w="108" w:type="dxa"/>
+        </w:tblCellMar>
       </w:tblPr>
       <w:tblGrid>
         <w:gridCol w:w="846"/>
@@ -5751,11 +6396,27 @@
         <w:gridCol w:w="4045"/>
       </w:tblGrid>
       <w:tr>
+        <w:tblPrEx>
+          <w:tblBorders>
+            <w:top w:val="none" w:color="auto" w:sz="0" w:space="0"/>
+            <w:left w:val="none" w:color="auto" w:sz="0" w:space="0"/>
+            <w:bottom w:val="none" w:color="auto" w:sz="0" w:space="0"/>
+            <w:right w:val="none" w:color="auto" w:sz="0" w:space="0"/>
+            <w:insideH w:val="none" w:color="auto" w:sz="0" w:space="0"/>
+            <w:insideV w:val="none" w:color="auto" w:sz="0" w:space="0"/>
+          </w:tblBorders>
+          <w:tblCellMar>
+            <w:top w:w="0" w:type="dxa"/>
+            <w:left w:w="108" w:type="dxa"/>
+            <w:bottom w:w="0" w:type="dxa"/>
+            <w:right w:w="108" w:type="dxa"/>
+          </w:tblCellMar>
+        </w:tblPrEx>
         <w:tc>
           <w:tcPr>
             <w:tcW w:w="846" w:type="dxa"/>
             <w:tcBorders>
-              <w:bottom w:val="single" w:sz="18" w:space="0" w:color="auto"/>
+              <w:bottom w:val="single" w:color="auto" w:sz="18" w:space="0"/>
             </w:tcBorders>
           </w:tcPr>
           <w:p>
@@ -5772,14 +6433,12 @@
             </w:pPr>
             <w:r>
               <w:rPr>
-                <w:noProof/>
-                <w:sz w:val="24"/>
-                <w:szCs w:val="24"/>
-                <w:lang w:eastAsia="zh-CN"/>
-              </w:rPr>
-              <w:lastRenderedPageBreak/>
+                <w:sz w:val="24"/>
+                <w:szCs w:val="24"/>
+                <w:lang w:eastAsia="zh-CN"/>
+              </w:rPr>
               <w:drawing>
-                <wp:inline distT="0" distB="0" distL="0" distR="0" wp14:anchorId="748DE7D6" wp14:editId="0303EDD0">
+                <wp:inline distT="0" distB="0" distL="0" distR="0">
                   <wp:extent cx="359410" cy="341630"/>
                   <wp:effectExtent l="0" t="0" r="6350" b="8890"/>
                   <wp:docPr id="96" name="图片 96"/>
@@ -5796,7 +6455,7 @@
                           </pic:cNvPicPr>
                         </pic:nvPicPr>
                         <pic:blipFill>
-                          <a:blip r:embed="rId10">
+                          <a:blip r:embed="rId8">
                             <a:extLst>
                               <a:ext uri="{28A0092B-C50C-407E-A947-70E740481C1C}">
                                 <a14:useLocalDpi xmlns:a14="http://schemas.microsoft.com/office/drawing/2010/main" val="0"/>
@@ -5840,7 +6499,7 @@
           <w:tcPr>
             <w:tcW w:w="3405" w:type="dxa"/>
             <w:tcBorders>
-              <w:bottom w:val="single" w:sz="18" w:space="0" w:color="auto"/>
+              <w:bottom w:val="single" w:color="auto" w:sz="18" w:space="0"/>
             </w:tcBorders>
             <w:vAlign w:val="center"/>
           </w:tcPr>
@@ -5883,7 +6542,7 @@
           <w:tcPr>
             <w:tcW w:w="4045" w:type="dxa"/>
             <w:tcBorders>
-              <w:bottom w:val="single" w:sz="18" w:space="0" w:color="auto"/>
+              <w:bottom w:val="single" w:color="auto" w:sz="18" w:space="0"/>
             </w:tcBorders>
             <w:vAlign w:val="center"/>
           </w:tcPr>
@@ -5912,12 +6571,28 @@
         </w:tc>
       </w:tr>
       <w:tr>
+        <w:tblPrEx>
+          <w:tblBorders>
+            <w:top w:val="none" w:color="auto" w:sz="0" w:space="0"/>
+            <w:left w:val="none" w:color="auto" w:sz="0" w:space="0"/>
+            <w:bottom w:val="none" w:color="auto" w:sz="0" w:space="0"/>
+            <w:right w:val="none" w:color="auto" w:sz="0" w:space="0"/>
+            <w:insideH w:val="none" w:color="auto" w:sz="0" w:space="0"/>
+            <w:insideV w:val="none" w:color="auto" w:sz="0" w:space="0"/>
+          </w:tblBorders>
+          <w:tblCellMar>
+            <w:top w:w="0" w:type="dxa"/>
+            <w:left w:w="108" w:type="dxa"/>
+            <w:bottom w:w="0" w:type="dxa"/>
+            <w:right w:w="108" w:type="dxa"/>
+          </w:tblCellMar>
+        </w:tblPrEx>
         <w:tc>
           <w:tcPr>
             <w:tcW w:w="8296" w:type="dxa"/>
             <w:gridSpan w:val="3"/>
             <w:tcBorders>
-              <w:top w:val="single" w:sz="4" w:space="0" w:color="auto"/>
+              <w:top w:val="single" w:color="auto" w:sz="4" w:space="0"/>
             </w:tcBorders>
             <w:vAlign w:val="center"/>
           </w:tcPr>
@@ -5951,6 +6626,22 @@
         </w:tc>
       </w:tr>
       <w:tr>
+        <w:tblPrEx>
+          <w:tblBorders>
+            <w:top w:val="none" w:color="auto" w:sz="0" w:space="0"/>
+            <w:left w:val="none" w:color="auto" w:sz="0" w:space="0"/>
+            <w:bottom w:val="none" w:color="auto" w:sz="0" w:space="0"/>
+            <w:right w:val="none" w:color="auto" w:sz="0" w:space="0"/>
+            <w:insideH w:val="none" w:color="auto" w:sz="0" w:space="0"/>
+            <w:insideV w:val="none" w:color="auto" w:sz="0" w:space="0"/>
+          </w:tblBorders>
+          <w:tblCellMar>
+            <w:top w:w="0" w:type="dxa"/>
+            <w:left w:w="108" w:type="dxa"/>
+            <w:bottom w:w="0" w:type="dxa"/>
+            <w:right w:w="108" w:type="dxa"/>
+          </w:tblCellMar>
+        </w:tblPrEx>
         <w:tc>
           <w:tcPr>
             <w:tcW w:w="4251" w:type="dxa"/>
@@ -6020,8 +6711,24 @@
         </w:tc>
       </w:tr>
       <w:tr>
+        <w:tblPrEx>
+          <w:tblBorders>
+            <w:top w:val="none" w:color="auto" w:sz="0" w:space="0"/>
+            <w:left w:val="none" w:color="auto" w:sz="0" w:space="0"/>
+            <w:bottom w:val="none" w:color="auto" w:sz="0" w:space="0"/>
+            <w:right w:val="none" w:color="auto" w:sz="0" w:space="0"/>
+            <w:insideH w:val="none" w:color="auto" w:sz="0" w:space="0"/>
+            <w:insideV w:val="none" w:color="auto" w:sz="0" w:space="0"/>
+          </w:tblBorders>
+          <w:tblCellMar>
+            <w:top w:w="0" w:type="dxa"/>
+            <w:left w:w="108" w:type="dxa"/>
+            <w:bottom w:w="0" w:type="dxa"/>
+            <w:right w:w="108" w:type="dxa"/>
+          </w:tblCellMar>
+        </w:tblPrEx>
         <w:trPr>
-          <w:trHeight w:hRule="exact" w:val="12155"/>
+          <w:trHeight w:val="12155" w:hRule="exact"/>
         </w:trPr>
         <w:tc>
           <w:tcPr>
@@ -6034,6 +6741,7 @@
                 <w:tab w:val="left" w:pos="3815"/>
               </w:tabs>
               <w:spacing w:after="7" w:line="240" w:lineRule="atLeast"/>
+              <w:ind w:firstLine="480" w:firstLineChars="200"/>
               <w:jc w:val="both"/>
               <w:rPr>
                 <w:rFonts w:hint="eastAsia"/>
@@ -6073,18 +6781,24 @@
     </w:p>
     <w:tbl>
       <w:tblPr>
-        <w:tblStyle w:val="a5"/>
+        <w:tblStyle w:val="6"/>
         <w:tblW w:w="0" w:type="auto"/>
+        <w:tblInd w:w="0" w:type="dxa"/>
         <w:tblBorders>
-          <w:top w:val="none" w:sz="0" w:space="0" w:color="auto"/>
-          <w:left w:val="none" w:sz="0" w:space="0" w:color="auto"/>
-          <w:bottom w:val="none" w:sz="0" w:space="0" w:color="auto"/>
-          <w:right w:val="none" w:sz="0" w:space="0" w:color="auto"/>
-          <w:insideH w:val="none" w:sz="0" w:space="0" w:color="auto"/>
-          <w:insideV w:val="none" w:sz="0" w:space="0" w:color="auto"/>
+          <w:top w:val="none" w:color="auto" w:sz="0" w:space="0"/>
+          <w:left w:val="none" w:color="auto" w:sz="0" w:space="0"/>
+          <w:bottom w:val="none" w:color="auto" w:sz="0" w:space="0"/>
+          <w:right w:val="none" w:color="auto" w:sz="0" w:space="0"/>
+          <w:insideH w:val="none" w:color="auto" w:sz="0" w:space="0"/>
+          <w:insideV w:val="none" w:color="auto" w:sz="0" w:space="0"/>
         </w:tblBorders>
         <w:tblLayout w:type="fixed"/>
-        <w:tblLook w:val="04A0" w:firstRow="1" w:lastRow="0" w:firstColumn="1" w:lastColumn="0" w:noHBand="0" w:noVBand="1"/>
+        <w:tblCellMar>
+          <w:top w:w="0" w:type="dxa"/>
+          <w:left w:w="108" w:type="dxa"/>
+          <w:bottom w:w="0" w:type="dxa"/>
+          <w:right w:w="108" w:type="dxa"/>
+        </w:tblCellMar>
       </w:tblPr>
       <w:tblGrid>
         <w:gridCol w:w="846"/>
@@ -6092,11 +6806,27 @@
         <w:gridCol w:w="3922"/>
       </w:tblGrid>
       <w:tr>
+        <w:tblPrEx>
+          <w:tblBorders>
+            <w:top w:val="none" w:color="auto" w:sz="0" w:space="0"/>
+            <w:left w:val="none" w:color="auto" w:sz="0" w:space="0"/>
+            <w:bottom w:val="none" w:color="auto" w:sz="0" w:space="0"/>
+            <w:right w:val="none" w:color="auto" w:sz="0" w:space="0"/>
+            <w:insideH w:val="none" w:color="auto" w:sz="0" w:space="0"/>
+            <w:insideV w:val="none" w:color="auto" w:sz="0" w:space="0"/>
+          </w:tblBorders>
+          <w:tblCellMar>
+            <w:top w:w="0" w:type="dxa"/>
+            <w:left w:w="108" w:type="dxa"/>
+            <w:bottom w:w="0" w:type="dxa"/>
+            <w:right w:w="108" w:type="dxa"/>
+          </w:tblCellMar>
+        </w:tblPrEx>
         <w:tc>
           <w:tcPr>
             <w:tcW w:w="846" w:type="dxa"/>
             <w:tcBorders>
-              <w:bottom w:val="single" w:sz="18" w:space="0" w:color="auto"/>
+              <w:bottom w:val="single" w:color="auto" w:sz="18" w:space="0"/>
             </w:tcBorders>
           </w:tcPr>
           <w:p>
@@ -6113,14 +6843,12 @@
             </w:pPr>
             <w:r>
               <w:rPr>
-                <w:noProof/>
-                <w:sz w:val="24"/>
-                <w:szCs w:val="24"/>
-                <w:lang w:eastAsia="zh-CN"/>
-              </w:rPr>
-              <w:lastRenderedPageBreak/>
+                <w:sz w:val="24"/>
+                <w:szCs w:val="24"/>
+                <w:lang w:eastAsia="zh-CN"/>
+              </w:rPr>
               <w:drawing>
-                <wp:inline distT="0" distB="0" distL="0" distR="0" wp14:anchorId="48C6FBC9" wp14:editId="14B622D8">
+                <wp:inline distT="0" distB="0" distL="0" distR="0">
                   <wp:extent cx="359410" cy="341630"/>
                   <wp:effectExtent l="0" t="0" r="6350" b="8890"/>
                   <wp:docPr id="113" name="图片 113"/>
@@ -6137,7 +6865,7 @@
                           </pic:cNvPicPr>
                         </pic:nvPicPr>
                         <pic:blipFill>
-                          <a:blip r:embed="rId10">
+                          <a:blip r:embed="rId8">
                             <a:extLst>
                               <a:ext uri="{28A0092B-C50C-407E-A947-70E740481C1C}">
                                 <a14:useLocalDpi xmlns:a14="http://schemas.microsoft.com/office/drawing/2010/main" val="0"/>
@@ -6181,7 +6909,7 @@
           <w:tcPr>
             <w:tcW w:w="3528" w:type="dxa"/>
             <w:tcBorders>
-              <w:bottom w:val="single" w:sz="18" w:space="0" w:color="auto"/>
+              <w:bottom w:val="single" w:color="auto" w:sz="18" w:space="0"/>
             </w:tcBorders>
             <w:vAlign w:val="center"/>
           </w:tcPr>
@@ -6224,7 +6952,7 @@
           <w:tcPr>
             <w:tcW w:w="3922" w:type="dxa"/>
             <w:tcBorders>
-              <w:bottom w:val="single" w:sz="18" w:space="0" w:color="auto"/>
+              <w:bottom w:val="single" w:color="auto" w:sz="18" w:space="0"/>
             </w:tcBorders>
             <w:vAlign w:val="center"/>
           </w:tcPr>
@@ -6253,12 +6981,28 @@
         </w:tc>
       </w:tr>
       <w:tr>
+        <w:tblPrEx>
+          <w:tblBorders>
+            <w:top w:val="none" w:color="auto" w:sz="0" w:space="0"/>
+            <w:left w:val="none" w:color="auto" w:sz="0" w:space="0"/>
+            <w:bottom w:val="none" w:color="auto" w:sz="0" w:space="0"/>
+            <w:right w:val="none" w:color="auto" w:sz="0" w:space="0"/>
+            <w:insideH w:val="none" w:color="auto" w:sz="0" w:space="0"/>
+            <w:insideV w:val="none" w:color="auto" w:sz="0" w:space="0"/>
+          </w:tblBorders>
+          <w:tblCellMar>
+            <w:top w:w="0" w:type="dxa"/>
+            <w:left w:w="108" w:type="dxa"/>
+            <w:bottom w:w="0" w:type="dxa"/>
+            <w:right w:w="108" w:type="dxa"/>
+          </w:tblCellMar>
+        </w:tblPrEx>
         <w:tc>
           <w:tcPr>
             <w:tcW w:w="8296" w:type="dxa"/>
             <w:gridSpan w:val="3"/>
             <w:tcBorders>
-              <w:top w:val="single" w:sz="4" w:space="0" w:color="auto"/>
+              <w:top w:val="single" w:color="auto" w:sz="4" w:space="0"/>
             </w:tcBorders>
             <w:vAlign w:val="center"/>
           </w:tcPr>
@@ -6292,6 +7036,22 @@
         </w:tc>
       </w:tr>
       <w:tr>
+        <w:tblPrEx>
+          <w:tblBorders>
+            <w:top w:val="none" w:color="auto" w:sz="0" w:space="0"/>
+            <w:left w:val="none" w:color="auto" w:sz="0" w:space="0"/>
+            <w:bottom w:val="none" w:color="auto" w:sz="0" w:space="0"/>
+            <w:right w:val="none" w:color="auto" w:sz="0" w:space="0"/>
+            <w:insideH w:val="none" w:color="auto" w:sz="0" w:space="0"/>
+            <w:insideV w:val="none" w:color="auto" w:sz="0" w:space="0"/>
+          </w:tblBorders>
+          <w:tblCellMar>
+            <w:top w:w="0" w:type="dxa"/>
+            <w:left w:w="108" w:type="dxa"/>
+            <w:bottom w:w="0" w:type="dxa"/>
+            <w:right w:w="108" w:type="dxa"/>
+          </w:tblCellMar>
+        </w:tblPrEx>
         <w:tc>
           <w:tcPr>
             <w:tcW w:w="4374" w:type="dxa"/>
@@ -6361,8 +7121,24 @@
         </w:tc>
       </w:tr>
       <w:tr>
+        <w:tblPrEx>
+          <w:tblBorders>
+            <w:top w:val="none" w:color="auto" w:sz="0" w:space="0"/>
+            <w:left w:val="none" w:color="auto" w:sz="0" w:space="0"/>
+            <w:bottom w:val="none" w:color="auto" w:sz="0" w:space="0"/>
+            <w:right w:val="none" w:color="auto" w:sz="0" w:space="0"/>
+            <w:insideH w:val="none" w:color="auto" w:sz="0" w:space="0"/>
+            <w:insideV w:val="none" w:color="auto" w:sz="0" w:space="0"/>
+          </w:tblBorders>
+          <w:tblCellMar>
+            <w:top w:w="0" w:type="dxa"/>
+            <w:left w:w="108" w:type="dxa"/>
+            <w:bottom w:w="0" w:type="dxa"/>
+            <w:right w:w="108" w:type="dxa"/>
+          </w:tblCellMar>
+        </w:tblPrEx>
         <w:trPr>
-          <w:trHeight w:hRule="exact" w:val="12155"/>
+          <w:trHeight w:val="12155" w:hRule="exact"/>
         </w:trPr>
         <w:tc>
           <w:tcPr>
@@ -6375,6 +7151,7 @@
                 <w:tab w:val="left" w:pos="3815"/>
               </w:tabs>
               <w:spacing w:after="7" w:line="240" w:lineRule="atLeast"/>
+              <w:ind w:firstLine="480" w:firstLineChars="200"/>
               <w:jc w:val="both"/>
               <w:rPr>
                 <w:rFonts w:hint="eastAsia"/>
@@ -6414,18 +7191,24 @@
     </w:p>
     <w:tbl>
       <w:tblPr>
-        <w:tblStyle w:val="a5"/>
+        <w:tblStyle w:val="6"/>
         <w:tblW w:w="0" w:type="auto"/>
+        <w:tblInd w:w="0" w:type="dxa"/>
         <w:tblBorders>
-          <w:top w:val="none" w:sz="0" w:space="0" w:color="auto"/>
-          <w:left w:val="none" w:sz="0" w:space="0" w:color="auto"/>
-          <w:bottom w:val="none" w:sz="0" w:space="0" w:color="auto"/>
-          <w:right w:val="none" w:sz="0" w:space="0" w:color="auto"/>
-          <w:insideH w:val="none" w:sz="0" w:space="0" w:color="auto"/>
-          <w:insideV w:val="none" w:sz="0" w:space="0" w:color="auto"/>
+          <w:top w:val="none" w:color="auto" w:sz="0" w:space="0"/>
+          <w:left w:val="none" w:color="auto" w:sz="0" w:space="0"/>
+          <w:bottom w:val="none" w:color="auto" w:sz="0" w:space="0"/>
+          <w:right w:val="none" w:color="auto" w:sz="0" w:space="0"/>
+          <w:insideH w:val="none" w:color="auto" w:sz="0" w:space="0"/>
+          <w:insideV w:val="none" w:color="auto" w:sz="0" w:space="0"/>
         </w:tblBorders>
         <w:tblLayout w:type="fixed"/>
-        <w:tblLook w:val="04A0" w:firstRow="1" w:lastRow="0" w:firstColumn="1" w:lastColumn="0" w:noHBand="0" w:noVBand="1"/>
+        <w:tblCellMar>
+          <w:top w:w="0" w:type="dxa"/>
+          <w:left w:w="108" w:type="dxa"/>
+          <w:bottom w:w="0" w:type="dxa"/>
+          <w:right w:w="108" w:type="dxa"/>
+        </w:tblCellMar>
       </w:tblPr>
       <w:tblGrid>
         <w:gridCol w:w="846"/>
@@ -6433,11 +7216,27 @@
         <w:gridCol w:w="4037"/>
       </w:tblGrid>
       <w:tr>
+        <w:tblPrEx>
+          <w:tblBorders>
+            <w:top w:val="none" w:color="auto" w:sz="0" w:space="0"/>
+            <w:left w:val="none" w:color="auto" w:sz="0" w:space="0"/>
+            <w:bottom w:val="none" w:color="auto" w:sz="0" w:space="0"/>
+            <w:right w:val="none" w:color="auto" w:sz="0" w:space="0"/>
+            <w:insideH w:val="none" w:color="auto" w:sz="0" w:space="0"/>
+            <w:insideV w:val="none" w:color="auto" w:sz="0" w:space="0"/>
+          </w:tblBorders>
+          <w:tblCellMar>
+            <w:top w:w="0" w:type="dxa"/>
+            <w:left w:w="108" w:type="dxa"/>
+            <w:bottom w:w="0" w:type="dxa"/>
+            <w:right w:w="108" w:type="dxa"/>
+          </w:tblCellMar>
+        </w:tblPrEx>
         <w:tc>
           <w:tcPr>
             <w:tcW w:w="846" w:type="dxa"/>
             <w:tcBorders>
-              <w:bottom w:val="single" w:sz="18" w:space="0" w:color="auto"/>
+              <w:bottom w:val="single" w:color="auto" w:sz="18" w:space="0"/>
             </w:tcBorders>
           </w:tcPr>
           <w:p>
@@ -6454,14 +7253,12 @@
             </w:pPr>
             <w:r>
               <w:rPr>
-                <w:noProof/>
-                <w:sz w:val="24"/>
-                <w:szCs w:val="24"/>
-                <w:lang w:eastAsia="zh-CN"/>
-              </w:rPr>
-              <w:lastRenderedPageBreak/>
+                <w:sz w:val="24"/>
+                <w:szCs w:val="24"/>
+                <w:lang w:eastAsia="zh-CN"/>
+              </w:rPr>
               <w:drawing>
-                <wp:inline distT="0" distB="0" distL="0" distR="0" wp14:anchorId="2A637443" wp14:editId="4470063B">
+                <wp:inline distT="0" distB="0" distL="0" distR="0">
                   <wp:extent cx="359410" cy="341630"/>
                   <wp:effectExtent l="0" t="0" r="6350" b="8890"/>
                   <wp:docPr id="114" name="图片 114"/>
@@ -6478,7 +7275,7 @@
                           </pic:cNvPicPr>
                         </pic:nvPicPr>
                         <pic:blipFill>
-                          <a:blip r:embed="rId10">
+                          <a:blip r:embed="rId8">
                             <a:extLst>
                               <a:ext uri="{28A0092B-C50C-407E-A947-70E740481C1C}">
                                 <a14:useLocalDpi xmlns:a14="http://schemas.microsoft.com/office/drawing/2010/main" val="0"/>
@@ -6522,7 +7319,7 @@
           <w:tcPr>
             <w:tcW w:w="3413" w:type="dxa"/>
             <w:tcBorders>
-              <w:bottom w:val="single" w:sz="18" w:space="0" w:color="auto"/>
+              <w:bottom w:val="single" w:color="auto" w:sz="18" w:space="0"/>
             </w:tcBorders>
             <w:vAlign w:val="center"/>
           </w:tcPr>
@@ -6565,7 +7362,7 @@
           <w:tcPr>
             <w:tcW w:w="4037" w:type="dxa"/>
             <w:tcBorders>
-              <w:bottom w:val="single" w:sz="18" w:space="0" w:color="auto"/>
+              <w:bottom w:val="single" w:color="auto" w:sz="18" w:space="0"/>
             </w:tcBorders>
             <w:vAlign w:val="center"/>
           </w:tcPr>
@@ -6594,12 +7391,28 @@
         </w:tc>
       </w:tr>
       <w:tr>
+        <w:tblPrEx>
+          <w:tblBorders>
+            <w:top w:val="none" w:color="auto" w:sz="0" w:space="0"/>
+            <w:left w:val="none" w:color="auto" w:sz="0" w:space="0"/>
+            <w:bottom w:val="none" w:color="auto" w:sz="0" w:space="0"/>
+            <w:right w:val="none" w:color="auto" w:sz="0" w:space="0"/>
+            <w:insideH w:val="none" w:color="auto" w:sz="0" w:space="0"/>
+            <w:insideV w:val="none" w:color="auto" w:sz="0" w:space="0"/>
+          </w:tblBorders>
+          <w:tblCellMar>
+            <w:top w:w="0" w:type="dxa"/>
+            <w:left w:w="108" w:type="dxa"/>
+            <w:bottom w:w="0" w:type="dxa"/>
+            <w:right w:w="108" w:type="dxa"/>
+          </w:tblCellMar>
+        </w:tblPrEx>
         <w:tc>
           <w:tcPr>
             <w:tcW w:w="8296" w:type="dxa"/>
             <w:gridSpan w:val="3"/>
             <w:tcBorders>
-              <w:top w:val="single" w:sz="4" w:space="0" w:color="auto"/>
+              <w:top w:val="single" w:color="auto" w:sz="4" w:space="0"/>
             </w:tcBorders>
             <w:vAlign w:val="center"/>
           </w:tcPr>
@@ -6633,6 +7446,22 @@
         </w:tc>
       </w:tr>
       <w:tr>
+        <w:tblPrEx>
+          <w:tblBorders>
+            <w:top w:val="none" w:color="auto" w:sz="0" w:space="0"/>
+            <w:left w:val="none" w:color="auto" w:sz="0" w:space="0"/>
+            <w:bottom w:val="none" w:color="auto" w:sz="0" w:space="0"/>
+            <w:right w:val="none" w:color="auto" w:sz="0" w:space="0"/>
+            <w:insideH w:val="none" w:color="auto" w:sz="0" w:space="0"/>
+            <w:insideV w:val="none" w:color="auto" w:sz="0" w:space="0"/>
+          </w:tblBorders>
+          <w:tblCellMar>
+            <w:top w:w="0" w:type="dxa"/>
+            <w:left w:w="108" w:type="dxa"/>
+            <w:bottom w:w="0" w:type="dxa"/>
+            <w:right w:w="108" w:type="dxa"/>
+          </w:tblCellMar>
+        </w:tblPrEx>
         <w:tc>
           <w:tcPr>
             <w:tcW w:w="4259" w:type="dxa"/>
@@ -6702,8 +7531,24 @@
         </w:tc>
       </w:tr>
       <w:tr>
+        <w:tblPrEx>
+          <w:tblBorders>
+            <w:top w:val="none" w:color="auto" w:sz="0" w:space="0"/>
+            <w:left w:val="none" w:color="auto" w:sz="0" w:space="0"/>
+            <w:bottom w:val="none" w:color="auto" w:sz="0" w:space="0"/>
+            <w:right w:val="none" w:color="auto" w:sz="0" w:space="0"/>
+            <w:insideH w:val="none" w:color="auto" w:sz="0" w:space="0"/>
+            <w:insideV w:val="none" w:color="auto" w:sz="0" w:space="0"/>
+          </w:tblBorders>
+          <w:tblCellMar>
+            <w:top w:w="0" w:type="dxa"/>
+            <w:left w:w="108" w:type="dxa"/>
+            <w:bottom w:w="0" w:type="dxa"/>
+            <w:right w:w="108" w:type="dxa"/>
+          </w:tblCellMar>
+        </w:tblPrEx>
         <w:trPr>
-          <w:trHeight w:hRule="exact" w:val="12155"/>
+          <w:trHeight w:val="12155" w:hRule="exact"/>
         </w:trPr>
         <w:tc>
           <w:tcPr>
@@ -6716,6 +7561,7 @@
                 <w:tab w:val="left" w:pos="3815"/>
               </w:tabs>
               <w:spacing w:after="7" w:line="240" w:lineRule="atLeast"/>
+              <w:ind w:firstLine="480" w:firstLineChars="200"/>
               <w:jc w:val="both"/>
               <w:rPr>
                 <w:rFonts w:hint="eastAsia"/>
@@ -6755,18 +7601,24 @@
     </w:p>
     <w:tbl>
       <w:tblPr>
-        <w:tblStyle w:val="a5"/>
+        <w:tblStyle w:val="6"/>
         <w:tblW w:w="0" w:type="auto"/>
+        <w:tblInd w:w="0" w:type="dxa"/>
         <w:tblBorders>
-          <w:top w:val="none" w:sz="0" w:space="0" w:color="auto"/>
-          <w:left w:val="none" w:sz="0" w:space="0" w:color="auto"/>
-          <w:bottom w:val="none" w:sz="0" w:space="0" w:color="auto"/>
-          <w:right w:val="none" w:sz="0" w:space="0" w:color="auto"/>
-          <w:insideH w:val="none" w:sz="0" w:space="0" w:color="auto"/>
-          <w:insideV w:val="none" w:sz="0" w:space="0" w:color="auto"/>
+          <w:top w:val="none" w:color="auto" w:sz="0" w:space="0"/>
+          <w:left w:val="none" w:color="auto" w:sz="0" w:space="0"/>
+          <w:bottom w:val="none" w:color="auto" w:sz="0" w:space="0"/>
+          <w:right w:val="none" w:color="auto" w:sz="0" w:space="0"/>
+          <w:insideH w:val="none" w:color="auto" w:sz="0" w:space="0"/>
+          <w:insideV w:val="none" w:color="auto" w:sz="0" w:space="0"/>
         </w:tblBorders>
         <w:tblLayout w:type="fixed"/>
-        <w:tblLook w:val="04A0" w:firstRow="1" w:lastRow="0" w:firstColumn="1" w:lastColumn="0" w:noHBand="0" w:noVBand="1"/>
+        <w:tblCellMar>
+          <w:top w:w="0" w:type="dxa"/>
+          <w:left w:w="108" w:type="dxa"/>
+          <w:bottom w:w="0" w:type="dxa"/>
+          <w:right w:w="108" w:type="dxa"/>
+        </w:tblCellMar>
       </w:tblPr>
       <w:tblGrid>
         <w:gridCol w:w="846"/>
@@ -6774,11 +7626,27 @@
         <w:gridCol w:w="4078"/>
       </w:tblGrid>
       <w:tr>
+        <w:tblPrEx>
+          <w:tblBorders>
+            <w:top w:val="none" w:color="auto" w:sz="0" w:space="0"/>
+            <w:left w:val="none" w:color="auto" w:sz="0" w:space="0"/>
+            <w:bottom w:val="none" w:color="auto" w:sz="0" w:space="0"/>
+            <w:right w:val="none" w:color="auto" w:sz="0" w:space="0"/>
+            <w:insideH w:val="none" w:color="auto" w:sz="0" w:space="0"/>
+            <w:insideV w:val="none" w:color="auto" w:sz="0" w:space="0"/>
+          </w:tblBorders>
+          <w:tblCellMar>
+            <w:top w:w="0" w:type="dxa"/>
+            <w:left w:w="108" w:type="dxa"/>
+            <w:bottom w:w="0" w:type="dxa"/>
+            <w:right w:w="108" w:type="dxa"/>
+          </w:tblCellMar>
+        </w:tblPrEx>
         <w:tc>
           <w:tcPr>
             <w:tcW w:w="846" w:type="dxa"/>
             <w:tcBorders>
-              <w:bottom w:val="single" w:sz="18" w:space="0" w:color="auto"/>
+              <w:bottom w:val="single" w:color="auto" w:sz="18" w:space="0"/>
             </w:tcBorders>
           </w:tcPr>
           <w:p>
@@ -6795,14 +7663,12 @@
             </w:pPr>
             <w:r>
               <w:rPr>
-                <w:noProof/>
-                <w:sz w:val="24"/>
-                <w:szCs w:val="24"/>
-                <w:lang w:eastAsia="zh-CN"/>
-              </w:rPr>
-              <w:lastRenderedPageBreak/>
+                <w:sz w:val="24"/>
+                <w:szCs w:val="24"/>
+                <w:lang w:eastAsia="zh-CN"/>
+              </w:rPr>
               <w:drawing>
-                <wp:inline distT="0" distB="0" distL="0" distR="0" wp14:anchorId="18ABE1BF" wp14:editId="15002DD6">
+                <wp:inline distT="0" distB="0" distL="0" distR="0">
                   <wp:extent cx="359410" cy="341630"/>
                   <wp:effectExtent l="0" t="0" r="6350" b="8890"/>
                   <wp:docPr id="115" name="图片 115"/>
@@ -6819,7 +7685,7 @@
                           </pic:cNvPicPr>
                         </pic:nvPicPr>
                         <pic:blipFill>
-                          <a:blip r:embed="rId10">
+                          <a:blip r:embed="rId8">
                             <a:extLst>
                               <a:ext uri="{28A0092B-C50C-407E-A947-70E740481C1C}">
                                 <a14:useLocalDpi xmlns:a14="http://schemas.microsoft.com/office/drawing/2010/main" val="0"/>
@@ -6863,7 +7729,7 @@
           <w:tcPr>
             <w:tcW w:w="3372" w:type="dxa"/>
             <w:tcBorders>
-              <w:bottom w:val="single" w:sz="18" w:space="0" w:color="auto"/>
+              <w:bottom w:val="single" w:color="auto" w:sz="18" w:space="0"/>
             </w:tcBorders>
             <w:vAlign w:val="center"/>
           </w:tcPr>
@@ -6906,7 +7772,7 @@
           <w:tcPr>
             <w:tcW w:w="4078" w:type="dxa"/>
             <w:tcBorders>
-              <w:bottom w:val="single" w:sz="18" w:space="0" w:color="auto"/>
+              <w:bottom w:val="single" w:color="auto" w:sz="18" w:space="0"/>
             </w:tcBorders>
             <w:vAlign w:val="center"/>
           </w:tcPr>
@@ -6935,12 +7801,28 @@
         </w:tc>
       </w:tr>
       <w:tr>
+        <w:tblPrEx>
+          <w:tblBorders>
+            <w:top w:val="none" w:color="auto" w:sz="0" w:space="0"/>
+            <w:left w:val="none" w:color="auto" w:sz="0" w:space="0"/>
+            <w:bottom w:val="none" w:color="auto" w:sz="0" w:space="0"/>
+            <w:right w:val="none" w:color="auto" w:sz="0" w:space="0"/>
+            <w:insideH w:val="none" w:color="auto" w:sz="0" w:space="0"/>
+            <w:insideV w:val="none" w:color="auto" w:sz="0" w:space="0"/>
+          </w:tblBorders>
+          <w:tblCellMar>
+            <w:top w:w="0" w:type="dxa"/>
+            <w:left w:w="108" w:type="dxa"/>
+            <w:bottom w:w="0" w:type="dxa"/>
+            <w:right w:w="108" w:type="dxa"/>
+          </w:tblCellMar>
+        </w:tblPrEx>
         <w:tc>
           <w:tcPr>
             <w:tcW w:w="8296" w:type="dxa"/>
             <w:gridSpan w:val="3"/>
             <w:tcBorders>
-              <w:top w:val="single" w:sz="4" w:space="0" w:color="auto"/>
+              <w:top w:val="single" w:color="auto" w:sz="4" w:space="0"/>
             </w:tcBorders>
             <w:vAlign w:val="center"/>
           </w:tcPr>
@@ -6974,6 +7856,22 @@
         </w:tc>
       </w:tr>
       <w:tr>
+        <w:tblPrEx>
+          <w:tblBorders>
+            <w:top w:val="none" w:color="auto" w:sz="0" w:space="0"/>
+            <w:left w:val="none" w:color="auto" w:sz="0" w:space="0"/>
+            <w:bottom w:val="none" w:color="auto" w:sz="0" w:space="0"/>
+            <w:right w:val="none" w:color="auto" w:sz="0" w:space="0"/>
+            <w:insideH w:val="none" w:color="auto" w:sz="0" w:space="0"/>
+            <w:insideV w:val="none" w:color="auto" w:sz="0" w:space="0"/>
+          </w:tblBorders>
+          <w:tblCellMar>
+            <w:top w:w="0" w:type="dxa"/>
+            <w:left w:w="108" w:type="dxa"/>
+            <w:bottom w:w="0" w:type="dxa"/>
+            <w:right w:w="108" w:type="dxa"/>
+          </w:tblCellMar>
+        </w:tblPrEx>
         <w:tc>
           <w:tcPr>
             <w:tcW w:w="4218" w:type="dxa"/>
@@ -7043,8 +7941,24 @@
         </w:tc>
       </w:tr>
       <w:tr>
+        <w:tblPrEx>
+          <w:tblBorders>
+            <w:top w:val="none" w:color="auto" w:sz="0" w:space="0"/>
+            <w:left w:val="none" w:color="auto" w:sz="0" w:space="0"/>
+            <w:bottom w:val="none" w:color="auto" w:sz="0" w:space="0"/>
+            <w:right w:val="none" w:color="auto" w:sz="0" w:space="0"/>
+            <w:insideH w:val="none" w:color="auto" w:sz="0" w:space="0"/>
+            <w:insideV w:val="none" w:color="auto" w:sz="0" w:space="0"/>
+          </w:tblBorders>
+          <w:tblCellMar>
+            <w:top w:w="0" w:type="dxa"/>
+            <w:left w:w="108" w:type="dxa"/>
+            <w:bottom w:w="0" w:type="dxa"/>
+            <w:right w:w="108" w:type="dxa"/>
+          </w:tblCellMar>
+        </w:tblPrEx>
         <w:trPr>
-          <w:trHeight w:hRule="exact" w:val="12155"/>
+          <w:trHeight w:val="12155" w:hRule="exact"/>
         </w:trPr>
         <w:tc>
           <w:tcPr>
@@ -7057,6 +7971,7 @@
                 <w:tab w:val="left" w:pos="3815"/>
               </w:tabs>
               <w:spacing w:after="7" w:line="240" w:lineRule="atLeast"/>
+              <w:ind w:firstLine="480" w:firstLineChars="200"/>
               <w:jc w:val="both"/>
               <w:rPr>
                 <w:rFonts w:hint="eastAsia"/>
@@ -7096,18 +8011,24 @@
     </w:p>
     <w:tbl>
       <w:tblPr>
-        <w:tblStyle w:val="a5"/>
+        <w:tblStyle w:val="6"/>
         <w:tblW w:w="0" w:type="auto"/>
+        <w:tblInd w:w="0" w:type="dxa"/>
         <w:tblBorders>
-          <w:top w:val="none" w:sz="0" w:space="0" w:color="auto"/>
-          <w:left w:val="none" w:sz="0" w:space="0" w:color="auto"/>
-          <w:bottom w:val="none" w:sz="0" w:space="0" w:color="auto"/>
-          <w:right w:val="none" w:sz="0" w:space="0" w:color="auto"/>
-          <w:insideH w:val="none" w:sz="0" w:space="0" w:color="auto"/>
-          <w:insideV w:val="none" w:sz="0" w:space="0" w:color="auto"/>
+          <w:top w:val="none" w:color="auto" w:sz="0" w:space="0"/>
+          <w:left w:val="none" w:color="auto" w:sz="0" w:space="0"/>
+          <w:bottom w:val="none" w:color="auto" w:sz="0" w:space="0"/>
+          <w:right w:val="none" w:color="auto" w:sz="0" w:space="0"/>
+          <w:insideH w:val="none" w:color="auto" w:sz="0" w:space="0"/>
+          <w:insideV w:val="none" w:color="auto" w:sz="0" w:space="0"/>
         </w:tblBorders>
         <w:tblLayout w:type="fixed"/>
-        <w:tblLook w:val="04A0" w:firstRow="1" w:lastRow="0" w:firstColumn="1" w:lastColumn="0" w:noHBand="0" w:noVBand="1"/>
+        <w:tblCellMar>
+          <w:top w:w="0" w:type="dxa"/>
+          <w:left w:w="108" w:type="dxa"/>
+          <w:bottom w:w="0" w:type="dxa"/>
+          <w:right w:w="108" w:type="dxa"/>
+        </w:tblCellMar>
       </w:tblPr>
       <w:tblGrid>
         <w:gridCol w:w="846"/>
@@ -7115,11 +8036,27 @@
         <w:gridCol w:w="4078"/>
       </w:tblGrid>
       <w:tr>
+        <w:tblPrEx>
+          <w:tblBorders>
+            <w:top w:val="none" w:color="auto" w:sz="0" w:space="0"/>
+            <w:left w:val="none" w:color="auto" w:sz="0" w:space="0"/>
+            <w:bottom w:val="none" w:color="auto" w:sz="0" w:space="0"/>
+            <w:right w:val="none" w:color="auto" w:sz="0" w:space="0"/>
+            <w:insideH w:val="none" w:color="auto" w:sz="0" w:space="0"/>
+            <w:insideV w:val="none" w:color="auto" w:sz="0" w:space="0"/>
+          </w:tblBorders>
+          <w:tblCellMar>
+            <w:top w:w="0" w:type="dxa"/>
+            <w:left w:w="108" w:type="dxa"/>
+            <w:bottom w:w="0" w:type="dxa"/>
+            <w:right w:w="108" w:type="dxa"/>
+          </w:tblCellMar>
+        </w:tblPrEx>
         <w:tc>
           <w:tcPr>
             <w:tcW w:w="846" w:type="dxa"/>
             <w:tcBorders>
-              <w:bottom w:val="single" w:sz="18" w:space="0" w:color="auto"/>
+              <w:bottom w:val="single" w:color="auto" w:sz="18" w:space="0"/>
             </w:tcBorders>
           </w:tcPr>
           <w:p>
@@ -7136,14 +8073,12 @@
             </w:pPr>
             <w:r>
               <w:rPr>
-                <w:noProof/>
-                <w:sz w:val="24"/>
-                <w:szCs w:val="24"/>
-                <w:lang w:eastAsia="zh-CN"/>
-              </w:rPr>
-              <w:lastRenderedPageBreak/>
+                <w:sz w:val="24"/>
+                <w:szCs w:val="24"/>
+                <w:lang w:eastAsia="zh-CN"/>
+              </w:rPr>
               <w:drawing>
-                <wp:inline distT="0" distB="0" distL="0" distR="0" wp14:anchorId="42EB2F3A" wp14:editId="537F9EA8">
+                <wp:inline distT="0" distB="0" distL="0" distR="0">
                   <wp:extent cx="359410" cy="341630"/>
                   <wp:effectExtent l="0" t="0" r="6350" b="8890"/>
                   <wp:docPr id="116" name="图片 116"/>
@@ -7160,7 +8095,7 @@
                           </pic:cNvPicPr>
                         </pic:nvPicPr>
                         <pic:blipFill>
-                          <a:blip r:embed="rId10">
+                          <a:blip r:embed="rId8">
                             <a:extLst>
                               <a:ext uri="{28A0092B-C50C-407E-A947-70E740481C1C}">
                                 <a14:useLocalDpi xmlns:a14="http://schemas.microsoft.com/office/drawing/2010/main" val="0"/>
@@ -7204,7 +8139,7 @@
           <w:tcPr>
             <w:tcW w:w="3372" w:type="dxa"/>
             <w:tcBorders>
-              <w:bottom w:val="single" w:sz="18" w:space="0" w:color="auto"/>
+              <w:bottom w:val="single" w:color="auto" w:sz="18" w:space="0"/>
             </w:tcBorders>
             <w:vAlign w:val="center"/>
           </w:tcPr>
@@ -7247,7 +8182,7 @@
           <w:tcPr>
             <w:tcW w:w="4078" w:type="dxa"/>
             <w:tcBorders>
-              <w:bottom w:val="single" w:sz="18" w:space="0" w:color="auto"/>
+              <w:bottom w:val="single" w:color="auto" w:sz="18" w:space="0"/>
             </w:tcBorders>
             <w:vAlign w:val="center"/>
           </w:tcPr>
@@ -7276,12 +8211,28 @@
         </w:tc>
       </w:tr>
       <w:tr>
+        <w:tblPrEx>
+          <w:tblBorders>
+            <w:top w:val="none" w:color="auto" w:sz="0" w:space="0"/>
+            <w:left w:val="none" w:color="auto" w:sz="0" w:space="0"/>
+            <w:bottom w:val="none" w:color="auto" w:sz="0" w:space="0"/>
+            <w:right w:val="none" w:color="auto" w:sz="0" w:space="0"/>
+            <w:insideH w:val="none" w:color="auto" w:sz="0" w:space="0"/>
+            <w:insideV w:val="none" w:color="auto" w:sz="0" w:space="0"/>
+          </w:tblBorders>
+          <w:tblCellMar>
+            <w:top w:w="0" w:type="dxa"/>
+            <w:left w:w="108" w:type="dxa"/>
+            <w:bottom w:w="0" w:type="dxa"/>
+            <w:right w:w="108" w:type="dxa"/>
+          </w:tblCellMar>
+        </w:tblPrEx>
         <w:tc>
           <w:tcPr>
             <w:tcW w:w="8296" w:type="dxa"/>
             <w:gridSpan w:val="3"/>
             <w:tcBorders>
-              <w:top w:val="single" w:sz="4" w:space="0" w:color="auto"/>
+              <w:top w:val="single" w:color="auto" w:sz="4" w:space="0"/>
             </w:tcBorders>
             <w:vAlign w:val="center"/>
           </w:tcPr>
@@ -7315,6 +8266,22 @@
         </w:tc>
       </w:tr>
       <w:tr>
+        <w:tblPrEx>
+          <w:tblBorders>
+            <w:top w:val="none" w:color="auto" w:sz="0" w:space="0"/>
+            <w:left w:val="none" w:color="auto" w:sz="0" w:space="0"/>
+            <w:bottom w:val="none" w:color="auto" w:sz="0" w:space="0"/>
+            <w:right w:val="none" w:color="auto" w:sz="0" w:space="0"/>
+            <w:insideH w:val="none" w:color="auto" w:sz="0" w:space="0"/>
+            <w:insideV w:val="none" w:color="auto" w:sz="0" w:space="0"/>
+          </w:tblBorders>
+          <w:tblCellMar>
+            <w:top w:w="0" w:type="dxa"/>
+            <w:left w:w="108" w:type="dxa"/>
+            <w:bottom w:w="0" w:type="dxa"/>
+            <w:right w:w="108" w:type="dxa"/>
+          </w:tblCellMar>
+        </w:tblPrEx>
         <w:tc>
           <w:tcPr>
             <w:tcW w:w="4218" w:type="dxa"/>
@@ -7384,8 +8351,24 @@
         </w:tc>
       </w:tr>
       <w:tr>
+        <w:tblPrEx>
+          <w:tblBorders>
+            <w:top w:val="none" w:color="auto" w:sz="0" w:space="0"/>
+            <w:left w:val="none" w:color="auto" w:sz="0" w:space="0"/>
+            <w:bottom w:val="none" w:color="auto" w:sz="0" w:space="0"/>
+            <w:right w:val="none" w:color="auto" w:sz="0" w:space="0"/>
+            <w:insideH w:val="none" w:color="auto" w:sz="0" w:space="0"/>
+            <w:insideV w:val="none" w:color="auto" w:sz="0" w:space="0"/>
+          </w:tblBorders>
+          <w:tblCellMar>
+            <w:top w:w="0" w:type="dxa"/>
+            <w:left w:w="108" w:type="dxa"/>
+            <w:bottom w:w="0" w:type="dxa"/>
+            <w:right w:w="108" w:type="dxa"/>
+          </w:tblCellMar>
+        </w:tblPrEx>
         <w:trPr>
-          <w:trHeight w:hRule="exact" w:val="12155"/>
+          <w:trHeight w:val="12155" w:hRule="exact"/>
         </w:trPr>
         <w:tc>
           <w:tcPr>
@@ -7398,6 +8381,7 @@
                 <w:tab w:val="left" w:pos="3815"/>
               </w:tabs>
               <w:spacing w:after="7" w:line="240" w:lineRule="atLeast"/>
+              <w:ind w:firstLine="480" w:firstLineChars="200"/>
               <w:jc w:val="both"/>
               <w:rPr>
                 <w:rFonts w:hint="eastAsia"/>
@@ -7437,18 +8421,24 @@
     </w:p>
     <w:tbl>
       <w:tblPr>
-        <w:tblStyle w:val="a5"/>
+        <w:tblStyle w:val="6"/>
         <w:tblW w:w="0" w:type="auto"/>
+        <w:tblInd w:w="0" w:type="dxa"/>
         <w:tblBorders>
-          <w:top w:val="none" w:sz="0" w:space="0" w:color="auto"/>
-          <w:left w:val="none" w:sz="0" w:space="0" w:color="auto"/>
-          <w:bottom w:val="none" w:sz="0" w:space="0" w:color="auto"/>
-          <w:right w:val="none" w:sz="0" w:space="0" w:color="auto"/>
-          <w:insideH w:val="none" w:sz="0" w:space="0" w:color="auto"/>
-          <w:insideV w:val="none" w:sz="0" w:space="0" w:color="auto"/>
+          <w:top w:val="none" w:color="auto" w:sz="0" w:space="0"/>
+          <w:left w:val="none" w:color="auto" w:sz="0" w:space="0"/>
+          <w:bottom w:val="none" w:color="auto" w:sz="0" w:space="0"/>
+          <w:right w:val="none" w:color="auto" w:sz="0" w:space="0"/>
+          <w:insideH w:val="none" w:color="auto" w:sz="0" w:space="0"/>
+          <w:insideV w:val="none" w:color="auto" w:sz="0" w:space="0"/>
         </w:tblBorders>
         <w:tblLayout w:type="fixed"/>
-        <w:tblLook w:val="04A0" w:firstRow="1" w:lastRow="0" w:firstColumn="1" w:lastColumn="0" w:noHBand="0" w:noVBand="1"/>
+        <w:tblCellMar>
+          <w:top w:w="0" w:type="dxa"/>
+          <w:left w:w="108" w:type="dxa"/>
+          <w:bottom w:w="0" w:type="dxa"/>
+          <w:right w:w="108" w:type="dxa"/>
+        </w:tblCellMar>
       </w:tblPr>
       <w:tblGrid>
         <w:gridCol w:w="846"/>
@@ -7456,11 +8446,27 @@
         <w:gridCol w:w="4028"/>
       </w:tblGrid>
       <w:tr>
+        <w:tblPrEx>
+          <w:tblBorders>
+            <w:top w:val="none" w:color="auto" w:sz="0" w:space="0"/>
+            <w:left w:val="none" w:color="auto" w:sz="0" w:space="0"/>
+            <w:bottom w:val="none" w:color="auto" w:sz="0" w:space="0"/>
+            <w:right w:val="none" w:color="auto" w:sz="0" w:space="0"/>
+            <w:insideH w:val="none" w:color="auto" w:sz="0" w:space="0"/>
+            <w:insideV w:val="none" w:color="auto" w:sz="0" w:space="0"/>
+          </w:tblBorders>
+          <w:tblCellMar>
+            <w:top w:w="0" w:type="dxa"/>
+            <w:left w:w="108" w:type="dxa"/>
+            <w:bottom w:w="0" w:type="dxa"/>
+            <w:right w:w="108" w:type="dxa"/>
+          </w:tblCellMar>
+        </w:tblPrEx>
         <w:tc>
           <w:tcPr>
             <w:tcW w:w="846" w:type="dxa"/>
             <w:tcBorders>
-              <w:bottom w:val="single" w:sz="18" w:space="0" w:color="auto"/>
+              <w:bottom w:val="single" w:color="auto" w:sz="18" w:space="0"/>
             </w:tcBorders>
           </w:tcPr>
           <w:p>
@@ -7477,14 +8483,12 @@
             </w:pPr>
             <w:r>
               <w:rPr>
-                <w:noProof/>
-                <w:sz w:val="24"/>
-                <w:szCs w:val="24"/>
-                <w:lang w:eastAsia="zh-CN"/>
-              </w:rPr>
-              <w:lastRenderedPageBreak/>
+                <w:sz w:val="24"/>
+                <w:szCs w:val="24"/>
+                <w:lang w:eastAsia="zh-CN"/>
+              </w:rPr>
               <w:drawing>
-                <wp:inline distT="0" distB="0" distL="0" distR="0" wp14:anchorId="61F68405" wp14:editId="4933B0B9">
+                <wp:inline distT="0" distB="0" distL="0" distR="0">
                   <wp:extent cx="359410" cy="341630"/>
                   <wp:effectExtent l="0" t="0" r="6350" b="8890"/>
                   <wp:docPr id="117" name="图片 117"/>
@@ -7501,7 +8505,7 @@
                           </pic:cNvPicPr>
                         </pic:nvPicPr>
                         <pic:blipFill>
-                          <a:blip r:embed="rId10">
+                          <a:blip r:embed="rId8">
                             <a:extLst>
                               <a:ext uri="{28A0092B-C50C-407E-A947-70E740481C1C}">
                                 <a14:useLocalDpi xmlns:a14="http://schemas.microsoft.com/office/drawing/2010/main" val="0"/>
@@ -7545,7 +8549,7 @@
           <w:tcPr>
             <w:tcW w:w="3422" w:type="dxa"/>
             <w:tcBorders>
-              <w:bottom w:val="single" w:sz="18" w:space="0" w:color="auto"/>
+              <w:bottom w:val="single" w:color="auto" w:sz="18" w:space="0"/>
             </w:tcBorders>
             <w:vAlign w:val="center"/>
           </w:tcPr>
@@ -7588,7 +8592,7 @@
           <w:tcPr>
             <w:tcW w:w="4028" w:type="dxa"/>
             <w:tcBorders>
-              <w:bottom w:val="single" w:sz="18" w:space="0" w:color="auto"/>
+              <w:bottom w:val="single" w:color="auto" w:sz="18" w:space="0"/>
             </w:tcBorders>
             <w:vAlign w:val="center"/>
           </w:tcPr>
@@ -7617,12 +8621,28 @@
         </w:tc>
       </w:tr>
       <w:tr>
+        <w:tblPrEx>
+          <w:tblBorders>
+            <w:top w:val="none" w:color="auto" w:sz="0" w:space="0"/>
+            <w:left w:val="none" w:color="auto" w:sz="0" w:space="0"/>
+            <w:bottom w:val="none" w:color="auto" w:sz="0" w:space="0"/>
+            <w:right w:val="none" w:color="auto" w:sz="0" w:space="0"/>
+            <w:insideH w:val="none" w:color="auto" w:sz="0" w:space="0"/>
+            <w:insideV w:val="none" w:color="auto" w:sz="0" w:space="0"/>
+          </w:tblBorders>
+          <w:tblCellMar>
+            <w:top w:w="0" w:type="dxa"/>
+            <w:left w:w="108" w:type="dxa"/>
+            <w:bottom w:w="0" w:type="dxa"/>
+            <w:right w:w="108" w:type="dxa"/>
+          </w:tblCellMar>
+        </w:tblPrEx>
         <w:tc>
           <w:tcPr>
             <w:tcW w:w="8296" w:type="dxa"/>
             <w:gridSpan w:val="3"/>
             <w:tcBorders>
-              <w:top w:val="single" w:sz="4" w:space="0" w:color="auto"/>
+              <w:top w:val="single" w:color="auto" w:sz="4" w:space="0"/>
             </w:tcBorders>
             <w:vAlign w:val="center"/>
           </w:tcPr>
@@ -7656,6 +8676,22 @@
         </w:tc>
       </w:tr>
       <w:tr>
+        <w:tblPrEx>
+          <w:tblBorders>
+            <w:top w:val="none" w:color="auto" w:sz="0" w:space="0"/>
+            <w:left w:val="none" w:color="auto" w:sz="0" w:space="0"/>
+            <w:bottom w:val="none" w:color="auto" w:sz="0" w:space="0"/>
+            <w:right w:val="none" w:color="auto" w:sz="0" w:space="0"/>
+            <w:insideH w:val="none" w:color="auto" w:sz="0" w:space="0"/>
+            <w:insideV w:val="none" w:color="auto" w:sz="0" w:space="0"/>
+          </w:tblBorders>
+          <w:tblCellMar>
+            <w:top w:w="0" w:type="dxa"/>
+            <w:left w:w="108" w:type="dxa"/>
+            <w:bottom w:w="0" w:type="dxa"/>
+            <w:right w:w="108" w:type="dxa"/>
+          </w:tblCellMar>
+        </w:tblPrEx>
         <w:tc>
           <w:tcPr>
             <w:tcW w:w="4268" w:type="dxa"/>
@@ -7725,8 +8761,24 @@
         </w:tc>
       </w:tr>
       <w:tr>
+        <w:tblPrEx>
+          <w:tblBorders>
+            <w:top w:val="none" w:color="auto" w:sz="0" w:space="0"/>
+            <w:left w:val="none" w:color="auto" w:sz="0" w:space="0"/>
+            <w:bottom w:val="none" w:color="auto" w:sz="0" w:space="0"/>
+            <w:right w:val="none" w:color="auto" w:sz="0" w:space="0"/>
+            <w:insideH w:val="none" w:color="auto" w:sz="0" w:space="0"/>
+            <w:insideV w:val="none" w:color="auto" w:sz="0" w:space="0"/>
+          </w:tblBorders>
+          <w:tblCellMar>
+            <w:top w:w="0" w:type="dxa"/>
+            <w:left w:w="108" w:type="dxa"/>
+            <w:bottom w:w="0" w:type="dxa"/>
+            <w:right w:w="108" w:type="dxa"/>
+          </w:tblCellMar>
+        </w:tblPrEx>
         <w:trPr>
-          <w:trHeight w:hRule="exact" w:val="12155"/>
+          <w:trHeight w:val="12155" w:hRule="exact"/>
         </w:trPr>
         <w:tc>
           <w:tcPr>
@@ -7739,6 +8791,7 @@
                 <w:tab w:val="left" w:pos="3815"/>
               </w:tabs>
               <w:spacing w:after="7" w:line="240" w:lineRule="atLeast"/>
+              <w:ind w:firstLine="480" w:firstLineChars="200"/>
               <w:jc w:val="both"/>
               <w:rPr>
                 <w:rFonts w:hint="eastAsia"/>
@@ -7778,18 +8831,24 @@
     </w:p>
     <w:tbl>
       <w:tblPr>
-        <w:tblStyle w:val="a5"/>
+        <w:tblStyle w:val="6"/>
         <w:tblW w:w="0" w:type="auto"/>
+        <w:tblInd w:w="0" w:type="dxa"/>
         <w:tblBorders>
-          <w:top w:val="none" w:sz="0" w:space="0" w:color="auto"/>
-          <w:left w:val="none" w:sz="0" w:space="0" w:color="auto"/>
-          <w:bottom w:val="none" w:sz="0" w:space="0" w:color="auto"/>
-          <w:right w:val="none" w:sz="0" w:space="0" w:color="auto"/>
-          <w:insideH w:val="none" w:sz="0" w:space="0" w:color="auto"/>
-          <w:insideV w:val="none" w:sz="0" w:space="0" w:color="auto"/>
+          <w:top w:val="none" w:color="auto" w:sz="0" w:space="0"/>
+          <w:left w:val="none" w:color="auto" w:sz="0" w:space="0"/>
+          <w:bottom w:val="none" w:color="auto" w:sz="0" w:space="0"/>
+          <w:right w:val="none" w:color="auto" w:sz="0" w:space="0"/>
+          <w:insideH w:val="none" w:color="auto" w:sz="0" w:space="0"/>
+          <w:insideV w:val="none" w:color="auto" w:sz="0" w:space="0"/>
         </w:tblBorders>
         <w:tblLayout w:type="fixed"/>
-        <w:tblLook w:val="04A0" w:firstRow="1" w:lastRow="0" w:firstColumn="1" w:lastColumn="0" w:noHBand="0" w:noVBand="1"/>
+        <w:tblCellMar>
+          <w:top w:w="0" w:type="dxa"/>
+          <w:left w:w="108" w:type="dxa"/>
+          <w:bottom w:w="0" w:type="dxa"/>
+          <w:right w:w="108" w:type="dxa"/>
+        </w:tblCellMar>
       </w:tblPr>
       <w:tblGrid>
         <w:gridCol w:w="846"/>
@@ -7797,11 +8856,27 @@
         <w:gridCol w:w="4069"/>
       </w:tblGrid>
       <w:tr>
+        <w:tblPrEx>
+          <w:tblBorders>
+            <w:top w:val="none" w:color="auto" w:sz="0" w:space="0"/>
+            <w:left w:val="none" w:color="auto" w:sz="0" w:space="0"/>
+            <w:bottom w:val="none" w:color="auto" w:sz="0" w:space="0"/>
+            <w:right w:val="none" w:color="auto" w:sz="0" w:space="0"/>
+            <w:insideH w:val="none" w:color="auto" w:sz="0" w:space="0"/>
+            <w:insideV w:val="none" w:color="auto" w:sz="0" w:space="0"/>
+          </w:tblBorders>
+          <w:tblCellMar>
+            <w:top w:w="0" w:type="dxa"/>
+            <w:left w:w="108" w:type="dxa"/>
+            <w:bottom w:w="0" w:type="dxa"/>
+            <w:right w:w="108" w:type="dxa"/>
+          </w:tblCellMar>
+        </w:tblPrEx>
         <w:tc>
           <w:tcPr>
             <w:tcW w:w="846" w:type="dxa"/>
             <w:tcBorders>
-              <w:bottom w:val="single" w:sz="18" w:space="0" w:color="auto"/>
+              <w:bottom w:val="single" w:color="auto" w:sz="18" w:space="0"/>
             </w:tcBorders>
           </w:tcPr>
           <w:p>
@@ -7818,14 +8893,12 @@
             </w:pPr>
             <w:r>
               <w:rPr>
-                <w:noProof/>
-                <w:sz w:val="24"/>
-                <w:szCs w:val="24"/>
-                <w:lang w:eastAsia="zh-CN"/>
-              </w:rPr>
-              <w:lastRenderedPageBreak/>
+                <w:sz w:val="24"/>
+                <w:szCs w:val="24"/>
+                <w:lang w:eastAsia="zh-CN"/>
+              </w:rPr>
               <w:drawing>
-                <wp:inline distT="0" distB="0" distL="0" distR="0" wp14:anchorId="5F0F7B2D" wp14:editId="6FF5629C">
+                <wp:inline distT="0" distB="0" distL="0" distR="0">
                   <wp:extent cx="359410" cy="341630"/>
                   <wp:effectExtent l="0" t="0" r="6350" b="8890"/>
                   <wp:docPr id="118" name="图片 118"/>
@@ -7842,7 +8915,7 @@
                           </pic:cNvPicPr>
                         </pic:nvPicPr>
                         <pic:blipFill>
-                          <a:blip r:embed="rId10">
+                          <a:blip r:embed="rId8">
                             <a:extLst>
                               <a:ext uri="{28A0092B-C50C-407E-A947-70E740481C1C}">
                                 <a14:useLocalDpi xmlns:a14="http://schemas.microsoft.com/office/drawing/2010/main" val="0"/>
@@ -7886,7 +8959,7 @@
           <w:tcPr>
             <w:tcW w:w="3381" w:type="dxa"/>
             <w:tcBorders>
-              <w:bottom w:val="single" w:sz="18" w:space="0" w:color="auto"/>
+              <w:bottom w:val="single" w:color="auto" w:sz="18" w:space="0"/>
             </w:tcBorders>
             <w:vAlign w:val="center"/>
           </w:tcPr>
@@ -7929,7 +9002,7 @@
           <w:tcPr>
             <w:tcW w:w="4069" w:type="dxa"/>
             <w:tcBorders>
-              <w:bottom w:val="single" w:sz="18" w:space="0" w:color="auto"/>
+              <w:bottom w:val="single" w:color="auto" w:sz="18" w:space="0"/>
             </w:tcBorders>
             <w:vAlign w:val="center"/>
           </w:tcPr>
@@ -7958,12 +9031,28 @@
         </w:tc>
       </w:tr>
       <w:tr>
+        <w:tblPrEx>
+          <w:tblBorders>
+            <w:top w:val="none" w:color="auto" w:sz="0" w:space="0"/>
+            <w:left w:val="none" w:color="auto" w:sz="0" w:space="0"/>
+            <w:bottom w:val="none" w:color="auto" w:sz="0" w:space="0"/>
+            <w:right w:val="none" w:color="auto" w:sz="0" w:space="0"/>
+            <w:insideH w:val="none" w:color="auto" w:sz="0" w:space="0"/>
+            <w:insideV w:val="none" w:color="auto" w:sz="0" w:space="0"/>
+          </w:tblBorders>
+          <w:tblCellMar>
+            <w:top w:w="0" w:type="dxa"/>
+            <w:left w:w="108" w:type="dxa"/>
+            <w:bottom w:w="0" w:type="dxa"/>
+            <w:right w:w="108" w:type="dxa"/>
+          </w:tblCellMar>
+        </w:tblPrEx>
         <w:tc>
           <w:tcPr>
             <w:tcW w:w="8296" w:type="dxa"/>
             <w:gridSpan w:val="3"/>
             <w:tcBorders>
-              <w:top w:val="single" w:sz="4" w:space="0" w:color="auto"/>
+              <w:top w:val="single" w:color="auto" w:sz="4" w:space="0"/>
             </w:tcBorders>
             <w:vAlign w:val="center"/>
           </w:tcPr>
@@ -7997,6 +9086,22 @@
         </w:tc>
       </w:tr>
       <w:tr>
+        <w:tblPrEx>
+          <w:tblBorders>
+            <w:top w:val="none" w:color="auto" w:sz="0" w:space="0"/>
+            <w:left w:val="none" w:color="auto" w:sz="0" w:space="0"/>
+            <w:bottom w:val="none" w:color="auto" w:sz="0" w:space="0"/>
+            <w:right w:val="none" w:color="auto" w:sz="0" w:space="0"/>
+            <w:insideH w:val="none" w:color="auto" w:sz="0" w:space="0"/>
+            <w:insideV w:val="none" w:color="auto" w:sz="0" w:space="0"/>
+          </w:tblBorders>
+          <w:tblCellMar>
+            <w:top w:w="0" w:type="dxa"/>
+            <w:left w:w="108" w:type="dxa"/>
+            <w:bottom w:w="0" w:type="dxa"/>
+            <w:right w:w="108" w:type="dxa"/>
+          </w:tblCellMar>
+        </w:tblPrEx>
         <w:tc>
           <w:tcPr>
             <w:tcW w:w="4227" w:type="dxa"/>
@@ -8066,8 +9171,24 @@
         </w:tc>
       </w:tr>
       <w:tr>
+        <w:tblPrEx>
+          <w:tblBorders>
+            <w:top w:val="none" w:color="auto" w:sz="0" w:space="0"/>
+            <w:left w:val="none" w:color="auto" w:sz="0" w:space="0"/>
+            <w:bottom w:val="none" w:color="auto" w:sz="0" w:space="0"/>
+            <w:right w:val="none" w:color="auto" w:sz="0" w:space="0"/>
+            <w:insideH w:val="none" w:color="auto" w:sz="0" w:space="0"/>
+            <w:insideV w:val="none" w:color="auto" w:sz="0" w:space="0"/>
+          </w:tblBorders>
+          <w:tblCellMar>
+            <w:top w:w="0" w:type="dxa"/>
+            <w:left w:w="108" w:type="dxa"/>
+            <w:bottom w:w="0" w:type="dxa"/>
+            <w:right w:w="108" w:type="dxa"/>
+          </w:tblCellMar>
+        </w:tblPrEx>
         <w:trPr>
-          <w:trHeight w:hRule="exact" w:val="12155"/>
+          <w:trHeight w:val="12155" w:hRule="exact"/>
         </w:trPr>
         <w:tc>
           <w:tcPr>
@@ -8080,6 +9201,7 @@
                 <w:tab w:val="left" w:pos="3815"/>
               </w:tabs>
               <w:spacing w:after="7" w:line="240" w:lineRule="atLeast"/>
+              <w:ind w:firstLine="480" w:firstLineChars="200"/>
               <w:jc w:val="both"/>
               <w:rPr>
                 <w:rFonts w:hint="eastAsia"/>
@@ -8119,18 +9241,24 @@
     </w:p>
     <w:tbl>
       <w:tblPr>
-        <w:tblStyle w:val="a5"/>
+        <w:tblStyle w:val="6"/>
         <w:tblW w:w="0" w:type="auto"/>
+        <w:tblInd w:w="0" w:type="dxa"/>
         <w:tblBorders>
-          <w:top w:val="none" w:sz="0" w:space="0" w:color="auto"/>
-          <w:left w:val="none" w:sz="0" w:space="0" w:color="auto"/>
-          <w:bottom w:val="none" w:sz="0" w:space="0" w:color="auto"/>
-          <w:right w:val="none" w:sz="0" w:space="0" w:color="auto"/>
-          <w:insideH w:val="none" w:sz="0" w:space="0" w:color="auto"/>
-          <w:insideV w:val="none" w:sz="0" w:space="0" w:color="auto"/>
+          <w:top w:val="none" w:color="auto" w:sz="0" w:space="0"/>
+          <w:left w:val="none" w:color="auto" w:sz="0" w:space="0"/>
+          <w:bottom w:val="none" w:color="auto" w:sz="0" w:space="0"/>
+          <w:right w:val="none" w:color="auto" w:sz="0" w:space="0"/>
+          <w:insideH w:val="none" w:color="auto" w:sz="0" w:space="0"/>
+          <w:insideV w:val="none" w:color="auto" w:sz="0" w:space="0"/>
         </w:tblBorders>
         <w:tblLayout w:type="fixed"/>
-        <w:tblLook w:val="04A0" w:firstRow="1" w:lastRow="0" w:firstColumn="1" w:lastColumn="0" w:noHBand="0" w:noVBand="1"/>
+        <w:tblCellMar>
+          <w:top w:w="0" w:type="dxa"/>
+          <w:left w:w="108" w:type="dxa"/>
+          <w:bottom w:w="0" w:type="dxa"/>
+          <w:right w:w="108" w:type="dxa"/>
+        </w:tblCellMar>
       </w:tblPr>
       <w:tblGrid>
         <w:gridCol w:w="846"/>
@@ -8138,11 +9266,27 @@
         <w:gridCol w:w="4068"/>
       </w:tblGrid>
       <w:tr>
+        <w:tblPrEx>
+          <w:tblBorders>
+            <w:top w:val="none" w:color="auto" w:sz="0" w:space="0"/>
+            <w:left w:val="none" w:color="auto" w:sz="0" w:space="0"/>
+            <w:bottom w:val="none" w:color="auto" w:sz="0" w:space="0"/>
+            <w:right w:val="none" w:color="auto" w:sz="0" w:space="0"/>
+            <w:insideH w:val="none" w:color="auto" w:sz="0" w:space="0"/>
+            <w:insideV w:val="none" w:color="auto" w:sz="0" w:space="0"/>
+          </w:tblBorders>
+          <w:tblCellMar>
+            <w:top w:w="0" w:type="dxa"/>
+            <w:left w:w="108" w:type="dxa"/>
+            <w:bottom w:w="0" w:type="dxa"/>
+            <w:right w:w="108" w:type="dxa"/>
+          </w:tblCellMar>
+        </w:tblPrEx>
         <w:tc>
           <w:tcPr>
             <w:tcW w:w="846" w:type="dxa"/>
             <w:tcBorders>
-              <w:bottom w:val="single" w:sz="18" w:space="0" w:color="auto"/>
+              <w:bottom w:val="single" w:color="auto" w:sz="18" w:space="0"/>
             </w:tcBorders>
           </w:tcPr>
           <w:p>
@@ -8159,14 +9303,12 @@
             </w:pPr>
             <w:r>
               <w:rPr>
-                <w:noProof/>
-                <w:sz w:val="24"/>
-                <w:szCs w:val="24"/>
-                <w:lang w:eastAsia="zh-CN"/>
-              </w:rPr>
-              <w:lastRenderedPageBreak/>
+                <w:sz w:val="24"/>
+                <w:szCs w:val="24"/>
+                <w:lang w:eastAsia="zh-CN"/>
+              </w:rPr>
               <w:drawing>
-                <wp:inline distT="0" distB="0" distL="0" distR="0" wp14:anchorId="33D4DEC7" wp14:editId="0873458C">
+                <wp:inline distT="0" distB="0" distL="0" distR="0">
                   <wp:extent cx="359410" cy="341630"/>
                   <wp:effectExtent l="0" t="0" r="6350" b="8890"/>
                   <wp:docPr id="119" name="图片 119"/>
@@ -8183,7 +9325,7 @@
                           </pic:cNvPicPr>
                         </pic:nvPicPr>
                         <pic:blipFill>
-                          <a:blip r:embed="rId10">
+                          <a:blip r:embed="rId8">
                             <a:extLst>
                               <a:ext uri="{28A0092B-C50C-407E-A947-70E740481C1C}">
                                 <a14:useLocalDpi xmlns:a14="http://schemas.microsoft.com/office/drawing/2010/main" val="0"/>
@@ -8227,7 +9369,7 @@
           <w:tcPr>
             <w:tcW w:w="3382" w:type="dxa"/>
             <w:tcBorders>
-              <w:bottom w:val="single" w:sz="18" w:space="0" w:color="auto"/>
+              <w:bottom w:val="single" w:color="auto" w:sz="18" w:space="0"/>
             </w:tcBorders>
             <w:vAlign w:val="center"/>
           </w:tcPr>
@@ -8270,7 +9412,7 @@
           <w:tcPr>
             <w:tcW w:w="4068" w:type="dxa"/>
             <w:tcBorders>
-              <w:bottom w:val="single" w:sz="18" w:space="0" w:color="auto"/>
+              <w:bottom w:val="single" w:color="auto" w:sz="18" w:space="0"/>
             </w:tcBorders>
             <w:vAlign w:val="center"/>
           </w:tcPr>
@@ -8299,12 +9441,28 @@
         </w:tc>
       </w:tr>
       <w:tr>
+        <w:tblPrEx>
+          <w:tblBorders>
+            <w:top w:val="none" w:color="auto" w:sz="0" w:space="0"/>
+            <w:left w:val="none" w:color="auto" w:sz="0" w:space="0"/>
+            <w:bottom w:val="none" w:color="auto" w:sz="0" w:space="0"/>
+            <w:right w:val="none" w:color="auto" w:sz="0" w:space="0"/>
+            <w:insideH w:val="none" w:color="auto" w:sz="0" w:space="0"/>
+            <w:insideV w:val="none" w:color="auto" w:sz="0" w:space="0"/>
+          </w:tblBorders>
+          <w:tblCellMar>
+            <w:top w:w="0" w:type="dxa"/>
+            <w:left w:w="108" w:type="dxa"/>
+            <w:bottom w:w="0" w:type="dxa"/>
+            <w:right w:w="108" w:type="dxa"/>
+          </w:tblCellMar>
+        </w:tblPrEx>
         <w:tc>
           <w:tcPr>
             <w:tcW w:w="8296" w:type="dxa"/>
             <w:gridSpan w:val="3"/>
             <w:tcBorders>
-              <w:top w:val="single" w:sz="4" w:space="0" w:color="auto"/>
+              <w:top w:val="single" w:color="auto" w:sz="4" w:space="0"/>
             </w:tcBorders>
             <w:vAlign w:val="center"/>
           </w:tcPr>
@@ -8338,6 +9496,22 @@
         </w:tc>
       </w:tr>
       <w:tr>
+        <w:tblPrEx>
+          <w:tblBorders>
+            <w:top w:val="none" w:color="auto" w:sz="0" w:space="0"/>
+            <w:left w:val="none" w:color="auto" w:sz="0" w:space="0"/>
+            <w:bottom w:val="none" w:color="auto" w:sz="0" w:space="0"/>
+            <w:right w:val="none" w:color="auto" w:sz="0" w:space="0"/>
+            <w:insideH w:val="none" w:color="auto" w:sz="0" w:space="0"/>
+            <w:insideV w:val="none" w:color="auto" w:sz="0" w:space="0"/>
+          </w:tblBorders>
+          <w:tblCellMar>
+            <w:top w:w="0" w:type="dxa"/>
+            <w:left w:w="108" w:type="dxa"/>
+            <w:bottom w:w="0" w:type="dxa"/>
+            <w:right w:w="108" w:type="dxa"/>
+          </w:tblCellMar>
+        </w:tblPrEx>
         <w:tc>
           <w:tcPr>
             <w:tcW w:w="4228" w:type="dxa"/>
@@ -8407,8 +9581,24 @@
         </w:tc>
       </w:tr>
       <w:tr>
+        <w:tblPrEx>
+          <w:tblBorders>
+            <w:top w:val="none" w:color="auto" w:sz="0" w:space="0"/>
+            <w:left w:val="none" w:color="auto" w:sz="0" w:space="0"/>
+            <w:bottom w:val="none" w:color="auto" w:sz="0" w:space="0"/>
+            <w:right w:val="none" w:color="auto" w:sz="0" w:space="0"/>
+            <w:insideH w:val="none" w:color="auto" w:sz="0" w:space="0"/>
+            <w:insideV w:val="none" w:color="auto" w:sz="0" w:space="0"/>
+          </w:tblBorders>
+          <w:tblCellMar>
+            <w:top w:w="0" w:type="dxa"/>
+            <w:left w:w="108" w:type="dxa"/>
+            <w:bottom w:w="0" w:type="dxa"/>
+            <w:right w:w="108" w:type="dxa"/>
+          </w:tblCellMar>
+        </w:tblPrEx>
         <w:trPr>
-          <w:trHeight w:hRule="exact" w:val="12155"/>
+          <w:trHeight w:val="12155" w:hRule="exact"/>
         </w:trPr>
         <w:tc>
           <w:tcPr>
@@ -8421,6 +9611,7 @@
                 <w:tab w:val="left" w:pos="3815"/>
               </w:tabs>
               <w:spacing w:after="7" w:line="240" w:lineRule="atLeast"/>
+              <w:ind w:firstLine="480" w:firstLineChars="200"/>
               <w:jc w:val="both"/>
               <w:rPr>
                 <w:rFonts w:hint="eastAsia"/>
@@ -8460,18 +9651,24 @@
     </w:p>
     <w:tbl>
       <w:tblPr>
-        <w:tblStyle w:val="a5"/>
+        <w:tblStyle w:val="6"/>
         <w:tblW w:w="0" w:type="auto"/>
+        <w:tblInd w:w="0" w:type="dxa"/>
         <w:tblBorders>
-          <w:top w:val="none" w:sz="0" w:space="0" w:color="auto"/>
-          <w:left w:val="none" w:sz="0" w:space="0" w:color="auto"/>
-          <w:bottom w:val="none" w:sz="0" w:space="0" w:color="auto"/>
-          <w:right w:val="none" w:sz="0" w:space="0" w:color="auto"/>
-          <w:insideH w:val="none" w:sz="0" w:space="0" w:color="auto"/>
-          <w:insideV w:val="none" w:sz="0" w:space="0" w:color="auto"/>
+          <w:top w:val="none" w:color="auto" w:sz="0" w:space="0"/>
+          <w:left w:val="none" w:color="auto" w:sz="0" w:space="0"/>
+          <w:bottom w:val="none" w:color="auto" w:sz="0" w:space="0"/>
+          <w:right w:val="none" w:color="auto" w:sz="0" w:space="0"/>
+          <w:insideH w:val="none" w:color="auto" w:sz="0" w:space="0"/>
+          <w:insideV w:val="none" w:color="auto" w:sz="0" w:space="0"/>
         </w:tblBorders>
         <w:tblLayout w:type="fixed"/>
-        <w:tblLook w:val="04A0" w:firstRow="1" w:lastRow="0" w:firstColumn="1" w:lastColumn="0" w:noHBand="0" w:noVBand="1"/>
+        <w:tblCellMar>
+          <w:top w:w="0" w:type="dxa"/>
+          <w:left w:w="108" w:type="dxa"/>
+          <w:bottom w:w="0" w:type="dxa"/>
+          <w:right w:w="108" w:type="dxa"/>
+        </w:tblCellMar>
       </w:tblPr>
       <w:tblGrid>
         <w:gridCol w:w="846"/>
@@ -8479,11 +9676,27 @@
         <w:gridCol w:w="4053"/>
       </w:tblGrid>
       <w:tr>
+        <w:tblPrEx>
+          <w:tblBorders>
+            <w:top w:val="none" w:color="auto" w:sz="0" w:space="0"/>
+            <w:left w:val="none" w:color="auto" w:sz="0" w:space="0"/>
+            <w:bottom w:val="none" w:color="auto" w:sz="0" w:space="0"/>
+            <w:right w:val="none" w:color="auto" w:sz="0" w:space="0"/>
+            <w:insideH w:val="none" w:color="auto" w:sz="0" w:space="0"/>
+            <w:insideV w:val="none" w:color="auto" w:sz="0" w:space="0"/>
+          </w:tblBorders>
+          <w:tblCellMar>
+            <w:top w:w="0" w:type="dxa"/>
+            <w:left w:w="108" w:type="dxa"/>
+            <w:bottom w:w="0" w:type="dxa"/>
+            <w:right w:w="108" w:type="dxa"/>
+          </w:tblCellMar>
+        </w:tblPrEx>
         <w:tc>
           <w:tcPr>
             <w:tcW w:w="846" w:type="dxa"/>
             <w:tcBorders>
-              <w:bottom w:val="single" w:sz="18" w:space="0" w:color="auto"/>
+              <w:bottom w:val="single" w:color="auto" w:sz="18" w:space="0"/>
             </w:tcBorders>
           </w:tcPr>
           <w:p>
@@ -8500,14 +9713,12 @@
             </w:pPr>
             <w:r>
               <w:rPr>
-                <w:noProof/>
-                <w:sz w:val="24"/>
-                <w:szCs w:val="24"/>
-                <w:lang w:eastAsia="zh-CN"/>
-              </w:rPr>
-              <w:lastRenderedPageBreak/>
+                <w:sz w:val="24"/>
+                <w:szCs w:val="24"/>
+                <w:lang w:eastAsia="zh-CN"/>
+              </w:rPr>
               <w:drawing>
-                <wp:inline distT="0" distB="0" distL="0" distR="0" wp14:anchorId="493FC9C0" wp14:editId="2F2BA5F0">
+                <wp:inline distT="0" distB="0" distL="0" distR="0">
                   <wp:extent cx="359410" cy="341630"/>
                   <wp:effectExtent l="0" t="0" r="6350" b="8890"/>
                   <wp:docPr id="120" name="图片 120"/>
@@ -8524,7 +9735,7 @@
                           </pic:cNvPicPr>
                         </pic:nvPicPr>
                         <pic:blipFill>
-                          <a:blip r:embed="rId10">
+                          <a:blip r:embed="rId8">
                             <a:extLst>
                               <a:ext uri="{28A0092B-C50C-407E-A947-70E740481C1C}">
                                 <a14:useLocalDpi xmlns:a14="http://schemas.microsoft.com/office/drawing/2010/main" val="0"/>
@@ -8568,7 +9779,7 @@
           <w:tcPr>
             <w:tcW w:w="3397" w:type="dxa"/>
             <w:tcBorders>
-              <w:bottom w:val="single" w:sz="18" w:space="0" w:color="auto"/>
+              <w:bottom w:val="single" w:color="auto" w:sz="18" w:space="0"/>
             </w:tcBorders>
             <w:vAlign w:val="center"/>
           </w:tcPr>
@@ -8611,7 +9822,7 @@
           <w:tcPr>
             <w:tcW w:w="4053" w:type="dxa"/>
             <w:tcBorders>
-              <w:bottom w:val="single" w:sz="18" w:space="0" w:color="auto"/>
+              <w:bottom w:val="single" w:color="auto" w:sz="18" w:space="0"/>
             </w:tcBorders>
             <w:vAlign w:val="center"/>
           </w:tcPr>
@@ -8640,12 +9851,28 @@
         </w:tc>
       </w:tr>
       <w:tr>
+        <w:tblPrEx>
+          <w:tblBorders>
+            <w:top w:val="none" w:color="auto" w:sz="0" w:space="0"/>
+            <w:left w:val="none" w:color="auto" w:sz="0" w:space="0"/>
+            <w:bottom w:val="none" w:color="auto" w:sz="0" w:space="0"/>
+            <w:right w:val="none" w:color="auto" w:sz="0" w:space="0"/>
+            <w:insideH w:val="none" w:color="auto" w:sz="0" w:space="0"/>
+            <w:insideV w:val="none" w:color="auto" w:sz="0" w:space="0"/>
+          </w:tblBorders>
+          <w:tblCellMar>
+            <w:top w:w="0" w:type="dxa"/>
+            <w:left w:w="108" w:type="dxa"/>
+            <w:bottom w:w="0" w:type="dxa"/>
+            <w:right w:w="108" w:type="dxa"/>
+          </w:tblCellMar>
+        </w:tblPrEx>
         <w:tc>
           <w:tcPr>
             <w:tcW w:w="8296" w:type="dxa"/>
             <w:gridSpan w:val="3"/>
             <w:tcBorders>
-              <w:top w:val="single" w:sz="4" w:space="0" w:color="auto"/>
+              <w:top w:val="single" w:color="auto" w:sz="4" w:space="0"/>
             </w:tcBorders>
             <w:vAlign w:val="center"/>
           </w:tcPr>
@@ -8679,6 +9906,22 @@
         </w:tc>
       </w:tr>
       <w:tr>
+        <w:tblPrEx>
+          <w:tblBorders>
+            <w:top w:val="none" w:color="auto" w:sz="0" w:space="0"/>
+            <w:left w:val="none" w:color="auto" w:sz="0" w:space="0"/>
+            <w:bottom w:val="none" w:color="auto" w:sz="0" w:space="0"/>
+            <w:right w:val="none" w:color="auto" w:sz="0" w:space="0"/>
+            <w:insideH w:val="none" w:color="auto" w:sz="0" w:space="0"/>
+            <w:insideV w:val="none" w:color="auto" w:sz="0" w:space="0"/>
+          </w:tblBorders>
+          <w:tblCellMar>
+            <w:top w:w="0" w:type="dxa"/>
+            <w:left w:w="108" w:type="dxa"/>
+            <w:bottom w:w="0" w:type="dxa"/>
+            <w:right w:w="108" w:type="dxa"/>
+          </w:tblCellMar>
+        </w:tblPrEx>
         <w:tc>
           <w:tcPr>
             <w:tcW w:w="4243" w:type="dxa"/>
@@ -8748,8 +9991,24 @@
         </w:tc>
       </w:tr>
       <w:tr>
+        <w:tblPrEx>
+          <w:tblBorders>
+            <w:top w:val="none" w:color="auto" w:sz="0" w:space="0"/>
+            <w:left w:val="none" w:color="auto" w:sz="0" w:space="0"/>
+            <w:bottom w:val="none" w:color="auto" w:sz="0" w:space="0"/>
+            <w:right w:val="none" w:color="auto" w:sz="0" w:space="0"/>
+            <w:insideH w:val="none" w:color="auto" w:sz="0" w:space="0"/>
+            <w:insideV w:val="none" w:color="auto" w:sz="0" w:space="0"/>
+          </w:tblBorders>
+          <w:tblCellMar>
+            <w:top w:w="0" w:type="dxa"/>
+            <w:left w:w="108" w:type="dxa"/>
+            <w:bottom w:w="0" w:type="dxa"/>
+            <w:right w:w="108" w:type="dxa"/>
+          </w:tblCellMar>
+        </w:tblPrEx>
         <w:trPr>
-          <w:trHeight w:hRule="exact" w:val="12155"/>
+          <w:trHeight w:val="12155" w:hRule="exact"/>
         </w:trPr>
         <w:tc>
           <w:tcPr>
@@ -8762,6 +10021,7 @@
                 <w:tab w:val="left" w:pos="3815"/>
               </w:tabs>
               <w:spacing w:after="7" w:line="240" w:lineRule="atLeast"/>
+              <w:ind w:firstLine="480" w:firstLineChars="200"/>
               <w:jc w:val="both"/>
               <w:rPr>
                 <w:rFonts w:hint="eastAsia"/>
@@ -8801,18 +10061,24 @@
     </w:p>
     <w:tbl>
       <w:tblPr>
-        <w:tblStyle w:val="a5"/>
+        <w:tblStyle w:val="6"/>
         <w:tblW w:w="0" w:type="auto"/>
+        <w:tblInd w:w="0" w:type="dxa"/>
         <w:tblBorders>
-          <w:top w:val="none" w:sz="0" w:space="0" w:color="auto"/>
-          <w:left w:val="none" w:sz="0" w:space="0" w:color="auto"/>
-          <w:bottom w:val="none" w:sz="0" w:space="0" w:color="auto"/>
-          <w:right w:val="none" w:sz="0" w:space="0" w:color="auto"/>
-          <w:insideH w:val="none" w:sz="0" w:space="0" w:color="auto"/>
-          <w:insideV w:val="none" w:sz="0" w:space="0" w:color="auto"/>
+          <w:top w:val="none" w:color="auto" w:sz="0" w:space="0"/>
+          <w:left w:val="none" w:color="auto" w:sz="0" w:space="0"/>
+          <w:bottom w:val="none" w:color="auto" w:sz="0" w:space="0"/>
+          <w:right w:val="none" w:color="auto" w:sz="0" w:space="0"/>
+          <w:insideH w:val="none" w:color="auto" w:sz="0" w:space="0"/>
+          <w:insideV w:val="none" w:color="auto" w:sz="0" w:space="0"/>
         </w:tblBorders>
         <w:tblLayout w:type="fixed"/>
-        <w:tblLook w:val="04A0" w:firstRow="1" w:lastRow="0" w:firstColumn="1" w:lastColumn="0" w:noHBand="0" w:noVBand="1"/>
+        <w:tblCellMar>
+          <w:top w:w="0" w:type="dxa"/>
+          <w:left w:w="108" w:type="dxa"/>
+          <w:bottom w:w="0" w:type="dxa"/>
+          <w:right w:w="108" w:type="dxa"/>
+        </w:tblCellMar>
       </w:tblPr>
       <w:tblGrid>
         <w:gridCol w:w="846"/>
@@ -8820,11 +10086,27 @@
         <w:gridCol w:w="3996"/>
       </w:tblGrid>
       <w:tr>
+        <w:tblPrEx>
+          <w:tblBorders>
+            <w:top w:val="none" w:color="auto" w:sz="0" w:space="0"/>
+            <w:left w:val="none" w:color="auto" w:sz="0" w:space="0"/>
+            <w:bottom w:val="none" w:color="auto" w:sz="0" w:space="0"/>
+            <w:right w:val="none" w:color="auto" w:sz="0" w:space="0"/>
+            <w:insideH w:val="none" w:color="auto" w:sz="0" w:space="0"/>
+            <w:insideV w:val="none" w:color="auto" w:sz="0" w:space="0"/>
+          </w:tblBorders>
+          <w:tblCellMar>
+            <w:top w:w="0" w:type="dxa"/>
+            <w:left w:w="108" w:type="dxa"/>
+            <w:bottom w:w="0" w:type="dxa"/>
+            <w:right w:w="108" w:type="dxa"/>
+          </w:tblCellMar>
+        </w:tblPrEx>
         <w:tc>
           <w:tcPr>
             <w:tcW w:w="846" w:type="dxa"/>
             <w:tcBorders>
-              <w:bottom w:val="single" w:sz="18" w:space="0" w:color="auto"/>
+              <w:bottom w:val="single" w:color="auto" w:sz="18" w:space="0"/>
             </w:tcBorders>
           </w:tcPr>
           <w:p>
@@ -8841,14 +10123,12 @@
             </w:pPr>
             <w:r>
               <w:rPr>
-                <w:noProof/>
-                <w:sz w:val="24"/>
-                <w:szCs w:val="24"/>
-                <w:lang w:eastAsia="zh-CN"/>
-              </w:rPr>
-              <w:lastRenderedPageBreak/>
+                <w:sz w:val="24"/>
+                <w:szCs w:val="24"/>
+                <w:lang w:eastAsia="zh-CN"/>
+              </w:rPr>
               <w:drawing>
-                <wp:inline distT="0" distB="0" distL="0" distR="0" wp14:anchorId="3889C433" wp14:editId="1838B478">
+                <wp:inline distT="0" distB="0" distL="0" distR="0">
                   <wp:extent cx="359410" cy="341630"/>
                   <wp:effectExtent l="0" t="0" r="6350" b="8890"/>
                   <wp:docPr id="121" name="图片 121"/>
@@ -8865,7 +10145,7 @@
                           </pic:cNvPicPr>
                         </pic:nvPicPr>
                         <pic:blipFill>
-                          <a:blip r:embed="rId10">
+                          <a:blip r:embed="rId8">
                             <a:extLst>
                               <a:ext uri="{28A0092B-C50C-407E-A947-70E740481C1C}">
                                 <a14:useLocalDpi xmlns:a14="http://schemas.microsoft.com/office/drawing/2010/main" val="0"/>
@@ -8909,7 +10189,7 @@
           <w:tcPr>
             <w:tcW w:w="3454" w:type="dxa"/>
             <w:tcBorders>
-              <w:bottom w:val="single" w:sz="18" w:space="0" w:color="auto"/>
+              <w:bottom w:val="single" w:color="auto" w:sz="18" w:space="0"/>
             </w:tcBorders>
             <w:vAlign w:val="center"/>
           </w:tcPr>
@@ -8952,7 +10232,7 @@
           <w:tcPr>
             <w:tcW w:w="3996" w:type="dxa"/>
             <w:tcBorders>
-              <w:bottom w:val="single" w:sz="18" w:space="0" w:color="auto"/>
+              <w:bottom w:val="single" w:color="auto" w:sz="18" w:space="0"/>
             </w:tcBorders>
             <w:vAlign w:val="center"/>
           </w:tcPr>
@@ -8981,15 +10261,31 @@
         </w:tc>
       </w:tr>
       <w:tr>
+        <w:tblPrEx>
+          <w:tblBorders>
+            <w:top w:val="none" w:color="auto" w:sz="0" w:space="0"/>
+            <w:left w:val="none" w:color="auto" w:sz="0" w:space="0"/>
+            <w:bottom w:val="none" w:color="auto" w:sz="0" w:space="0"/>
+            <w:right w:val="none" w:color="auto" w:sz="0" w:space="0"/>
+            <w:insideH w:val="none" w:color="auto" w:sz="0" w:space="0"/>
+            <w:insideV w:val="none" w:color="auto" w:sz="0" w:space="0"/>
+          </w:tblBorders>
+          <w:tblCellMar>
+            <w:top w:w="0" w:type="dxa"/>
+            <w:left w:w="108" w:type="dxa"/>
+            <w:bottom w:w="0" w:type="dxa"/>
+            <w:right w:w="108" w:type="dxa"/>
+          </w:tblCellMar>
+        </w:tblPrEx>
         <w:trPr>
-          <w:trHeight w:val="90"/>
+          <w:trHeight w:val="90" w:hRule="atLeast"/>
         </w:trPr>
         <w:tc>
           <w:tcPr>
             <w:tcW w:w="8296" w:type="dxa"/>
             <w:gridSpan w:val="3"/>
             <w:tcBorders>
-              <w:top w:val="single" w:sz="4" w:space="0" w:color="auto"/>
+              <w:top w:val="single" w:color="auto" w:sz="4" w:space="0"/>
             </w:tcBorders>
             <w:vAlign w:val="center"/>
           </w:tcPr>
@@ -9023,6 +10319,22 @@
         </w:tc>
       </w:tr>
       <w:tr>
+        <w:tblPrEx>
+          <w:tblBorders>
+            <w:top w:val="none" w:color="auto" w:sz="0" w:space="0"/>
+            <w:left w:val="none" w:color="auto" w:sz="0" w:space="0"/>
+            <w:bottom w:val="none" w:color="auto" w:sz="0" w:space="0"/>
+            <w:right w:val="none" w:color="auto" w:sz="0" w:space="0"/>
+            <w:insideH w:val="none" w:color="auto" w:sz="0" w:space="0"/>
+            <w:insideV w:val="none" w:color="auto" w:sz="0" w:space="0"/>
+          </w:tblBorders>
+          <w:tblCellMar>
+            <w:top w:w="0" w:type="dxa"/>
+            <w:left w:w="108" w:type="dxa"/>
+            <w:bottom w:w="0" w:type="dxa"/>
+            <w:right w:w="108" w:type="dxa"/>
+          </w:tblCellMar>
+        </w:tblPrEx>
         <w:tc>
           <w:tcPr>
             <w:tcW w:w="4300" w:type="dxa"/>
@@ -9092,8 +10404,24 @@
         </w:tc>
       </w:tr>
       <w:tr>
+        <w:tblPrEx>
+          <w:tblBorders>
+            <w:top w:val="none" w:color="auto" w:sz="0" w:space="0"/>
+            <w:left w:val="none" w:color="auto" w:sz="0" w:space="0"/>
+            <w:bottom w:val="none" w:color="auto" w:sz="0" w:space="0"/>
+            <w:right w:val="none" w:color="auto" w:sz="0" w:space="0"/>
+            <w:insideH w:val="none" w:color="auto" w:sz="0" w:space="0"/>
+            <w:insideV w:val="none" w:color="auto" w:sz="0" w:space="0"/>
+          </w:tblBorders>
+          <w:tblCellMar>
+            <w:top w:w="0" w:type="dxa"/>
+            <w:left w:w="108" w:type="dxa"/>
+            <w:bottom w:w="0" w:type="dxa"/>
+            <w:right w:w="108" w:type="dxa"/>
+          </w:tblCellMar>
+        </w:tblPrEx>
         <w:trPr>
-          <w:trHeight w:hRule="exact" w:val="12155"/>
+          <w:trHeight w:val="12155" w:hRule="exact"/>
         </w:trPr>
         <w:tc>
           <w:tcPr>
@@ -9106,6 +10434,7 @@
                 <w:tab w:val="left" w:pos="3815"/>
               </w:tabs>
               <w:spacing w:after="7" w:line="240" w:lineRule="atLeast"/>
+              <w:ind w:firstLine="480" w:firstLineChars="200"/>
               <w:jc w:val="both"/>
               <w:rPr>
                 <w:rFonts w:hint="eastAsia"/>
@@ -9145,18 +10474,24 @@
     </w:p>
     <w:tbl>
       <w:tblPr>
-        <w:tblStyle w:val="a5"/>
+        <w:tblStyle w:val="6"/>
         <w:tblW w:w="0" w:type="auto"/>
+        <w:tblInd w:w="0" w:type="dxa"/>
         <w:tblBorders>
-          <w:top w:val="none" w:sz="0" w:space="0" w:color="auto"/>
-          <w:left w:val="none" w:sz="0" w:space="0" w:color="auto"/>
-          <w:bottom w:val="none" w:sz="0" w:space="0" w:color="auto"/>
-          <w:right w:val="none" w:sz="0" w:space="0" w:color="auto"/>
-          <w:insideH w:val="none" w:sz="0" w:space="0" w:color="auto"/>
-          <w:insideV w:val="none" w:sz="0" w:space="0" w:color="auto"/>
+          <w:top w:val="none" w:color="auto" w:sz="0" w:space="0"/>
+          <w:left w:val="none" w:color="auto" w:sz="0" w:space="0"/>
+          <w:bottom w:val="none" w:color="auto" w:sz="0" w:space="0"/>
+          <w:right w:val="none" w:color="auto" w:sz="0" w:space="0"/>
+          <w:insideH w:val="none" w:color="auto" w:sz="0" w:space="0"/>
+          <w:insideV w:val="none" w:color="auto" w:sz="0" w:space="0"/>
         </w:tblBorders>
         <w:tblLayout w:type="fixed"/>
-        <w:tblLook w:val="04A0" w:firstRow="1" w:lastRow="0" w:firstColumn="1" w:lastColumn="0" w:noHBand="0" w:noVBand="1"/>
+        <w:tblCellMar>
+          <w:top w:w="0" w:type="dxa"/>
+          <w:left w:w="108" w:type="dxa"/>
+          <w:bottom w:w="0" w:type="dxa"/>
+          <w:right w:w="108" w:type="dxa"/>
+        </w:tblCellMar>
       </w:tblPr>
       <w:tblGrid>
         <w:gridCol w:w="846"/>
@@ -9164,11 +10499,27 @@
         <w:gridCol w:w="4012"/>
       </w:tblGrid>
       <w:tr>
+        <w:tblPrEx>
+          <w:tblBorders>
+            <w:top w:val="none" w:color="auto" w:sz="0" w:space="0"/>
+            <w:left w:val="none" w:color="auto" w:sz="0" w:space="0"/>
+            <w:bottom w:val="none" w:color="auto" w:sz="0" w:space="0"/>
+            <w:right w:val="none" w:color="auto" w:sz="0" w:space="0"/>
+            <w:insideH w:val="none" w:color="auto" w:sz="0" w:space="0"/>
+            <w:insideV w:val="none" w:color="auto" w:sz="0" w:space="0"/>
+          </w:tblBorders>
+          <w:tblCellMar>
+            <w:top w:w="0" w:type="dxa"/>
+            <w:left w:w="108" w:type="dxa"/>
+            <w:bottom w:w="0" w:type="dxa"/>
+            <w:right w:w="108" w:type="dxa"/>
+          </w:tblCellMar>
+        </w:tblPrEx>
         <w:tc>
           <w:tcPr>
             <w:tcW w:w="846" w:type="dxa"/>
             <w:tcBorders>
-              <w:bottom w:val="single" w:sz="18" w:space="0" w:color="auto"/>
+              <w:bottom w:val="single" w:color="auto" w:sz="18" w:space="0"/>
             </w:tcBorders>
           </w:tcPr>
           <w:p>
@@ -9185,14 +10536,12 @@
             </w:pPr>
             <w:r>
               <w:rPr>
-                <w:noProof/>
-                <w:sz w:val="24"/>
-                <w:szCs w:val="24"/>
-                <w:lang w:eastAsia="zh-CN"/>
-              </w:rPr>
-              <w:lastRenderedPageBreak/>
+                <w:sz w:val="24"/>
+                <w:szCs w:val="24"/>
+                <w:lang w:eastAsia="zh-CN"/>
+              </w:rPr>
               <w:drawing>
-                <wp:inline distT="0" distB="0" distL="0" distR="0" wp14:anchorId="52700E33" wp14:editId="2FDD939E">
+                <wp:inline distT="0" distB="0" distL="0" distR="0">
                   <wp:extent cx="359410" cy="341630"/>
                   <wp:effectExtent l="0" t="0" r="6350" b="8890"/>
                   <wp:docPr id="122" name="图片 122"/>
@@ -9209,7 +10558,7 @@
                           </pic:cNvPicPr>
                         </pic:nvPicPr>
                         <pic:blipFill>
-                          <a:blip r:embed="rId10">
+                          <a:blip r:embed="rId8">
                             <a:extLst>
                               <a:ext uri="{28A0092B-C50C-407E-A947-70E740481C1C}">
                                 <a14:useLocalDpi xmlns:a14="http://schemas.microsoft.com/office/drawing/2010/main" val="0"/>
@@ -9253,7 +10602,7 @@
           <w:tcPr>
             <w:tcW w:w="3438" w:type="dxa"/>
             <w:tcBorders>
-              <w:bottom w:val="single" w:sz="18" w:space="0" w:color="auto"/>
+              <w:bottom w:val="single" w:color="auto" w:sz="18" w:space="0"/>
             </w:tcBorders>
             <w:vAlign w:val="center"/>
           </w:tcPr>
@@ -9296,7 +10645,7 @@
           <w:tcPr>
             <w:tcW w:w="4012" w:type="dxa"/>
             <w:tcBorders>
-              <w:bottom w:val="single" w:sz="18" w:space="0" w:color="auto"/>
+              <w:bottom w:val="single" w:color="auto" w:sz="18" w:space="0"/>
             </w:tcBorders>
             <w:vAlign w:val="center"/>
           </w:tcPr>
@@ -9361,12 +10710,28 @@
         </w:tc>
       </w:tr>
       <w:tr>
+        <w:tblPrEx>
+          <w:tblBorders>
+            <w:top w:val="none" w:color="auto" w:sz="0" w:space="0"/>
+            <w:left w:val="none" w:color="auto" w:sz="0" w:space="0"/>
+            <w:bottom w:val="none" w:color="auto" w:sz="0" w:space="0"/>
+            <w:right w:val="none" w:color="auto" w:sz="0" w:space="0"/>
+            <w:insideH w:val="none" w:color="auto" w:sz="0" w:space="0"/>
+            <w:insideV w:val="none" w:color="auto" w:sz="0" w:space="0"/>
+          </w:tblBorders>
+          <w:tblCellMar>
+            <w:top w:w="0" w:type="dxa"/>
+            <w:left w:w="108" w:type="dxa"/>
+            <w:bottom w:w="0" w:type="dxa"/>
+            <w:right w:w="108" w:type="dxa"/>
+          </w:tblCellMar>
+        </w:tblPrEx>
         <w:tc>
           <w:tcPr>
             <w:tcW w:w="8296" w:type="dxa"/>
             <w:gridSpan w:val="3"/>
             <w:tcBorders>
-              <w:top w:val="single" w:sz="4" w:space="0" w:color="auto"/>
+              <w:top w:val="single" w:color="auto" w:sz="4" w:space="0"/>
             </w:tcBorders>
             <w:vAlign w:val="center"/>
           </w:tcPr>
@@ -9400,6 +10765,22 @@
         </w:tc>
       </w:tr>
       <w:tr>
+        <w:tblPrEx>
+          <w:tblBorders>
+            <w:top w:val="none" w:color="auto" w:sz="0" w:space="0"/>
+            <w:left w:val="none" w:color="auto" w:sz="0" w:space="0"/>
+            <w:bottom w:val="none" w:color="auto" w:sz="0" w:space="0"/>
+            <w:right w:val="none" w:color="auto" w:sz="0" w:space="0"/>
+            <w:insideH w:val="none" w:color="auto" w:sz="0" w:space="0"/>
+            <w:insideV w:val="none" w:color="auto" w:sz="0" w:space="0"/>
+          </w:tblBorders>
+          <w:tblCellMar>
+            <w:top w:w="0" w:type="dxa"/>
+            <w:left w:w="108" w:type="dxa"/>
+            <w:bottom w:w="0" w:type="dxa"/>
+            <w:right w:w="108" w:type="dxa"/>
+          </w:tblCellMar>
+        </w:tblPrEx>
         <w:tc>
           <w:tcPr>
             <w:tcW w:w="4284" w:type="dxa"/>
@@ -9469,8 +10850,24 @@
         </w:tc>
       </w:tr>
       <w:tr>
+        <w:tblPrEx>
+          <w:tblBorders>
+            <w:top w:val="none" w:color="auto" w:sz="0" w:space="0"/>
+            <w:left w:val="none" w:color="auto" w:sz="0" w:space="0"/>
+            <w:bottom w:val="none" w:color="auto" w:sz="0" w:space="0"/>
+            <w:right w:val="none" w:color="auto" w:sz="0" w:space="0"/>
+            <w:insideH w:val="none" w:color="auto" w:sz="0" w:space="0"/>
+            <w:insideV w:val="none" w:color="auto" w:sz="0" w:space="0"/>
+          </w:tblBorders>
+          <w:tblCellMar>
+            <w:top w:w="0" w:type="dxa"/>
+            <w:left w:w="108" w:type="dxa"/>
+            <w:bottom w:w="0" w:type="dxa"/>
+            <w:right w:w="108" w:type="dxa"/>
+          </w:tblCellMar>
+        </w:tblPrEx>
         <w:trPr>
-          <w:trHeight w:hRule="exact" w:val="12155"/>
+          <w:trHeight w:val="12155" w:hRule="exact"/>
         </w:trPr>
         <w:tc>
           <w:tcPr>
@@ -9515,18 +10912,24 @@
     </w:p>
     <w:tbl>
       <w:tblPr>
-        <w:tblStyle w:val="a5"/>
+        <w:tblStyle w:val="6"/>
         <w:tblW w:w="0" w:type="auto"/>
+        <w:tblInd w:w="0" w:type="dxa"/>
         <w:tblBorders>
-          <w:top w:val="none" w:sz="0" w:space="0" w:color="auto"/>
-          <w:left w:val="none" w:sz="0" w:space="0" w:color="auto"/>
-          <w:bottom w:val="none" w:sz="0" w:space="0" w:color="auto"/>
-          <w:right w:val="none" w:sz="0" w:space="0" w:color="auto"/>
-          <w:insideH w:val="none" w:sz="0" w:space="0" w:color="auto"/>
-          <w:insideV w:val="none" w:sz="0" w:space="0" w:color="auto"/>
+          <w:top w:val="none" w:color="auto" w:sz="0" w:space="0"/>
+          <w:left w:val="none" w:color="auto" w:sz="0" w:space="0"/>
+          <w:bottom w:val="none" w:color="auto" w:sz="0" w:space="0"/>
+          <w:right w:val="none" w:color="auto" w:sz="0" w:space="0"/>
+          <w:insideH w:val="none" w:color="auto" w:sz="0" w:space="0"/>
+          <w:insideV w:val="none" w:color="auto" w:sz="0" w:space="0"/>
         </w:tblBorders>
         <w:tblLayout w:type="fixed"/>
-        <w:tblLook w:val="04A0" w:firstRow="1" w:lastRow="0" w:firstColumn="1" w:lastColumn="0" w:noHBand="0" w:noVBand="1"/>
+        <w:tblCellMar>
+          <w:top w:w="0" w:type="dxa"/>
+          <w:left w:w="108" w:type="dxa"/>
+          <w:bottom w:w="0" w:type="dxa"/>
+          <w:right w:w="108" w:type="dxa"/>
+        </w:tblCellMar>
       </w:tblPr>
       <w:tblGrid>
         <w:gridCol w:w="846"/>
@@ -9534,11 +10937,27 @@
         <w:gridCol w:w="4020"/>
       </w:tblGrid>
       <w:tr>
+        <w:tblPrEx>
+          <w:tblBorders>
+            <w:top w:val="none" w:color="auto" w:sz="0" w:space="0"/>
+            <w:left w:val="none" w:color="auto" w:sz="0" w:space="0"/>
+            <w:bottom w:val="none" w:color="auto" w:sz="0" w:space="0"/>
+            <w:right w:val="none" w:color="auto" w:sz="0" w:space="0"/>
+            <w:insideH w:val="none" w:color="auto" w:sz="0" w:space="0"/>
+            <w:insideV w:val="none" w:color="auto" w:sz="0" w:space="0"/>
+          </w:tblBorders>
+          <w:tblCellMar>
+            <w:top w:w="0" w:type="dxa"/>
+            <w:left w:w="108" w:type="dxa"/>
+            <w:bottom w:w="0" w:type="dxa"/>
+            <w:right w:w="108" w:type="dxa"/>
+          </w:tblCellMar>
+        </w:tblPrEx>
         <w:tc>
           <w:tcPr>
             <w:tcW w:w="846" w:type="dxa"/>
             <w:tcBorders>
-              <w:bottom w:val="single" w:sz="18" w:space="0" w:color="auto"/>
+              <w:bottom w:val="single" w:color="auto" w:sz="18" w:space="0"/>
             </w:tcBorders>
           </w:tcPr>
           <w:p>
@@ -9555,14 +10974,12 @@
             </w:pPr>
             <w:r>
               <w:rPr>
-                <w:noProof/>
-                <w:sz w:val="24"/>
-                <w:szCs w:val="24"/>
-                <w:lang w:eastAsia="zh-CN"/>
-              </w:rPr>
-              <w:lastRenderedPageBreak/>
+                <w:sz w:val="24"/>
+                <w:szCs w:val="24"/>
+                <w:lang w:eastAsia="zh-CN"/>
+              </w:rPr>
               <w:drawing>
-                <wp:inline distT="0" distB="0" distL="0" distR="0" wp14:anchorId="6274ED1D" wp14:editId="3AB94DC6">
+                <wp:inline distT="0" distB="0" distL="0" distR="0">
                   <wp:extent cx="359410" cy="341630"/>
                   <wp:effectExtent l="0" t="0" r="6350" b="8890"/>
                   <wp:docPr id="123" name="图片 123"/>
@@ -9579,7 +10996,7 @@
                           </pic:cNvPicPr>
                         </pic:nvPicPr>
                         <pic:blipFill>
-                          <a:blip r:embed="rId10">
+                          <a:blip r:embed="rId8">
                             <a:extLst>
                               <a:ext uri="{28A0092B-C50C-407E-A947-70E740481C1C}">
                                 <a14:useLocalDpi xmlns:a14="http://schemas.microsoft.com/office/drawing/2010/main" val="0"/>
@@ -9623,7 +11040,7 @@
           <w:tcPr>
             <w:tcW w:w="3430" w:type="dxa"/>
             <w:tcBorders>
-              <w:bottom w:val="single" w:sz="18" w:space="0" w:color="auto"/>
+              <w:bottom w:val="single" w:color="auto" w:sz="18" w:space="0"/>
             </w:tcBorders>
             <w:vAlign w:val="center"/>
           </w:tcPr>
@@ -9666,7 +11083,7 @@
           <w:tcPr>
             <w:tcW w:w="4020" w:type="dxa"/>
             <w:tcBorders>
-              <w:bottom w:val="single" w:sz="18" w:space="0" w:color="auto"/>
+              <w:bottom w:val="single" w:color="auto" w:sz="18" w:space="0"/>
             </w:tcBorders>
             <w:vAlign w:val="center"/>
           </w:tcPr>
@@ -9731,12 +11148,28 @@
         </w:tc>
       </w:tr>
       <w:tr>
+        <w:tblPrEx>
+          <w:tblBorders>
+            <w:top w:val="none" w:color="auto" w:sz="0" w:space="0"/>
+            <w:left w:val="none" w:color="auto" w:sz="0" w:space="0"/>
+            <w:bottom w:val="none" w:color="auto" w:sz="0" w:space="0"/>
+            <w:right w:val="none" w:color="auto" w:sz="0" w:space="0"/>
+            <w:insideH w:val="none" w:color="auto" w:sz="0" w:space="0"/>
+            <w:insideV w:val="none" w:color="auto" w:sz="0" w:space="0"/>
+          </w:tblBorders>
+          <w:tblCellMar>
+            <w:top w:w="0" w:type="dxa"/>
+            <w:left w:w="108" w:type="dxa"/>
+            <w:bottom w:w="0" w:type="dxa"/>
+            <w:right w:w="108" w:type="dxa"/>
+          </w:tblCellMar>
+        </w:tblPrEx>
         <w:tc>
           <w:tcPr>
             <w:tcW w:w="8296" w:type="dxa"/>
             <w:gridSpan w:val="3"/>
             <w:tcBorders>
-              <w:top w:val="single" w:sz="4" w:space="0" w:color="auto"/>
+              <w:top w:val="single" w:color="auto" w:sz="4" w:space="0"/>
             </w:tcBorders>
             <w:vAlign w:val="center"/>
           </w:tcPr>
@@ -9770,6 +11203,22 @@
         </w:tc>
       </w:tr>
       <w:tr>
+        <w:tblPrEx>
+          <w:tblBorders>
+            <w:top w:val="none" w:color="auto" w:sz="0" w:space="0"/>
+            <w:left w:val="none" w:color="auto" w:sz="0" w:space="0"/>
+            <w:bottom w:val="none" w:color="auto" w:sz="0" w:space="0"/>
+            <w:right w:val="none" w:color="auto" w:sz="0" w:space="0"/>
+            <w:insideH w:val="none" w:color="auto" w:sz="0" w:space="0"/>
+            <w:insideV w:val="none" w:color="auto" w:sz="0" w:space="0"/>
+          </w:tblBorders>
+          <w:tblCellMar>
+            <w:top w:w="0" w:type="dxa"/>
+            <w:left w:w="108" w:type="dxa"/>
+            <w:bottom w:w="0" w:type="dxa"/>
+            <w:right w:w="108" w:type="dxa"/>
+          </w:tblCellMar>
+        </w:tblPrEx>
         <w:tc>
           <w:tcPr>
             <w:tcW w:w="4276" w:type="dxa"/>
@@ -9839,8 +11288,24 @@
         </w:tc>
       </w:tr>
       <w:tr>
+        <w:tblPrEx>
+          <w:tblBorders>
+            <w:top w:val="none" w:color="auto" w:sz="0" w:space="0"/>
+            <w:left w:val="none" w:color="auto" w:sz="0" w:space="0"/>
+            <w:bottom w:val="none" w:color="auto" w:sz="0" w:space="0"/>
+            <w:right w:val="none" w:color="auto" w:sz="0" w:space="0"/>
+            <w:insideH w:val="none" w:color="auto" w:sz="0" w:space="0"/>
+            <w:insideV w:val="none" w:color="auto" w:sz="0" w:space="0"/>
+          </w:tblBorders>
+          <w:tblCellMar>
+            <w:top w:w="0" w:type="dxa"/>
+            <w:left w:w="108" w:type="dxa"/>
+            <w:bottom w:w="0" w:type="dxa"/>
+            <w:right w:w="108" w:type="dxa"/>
+          </w:tblCellMar>
+        </w:tblPrEx>
         <w:trPr>
-          <w:trHeight w:hRule="exact" w:val="12155"/>
+          <w:trHeight w:val="12155" w:hRule="exact"/>
         </w:trPr>
         <w:tc>
           <w:tcPr>
@@ -9885,18 +11350,24 @@
     </w:p>
     <w:tbl>
       <w:tblPr>
-        <w:tblStyle w:val="a5"/>
+        <w:tblStyle w:val="6"/>
         <w:tblW w:w="0" w:type="auto"/>
+        <w:tblInd w:w="0" w:type="dxa"/>
         <w:tblBorders>
-          <w:top w:val="none" w:sz="0" w:space="0" w:color="auto"/>
-          <w:left w:val="none" w:sz="0" w:space="0" w:color="auto"/>
-          <w:bottom w:val="none" w:sz="0" w:space="0" w:color="auto"/>
-          <w:right w:val="none" w:sz="0" w:space="0" w:color="auto"/>
-          <w:insideH w:val="none" w:sz="0" w:space="0" w:color="auto"/>
-          <w:insideV w:val="none" w:sz="0" w:space="0" w:color="auto"/>
+          <w:top w:val="none" w:color="auto" w:sz="0" w:space="0"/>
+          <w:left w:val="none" w:color="auto" w:sz="0" w:space="0"/>
+          <w:bottom w:val="none" w:color="auto" w:sz="0" w:space="0"/>
+          <w:right w:val="none" w:color="auto" w:sz="0" w:space="0"/>
+          <w:insideH w:val="none" w:color="auto" w:sz="0" w:space="0"/>
+          <w:insideV w:val="none" w:color="auto" w:sz="0" w:space="0"/>
         </w:tblBorders>
         <w:tblLayout w:type="fixed"/>
-        <w:tblLook w:val="04A0" w:firstRow="1" w:lastRow="0" w:firstColumn="1" w:lastColumn="0" w:noHBand="0" w:noVBand="1"/>
+        <w:tblCellMar>
+          <w:top w:w="0" w:type="dxa"/>
+          <w:left w:w="108" w:type="dxa"/>
+          <w:bottom w:w="0" w:type="dxa"/>
+          <w:right w:w="108" w:type="dxa"/>
+        </w:tblCellMar>
       </w:tblPr>
       <w:tblGrid>
         <w:gridCol w:w="846"/>
@@ -9904,11 +11375,27 @@
         <w:gridCol w:w="3955"/>
       </w:tblGrid>
       <w:tr>
+        <w:tblPrEx>
+          <w:tblBorders>
+            <w:top w:val="none" w:color="auto" w:sz="0" w:space="0"/>
+            <w:left w:val="none" w:color="auto" w:sz="0" w:space="0"/>
+            <w:bottom w:val="none" w:color="auto" w:sz="0" w:space="0"/>
+            <w:right w:val="none" w:color="auto" w:sz="0" w:space="0"/>
+            <w:insideH w:val="none" w:color="auto" w:sz="0" w:space="0"/>
+            <w:insideV w:val="none" w:color="auto" w:sz="0" w:space="0"/>
+          </w:tblBorders>
+          <w:tblCellMar>
+            <w:top w:w="0" w:type="dxa"/>
+            <w:left w:w="108" w:type="dxa"/>
+            <w:bottom w:w="0" w:type="dxa"/>
+            <w:right w:w="108" w:type="dxa"/>
+          </w:tblCellMar>
+        </w:tblPrEx>
         <w:tc>
           <w:tcPr>
             <w:tcW w:w="846" w:type="dxa"/>
             <w:tcBorders>
-              <w:bottom w:val="single" w:sz="18" w:space="0" w:color="auto"/>
+              <w:bottom w:val="single" w:color="auto" w:sz="18" w:space="0"/>
             </w:tcBorders>
           </w:tcPr>
           <w:p>
@@ -9925,14 +11412,12 @@
             </w:pPr>
             <w:r>
               <w:rPr>
-                <w:noProof/>
-                <w:sz w:val="24"/>
-                <w:szCs w:val="24"/>
-                <w:lang w:eastAsia="zh-CN"/>
-              </w:rPr>
-              <w:lastRenderedPageBreak/>
+                <w:sz w:val="24"/>
+                <w:szCs w:val="24"/>
+                <w:lang w:eastAsia="zh-CN"/>
+              </w:rPr>
               <w:drawing>
-                <wp:inline distT="0" distB="0" distL="0" distR="0" wp14:anchorId="71E96F68" wp14:editId="2363D7C1">
+                <wp:inline distT="0" distB="0" distL="0" distR="0">
                   <wp:extent cx="359410" cy="341630"/>
                   <wp:effectExtent l="0" t="0" r="6350" b="8890"/>
                   <wp:docPr id="124" name="图片 124"/>
@@ -9949,7 +11434,7 @@
                           </pic:cNvPicPr>
                         </pic:nvPicPr>
                         <pic:blipFill>
-                          <a:blip r:embed="rId10">
+                          <a:blip r:embed="rId8">
                             <a:extLst>
                               <a:ext uri="{28A0092B-C50C-407E-A947-70E740481C1C}">
                                 <a14:useLocalDpi xmlns:a14="http://schemas.microsoft.com/office/drawing/2010/main" val="0"/>
@@ -9993,7 +11478,7 @@
           <w:tcPr>
             <w:tcW w:w="3495" w:type="dxa"/>
             <w:tcBorders>
-              <w:bottom w:val="single" w:sz="18" w:space="0" w:color="auto"/>
+              <w:bottom w:val="single" w:color="auto" w:sz="18" w:space="0"/>
             </w:tcBorders>
             <w:vAlign w:val="center"/>
           </w:tcPr>
@@ -10036,7 +11521,7 @@
           <w:tcPr>
             <w:tcW w:w="3955" w:type="dxa"/>
             <w:tcBorders>
-              <w:bottom w:val="single" w:sz="18" w:space="0" w:color="auto"/>
+              <w:bottom w:val="single" w:color="auto" w:sz="18" w:space="0"/>
             </w:tcBorders>
             <w:vAlign w:val="center"/>
           </w:tcPr>
@@ -10101,12 +11586,28 @@
         </w:tc>
       </w:tr>
       <w:tr>
+        <w:tblPrEx>
+          <w:tblBorders>
+            <w:top w:val="none" w:color="auto" w:sz="0" w:space="0"/>
+            <w:left w:val="none" w:color="auto" w:sz="0" w:space="0"/>
+            <w:bottom w:val="none" w:color="auto" w:sz="0" w:space="0"/>
+            <w:right w:val="none" w:color="auto" w:sz="0" w:space="0"/>
+            <w:insideH w:val="none" w:color="auto" w:sz="0" w:space="0"/>
+            <w:insideV w:val="none" w:color="auto" w:sz="0" w:space="0"/>
+          </w:tblBorders>
+          <w:tblCellMar>
+            <w:top w:w="0" w:type="dxa"/>
+            <w:left w:w="108" w:type="dxa"/>
+            <w:bottom w:w="0" w:type="dxa"/>
+            <w:right w:w="108" w:type="dxa"/>
+          </w:tblCellMar>
+        </w:tblPrEx>
         <w:tc>
           <w:tcPr>
             <w:tcW w:w="8296" w:type="dxa"/>
             <w:gridSpan w:val="3"/>
             <w:tcBorders>
-              <w:top w:val="single" w:sz="4" w:space="0" w:color="auto"/>
+              <w:top w:val="single" w:color="auto" w:sz="4" w:space="0"/>
             </w:tcBorders>
             <w:vAlign w:val="center"/>
           </w:tcPr>
@@ -10140,6 +11641,22 @@
         </w:tc>
       </w:tr>
       <w:tr>
+        <w:tblPrEx>
+          <w:tblBorders>
+            <w:top w:val="none" w:color="auto" w:sz="0" w:space="0"/>
+            <w:left w:val="none" w:color="auto" w:sz="0" w:space="0"/>
+            <w:bottom w:val="none" w:color="auto" w:sz="0" w:space="0"/>
+            <w:right w:val="none" w:color="auto" w:sz="0" w:space="0"/>
+            <w:insideH w:val="none" w:color="auto" w:sz="0" w:space="0"/>
+            <w:insideV w:val="none" w:color="auto" w:sz="0" w:space="0"/>
+          </w:tblBorders>
+          <w:tblCellMar>
+            <w:top w:w="0" w:type="dxa"/>
+            <w:left w:w="108" w:type="dxa"/>
+            <w:bottom w:w="0" w:type="dxa"/>
+            <w:right w:w="108" w:type="dxa"/>
+          </w:tblCellMar>
+        </w:tblPrEx>
         <w:tc>
           <w:tcPr>
             <w:tcW w:w="4341" w:type="dxa"/>
@@ -10209,8 +11726,24 @@
         </w:tc>
       </w:tr>
       <w:tr>
+        <w:tblPrEx>
+          <w:tblBorders>
+            <w:top w:val="none" w:color="auto" w:sz="0" w:space="0"/>
+            <w:left w:val="none" w:color="auto" w:sz="0" w:space="0"/>
+            <w:bottom w:val="none" w:color="auto" w:sz="0" w:space="0"/>
+            <w:right w:val="none" w:color="auto" w:sz="0" w:space="0"/>
+            <w:insideH w:val="none" w:color="auto" w:sz="0" w:space="0"/>
+            <w:insideV w:val="none" w:color="auto" w:sz="0" w:space="0"/>
+          </w:tblBorders>
+          <w:tblCellMar>
+            <w:top w:w="0" w:type="dxa"/>
+            <w:left w:w="108" w:type="dxa"/>
+            <w:bottom w:w="0" w:type="dxa"/>
+            <w:right w:w="108" w:type="dxa"/>
+          </w:tblCellMar>
+        </w:tblPrEx>
         <w:trPr>
-          <w:trHeight w:hRule="exact" w:val="12155"/>
+          <w:trHeight w:val="12155" w:hRule="exact"/>
         </w:trPr>
         <w:tc>
           <w:tcPr>
@@ -10255,18 +11788,24 @@
     </w:p>
     <w:tbl>
       <w:tblPr>
-        <w:tblStyle w:val="a5"/>
+        <w:tblStyle w:val="6"/>
         <w:tblW w:w="0" w:type="auto"/>
+        <w:tblInd w:w="0" w:type="dxa"/>
         <w:tblBorders>
-          <w:top w:val="none" w:sz="0" w:space="0" w:color="auto"/>
-          <w:left w:val="none" w:sz="0" w:space="0" w:color="auto"/>
-          <w:bottom w:val="none" w:sz="0" w:space="0" w:color="auto"/>
-          <w:right w:val="none" w:sz="0" w:space="0" w:color="auto"/>
-          <w:insideH w:val="none" w:sz="0" w:space="0" w:color="auto"/>
-          <w:insideV w:val="none" w:sz="0" w:space="0" w:color="auto"/>
+          <w:top w:val="none" w:color="auto" w:sz="0" w:space="0"/>
+          <w:left w:val="none" w:color="auto" w:sz="0" w:space="0"/>
+          <w:bottom w:val="none" w:color="auto" w:sz="0" w:space="0"/>
+          <w:right w:val="none" w:color="auto" w:sz="0" w:space="0"/>
+          <w:insideH w:val="none" w:color="auto" w:sz="0" w:space="0"/>
+          <w:insideV w:val="none" w:color="auto" w:sz="0" w:space="0"/>
         </w:tblBorders>
         <w:tblLayout w:type="fixed"/>
-        <w:tblLook w:val="04A0" w:firstRow="1" w:lastRow="0" w:firstColumn="1" w:lastColumn="0" w:noHBand="0" w:noVBand="1"/>
+        <w:tblCellMar>
+          <w:top w:w="0" w:type="dxa"/>
+          <w:left w:w="108" w:type="dxa"/>
+          <w:bottom w:w="0" w:type="dxa"/>
+          <w:right w:w="108" w:type="dxa"/>
+        </w:tblCellMar>
       </w:tblPr>
       <w:tblGrid>
         <w:gridCol w:w="846"/>
@@ -10274,11 +11813,27 @@
         <w:gridCol w:w="3914"/>
       </w:tblGrid>
       <w:tr>
+        <w:tblPrEx>
+          <w:tblBorders>
+            <w:top w:val="none" w:color="auto" w:sz="0" w:space="0"/>
+            <w:left w:val="none" w:color="auto" w:sz="0" w:space="0"/>
+            <w:bottom w:val="none" w:color="auto" w:sz="0" w:space="0"/>
+            <w:right w:val="none" w:color="auto" w:sz="0" w:space="0"/>
+            <w:insideH w:val="none" w:color="auto" w:sz="0" w:space="0"/>
+            <w:insideV w:val="none" w:color="auto" w:sz="0" w:space="0"/>
+          </w:tblBorders>
+          <w:tblCellMar>
+            <w:top w:w="0" w:type="dxa"/>
+            <w:left w:w="108" w:type="dxa"/>
+            <w:bottom w:w="0" w:type="dxa"/>
+            <w:right w:w="108" w:type="dxa"/>
+          </w:tblCellMar>
+        </w:tblPrEx>
         <w:tc>
           <w:tcPr>
             <w:tcW w:w="846" w:type="dxa"/>
             <w:tcBorders>
-              <w:bottom w:val="single" w:sz="18" w:space="0" w:color="auto"/>
+              <w:bottom w:val="single" w:color="auto" w:sz="18" w:space="0"/>
             </w:tcBorders>
           </w:tcPr>
           <w:p>
@@ -10295,14 +11850,12 @@
             </w:pPr>
             <w:r>
               <w:rPr>
-                <w:noProof/>
-                <w:sz w:val="24"/>
-                <w:szCs w:val="24"/>
-                <w:lang w:eastAsia="zh-CN"/>
-              </w:rPr>
-              <w:lastRenderedPageBreak/>
+                <w:sz w:val="24"/>
+                <w:szCs w:val="24"/>
+                <w:lang w:eastAsia="zh-CN"/>
+              </w:rPr>
               <w:drawing>
-                <wp:inline distT="0" distB="0" distL="0" distR="0" wp14:anchorId="4858BB0A" wp14:editId="0F0C43C1">
+                <wp:inline distT="0" distB="0" distL="0" distR="0">
                   <wp:extent cx="359410" cy="341630"/>
                   <wp:effectExtent l="0" t="0" r="6350" b="8890"/>
                   <wp:docPr id="125" name="图片 125"/>
@@ -10319,7 +11872,7 @@
                           </pic:cNvPicPr>
                         </pic:nvPicPr>
                         <pic:blipFill>
-                          <a:blip r:embed="rId10">
+                          <a:blip r:embed="rId8">
                             <a:extLst>
                               <a:ext uri="{28A0092B-C50C-407E-A947-70E740481C1C}">
                                 <a14:useLocalDpi xmlns:a14="http://schemas.microsoft.com/office/drawing/2010/main" val="0"/>
@@ -10363,7 +11916,7 @@
           <w:tcPr>
             <w:tcW w:w="3536" w:type="dxa"/>
             <w:tcBorders>
-              <w:bottom w:val="single" w:sz="18" w:space="0" w:color="auto"/>
+              <w:bottom w:val="single" w:color="auto" w:sz="18" w:space="0"/>
             </w:tcBorders>
             <w:vAlign w:val="center"/>
           </w:tcPr>
@@ -10406,7 +11959,7 @@
           <w:tcPr>
             <w:tcW w:w="3914" w:type="dxa"/>
             <w:tcBorders>
-              <w:bottom w:val="single" w:sz="18" w:space="0" w:color="auto"/>
+              <w:bottom w:val="single" w:color="auto" w:sz="18" w:space="0"/>
             </w:tcBorders>
             <w:vAlign w:val="center"/>
           </w:tcPr>
@@ -10471,12 +12024,28 @@
         </w:tc>
       </w:tr>
       <w:tr>
+        <w:tblPrEx>
+          <w:tblBorders>
+            <w:top w:val="none" w:color="auto" w:sz="0" w:space="0"/>
+            <w:left w:val="none" w:color="auto" w:sz="0" w:space="0"/>
+            <w:bottom w:val="none" w:color="auto" w:sz="0" w:space="0"/>
+            <w:right w:val="none" w:color="auto" w:sz="0" w:space="0"/>
+            <w:insideH w:val="none" w:color="auto" w:sz="0" w:space="0"/>
+            <w:insideV w:val="none" w:color="auto" w:sz="0" w:space="0"/>
+          </w:tblBorders>
+          <w:tblCellMar>
+            <w:top w:w="0" w:type="dxa"/>
+            <w:left w:w="108" w:type="dxa"/>
+            <w:bottom w:w="0" w:type="dxa"/>
+            <w:right w:w="108" w:type="dxa"/>
+          </w:tblCellMar>
+        </w:tblPrEx>
         <w:tc>
           <w:tcPr>
             <w:tcW w:w="8296" w:type="dxa"/>
             <w:gridSpan w:val="3"/>
             <w:tcBorders>
-              <w:top w:val="single" w:sz="4" w:space="0" w:color="auto"/>
+              <w:top w:val="single" w:color="auto" w:sz="4" w:space="0"/>
             </w:tcBorders>
             <w:vAlign w:val="center"/>
           </w:tcPr>
@@ -10510,6 +12079,22 @@
         </w:tc>
       </w:tr>
       <w:tr>
+        <w:tblPrEx>
+          <w:tblBorders>
+            <w:top w:val="none" w:color="auto" w:sz="0" w:space="0"/>
+            <w:left w:val="none" w:color="auto" w:sz="0" w:space="0"/>
+            <w:bottom w:val="none" w:color="auto" w:sz="0" w:space="0"/>
+            <w:right w:val="none" w:color="auto" w:sz="0" w:space="0"/>
+            <w:insideH w:val="none" w:color="auto" w:sz="0" w:space="0"/>
+            <w:insideV w:val="none" w:color="auto" w:sz="0" w:space="0"/>
+          </w:tblBorders>
+          <w:tblCellMar>
+            <w:top w:w="0" w:type="dxa"/>
+            <w:left w:w="108" w:type="dxa"/>
+            <w:bottom w:w="0" w:type="dxa"/>
+            <w:right w:w="108" w:type="dxa"/>
+          </w:tblCellMar>
+        </w:tblPrEx>
         <w:tc>
           <w:tcPr>
             <w:tcW w:w="4382" w:type="dxa"/>
@@ -10579,8 +12164,24 @@
         </w:tc>
       </w:tr>
       <w:tr>
+        <w:tblPrEx>
+          <w:tblBorders>
+            <w:top w:val="none" w:color="auto" w:sz="0" w:space="0"/>
+            <w:left w:val="none" w:color="auto" w:sz="0" w:space="0"/>
+            <w:bottom w:val="none" w:color="auto" w:sz="0" w:space="0"/>
+            <w:right w:val="none" w:color="auto" w:sz="0" w:space="0"/>
+            <w:insideH w:val="none" w:color="auto" w:sz="0" w:space="0"/>
+            <w:insideV w:val="none" w:color="auto" w:sz="0" w:space="0"/>
+          </w:tblBorders>
+          <w:tblCellMar>
+            <w:top w:w="0" w:type="dxa"/>
+            <w:left w:w="108" w:type="dxa"/>
+            <w:bottom w:w="0" w:type="dxa"/>
+            <w:right w:w="108" w:type="dxa"/>
+          </w:tblCellMar>
+        </w:tblPrEx>
         <w:trPr>
-          <w:trHeight w:hRule="exact" w:val="12155"/>
+          <w:trHeight w:val="12155" w:hRule="exact"/>
         </w:trPr>
         <w:tc>
           <w:tcPr>
@@ -10625,18 +12226,24 @@
     </w:p>
     <w:tbl>
       <w:tblPr>
-        <w:tblStyle w:val="a5"/>
+        <w:tblStyle w:val="6"/>
         <w:tblW w:w="0" w:type="auto"/>
+        <w:tblInd w:w="0" w:type="dxa"/>
         <w:tblBorders>
-          <w:top w:val="none" w:sz="0" w:space="0" w:color="auto"/>
-          <w:left w:val="none" w:sz="0" w:space="0" w:color="auto"/>
-          <w:bottom w:val="none" w:sz="0" w:space="0" w:color="auto"/>
-          <w:right w:val="none" w:sz="0" w:space="0" w:color="auto"/>
-          <w:insideH w:val="none" w:sz="0" w:space="0" w:color="auto"/>
-          <w:insideV w:val="none" w:sz="0" w:space="0" w:color="auto"/>
+          <w:top w:val="none" w:color="auto" w:sz="0" w:space="0"/>
+          <w:left w:val="none" w:color="auto" w:sz="0" w:space="0"/>
+          <w:bottom w:val="none" w:color="auto" w:sz="0" w:space="0"/>
+          <w:right w:val="none" w:color="auto" w:sz="0" w:space="0"/>
+          <w:insideH w:val="none" w:color="auto" w:sz="0" w:space="0"/>
+          <w:insideV w:val="none" w:color="auto" w:sz="0" w:space="0"/>
         </w:tblBorders>
         <w:tblLayout w:type="fixed"/>
-        <w:tblLook w:val="04A0" w:firstRow="1" w:lastRow="0" w:firstColumn="1" w:lastColumn="0" w:noHBand="0" w:noVBand="1"/>
+        <w:tblCellMar>
+          <w:top w:w="0" w:type="dxa"/>
+          <w:left w:w="108" w:type="dxa"/>
+          <w:bottom w:w="0" w:type="dxa"/>
+          <w:right w:w="108" w:type="dxa"/>
+        </w:tblCellMar>
       </w:tblPr>
       <w:tblGrid>
         <w:gridCol w:w="846"/>
@@ -10644,11 +12251,27 @@
         <w:gridCol w:w="3889"/>
       </w:tblGrid>
       <w:tr>
+        <w:tblPrEx>
+          <w:tblBorders>
+            <w:top w:val="none" w:color="auto" w:sz="0" w:space="0"/>
+            <w:left w:val="none" w:color="auto" w:sz="0" w:space="0"/>
+            <w:bottom w:val="none" w:color="auto" w:sz="0" w:space="0"/>
+            <w:right w:val="none" w:color="auto" w:sz="0" w:space="0"/>
+            <w:insideH w:val="none" w:color="auto" w:sz="0" w:space="0"/>
+            <w:insideV w:val="none" w:color="auto" w:sz="0" w:space="0"/>
+          </w:tblBorders>
+          <w:tblCellMar>
+            <w:top w:w="0" w:type="dxa"/>
+            <w:left w:w="108" w:type="dxa"/>
+            <w:bottom w:w="0" w:type="dxa"/>
+            <w:right w:w="108" w:type="dxa"/>
+          </w:tblCellMar>
+        </w:tblPrEx>
         <w:tc>
           <w:tcPr>
             <w:tcW w:w="846" w:type="dxa"/>
             <w:tcBorders>
-              <w:bottom w:val="single" w:sz="18" w:space="0" w:color="auto"/>
+              <w:bottom w:val="single" w:color="auto" w:sz="18" w:space="0"/>
             </w:tcBorders>
           </w:tcPr>
           <w:p>
@@ -10665,14 +12288,12 @@
             </w:pPr>
             <w:r>
               <w:rPr>
-                <w:noProof/>
-                <w:sz w:val="24"/>
-                <w:szCs w:val="24"/>
-                <w:lang w:eastAsia="zh-CN"/>
-              </w:rPr>
-              <w:lastRenderedPageBreak/>
+                <w:sz w:val="24"/>
+                <w:szCs w:val="24"/>
+                <w:lang w:eastAsia="zh-CN"/>
+              </w:rPr>
               <w:drawing>
-                <wp:inline distT="0" distB="0" distL="0" distR="0" wp14:anchorId="649003C6" wp14:editId="03EDB9C5">
+                <wp:inline distT="0" distB="0" distL="0" distR="0">
                   <wp:extent cx="359410" cy="341630"/>
                   <wp:effectExtent l="0" t="0" r="6350" b="8890"/>
                   <wp:docPr id="126" name="图片 126"/>
@@ -10689,7 +12310,7 @@
                           </pic:cNvPicPr>
                         </pic:nvPicPr>
                         <pic:blipFill>
-                          <a:blip r:embed="rId10">
+                          <a:blip r:embed="rId8">
                             <a:extLst>
                               <a:ext uri="{28A0092B-C50C-407E-A947-70E740481C1C}">
                                 <a14:useLocalDpi xmlns:a14="http://schemas.microsoft.com/office/drawing/2010/main" val="0"/>
@@ -10733,7 +12354,7 @@
           <w:tcPr>
             <w:tcW w:w="3561" w:type="dxa"/>
             <w:tcBorders>
-              <w:bottom w:val="single" w:sz="18" w:space="0" w:color="auto"/>
+              <w:bottom w:val="single" w:color="auto" w:sz="18" w:space="0"/>
             </w:tcBorders>
             <w:vAlign w:val="center"/>
           </w:tcPr>
@@ -10776,7 +12397,7 @@
           <w:tcPr>
             <w:tcW w:w="3889" w:type="dxa"/>
             <w:tcBorders>
-              <w:bottom w:val="single" w:sz="18" w:space="0" w:color="auto"/>
+              <w:bottom w:val="single" w:color="auto" w:sz="18" w:space="0"/>
             </w:tcBorders>
             <w:vAlign w:val="center"/>
           </w:tcPr>
@@ -10841,12 +12462,28 @@
         </w:tc>
       </w:tr>
       <w:tr>
+        <w:tblPrEx>
+          <w:tblBorders>
+            <w:top w:val="none" w:color="auto" w:sz="0" w:space="0"/>
+            <w:left w:val="none" w:color="auto" w:sz="0" w:space="0"/>
+            <w:bottom w:val="none" w:color="auto" w:sz="0" w:space="0"/>
+            <w:right w:val="none" w:color="auto" w:sz="0" w:space="0"/>
+            <w:insideH w:val="none" w:color="auto" w:sz="0" w:space="0"/>
+            <w:insideV w:val="none" w:color="auto" w:sz="0" w:space="0"/>
+          </w:tblBorders>
+          <w:tblCellMar>
+            <w:top w:w="0" w:type="dxa"/>
+            <w:left w:w="108" w:type="dxa"/>
+            <w:bottom w:w="0" w:type="dxa"/>
+            <w:right w:w="108" w:type="dxa"/>
+          </w:tblCellMar>
+        </w:tblPrEx>
         <w:tc>
           <w:tcPr>
             <w:tcW w:w="8296" w:type="dxa"/>
             <w:gridSpan w:val="3"/>
             <w:tcBorders>
-              <w:top w:val="single" w:sz="4" w:space="0" w:color="auto"/>
+              <w:top w:val="single" w:color="auto" w:sz="4" w:space="0"/>
             </w:tcBorders>
             <w:vAlign w:val="center"/>
           </w:tcPr>
@@ -10880,6 +12517,22 @@
         </w:tc>
       </w:tr>
       <w:tr>
+        <w:tblPrEx>
+          <w:tblBorders>
+            <w:top w:val="none" w:color="auto" w:sz="0" w:space="0"/>
+            <w:left w:val="none" w:color="auto" w:sz="0" w:space="0"/>
+            <w:bottom w:val="none" w:color="auto" w:sz="0" w:space="0"/>
+            <w:right w:val="none" w:color="auto" w:sz="0" w:space="0"/>
+            <w:insideH w:val="none" w:color="auto" w:sz="0" w:space="0"/>
+            <w:insideV w:val="none" w:color="auto" w:sz="0" w:space="0"/>
+          </w:tblBorders>
+          <w:tblCellMar>
+            <w:top w:w="0" w:type="dxa"/>
+            <w:left w:w="108" w:type="dxa"/>
+            <w:bottom w:w="0" w:type="dxa"/>
+            <w:right w:w="108" w:type="dxa"/>
+          </w:tblCellMar>
+        </w:tblPrEx>
         <w:tc>
           <w:tcPr>
             <w:tcW w:w="4407" w:type="dxa"/>
@@ -10949,8 +12602,24 @@
         </w:tc>
       </w:tr>
       <w:tr>
+        <w:tblPrEx>
+          <w:tblBorders>
+            <w:top w:val="none" w:color="auto" w:sz="0" w:space="0"/>
+            <w:left w:val="none" w:color="auto" w:sz="0" w:space="0"/>
+            <w:bottom w:val="none" w:color="auto" w:sz="0" w:space="0"/>
+            <w:right w:val="none" w:color="auto" w:sz="0" w:space="0"/>
+            <w:insideH w:val="none" w:color="auto" w:sz="0" w:space="0"/>
+            <w:insideV w:val="none" w:color="auto" w:sz="0" w:space="0"/>
+          </w:tblBorders>
+          <w:tblCellMar>
+            <w:top w:w="0" w:type="dxa"/>
+            <w:left w:w="108" w:type="dxa"/>
+            <w:bottom w:w="0" w:type="dxa"/>
+            <w:right w:w="108" w:type="dxa"/>
+          </w:tblCellMar>
+        </w:tblPrEx>
         <w:trPr>
-          <w:trHeight w:hRule="exact" w:val="12155"/>
+          <w:trHeight w:val="12155" w:hRule="exact"/>
         </w:trPr>
         <w:tc>
           <w:tcPr>
@@ -10995,18 +12664,24 @@
     </w:p>
     <w:tbl>
       <w:tblPr>
-        <w:tblStyle w:val="a5"/>
+        <w:tblStyle w:val="6"/>
         <w:tblW w:w="0" w:type="auto"/>
+        <w:tblInd w:w="0" w:type="dxa"/>
         <w:tblBorders>
-          <w:top w:val="none" w:sz="0" w:space="0" w:color="auto"/>
-          <w:left w:val="none" w:sz="0" w:space="0" w:color="auto"/>
-          <w:bottom w:val="none" w:sz="0" w:space="0" w:color="auto"/>
-          <w:right w:val="none" w:sz="0" w:space="0" w:color="auto"/>
-          <w:insideH w:val="none" w:sz="0" w:space="0" w:color="auto"/>
-          <w:insideV w:val="none" w:sz="0" w:space="0" w:color="auto"/>
+          <w:top w:val="none" w:color="auto" w:sz="0" w:space="0"/>
+          <w:left w:val="none" w:color="auto" w:sz="0" w:space="0"/>
+          <w:bottom w:val="none" w:color="auto" w:sz="0" w:space="0"/>
+          <w:right w:val="none" w:color="auto" w:sz="0" w:space="0"/>
+          <w:insideH w:val="none" w:color="auto" w:sz="0" w:space="0"/>
+          <w:insideV w:val="none" w:color="auto" w:sz="0" w:space="0"/>
         </w:tblBorders>
         <w:tblLayout w:type="fixed"/>
-        <w:tblLook w:val="04A0" w:firstRow="1" w:lastRow="0" w:firstColumn="1" w:lastColumn="0" w:noHBand="0" w:noVBand="1"/>
+        <w:tblCellMar>
+          <w:top w:w="0" w:type="dxa"/>
+          <w:left w:w="108" w:type="dxa"/>
+          <w:bottom w:w="0" w:type="dxa"/>
+          <w:right w:w="108" w:type="dxa"/>
+        </w:tblCellMar>
       </w:tblPr>
       <w:tblGrid>
         <w:gridCol w:w="846"/>
@@ -11014,11 +12689,27 @@
         <w:gridCol w:w="4028"/>
       </w:tblGrid>
       <w:tr>
+        <w:tblPrEx>
+          <w:tblBorders>
+            <w:top w:val="none" w:color="auto" w:sz="0" w:space="0"/>
+            <w:left w:val="none" w:color="auto" w:sz="0" w:space="0"/>
+            <w:bottom w:val="none" w:color="auto" w:sz="0" w:space="0"/>
+            <w:right w:val="none" w:color="auto" w:sz="0" w:space="0"/>
+            <w:insideH w:val="none" w:color="auto" w:sz="0" w:space="0"/>
+            <w:insideV w:val="none" w:color="auto" w:sz="0" w:space="0"/>
+          </w:tblBorders>
+          <w:tblCellMar>
+            <w:top w:w="0" w:type="dxa"/>
+            <w:left w:w="108" w:type="dxa"/>
+            <w:bottom w:w="0" w:type="dxa"/>
+            <w:right w:w="108" w:type="dxa"/>
+          </w:tblCellMar>
+        </w:tblPrEx>
         <w:tc>
           <w:tcPr>
             <w:tcW w:w="846" w:type="dxa"/>
             <w:tcBorders>
-              <w:bottom w:val="single" w:sz="18" w:space="0" w:color="auto"/>
+              <w:bottom w:val="single" w:color="auto" w:sz="18" w:space="0"/>
             </w:tcBorders>
           </w:tcPr>
           <w:p>
@@ -11035,14 +12726,12 @@
             </w:pPr>
             <w:r>
               <w:rPr>
-                <w:noProof/>
-                <w:sz w:val="24"/>
-                <w:szCs w:val="24"/>
-                <w:lang w:eastAsia="zh-CN"/>
-              </w:rPr>
-              <w:lastRenderedPageBreak/>
+                <w:sz w:val="24"/>
+                <w:szCs w:val="24"/>
+                <w:lang w:eastAsia="zh-CN"/>
+              </w:rPr>
               <w:drawing>
-                <wp:inline distT="0" distB="0" distL="0" distR="0" wp14:anchorId="51FC7130" wp14:editId="5C8F283C">
+                <wp:inline distT="0" distB="0" distL="0" distR="0">
                   <wp:extent cx="359410" cy="341630"/>
                   <wp:effectExtent l="0" t="0" r="6350" b="8890"/>
                   <wp:docPr id="127" name="图片 127"/>
@@ -11059,7 +12748,7 @@
                           </pic:cNvPicPr>
                         </pic:nvPicPr>
                         <pic:blipFill>
-                          <a:blip r:embed="rId10">
+                          <a:blip r:embed="rId8">
                             <a:extLst>
                               <a:ext uri="{28A0092B-C50C-407E-A947-70E740481C1C}">
                                 <a14:useLocalDpi xmlns:a14="http://schemas.microsoft.com/office/drawing/2010/main" val="0"/>
@@ -11103,7 +12792,7 @@
           <w:tcPr>
             <w:tcW w:w="3422" w:type="dxa"/>
             <w:tcBorders>
-              <w:bottom w:val="single" w:sz="18" w:space="0" w:color="auto"/>
+              <w:bottom w:val="single" w:color="auto" w:sz="18" w:space="0"/>
             </w:tcBorders>
             <w:vAlign w:val="center"/>
           </w:tcPr>
@@ -11146,7 +12835,7 @@
           <w:tcPr>
             <w:tcW w:w="4028" w:type="dxa"/>
             <w:tcBorders>
-              <w:bottom w:val="single" w:sz="18" w:space="0" w:color="auto"/>
+              <w:bottom w:val="single" w:color="auto" w:sz="18" w:space="0"/>
             </w:tcBorders>
             <w:vAlign w:val="center"/>
           </w:tcPr>
@@ -11211,15 +12900,31 @@
         </w:tc>
       </w:tr>
       <w:tr>
+        <w:tblPrEx>
+          <w:tblBorders>
+            <w:top w:val="none" w:color="auto" w:sz="0" w:space="0"/>
+            <w:left w:val="none" w:color="auto" w:sz="0" w:space="0"/>
+            <w:bottom w:val="none" w:color="auto" w:sz="0" w:space="0"/>
+            <w:right w:val="none" w:color="auto" w:sz="0" w:space="0"/>
+            <w:insideH w:val="none" w:color="auto" w:sz="0" w:space="0"/>
+            <w:insideV w:val="none" w:color="auto" w:sz="0" w:space="0"/>
+          </w:tblBorders>
+          <w:tblCellMar>
+            <w:top w:w="0" w:type="dxa"/>
+            <w:left w:w="108" w:type="dxa"/>
+            <w:bottom w:w="0" w:type="dxa"/>
+            <w:right w:w="108" w:type="dxa"/>
+          </w:tblCellMar>
+        </w:tblPrEx>
         <w:trPr>
-          <w:trHeight w:val="90"/>
+          <w:trHeight w:val="90" w:hRule="atLeast"/>
         </w:trPr>
         <w:tc>
           <w:tcPr>
             <w:tcW w:w="8296" w:type="dxa"/>
             <w:gridSpan w:val="3"/>
             <w:tcBorders>
-              <w:top w:val="single" w:sz="4" w:space="0" w:color="auto"/>
+              <w:top w:val="single" w:color="auto" w:sz="4" w:space="0"/>
             </w:tcBorders>
             <w:vAlign w:val="center"/>
           </w:tcPr>
@@ -11253,6 +12958,22 @@
         </w:tc>
       </w:tr>
       <w:tr>
+        <w:tblPrEx>
+          <w:tblBorders>
+            <w:top w:val="none" w:color="auto" w:sz="0" w:space="0"/>
+            <w:left w:val="none" w:color="auto" w:sz="0" w:space="0"/>
+            <w:bottom w:val="none" w:color="auto" w:sz="0" w:space="0"/>
+            <w:right w:val="none" w:color="auto" w:sz="0" w:space="0"/>
+            <w:insideH w:val="none" w:color="auto" w:sz="0" w:space="0"/>
+            <w:insideV w:val="none" w:color="auto" w:sz="0" w:space="0"/>
+          </w:tblBorders>
+          <w:tblCellMar>
+            <w:top w:w="0" w:type="dxa"/>
+            <w:left w:w="108" w:type="dxa"/>
+            <w:bottom w:w="0" w:type="dxa"/>
+            <w:right w:w="108" w:type="dxa"/>
+          </w:tblCellMar>
+        </w:tblPrEx>
         <w:tc>
           <w:tcPr>
             <w:tcW w:w="4268" w:type="dxa"/>
@@ -11322,8 +13043,24 @@
         </w:tc>
       </w:tr>
       <w:tr>
+        <w:tblPrEx>
+          <w:tblBorders>
+            <w:top w:val="none" w:color="auto" w:sz="0" w:space="0"/>
+            <w:left w:val="none" w:color="auto" w:sz="0" w:space="0"/>
+            <w:bottom w:val="none" w:color="auto" w:sz="0" w:space="0"/>
+            <w:right w:val="none" w:color="auto" w:sz="0" w:space="0"/>
+            <w:insideH w:val="none" w:color="auto" w:sz="0" w:space="0"/>
+            <w:insideV w:val="none" w:color="auto" w:sz="0" w:space="0"/>
+          </w:tblBorders>
+          <w:tblCellMar>
+            <w:top w:w="0" w:type="dxa"/>
+            <w:left w:w="108" w:type="dxa"/>
+            <w:bottom w:w="0" w:type="dxa"/>
+            <w:right w:w="108" w:type="dxa"/>
+          </w:tblCellMar>
+        </w:tblPrEx>
         <w:trPr>
-          <w:trHeight w:hRule="exact" w:val="12155"/>
+          <w:trHeight w:val="12155" w:hRule="exact"/>
         </w:trPr>
         <w:tc>
           <w:tcPr>
@@ -11368,18 +13105,24 @@
     </w:p>
     <w:tbl>
       <w:tblPr>
-        <w:tblStyle w:val="a5"/>
+        <w:tblStyle w:val="6"/>
         <w:tblW w:w="0" w:type="auto"/>
+        <w:tblInd w:w="0" w:type="dxa"/>
         <w:tblBorders>
-          <w:top w:val="none" w:sz="0" w:space="0" w:color="auto"/>
-          <w:left w:val="none" w:sz="0" w:space="0" w:color="auto"/>
-          <w:bottom w:val="none" w:sz="0" w:space="0" w:color="auto"/>
-          <w:right w:val="none" w:sz="0" w:space="0" w:color="auto"/>
-          <w:insideH w:val="none" w:sz="0" w:space="0" w:color="auto"/>
-          <w:insideV w:val="none" w:sz="0" w:space="0" w:color="auto"/>
+          <w:top w:val="none" w:color="auto" w:sz="0" w:space="0"/>
+          <w:left w:val="none" w:color="auto" w:sz="0" w:space="0"/>
+          <w:bottom w:val="none" w:color="auto" w:sz="0" w:space="0"/>
+          <w:right w:val="none" w:color="auto" w:sz="0" w:space="0"/>
+          <w:insideH w:val="none" w:color="auto" w:sz="0" w:space="0"/>
+          <w:insideV w:val="none" w:color="auto" w:sz="0" w:space="0"/>
         </w:tblBorders>
         <w:tblLayout w:type="fixed"/>
-        <w:tblLook w:val="04A0" w:firstRow="1" w:lastRow="0" w:firstColumn="1" w:lastColumn="0" w:noHBand="0" w:noVBand="1"/>
+        <w:tblCellMar>
+          <w:top w:w="0" w:type="dxa"/>
+          <w:left w:w="108" w:type="dxa"/>
+          <w:bottom w:w="0" w:type="dxa"/>
+          <w:right w:w="108" w:type="dxa"/>
+        </w:tblCellMar>
       </w:tblPr>
       <w:tblGrid>
         <w:gridCol w:w="846"/>
@@ -11387,11 +13130,27 @@
         <w:gridCol w:w="4037"/>
       </w:tblGrid>
       <w:tr>
+        <w:tblPrEx>
+          <w:tblBorders>
+            <w:top w:val="none" w:color="auto" w:sz="0" w:space="0"/>
+            <w:left w:val="none" w:color="auto" w:sz="0" w:space="0"/>
+            <w:bottom w:val="none" w:color="auto" w:sz="0" w:space="0"/>
+            <w:right w:val="none" w:color="auto" w:sz="0" w:space="0"/>
+            <w:insideH w:val="none" w:color="auto" w:sz="0" w:space="0"/>
+            <w:insideV w:val="none" w:color="auto" w:sz="0" w:space="0"/>
+          </w:tblBorders>
+          <w:tblCellMar>
+            <w:top w:w="0" w:type="dxa"/>
+            <w:left w:w="108" w:type="dxa"/>
+            <w:bottom w:w="0" w:type="dxa"/>
+            <w:right w:w="108" w:type="dxa"/>
+          </w:tblCellMar>
+        </w:tblPrEx>
         <w:tc>
           <w:tcPr>
             <w:tcW w:w="846" w:type="dxa"/>
             <w:tcBorders>
-              <w:bottom w:val="single" w:sz="18" w:space="0" w:color="auto"/>
+              <w:bottom w:val="single" w:color="auto" w:sz="18" w:space="0"/>
             </w:tcBorders>
           </w:tcPr>
           <w:p>
@@ -11408,14 +13167,12 @@
             </w:pPr>
             <w:r>
               <w:rPr>
-                <w:noProof/>
-                <w:sz w:val="24"/>
-                <w:szCs w:val="24"/>
-                <w:lang w:eastAsia="zh-CN"/>
-              </w:rPr>
-              <w:lastRenderedPageBreak/>
+                <w:sz w:val="24"/>
+                <w:szCs w:val="24"/>
+                <w:lang w:eastAsia="zh-CN"/>
+              </w:rPr>
               <w:drawing>
-                <wp:inline distT="0" distB="0" distL="0" distR="0" wp14:anchorId="7B0771EA" wp14:editId="67AA2254">
+                <wp:inline distT="0" distB="0" distL="0" distR="0">
                   <wp:extent cx="359410" cy="341630"/>
                   <wp:effectExtent l="0" t="0" r="6350" b="8890"/>
                   <wp:docPr id="128" name="图片 128"/>
@@ -11432,7 +13189,7 @@
                           </pic:cNvPicPr>
                         </pic:nvPicPr>
                         <pic:blipFill>
-                          <a:blip r:embed="rId10">
+                          <a:blip r:embed="rId8">
                             <a:extLst>
                               <a:ext uri="{28A0092B-C50C-407E-A947-70E740481C1C}">
                                 <a14:useLocalDpi xmlns:a14="http://schemas.microsoft.com/office/drawing/2010/main" val="0"/>
@@ -11476,7 +13233,7 @@
           <w:tcPr>
             <w:tcW w:w="3413" w:type="dxa"/>
             <w:tcBorders>
-              <w:bottom w:val="single" w:sz="18" w:space="0" w:color="auto"/>
+              <w:bottom w:val="single" w:color="auto" w:sz="18" w:space="0"/>
             </w:tcBorders>
             <w:vAlign w:val="center"/>
           </w:tcPr>
@@ -11519,7 +13276,7 @@
           <w:tcPr>
             <w:tcW w:w="4037" w:type="dxa"/>
             <w:tcBorders>
-              <w:bottom w:val="single" w:sz="18" w:space="0" w:color="auto"/>
+              <w:bottom w:val="single" w:color="auto" w:sz="18" w:space="0"/>
             </w:tcBorders>
             <w:vAlign w:val="center"/>
           </w:tcPr>
@@ -11584,12 +13341,28 @@
         </w:tc>
       </w:tr>
       <w:tr>
+        <w:tblPrEx>
+          <w:tblBorders>
+            <w:top w:val="none" w:color="auto" w:sz="0" w:space="0"/>
+            <w:left w:val="none" w:color="auto" w:sz="0" w:space="0"/>
+            <w:bottom w:val="none" w:color="auto" w:sz="0" w:space="0"/>
+            <w:right w:val="none" w:color="auto" w:sz="0" w:space="0"/>
+            <w:insideH w:val="none" w:color="auto" w:sz="0" w:space="0"/>
+            <w:insideV w:val="none" w:color="auto" w:sz="0" w:space="0"/>
+          </w:tblBorders>
+          <w:tblCellMar>
+            <w:top w:w="0" w:type="dxa"/>
+            <w:left w:w="108" w:type="dxa"/>
+            <w:bottom w:w="0" w:type="dxa"/>
+            <w:right w:w="108" w:type="dxa"/>
+          </w:tblCellMar>
+        </w:tblPrEx>
         <w:tc>
           <w:tcPr>
             <w:tcW w:w="8296" w:type="dxa"/>
             <w:gridSpan w:val="3"/>
             <w:tcBorders>
-              <w:top w:val="single" w:sz="4" w:space="0" w:color="auto"/>
+              <w:top w:val="single" w:color="auto" w:sz="4" w:space="0"/>
             </w:tcBorders>
             <w:vAlign w:val="center"/>
           </w:tcPr>
@@ -11623,6 +13396,22 @@
         </w:tc>
       </w:tr>
       <w:tr>
+        <w:tblPrEx>
+          <w:tblBorders>
+            <w:top w:val="none" w:color="auto" w:sz="0" w:space="0"/>
+            <w:left w:val="none" w:color="auto" w:sz="0" w:space="0"/>
+            <w:bottom w:val="none" w:color="auto" w:sz="0" w:space="0"/>
+            <w:right w:val="none" w:color="auto" w:sz="0" w:space="0"/>
+            <w:insideH w:val="none" w:color="auto" w:sz="0" w:space="0"/>
+            <w:insideV w:val="none" w:color="auto" w:sz="0" w:space="0"/>
+          </w:tblBorders>
+          <w:tblCellMar>
+            <w:top w:w="0" w:type="dxa"/>
+            <w:left w:w="108" w:type="dxa"/>
+            <w:bottom w:w="0" w:type="dxa"/>
+            <w:right w:w="108" w:type="dxa"/>
+          </w:tblCellMar>
+        </w:tblPrEx>
         <w:tc>
           <w:tcPr>
             <w:tcW w:w="4259" w:type="dxa"/>
@@ -11692,8 +13481,24 @@
         </w:tc>
       </w:tr>
       <w:tr>
+        <w:tblPrEx>
+          <w:tblBorders>
+            <w:top w:val="none" w:color="auto" w:sz="0" w:space="0"/>
+            <w:left w:val="none" w:color="auto" w:sz="0" w:space="0"/>
+            <w:bottom w:val="none" w:color="auto" w:sz="0" w:space="0"/>
+            <w:right w:val="none" w:color="auto" w:sz="0" w:space="0"/>
+            <w:insideH w:val="none" w:color="auto" w:sz="0" w:space="0"/>
+            <w:insideV w:val="none" w:color="auto" w:sz="0" w:space="0"/>
+          </w:tblBorders>
+          <w:tblCellMar>
+            <w:top w:w="0" w:type="dxa"/>
+            <w:left w:w="108" w:type="dxa"/>
+            <w:bottom w:w="0" w:type="dxa"/>
+            <w:right w:w="108" w:type="dxa"/>
+          </w:tblCellMar>
+        </w:tblPrEx>
         <w:trPr>
-          <w:trHeight w:hRule="exact" w:val="12155"/>
+          <w:trHeight w:val="12155" w:hRule="exact"/>
         </w:trPr>
         <w:tc>
           <w:tcPr>
@@ -11738,18 +13543,24 @@
     </w:p>
     <w:tbl>
       <w:tblPr>
-        <w:tblStyle w:val="a5"/>
+        <w:tblStyle w:val="6"/>
         <w:tblW w:w="0" w:type="auto"/>
+        <w:tblInd w:w="0" w:type="dxa"/>
         <w:tblBorders>
-          <w:top w:val="none" w:sz="0" w:space="0" w:color="auto"/>
-          <w:left w:val="none" w:sz="0" w:space="0" w:color="auto"/>
-          <w:bottom w:val="none" w:sz="0" w:space="0" w:color="auto"/>
-          <w:right w:val="none" w:sz="0" w:space="0" w:color="auto"/>
-          <w:insideH w:val="none" w:sz="0" w:space="0" w:color="auto"/>
-          <w:insideV w:val="none" w:sz="0" w:space="0" w:color="auto"/>
+          <w:top w:val="none" w:color="auto" w:sz="0" w:space="0"/>
+          <w:left w:val="none" w:color="auto" w:sz="0" w:space="0"/>
+          <w:bottom w:val="none" w:color="auto" w:sz="0" w:space="0"/>
+          <w:right w:val="none" w:color="auto" w:sz="0" w:space="0"/>
+          <w:insideH w:val="none" w:color="auto" w:sz="0" w:space="0"/>
+          <w:insideV w:val="none" w:color="auto" w:sz="0" w:space="0"/>
         </w:tblBorders>
         <w:tblLayout w:type="fixed"/>
-        <w:tblLook w:val="04A0" w:firstRow="1" w:lastRow="0" w:firstColumn="1" w:lastColumn="0" w:noHBand="0" w:noVBand="1"/>
+        <w:tblCellMar>
+          <w:top w:w="0" w:type="dxa"/>
+          <w:left w:w="108" w:type="dxa"/>
+          <w:bottom w:w="0" w:type="dxa"/>
+          <w:right w:w="108" w:type="dxa"/>
+        </w:tblCellMar>
       </w:tblPr>
       <w:tblGrid>
         <w:gridCol w:w="846"/>
@@ -11757,11 +13568,27 @@
         <w:gridCol w:w="3856"/>
       </w:tblGrid>
       <w:tr>
+        <w:tblPrEx>
+          <w:tblBorders>
+            <w:top w:val="none" w:color="auto" w:sz="0" w:space="0"/>
+            <w:left w:val="none" w:color="auto" w:sz="0" w:space="0"/>
+            <w:bottom w:val="none" w:color="auto" w:sz="0" w:space="0"/>
+            <w:right w:val="none" w:color="auto" w:sz="0" w:space="0"/>
+            <w:insideH w:val="none" w:color="auto" w:sz="0" w:space="0"/>
+            <w:insideV w:val="none" w:color="auto" w:sz="0" w:space="0"/>
+          </w:tblBorders>
+          <w:tblCellMar>
+            <w:top w:w="0" w:type="dxa"/>
+            <w:left w:w="108" w:type="dxa"/>
+            <w:bottom w:w="0" w:type="dxa"/>
+            <w:right w:w="108" w:type="dxa"/>
+          </w:tblCellMar>
+        </w:tblPrEx>
         <w:tc>
           <w:tcPr>
             <w:tcW w:w="846" w:type="dxa"/>
             <w:tcBorders>
-              <w:bottom w:val="single" w:sz="18" w:space="0" w:color="auto"/>
+              <w:bottom w:val="single" w:color="auto" w:sz="18" w:space="0"/>
             </w:tcBorders>
           </w:tcPr>
           <w:p>
@@ -11778,14 +13605,12 @@
             </w:pPr>
             <w:r>
               <w:rPr>
-                <w:noProof/>
-                <w:sz w:val="24"/>
-                <w:szCs w:val="24"/>
-                <w:lang w:eastAsia="zh-CN"/>
-              </w:rPr>
-              <w:lastRenderedPageBreak/>
+                <w:sz w:val="24"/>
+                <w:szCs w:val="24"/>
+                <w:lang w:eastAsia="zh-CN"/>
+              </w:rPr>
               <w:drawing>
-                <wp:inline distT="0" distB="0" distL="0" distR="0" wp14:anchorId="04F3E854" wp14:editId="1C24A301">
+                <wp:inline distT="0" distB="0" distL="0" distR="0">
                   <wp:extent cx="359410" cy="341630"/>
                   <wp:effectExtent l="0" t="0" r="6350" b="8890"/>
                   <wp:docPr id="129" name="图片 129"/>
@@ -11802,7 +13627,7 @@
                           </pic:cNvPicPr>
                         </pic:nvPicPr>
                         <pic:blipFill>
-                          <a:blip r:embed="rId10">
+                          <a:blip r:embed="rId8">
                             <a:extLst>
                               <a:ext uri="{28A0092B-C50C-407E-A947-70E740481C1C}">
                                 <a14:useLocalDpi xmlns:a14="http://schemas.microsoft.com/office/drawing/2010/main" val="0"/>
@@ -11846,7 +13671,7 @@
           <w:tcPr>
             <w:tcW w:w="3594" w:type="dxa"/>
             <w:tcBorders>
-              <w:bottom w:val="single" w:sz="18" w:space="0" w:color="auto"/>
+              <w:bottom w:val="single" w:color="auto" w:sz="18" w:space="0"/>
             </w:tcBorders>
             <w:vAlign w:val="center"/>
           </w:tcPr>
@@ -11889,7 +13714,7 @@
           <w:tcPr>
             <w:tcW w:w="3856" w:type="dxa"/>
             <w:tcBorders>
-              <w:bottom w:val="single" w:sz="18" w:space="0" w:color="auto"/>
+              <w:bottom w:val="single" w:color="auto" w:sz="18" w:space="0"/>
             </w:tcBorders>
             <w:vAlign w:val="center"/>
           </w:tcPr>
@@ -11954,12 +13779,28 @@
         </w:tc>
       </w:tr>
       <w:tr>
+        <w:tblPrEx>
+          <w:tblBorders>
+            <w:top w:val="none" w:color="auto" w:sz="0" w:space="0"/>
+            <w:left w:val="none" w:color="auto" w:sz="0" w:space="0"/>
+            <w:bottom w:val="none" w:color="auto" w:sz="0" w:space="0"/>
+            <w:right w:val="none" w:color="auto" w:sz="0" w:space="0"/>
+            <w:insideH w:val="none" w:color="auto" w:sz="0" w:space="0"/>
+            <w:insideV w:val="none" w:color="auto" w:sz="0" w:space="0"/>
+          </w:tblBorders>
+          <w:tblCellMar>
+            <w:top w:w="0" w:type="dxa"/>
+            <w:left w:w="108" w:type="dxa"/>
+            <w:bottom w:w="0" w:type="dxa"/>
+            <w:right w:w="108" w:type="dxa"/>
+          </w:tblCellMar>
+        </w:tblPrEx>
         <w:tc>
           <w:tcPr>
             <w:tcW w:w="8296" w:type="dxa"/>
             <w:gridSpan w:val="3"/>
             <w:tcBorders>
-              <w:top w:val="single" w:sz="4" w:space="0" w:color="auto"/>
+              <w:top w:val="single" w:color="auto" w:sz="4" w:space="0"/>
             </w:tcBorders>
             <w:vAlign w:val="center"/>
           </w:tcPr>
@@ -11993,6 +13834,22 @@
         </w:tc>
       </w:tr>
       <w:tr>
+        <w:tblPrEx>
+          <w:tblBorders>
+            <w:top w:val="none" w:color="auto" w:sz="0" w:space="0"/>
+            <w:left w:val="none" w:color="auto" w:sz="0" w:space="0"/>
+            <w:bottom w:val="none" w:color="auto" w:sz="0" w:space="0"/>
+            <w:right w:val="none" w:color="auto" w:sz="0" w:space="0"/>
+            <w:insideH w:val="none" w:color="auto" w:sz="0" w:space="0"/>
+            <w:insideV w:val="none" w:color="auto" w:sz="0" w:space="0"/>
+          </w:tblBorders>
+          <w:tblCellMar>
+            <w:top w:w="0" w:type="dxa"/>
+            <w:left w:w="108" w:type="dxa"/>
+            <w:bottom w:w="0" w:type="dxa"/>
+            <w:right w:w="108" w:type="dxa"/>
+          </w:tblCellMar>
+        </w:tblPrEx>
         <w:tc>
           <w:tcPr>
             <w:tcW w:w="4440" w:type="dxa"/>
@@ -12062,8 +13919,24 @@
         </w:tc>
       </w:tr>
       <w:tr>
+        <w:tblPrEx>
+          <w:tblBorders>
+            <w:top w:val="none" w:color="auto" w:sz="0" w:space="0"/>
+            <w:left w:val="none" w:color="auto" w:sz="0" w:space="0"/>
+            <w:bottom w:val="none" w:color="auto" w:sz="0" w:space="0"/>
+            <w:right w:val="none" w:color="auto" w:sz="0" w:space="0"/>
+            <w:insideH w:val="none" w:color="auto" w:sz="0" w:space="0"/>
+            <w:insideV w:val="none" w:color="auto" w:sz="0" w:space="0"/>
+          </w:tblBorders>
+          <w:tblCellMar>
+            <w:top w:w="0" w:type="dxa"/>
+            <w:left w:w="108" w:type="dxa"/>
+            <w:bottom w:w="0" w:type="dxa"/>
+            <w:right w:w="108" w:type="dxa"/>
+          </w:tblCellMar>
+        </w:tblPrEx>
         <w:trPr>
-          <w:trHeight w:hRule="exact" w:val="12155"/>
+          <w:trHeight w:val="12155" w:hRule="exact"/>
         </w:trPr>
         <w:tc>
           <w:tcPr>
@@ -12108,18 +13981,24 @@
     </w:p>
     <w:tbl>
       <w:tblPr>
-        <w:tblStyle w:val="a5"/>
+        <w:tblStyle w:val="6"/>
         <w:tblW w:w="0" w:type="auto"/>
+        <w:tblInd w:w="0" w:type="dxa"/>
         <w:tblBorders>
-          <w:top w:val="none" w:sz="0" w:space="0" w:color="auto"/>
-          <w:left w:val="none" w:sz="0" w:space="0" w:color="auto"/>
-          <w:bottom w:val="none" w:sz="0" w:space="0" w:color="auto"/>
-          <w:right w:val="none" w:sz="0" w:space="0" w:color="auto"/>
-          <w:insideH w:val="none" w:sz="0" w:space="0" w:color="auto"/>
-          <w:insideV w:val="none" w:sz="0" w:space="0" w:color="auto"/>
+          <w:top w:val="none" w:color="auto" w:sz="0" w:space="0"/>
+          <w:left w:val="none" w:color="auto" w:sz="0" w:space="0"/>
+          <w:bottom w:val="none" w:color="auto" w:sz="0" w:space="0"/>
+          <w:right w:val="none" w:color="auto" w:sz="0" w:space="0"/>
+          <w:insideH w:val="none" w:color="auto" w:sz="0" w:space="0"/>
+          <w:insideV w:val="none" w:color="auto" w:sz="0" w:space="0"/>
         </w:tblBorders>
         <w:tblLayout w:type="fixed"/>
-        <w:tblLook w:val="04A0" w:firstRow="1" w:lastRow="0" w:firstColumn="1" w:lastColumn="0" w:noHBand="0" w:noVBand="1"/>
+        <w:tblCellMar>
+          <w:top w:w="0" w:type="dxa"/>
+          <w:left w:w="108" w:type="dxa"/>
+          <w:bottom w:w="0" w:type="dxa"/>
+          <w:right w:w="108" w:type="dxa"/>
+        </w:tblCellMar>
       </w:tblPr>
       <w:tblGrid>
         <w:gridCol w:w="846"/>
@@ -12127,11 +14006,27 @@
         <w:gridCol w:w="4004"/>
       </w:tblGrid>
       <w:tr>
+        <w:tblPrEx>
+          <w:tblBorders>
+            <w:top w:val="none" w:color="auto" w:sz="0" w:space="0"/>
+            <w:left w:val="none" w:color="auto" w:sz="0" w:space="0"/>
+            <w:bottom w:val="none" w:color="auto" w:sz="0" w:space="0"/>
+            <w:right w:val="none" w:color="auto" w:sz="0" w:space="0"/>
+            <w:insideH w:val="none" w:color="auto" w:sz="0" w:space="0"/>
+            <w:insideV w:val="none" w:color="auto" w:sz="0" w:space="0"/>
+          </w:tblBorders>
+          <w:tblCellMar>
+            <w:top w:w="0" w:type="dxa"/>
+            <w:left w:w="108" w:type="dxa"/>
+            <w:bottom w:w="0" w:type="dxa"/>
+            <w:right w:w="108" w:type="dxa"/>
+          </w:tblCellMar>
+        </w:tblPrEx>
         <w:tc>
           <w:tcPr>
             <w:tcW w:w="846" w:type="dxa"/>
             <w:tcBorders>
-              <w:bottom w:val="single" w:sz="18" w:space="0" w:color="auto"/>
+              <w:bottom w:val="single" w:color="auto" w:sz="18" w:space="0"/>
             </w:tcBorders>
           </w:tcPr>
           <w:p>
@@ -12148,14 +14043,12 @@
             </w:pPr>
             <w:r>
               <w:rPr>
-                <w:noProof/>
-                <w:sz w:val="24"/>
-                <w:szCs w:val="24"/>
-                <w:lang w:eastAsia="zh-CN"/>
-              </w:rPr>
-              <w:lastRenderedPageBreak/>
+                <w:sz w:val="24"/>
+                <w:szCs w:val="24"/>
+                <w:lang w:eastAsia="zh-CN"/>
+              </w:rPr>
               <w:drawing>
-                <wp:inline distT="0" distB="0" distL="0" distR="0" wp14:anchorId="448E1197" wp14:editId="1945987D">
+                <wp:inline distT="0" distB="0" distL="0" distR="0">
                   <wp:extent cx="359410" cy="341630"/>
                   <wp:effectExtent l="0" t="0" r="6350" b="8890"/>
                   <wp:docPr id="130" name="图片 130"/>
@@ -12172,7 +14065,7 @@
                           </pic:cNvPicPr>
                         </pic:nvPicPr>
                         <pic:blipFill>
-                          <a:blip r:embed="rId10">
+                          <a:blip r:embed="rId8">
                             <a:extLst>
                               <a:ext uri="{28A0092B-C50C-407E-A947-70E740481C1C}">
                                 <a14:useLocalDpi xmlns:a14="http://schemas.microsoft.com/office/drawing/2010/main" val="0"/>
@@ -12216,7 +14109,7 @@
           <w:tcPr>
             <w:tcW w:w="3446" w:type="dxa"/>
             <w:tcBorders>
-              <w:bottom w:val="single" w:sz="18" w:space="0" w:color="auto"/>
+              <w:bottom w:val="single" w:color="auto" w:sz="18" w:space="0"/>
             </w:tcBorders>
             <w:vAlign w:val="center"/>
           </w:tcPr>
@@ -12259,7 +14152,7 @@
           <w:tcPr>
             <w:tcW w:w="4004" w:type="dxa"/>
             <w:tcBorders>
-              <w:bottom w:val="single" w:sz="18" w:space="0" w:color="auto"/>
+              <w:bottom w:val="single" w:color="auto" w:sz="18" w:space="0"/>
             </w:tcBorders>
             <w:vAlign w:val="center"/>
           </w:tcPr>
@@ -12324,12 +14217,28 @@
         </w:tc>
       </w:tr>
       <w:tr>
+        <w:tblPrEx>
+          <w:tblBorders>
+            <w:top w:val="none" w:color="auto" w:sz="0" w:space="0"/>
+            <w:left w:val="none" w:color="auto" w:sz="0" w:space="0"/>
+            <w:bottom w:val="none" w:color="auto" w:sz="0" w:space="0"/>
+            <w:right w:val="none" w:color="auto" w:sz="0" w:space="0"/>
+            <w:insideH w:val="none" w:color="auto" w:sz="0" w:space="0"/>
+            <w:insideV w:val="none" w:color="auto" w:sz="0" w:space="0"/>
+          </w:tblBorders>
+          <w:tblCellMar>
+            <w:top w:w="0" w:type="dxa"/>
+            <w:left w:w="108" w:type="dxa"/>
+            <w:bottom w:w="0" w:type="dxa"/>
+            <w:right w:w="108" w:type="dxa"/>
+          </w:tblCellMar>
+        </w:tblPrEx>
         <w:tc>
           <w:tcPr>
             <w:tcW w:w="8296" w:type="dxa"/>
             <w:gridSpan w:val="3"/>
             <w:tcBorders>
-              <w:top w:val="single" w:sz="4" w:space="0" w:color="auto"/>
+              <w:top w:val="single" w:color="auto" w:sz="4" w:space="0"/>
             </w:tcBorders>
             <w:vAlign w:val="center"/>
           </w:tcPr>
@@ -12363,6 +14272,22 @@
         </w:tc>
       </w:tr>
       <w:tr>
+        <w:tblPrEx>
+          <w:tblBorders>
+            <w:top w:val="none" w:color="auto" w:sz="0" w:space="0"/>
+            <w:left w:val="none" w:color="auto" w:sz="0" w:space="0"/>
+            <w:bottom w:val="none" w:color="auto" w:sz="0" w:space="0"/>
+            <w:right w:val="none" w:color="auto" w:sz="0" w:space="0"/>
+            <w:insideH w:val="none" w:color="auto" w:sz="0" w:space="0"/>
+            <w:insideV w:val="none" w:color="auto" w:sz="0" w:space="0"/>
+          </w:tblBorders>
+          <w:tblCellMar>
+            <w:top w:w="0" w:type="dxa"/>
+            <w:left w:w="108" w:type="dxa"/>
+            <w:bottom w:w="0" w:type="dxa"/>
+            <w:right w:w="108" w:type="dxa"/>
+          </w:tblCellMar>
+        </w:tblPrEx>
         <w:tc>
           <w:tcPr>
             <w:tcW w:w="4292" w:type="dxa"/>
@@ -12432,8 +14357,24 @@
         </w:tc>
       </w:tr>
       <w:tr>
+        <w:tblPrEx>
+          <w:tblBorders>
+            <w:top w:val="none" w:color="auto" w:sz="0" w:space="0"/>
+            <w:left w:val="none" w:color="auto" w:sz="0" w:space="0"/>
+            <w:bottom w:val="none" w:color="auto" w:sz="0" w:space="0"/>
+            <w:right w:val="none" w:color="auto" w:sz="0" w:space="0"/>
+            <w:insideH w:val="none" w:color="auto" w:sz="0" w:space="0"/>
+            <w:insideV w:val="none" w:color="auto" w:sz="0" w:space="0"/>
+          </w:tblBorders>
+          <w:tblCellMar>
+            <w:top w:w="0" w:type="dxa"/>
+            <w:left w:w="108" w:type="dxa"/>
+            <w:bottom w:w="0" w:type="dxa"/>
+            <w:right w:w="108" w:type="dxa"/>
+          </w:tblCellMar>
+        </w:tblPrEx>
         <w:trPr>
-          <w:trHeight w:hRule="exact" w:val="12155"/>
+          <w:trHeight w:val="12155" w:hRule="exact"/>
         </w:trPr>
         <w:tc>
           <w:tcPr>
@@ -12478,18 +14419,24 @@
     </w:p>
     <w:tbl>
       <w:tblPr>
-        <w:tblStyle w:val="a5"/>
+        <w:tblStyle w:val="6"/>
         <w:tblW w:w="0" w:type="auto"/>
+        <w:tblInd w:w="0" w:type="dxa"/>
         <w:tblBorders>
-          <w:top w:val="none" w:sz="0" w:space="0" w:color="auto"/>
-          <w:left w:val="none" w:sz="0" w:space="0" w:color="auto"/>
-          <w:bottom w:val="none" w:sz="0" w:space="0" w:color="auto"/>
-          <w:right w:val="none" w:sz="0" w:space="0" w:color="auto"/>
-          <w:insideH w:val="none" w:sz="0" w:space="0" w:color="auto"/>
-          <w:insideV w:val="none" w:sz="0" w:space="0" w:color="auto"/>
+          <w:top w:val="none" w:color="auto" w:sz="0" w:space="0"/>
+          <w:left w:val="none" w:color="auto" w:sz="0" w:space="0"/>
+          <w:bottom w:val="none" w:color="auto" w:sz="0" w:space="0"/>
+          <w:right w:val="none" w:color="auto" w:sz="0" w:space="0"/>
+          <w:insideH w:val="none" w:color="auto" w:sz="0" w:space="0"/>
+          <w:insideV w:val="none" w:color="auto" w:sz="0" w:space="0"/>
         </w:tblBorders>
         <w:tblLayout w:type="fixed"/>
-        <w:tblLook w:val="04A0" w:firstRow="1" w:lastRow="0" w:firstColumn="1" w:lastColumn="0" w:noHBand="0" w:noVBand="1"/>
+        <w:tblCellMar>
+          <w:top w:w="0" w:type="dxa"/>
+          <w:left w:w="108" w:type="dxa"/>
+          <w:bottom w:w="0" w:type="dxa"/>
+          <w:right w:w="108" w:type="dxa"/>
+        </w:tblCellMar>
       </w:tblPr>
       <w:tblGrid>
         <w:gridCol w:w="846"/>
@@ -12497,11 +14444,27 @@
         <w:gridCol w:w="3938"/>
       </w:tblGrid>
       <w:tr>
+        <w:tblPrEx>
+          <w:tblBorders>
+            <w:top w:val="none" w:color="auto" w:sz="0" w:space="0"/>
+            <w:left w:val="none" w:color="auto" w:sz="0" w:space="0"/>
+            <w:bottom w:val="none" w:color="auto" w:sz="0" w:space="0"/>
+            <w:right w:val="none" w:color="auto" w:sz="0" w:space="0"/>
+            <w:insideH w:val="none" w:color="auto" w:sz="0" w:space="0"/>
+            <w:insideV w:val="none" w:color="auto" w:sz="0" w:space="0"/>
+          </w:tblBorders>
+          <w:tblCellMar>
+            <w:top w:w="0" w:type="dxa"/>
+            <w:left w:w="108" w:type="dxa"/>
+            <w:bottom w:w="0" w:type="dxa"/>
+            <w:right w:w="108" w:type="dxa"/>
+          </w:tblCellMar>
+        </w:tblPrEx>
         <w:tc>
           <w:tcPr>
             <w:tcW w:w="846" w:type="dxa"/>
             <w:tcBorders>
-              <w:bottom w:val="single" w:sz="18" w:space="0" w:color="auto"/>
+              <w:bottom w:val="single" w:color="auto" w:sz="18" w:space="0"/>
             </w:tcBorders>
           </w:tcPr>
           <w:p>
@@ -12518,14 +14481,12 @@
             </w:pPr>
             <w:r>
               <w:rPr>
-                <w:noProof/>
-                <w:sz w:val="24"/>
-                <w:szCs w:val="24"/>
-                <w:lang w:eastAsia="zh-CN"/>
-              </w:rPr>
-              <w:lastRenderedPageBreak/>
+                <w:sz w:val="24"/>
+                <w:szCs w:val="24"/>
+                <w:lang w:eastAsia="zh-CN"/>
+              </w:rPr>
               <w:drawing>
-                <wp:inline distT="0" distB="0" distL="0" distR="0" wp14:anchorId="1DF7A397" wp14:editId="404BA9D4">
+                <wp:inline distT="0" distB="0" distL="0" distR="0">
                   <wp:extent cx="359410" cy="341630"/>
                   <wp:effectExtent l="0" t="0" r="6350" b="8890"/>
                   <wp:docPr id="131" name="图片 131"/>
@@ -12542,7 +14503,7 @@
                           </pic:cNvPicPr>
                         </pic:nvPicPr>
                         <pic:blipFill>
-                          <a:blip r:embed="rId10">
+                          <a:blip r:embed="rId8">
                             <a:extLst>
                               <a:ext uri="{28A0092B-C50C-407E-A947-70E740481C1C}">
                                 <a14:useLocalDpi xmlns:a14="http://schemas.microsoft.com/office/drawing/2010/main" val="0"/>
@@ -12586,7 +14547,7 @@
           <w:tcPr>
             <w:tcW w:w="3512" w:type="dxa"/>
             <w:tcBorders>
-              <w:bottom w:val="single" w:sz="18" w:space="0" w:color="auto"/>
+              <w:bottom w:val="single" w:color="auto" w:sz="18" w:space="0"/>
             </w:tcBorders>
             <w:vAlign w:val="center"/>
           </w:tcPr>
@@ -12629,7 +14590,7 @@
           <w:tcPr>
             <w:tcW w:w="3938" w:type="dxa"/>
             <w:tcBorders>
-              <w:bottom w:val="single" w:sz="18" w:space="0" w:color="auto"/>
+              <w:bottom w:val="single" w:color="auto" w:sz="18" w:space="0"/>
             </w:tcBorders>
             <w:vAlign w:val="center"/>
           </w:tcPr>
@@ -12694,12 +14655,28 @@
         </w:tc>
       </w:tr>
       <w:tr>
+        <w:tblPrEx>
+          <w:tblBorders>
+            <w:top w:val="none" w:color="auto" w:sz="0" w:space="0"/>
+            <w:left w:val="none" w:color="auto" w:sz="0" w:space="0"/>
+            <w:bottom w:val="none" w:color="auto" w:sz="0" w:space="0"/>
+            <w:right w:val="none" w:color="auto" w:sz="0" w:space="0"/>
+            <w:insideH w:val="none" w:color="auto" w:sz="0" w:space="0"/>
+            <w:insideV w:val="none" w:color="auto" w:sz="0" w:space="0"/>
+          </w:tblBorders>
+          <w:tblCellMar>
+            <w:top w:w="0" w:type="dxa"/>
+            <w:left w:w="108" w:type="dxa"/>
+            <w:bottom w:w="0" w:type="dxa"/>
+            <w:right w:w="108" w:type="dxa"/>
+          </w:tblCellMar>
+        </w:tblPrEx>
         <w:tc>
           <w:tcPr>
             <w:tcW w:w="8296" w:type="dxa"/>
             <w:gridSpan w:val="3"/>
             <w:tcBorders>
-              <w:top w:val="single" w:sz="4" w:space="0" w:color="auto"/>
+              <w:top w:val="single" w:color="auto" w:sz="4" w:space="0"/>
             </w:tcBorders>
             <w:vAlign w:val="center"/>
           </w:tcPr>
@@ -12733,6 +14710,22 @@
         </w:tc>
       </w:tr>
       <w:tr>
+        <w:tblPrEx>
+          <w:tblBorders>
+            <w:top w:val="none" w:color="auto" w:sz="0" w:space="0"/>
+            <w:left w:val="none" w:color="auto" w:sz="0" w:space="0"/>
+            <w:bottom w:val="none" w:color="auto" w:sz="0" w:space="0"/>
+            <w:right w:val="none" w:color="auto" w:sz="0" w:space="0"/>
+            <w:insideH w:val="none" w:color="auto" w:sz="0" w:space="0"/>
+            <w:insideV w:val="none" w:color="auto" w:sz="0" w:space="0"/>
+          </w:tblBorders>
+          <w:tblCellMar>
+            <w:top w:w="0" w:type="dxa"/>
+            <w:left w:w="108" w:type="dxa"/>
+            <w:bottom w:w="0" w:type="dxa"/>
+            <w:right w:w="108" w:type="dxa"/>
+          </w:tblCellMar>
+        </w:tblPrEx>
         <w:tc>
           <w:tcPr>
             <w:tcW w:w="4358" w:type="dxa"/>
@@ -12802,8 +14795,24 @@
         </w:tc>
       </w:tr>
       <w:tr>
+        <w:tblPrEx>
+          <w:tblBorders>
+            <w:top w:val="none" w:color="auto" w:sz="0" w:space="0"/>
+            <w:left w:val="none" w:color="auto" w:sz="0" w:space="0"/>
+            <w:bottom w:val="none" w:color="auto" w:sz="0" w:space="0"/>
+            <w:right w:val="none" w:color="auto" w:sz="0" w:space="0"/>
+            <w:insideH w:val="none" w:color="auto" w:sz="0" w:space="0"/>
+            <w:insideV w:val="none" w:color="auto" w:sz="0" w:space="0"/>
+          </w:tblBorders>
+          <w:tblCellMar>
+            <w:top w:w="0" w:type="dxa"/>
+            <w:left w:w="108" w:type="dxa"/>
+            <w:bottom w:w="0" w:type="dxa"/>
+            <w:right w:w="108" w:type="dxa"/>
+          </w:tblCellMar>
+        </w:tblPrEx>
         <w:trPr>
-          <w:trHeight w:hRule="exact" w:val="12155"/>
+          <w:trHeight w:val="12155" w:hRule="exact"/>
         </w:trPr>
         <w:tc>
           <w:tcPr>
@@ -12848,18 +14857,24 @@
     </w:p>
     <w:tbl>
       <w:tblPr>
-        <w:tblStyle w:val="a5"/>
+        <w:tblStyle w:val="6"/>
         <w:tblW w:w="0" w:type="auto"/>
+        <w:tblInd w:w="0" w:type="dxa"/>
         <w:tblBorders>
-          <w:top w:val="none" w:sz="0" w:space="0" w:color="auto"/>
-          <w:left w:val="none" w:sz="0" w:space="0" w:color="auto"/>
-          <w:bottom w:val="none" w:sz="0" w:space="0" w:color="auto"/>
-          <w:right w:val="none" w:sz="0" w:space="0" w:color="auto"/>
-          <w:insideH w:val="none" w:sz="0" w:space="0" w:color="auto"/>
-          <w:insideV w:val="none" w:sz="0" w:space="0" w:color="auto"/>
+          <w:top w:val="none" w:color="auto" w:sz="0" w:space="0"/>
+          <w:left w:val="none" w:color="auto" w:sz="0" w:space="0"/>
+          <w:bottom w:val="none" w:color="auto" w:sz="0" w:space="0"/>
+          <w:right w:val="none" w:color="auto" w:sz="0" w:space="0"/>
+          <w:insideH w:val="none" w:color="auto" w:sz="0" w:space="0"/>
+          <w:insideV w:val="none" w:color="auto" w:sz="0" w:space="0"/>
         </w:tblBorders>
         <w:tblLayout w:type="fixed"/>
-        <w:tblLook w:val="04A0" w:firstRow="1" w:lastRow="0" w:firstColumn="1" w:lastColumn="0" w:noHBand="0" w:noVBand="1"/>
+        <w:tblCellMar>
+          <w:top w:w="0" w:type="dxa"/>
+          <w:left w:w="108" w:type="dxa"/>
+          <w:bottom w:w="0" w:type="dxa"/>
+          <w:right w:w="108" w:type="dxa"/>
+        </w:tblCellMar>
       </w:tblPr>
       <w:tblGrid>
         <w:gridCol w:w="846"/>
@@ -12867,11 +14882,27 @@
         <w:gridCol w:w="4078"/>
       </w:tblGrid>
       <w:tr>
+        <w:tblPrEx>
+          <w:tblBorders>
+            <w:top w:val="none" w:color="auto" w:sz="0" w:space="0"/>
+            <w:left w:val="none" w:color="auto" w:sz="0" w:space="0"/>
+            <w:bottom w:val="none" w:color="auto" w:sz="0" w:space="0"/>
+            <w:right w:val="none" w:color="auto" w:sz="0" w:space="0"/>
+            <w:insideH w:val="none" w:color="auto" w:sz="0" w:space="0"/>
+            <w:insideV w:val="none" w:color="auto" w:sz="0" w:space="0"/>
+          </w:tblBorders>
+          <w:tblCellMar>
+            <w:top w:w="0" w:type="dxa"/>
+            <w:left w:w="108" w:type="dxa"/>
+            <w:bottom w:w="0" w:type="dxa"/>
+            <w:right w:w="108" w:type="dxa"/>
+          </w:tblCellMar>
+        </w:tblPrEx>
         <w:tc>
           <w:tcPr>
             <w:tcW w:w="846" w:type="dxa"/>
             <w:tcBorders>
-              <w:bottom w:val="single" w:sz="18" w:space="0" w:color="auto"/>
+              <w:bottom w:val="single" w:color="auto" w:sz="18" w:space="0"/>
             </w:tcBorders>
           </w:tcPr>
           <w:p>
@@ -12888,14 +14919,12 @@
             </w:pPr>
             <w:r>
               <w:rPr>
-                <w:noProof/>
-                <w:sz w:val="24"/>
-                <w:szCs w:val="24"/>
-                <w:lang w:eastAsia="zh-CN"/>
-              </w:rPr>
-              <w:lastRenderedPageBreak/>
+                <w:sz w:val="24"/>
+                <w:szCs w:val="24"/>
+                <w:lang w:eastAsia="zh-CN"/>
+              </w:rPr>
               <w:drawing>
-                <wp:inline distT="0" distB="0" distL="0" distR="0" wp14:anchorId="31BEF8EB" wp14:editId="06600D1E">
+                <wp:inline distT="0" distB="0" distL="0" distR="0">
                   <wp:extent cx="359410" cy="341630"/>
                   <wp:effectExtent l="0" t="0" r="6350" b="8890"/>
                   <wp:docPr id="132" name="图片 132"/>
@@ -12912,7 +14941,7 @@
                           </pic:cNvPicPr>
                         </pic:nvPicPr>
                         <pic:blipFill>
-                          <a:blip r:embed="rId10">
+                          <a:blip r:embed="rId8">
                             <a:extLst>
                               <a:ext uri="{28A0092B-C50C-407E-A947-70E740481C1C}">
                                 <a14:useLocalDpi xmlns:a14="http://schemas.microsoft.com/office/drawing/2010/main" val="0"/>
@@ -12956,7 +14985,7 @@
           <w:tcPr>
             <w:tcW w:w="3372" w:type="dxa"/>
             <w:tcBorders>
-              <w:bottom w:val="single" w:sz="18" w:space="0" w:color="auto"/>
+              <w:bottom w:val="single" w:color="auto" w:sz="18" w:space="0"/>
             </w:tcBorders>
             <w:vAlign w:val="center"/>
           </w:tcPr>
@@ -12999,7 +15028,7 @@
           <w:tcPr>
             <w:tcW w:w="4078" w:type="dxa"/>
             <w:tcBorders>
-              <w:bottom w:val="single" w:sz="18" w:space="0" w:color="auto"/>
+              <w:bottom w:val="single" w:color="auto" w:sz="18" w:space="0"/>
             </w:tcBorders>
             <w:vAlign w:val="center"/>
           </w:tcPr>
@@ -13064,12 +15093,28 @@
         </w:tc>
       </w:tr>
       <w:tr>
+        <w:tblPrEx>
+          <w:tblBorders>
+            <w:top w:val="none" w:color="auto" w:sz="0" w:space="0"/>
+            <w:left w:val="none" w:color="auto" w:sz="0" w:space="0"/>
+            <w:bottom w:val="none" w:color="auto" w:sz="0" w:space="0"/>
+            <w:right w:val="none" w:color="auto" w:sz="0" w:space="0"/>
+            <w:insideH w:val="none" w:color="auto" w:sz="0" w:space="0"/>
+            <w:insideV w:val="none" w:color="auto" w:sz="0" w:space="0"/>
+          </w:tblBorders>
+          <w:tblCellMar>
+            <w:top w:w="0" w:type="dxa"/>
+            <w:left w:w="108" w:type="dxa"/>
+            <w:bottom w:w="0" w:type="dxa"/>
+            <w:right w:w="108" w:type="dxa"/>
+          </w:tblCellMar>
+        </w:tblPrEx>
         <w:tc>
           <w:tcPr>
             <w:tcW w:w="8296" w:type="dxa"/>
             <w:gridSpan w:val="3"/>
             <w:tcBorders>
-              <w:top w:val="single" w:sz="4" w:space="0" w:color="auto"/>
+              <w:top w:val="single" w:color="auto" w:sz="4" w:space="0"/>
             </w:tcBorders>
             <w:vAlign w:val="center"/>
           </w:tcPr>
@@ -13103,6 +15148,22 @@
         </w:tc>
       </w:tr>
       <w:tr>
+        <w:tblPrEx>
+          <w:tblBorders>
+            <w:top w:val="none" w:color="auto" w:sz="0" w:space="0"/>
+            <w:left w:val="none" w:color="auto" w:sz="0" w:space="0"/>
+            <w:bottom w:val="none" w:color="auto" w:sz="0" w:space="0"/>
+            <w:right w:val="none" w:color="auto" w:sz="0" w:space="0"/>
+            <w:insideH w:val="none" w:color="auto" w:sz="0" w:space="0"/>
+            <w:insideV w:val="none" w:color="auto" w:sz="0" w:space="0"/>
+          </w:tblBorders>
+          <w:tblCellMar>
+            <w:top w:w="0" w:type="dxa"/>
+            <w:left w:w="108" w:type="dxa"/>
+            <w:bottom w:w="0" w:type="dxa"/>
+            <w:right w:w="108" w:type="dxa"/>
+          </w:tblCellMar>
+        </w:tblPrEx>
         <w:tc>
           <w:tcPr>
             <w:tcW w:w="4218" w:type="dxa"/>
@@ -13172,8 +15233,24 @@
         </w:tc>
       </w:tr>
       <w:tr>
+        <w:tblPrEx>
+          <w:tblBorders>
+            <w:top w:val="none" w:color="auto" w:sz="0" w:space="0"/>
+            <w:left w:val="none" w:color="auto" w:sz="0" w:space="0"/>
+            <w:bottom w:val="none" w:color="auto" w:sz="0" w:space="0"/>
+            <w:right w:val="none" w:color="auto" w:sz="0" w:space="0"/>
+            <w:insideH w:val="none" w:color="auto" w:sz="0" w:space="0"/>
+            <w:insideV w:val="none" w:color="auto" w:sz="0" w:space="0"/>
+          </w:tblBorders>
+          <w:tblCellMar>
+            <w:top w:w="0" w:type="dxa"/>
+            <w:left w:w="108" w:type="dxa"/>
+            <w:bottom w:w="0" w:type="dxa"/>
+            <w:right w:w="108" w:type="dxa"/>
+          </w:tblCellMar>
+        </w:tblPrEx>
         <w:trPr>
-          <w:trHeight w:hRule="exact" w:val="12155"/>
+          <w:trHeight w:val="12155" w:hRule="exact"/>
         </w:trPr>
         <w:tc>
           <w:tcPr>
@@ -13218,18 +15295,24 @@
     </w:p>
     <w:tbl>
       <w:tblPr>
-        <w:tblStyle w:val="a5"/>
+        <w:tblStyle w:val="6"/>
         <w:tblW w:w="0" w:type="auto"/>
+        <w:tblInd w:w="0" w:type="dxa"/>
         <w:tblBorders>
-          <w:top w:val="none" w:sz="0" w:space="0" w:color="auto"/>
-          <w:left w:val="none" w:sz="0" w:space="0" w:color="auto"/>
-          <w:bottom w:val="none" w:sz="0" w:space="0" w:color="auto"/>
-          <w:right w:val="none" w:sz="0" w:space="0" w:color="auto"/>
-          <w:insideH w:val="none" w:sz="0" w:space="0" w:color="auto"/>
-          <w:insideV w:val="none" w:sz="0" w:space="0" w:color="auto"/>
+          <w:top w:val="none" w:color="auto" w:sz="0" w:space="0"/>
+          <w:left w:val="none" w:color="auto" w:sz="0" w:space="0"/>
+          <w:bottom w:val="none" w:color="auto" w:sz="0" w:space="0"/>
+          <w:right w:val="none" w:color="auto" w:sz="0" w:space="0"/>
+          <w:insideH w:val="none" w:color="auto" w:sz="0" w:space="0"/>
+          <w:insideV w:val="none" w:color="auto" w:sz="0" w:space="0"/>
         </w:tblBorders>
         <w:tblLayout w:type="fixed"/>
-        <w:tblLook w:val="04A0" w:firstRow="1" w:lastRow="0" w:firstColumn="1" w:lastColumn="0" w:noHBand="0" w:noVBand="1"/>
+        <w:tblCellMar>
+          <w:top w:w="0" w:type="dxa"/>
+          <w:left w:w="108" w:type="dxa"/>
+          <w:bottom w:w="0" w:type="dxa"/>
+          <w:right w:w="108" w:type="dxa"/>
+        </w:tblCellMar>
       </w:tblPr>
       <w:tblGrid>
         <w:gridCol w:w="846"/>
@@ -13241,7 +15324,7 @@
           <w:tcPr>
             <w:tcW w:w="846" w:type="dxa"/>
             <w:tcBorders>
-              <w:bottom w:val="single" w:sz="18" w:space="0" w:color="auto"/>
+              <w:bottom w:val="single" w:color="auto" w:sz="18" w:space="0"/>
             </w:tcBorders>
           </w:tcPr>
           <w:p>
@@ -13258,14 +15341,12 @@
             </w:pPr>
             <w:r>
               <w:rPr>
-                <w:noProof/>
-                <w:sz w:val="24"/>
-                <w:szCs w:val="24"/>
-                <w:lang w:eastAsia="zh-CN"/>
-              </w:rPr>
-              <w:lastRenderedPageBreak/>
+                <w:sz w:val="24"/>
+                <w:szCs w:val="24"/>
+                <w:lang w:eastAsia="zh-CN"/>
+              </w:rPr>
               <w:drawing>
-                <wp:inline distT="0" distB="0" distL="0" distR="0" wp14:anchorId="2DE3DECA" wp14:editId="19E6A947">
+                <wp:inline distT="0" distB="0" distL="0" distR="0">
                   <wp:extent cx="359410" cy="341630"/>
                   <wp:effectExtent l="0" t="0" r="6350" b="8890"/>
                   <wp:docPr id="133" name="图片 133"/>
@@ -13282,7 +15363,7 @@
                           </pic:cNvPicPr>
                         </pic:nvPicPr>
                         <pic:blipFill>
-                          <a:blip r:embed="rId10">
+                          <a:blip r:embed="rId8">
                             <a:extLst>
                               <a:ext uri="{28A0092B-C50C-407E-A947-70E740481C1C}">
                                 <a14:useLocalDpi xmlns:a14="http://schemas.microsoft.com/office/drawing/2010/main" val="0"/>
@@ -13326,7 +15407,7 @@
           <w:tcPr>
             <w:tcW w:w="3381" w:type="dxa"/>
             <w:tcBorders>
-              <w:bottom w:val="single" w:sz="18" w:space="0" w:color="auto"/>
+              <w:bottom w:val="single" w:color="auto" w:sz="18" w:space="0"/>
             </w:tcBorders>
             <w:vAlign w:val="center"/>
           </w:tcPr>
@@ -13369,7 +15450,7 @@
           <w:tcPr>
             <w:tcW w:w="4069" w:type="dxa"/>
             <w:tcBorders>
-              <w:bottom w:val="single" w:sz="18" w:space="0" w:color="auto"/>
+              <w:bottom w:val="single" w:color="auto" w:sz="18" w:space="0"/>
             </w:tcBorders>
             <w:vAlign w:val="center"/>
           </w:tcPr>
@@ -13434,12 +15515,28 @@
         </w:tc>
       </w:tr>
       <w:tr>
+        <w:tblPrEx>
+          <w:tblBorders>
+            <w:top w:val="none" w:color="auto" w:sz="0" w:space="0"/>
+            <w:left w:val="none" w:color="auto" w:sz="0" w:space="0"/>
+            <w:bottom w:val="none" w:color="auto" w:sz="0" w:space="0"/>
+            <w:right w:val="none" w:color="auto" w:sz="0" w:space="0"/>
+            <w:insideH w:val="none" w:color="auto" w:sz="0" w:space="0"/>
+            <w:insideV w:val="none" w:color="auto" w:sz="0" w:space="0"/>
+          </w:tblBorders>
+          <w:tblCellMar>
+            <w:top w:w="0" w:type="dxa"/>
+            <w:left w:w="108" w:type="dxa"/>
+            <w:bottom w:w="0" w:type="dxa"/>
+            <w:right w:w="108" w:type="dxa"/>
+          </w:tblCellMar>
+        </w:tblPrEx>
         <w:tc>
           <w:tcPr>
             <w:tcW w:w="8296" w:type="dxa"/>
             <w:gridSpan w:val="3"/>
             <w:tcBorders>
-              <w:top w:val="single" w:sz="4" w:space="0" w:color="auto"/>
+              <w:top w:val="single" w:color="auto" w:sz="4" w:space="0"/>
             </w:tcBorders>
             <w:vAlign w:val="center"/>
           </w:tcPr>
@@ -13473,6 +15570,22 @@
         </w:tc>
       </w:tr>
       <w:tr>
+        <w:tblPrEx>
+          <w:tblBorders>
+            <w:top w:val="none" w:color="auto" w:sz="0" w:space="0"/>
+            <w:left w:val="none" w:color="auto" w:sz="0" w:space="0"/>
+            <w:bottom w:val="none" w:color="auto" w:sz="0" w:space="0"/>
+            <w:right w:val="none" w:color="auto" w:sz="0" w:space="0"/>
+            <w:insideH w:val="none" w:color="auto" w:sz="0" w:space="0"/>
+            <w:insideV w:val="none" w:color="auto" w:sz="0" w:space="0"/>
+          </w:tblBorders>
+          <w:tblCellMar>
+            <w:top w:w="0" w:type="dxa"/>
+            <w:left w:w="108" w:type="dxa"/>
+            <w:bottom w:w="0" w:type="dxa"/>
+            <w:right w:w="108" w:type="dxa"/>
+          </w:tblCellMar>
+        </w:tblPrEx>
         <w:tc>
           <w:tcPr>
             <w:tcW w:w="4227" w:type="dxa"/>
@@ -13542,8 +15655,24 @@
         </w:tc>
       </w:tr>
       <w:tr>
+        <w:tblPrEx>
+          <w:tblBorders>
+            <w:top w:val="none" w:color="auto" w:sz="0" w:space="0"/>
+            <w:left w:val="none" w:color="auto" w:sz="0" w:space="0"/>
+            <w:bottom w:val="none" w:color="auto" w:sz="0" w:space="0"/>
+            <w:right w:val="none" w:color="auto" w:sz="0" w:space="0"/>
+            <w:insideH w:val="none" w:color="auto" w:sz="0" w:space="0"/>
+            <w:insideV w:val="none" w:color="auto" w:sz="0" w:space="0"/>
+          </w:tblBorders>
+          <w:tblCellMar>
+            <w:top w:w="0" w:type="dxa"/>
+            <w:left w:w="108" w:type="dxa"/>
+            <w:bottom w:w="0" w:type="dxa"/>
+            <w:right w:w="108" w:type="dxa"/>
+          </w:tblCellMar>
+        </w:tblPrEx>
         <w:trPr>
-          <w:trHeight w:hRule="exact" w:val="12155"/>
+          <w:trHeight w:val="12155" w:hRule="exact"/>
         </w:trPr>
         <w:tc>
           <w:tcPr>
@@ -13588,18 +15717,24 @@
     </w:p>
     <w:tbl>
       <w:tblPr>
-        <w:tblStyle w:val="a5"/>
+        <w:tblStyle w:val="6"/>
         <w:tblW w:w="0" w:type="auto"/>
+        <w:tblInd w:w="0" w:type="dxa"/>
         <w:tblBorders>
-          <w:top w:val="none" w:sz="0" w:space="0" w:color="auto"/>
-          <w:left w:val="none" w:sz="0" w:space="0" w:color="auto"/>
-          <w:bottom w:val="none" w:sz="0" w:space="0" w:color="auto"/>
-          <w:right w:val="none" w:sz="0" w:space="0" w:color="auto"/>
-          <w:insideH w:val="none" w:sz="0" w:space="0" w:color="auto"/>
-          <w:insideV w:val="none" w:sz="0" w:space="0" w:color="auto"/>
+          <w:top w:val="none" w:color="auto" w:sz="0" w:space="0"/>
+          <w:left w:val="none" w:color="auto" w:sz="0" w:space="0"/>
+          <w:bottom w:val="none" w:color="auto" w:sz="0" w:space="0"/>
+          <w:right w:val="none" w:color="auto" w:sz="0" w:space="0"/>
+          <w:insideH w:val="none" w:color="auto" w:sz="0" w:space="0"/>
+          <w:insideV w:val="none" w:color="auto" w:sz="0" w:space="0"/>
         </w:tblBorders>
         <w:tblLayout w:type="fixed"/>
-        <w:tblLook w:val="04A0" w:firstRow="1" w:lastRow="0" w:firstColumn="1" w:lastColumn="0" w:noHBand="0" w:noVBand="1"/>
+        <w:tblCellMar>
+          <w:top w:w="0" w:type="dxa"/>
+          <w:left w:w="108" w:type="dxa"/>
+          <w:bottom w:w="0" w:type="dxa"/>
+          <w:right w:w="108" w:type="dxa"/>
+        </w:tblCellMar>
       </w:tblPr>
       <w:tblGrid>
         <w:gridCol w:w="846"/>
@@ -13607,11 +15742,27 @@
         <w:gridCol w:w="4012"/>
       </w:tblGrid>
       <w:tr>
+        <w:tblPrEx>
+          <w:tblBorders>
+            <w:top w:val="none" w:color="auto" w:sz="0" w:space="0"/>
+            <w:left w:val="none" w:color="auto" w:sz="0" w:space="0"/>
+            <w:bottom w:val="none" w:color="auto" w:sz="0" w:space="0"/>
+            <w:right w:val="none" w:color="auto" w:sz="0" w:space="0"/>
+            <w:insideH w:val="none" w:color="auto" w:sz="0" w:space="0"/>
+            <w:insideV w:val="none" w:color="auto" w:sz="0" w:space="0"/>
+          </w:tblBorders>
+          <w:tblCellMar>
+            <w:top w:w="0" w:type="dxa"/>
+            <w:left w:w="108" w:type="dxa"/>
+            <w:bottom w:w="0" w:type="dxa"/>
+            <w:right w:w="108" w:type="dxa"/>
+          </w:tblCellMar>
+        </w:tblPrEx>
         <w:tc>
           <w:tcPr>
             <w:tcW w:w="846" w:type="dxa"/>
             <w:tcBorders>
-              <w:bottom w:val="single" w:sz="18" w:space="0" w:color="auto"/>
+              <w:bottom w:val="single" w:color="auto" w:sz="18" w:space="0"/>
             </w:tcBorders>
           </w:tcPr>
           <w:p>
@@ -13628,14 +15779,12 @@
             </w:pPr>
             <w:r>
               <w:rPr>
-                <w:noProof/>
-                <w:sz w:val="24"/>
-                <w:szCs w:val="24"/>
-                <w:lang w:eastAsia="zh-CN"/>
-              </w:rPr>
-              <w:lastRenderedPageBreak/>
+                <w:sz w:val="24"/>
+                <w:szCs w:val="24"/>
+                <w:lang w:eastAsia="zh-CN"/>
+              </w:rPr>
               <w:drawing>
-                <wp:inline distT="0" distB="0" distL="0" distR="0" wp14:anchorId="40F8BD9E" wp14:editId="218F326A">
+                <wp:inline distT="0" distB="0" distL="0" distR="0">
                   <wp:extent cx="359410" cy="341630"/>
                   <wp:effectExtent l="0" t="0" r="6350" b="8890"/>
                   <wp:docPr id="134" name="图片 134"/>
@@ -13652,7 +15801,7 @@
                           </pic:cNvPicPr>
                         </pic:nvPicPr>
                         <pic:blipFill>
-                          <a:blip r:embed="rId10">
+                          <a:blip r:embed="rId8">
                             <a:extLst>
                               <a:ext uri="{28A0092B-C50C-407E-A947-70E740481C1C}">
                                 <a14:useLocalDpi xmlns:a14="http://schemas.microsoft.com/office/drawing/2010/main" val="0"/>
@@ -13696,7 +15845,7 @@
           <w:tcPr>
             <w:tcW w:w="3438" w:type="dxa"/>
             <w:tcBorders>
-              <w:bottom w:val="single" w:sz="18" w:space="0" w:color="auto"/>
+              <w:bottom w:val="single" w:color="auto" w:sz="18" w:space="0"/>
             </w:tcBorders>
             <w:vAlign w:val="center"/>
           </w:tcPr>
@@ -13739,7 +15888,7 @@
           <w:tcPr>
             <w:tcW w:w="4012" w:type="dxa"/>
             <w:tcBorders>
-              <w:bottom w:val="single" w:sz="18" w:space="0" w:color="auto"/>
+              <w:bottom w:val="single" w:color="auto" w:sz="18" w:space="0"/>
             </w:tcBorders>
             <w:vAlign w:val="center"/>
           </w:tcPr>
@@ -13804,12 +15953,28 @@
         </w:tc>
       </w:tr>
       <w:tr>
+        <w:tblPrEx>
+          <w:tblBorders>
+            <w:top w:val="none" w:color="auto" w:sz="0" w:space="0"/>
+            <w:left w:val="none" w:color="auto" w:sz="0" w:space="0"/>
+            <w:bottom w:val="none" w:color="auto" w:sz="0" w:space="0"/>
+            <w:right w:val="none" w:color="auto" w:sz="0" w:space="0"/>
+            <w:insideH w:val="none" w:color="auto" w:sz="0" w:space="0"/>
+            <w:insideV w:val="none" w:color="auto" w:sz="0" w:space="0"/>
+          </w:tblBorders>
+          <w:tblCellMar>
+            <w:top w:w="0" w:type="dxa"/>
+            <w:left w:w="108" w:type="dxa"/>
+            <w:bottom w:w="0" w:type="dxa"/>
+            <w:right w:w="108" w:type="dxa"/>
+          </w:tblCellMar>
+        </w:tblPrEx>
         <w:tc>
           <w:tcPr>
             <w:tcW w:w="8296" w:type="dxa"/>
             <w:gridSpan w:val="3"/>
             <w:tcBorders>
-              <w:top w:val="single" w:sz="4" w:space="0" w:color="auto"/>
+              <w:top w:val="single" w:color="auto" w:sz="4" w:space="0"/>
             </w:tcBorders>
             <w:vAlign w:val="center"/>
           </w:tcPr>
@@ -13843,6 +16008,22 @@
         </w:tc>
       </w:tr>
       <w:tr>
+        <w:tblPrEx>
+          <w:tblBorders>
+            <w:top w:val="none" w:color="auto" w:sz="0" w:space="0"/>
+            <w:left w:val="none" w:color="auto" w:sz="0" w:space="0"/>
+            <w:bottom w:val="none" w:color="auto" w:sz="0" w:space="0"/>
+            <w:right w:val="none" w:color="auto" w:sz="0" w:space="0"/>
+            <w:insideH w:val="none" w:color="auto" w:sz="0" w:space="0"/>
+            <w:insideV w:val="none" w:color="auto" w:sz="0" w:space="0"/>
+          </w:tblBorders>
+          <w:tblCellMar>
+            <w:top w:w="0" w:type="dxa"/>
+            <w:left w:w="108" w:type="dxa"/>
+            <w:bottom w:w="0" w:type="dxa"/>
+            <w:right w:w="108" w:type="dxa"/>
+          </w:tblCellMar>
+        </w:tblPrEx>
         <w:tc>
           <w:tcPr>
             <w:tcW w:w="4284" w:type="dxa"/>
@@ -13912,8 +16093,24 @@
         </w:tc>
       </w:tr>
       <w:tr>
+        <w:tblPrEx>
+          <w:tblBorders>
+            <w:top w:val="none" w:color="auto" w:sz="0" w:space="0"/>
+            <w:left w:val="none" w:color="auto" w:sz="0" w:space="0"/>
+            <w:bottom w:val="none" w:color="auto" w:sz="0" w:space="0"/>
+            <w:right w:val="none" w:color="auto" w:sz="0" w:space="0"/>
+            <w:insideH w:val="none" w:color="auto" w:sz="0" w:space="0"/>
+            <w:insideV w:val="none" w:color="auto" w:sz="0" w:space="0"/>
+          </w:tblBorders>
+          <w:tblCellMar>
+            <w:top w:w="0" w:type="dxa"/>
+            <w:left w:w="108" w:type="dxa"/>
+            <w:bottom w:w="0" w:type="dxa"/>
+            <w:right w:w="108" w:type="dxa"/>
+          </w:tblCellMar>
+        </w:tblPrEx>
         <w:trPr>
-          <w:trHeight w:hRule="exact" w:val="12155"/>
+          <w:trHeight w:val="12155" w:hRule="exact"/>
         </w:trPr>
         <w:tc>
           <w:tcPr>
@@ -13958,18 +16155,24 @@
     </w:p>
     <w:tbl>
       <w:tblPr>
-        <w:tblStyle w:val="a5"/>
+        <w:tblStyle w:val="6"/>
         <w:tblW w:w="0" w:type="auto"/>
+        <w:tblInd w:w="0" w:type="dxa"/>
         <w:tblBorders>
-          <w:top w:val="none" w:sz="0" w:space="0" w:color="auto"/>
-          <w:left w:val="none" w:sz="0" w:space="0" w:color="auto"/>
-          <w:bottom w:val="none" w:sz="0" w:space="0" w:color="auto"/>
-          <w:right w:val="none" w:sz="0" w:space="0" w:color="auto"/>
-          <w:insideH w:val="none" w:sz="0" w:space="0" w:color="auto"/>
-          <w:insideV w:val="none" w:sz="0" w:space="0" w:color="auto"/>
+          <w:top w:val="none" w:color="auto" w:sz="0" w:space="0"/>
+          <w:left w:val="none" w:color="auto" w:sz="0" w:space="0"/>
+          <w:bottom w:val="none" w:color="auto" w:sz="0" w:space="0"/>
+          <w:right w:val="none" w:color="auto" w:sz="0" w:space="0"/>
+          <w:insideH w:val="none" w:color="auto" w:sz="0" w:space="0"/>
+          <w:insideV w:val="none" w:color="auto" w:sz="0" w:space="0"/>
         </w:tblBorders>
         <w:tblLayout w:type="fixed"/>
-        <w:tblLook w:val="04A0" w:firstRow="1" w:lastRow="0" w:firstColumn="1" w:lastColumn="0" w:noHBand="0" w:noVBand="1"/>
+        <w:tblCellMar>
+          <w:top w:w="0" w:type="dxa"/>
+          <w:left w:w="108" w:type="dxa"/>
+          <w:bottom w:w="0" w:type="dxa"/>
+          <w:right w:w="108" w:type="dxa"/>
+        </w:tblCellMar>
       </w:tblPr>
       <w:tblGrid>
         <w:gridCol w:w="846"/>
@@ -13977,11 +16180,27 @@
         <w:gridCol w:w="3946"/>
       </w:tblGrid>
       <w:tr>
+        <w:tblPrEx>
+          <w:tblBorders>
+            <w:top w:val="none" w:color="auto" w:sz="0" w:space="0"/>
+            <w:left w:val="none" w:color="auto" w:sz="0" w:space="0"/>
+            <w:bottom w:val="none" w:color="auto" w:sz="0" w:space="0"/>
+            <w:right w:val="none" w:color="auto" w:sz="0" w:space="0"/>
+            <w:insideH w:val="none" w:color="auto" w:sz="0" w:space="0"/>
+            <w:insideV w:val="none" w:color="auto" w:sz="0" w:space="0"/>
+          </w:tblBorders>
+          <w:tblCellMar>
+            <w:top w:w="0" w:type="dxa"/>
+            <w:left w:w="108" w:type="dxa"/>
+            <w:bottom w:w="0" w:type="dxa"/>
+            <w:right w:w="108" w:type="dxa"/>
+          </w:tblCellMar>
+        </w:tblPrEx>
         <w:tc>
           <w:tcPr>
             <w:tcW w:w="846" w:type="dxa"/>
             <w:tcBorders>
-              <w:bottom w:val="single" w:sz="18" w:space="0" w:color="auto"/>
+              <w:bottom w:val="single" w:color="auto" w:sz="18" w:space="0"/>
             </w:tcBorders>
           </w:tcPr>
           <w:p>
@@ -13998,14 +16217,12 @@
             </w:pPr>
             <w:r>
               <w:rPr>
-                <w:noProof/>
-                <w:sz w:val="24"/>
-                <w:szCs w:val="24"/>
-                <w:lang w:eastAsia="zh-CN"/>
-              </w:rPr>
-              <w:lastRenderedPageBreak/>
+                <w:sz w:val="24"/>
+                <w:szCs w:val="24"/>
+                <w:lang w:eastAsia="zh-CN"/>
+              </w:rPr>
               <w:drawing>
-                <wp:inline distT="0" distB="0" distL="0" distR="0" wp14:anchorId="0D8DC216" wp14:editId="125B749A">
+                <wp:inline distT="0" distB="0" distL="0" distR="0">
                   <wp:extent cx="359410" cy="341630"/>
                   <wp:effectExtent l="0" t="0" r="6350" b="8890"/>
                   <wp:docPr id="135" name="图片 135"/>
@@ -14022,7 +16239,7 @@
                           </pic:cNvPicPr>
                         </pic:nvPicPr>
                         <pic:blipFill>
-                          <a:blip r:embed="rId10">
+                          <a:blip r:embed="rId8">
                             <a:extLst>
                               <a:ext uri="{28A0092B-C50C-407E-A947-70E740481C1C}">
                                 <a14:useLocalDpi xmlns:a14="http://schemas.microsoft.com/office/drawing/2010/main" val="0"/>
@@ -14066,7 +16283,7 @@
           <w:tcPr>
             <w:tcW w:w="3504" w:type="dxa"/>
             <w:tcBorders>
-              <w:bottom w:val="single" w:sz="18" w:space="0" w:color="auto"/>
+              <w:bottom w:val="single" w:color="auto" w:sz="18" w:space="0"/>
             </w:tcBorders>
             <w:vAlign w:val="center"/>
           </w:tcPr>
@@ -14109,7 +16326,7 @@
           <w:tcPr>
             <w:tcW w:w="3946" w:type="dxa"/>
             <w:tcBorders>
-              <w:bottom w:val="single" w:sz="18" w:space="0" w:color="auto"/>
+              <w:bottom w:val="single" w:color="auto" w:sz="18" w:space="0"/>
             </w:tcBorders>
             <w:vAlign w:val="center"/>
           </w:tcPr>
@@ -14174,15 +16391,31 @@
         </w:tc>
       </w:tr>
       <w:tr>
+        <w:tblPrEx>
+          <w:tblBorders>
+            <w:top w:val="none" w:color="auto" w:sz="0" w:space="0"/>
+            <w:left w:val="none" w:color="auto" w:sz="0" w:space="0"/>
+            <w:bottom w:val="none" w:color="auto" w:sz="0" w:space="0"/>
+            <w:right w:val="none" w:color="auto" w:sz="0" w:space="0"/>
+            <w:insideH w:val="none" w:color="auto" w:sz="0" w:space="0"/>
+            <w:insideV w:val="none" w:color="auto" w:sz="0" w:space="0"/>
+          </w:tblBorders>
+          <w:tblCellMar>
+            <w:top w:w="0" w:type="dxa"/>
+            <w:left w:w="108" w:type="dxa"/>
+            <w:bottom w:w="0" w:type="dxa"/>
+            <w:right w:w="108" w:type="dxa"/>
+          </w:tblCellMar>
+        </w:tblPrEx>
         <w:trPr>
-          <w:trHeight w:val="673"/>
+          <w:trHeight w:val="673" w:hRule="atLeast"/>
         </w:trPr>
         <w:tc>
           <w:tcPr>
             <w:tcW w:w="8296" w:type="dxa"/>
             <w:gridSpan w:val="3"/>
             <w:tcBorders>
-              <w:top w:val="single" w:sz="4" w:space="0" w:color="auto"/>
+              <w:top w:val="single" w:color="auto" w:sz="4" w:space="0"/>
             </w:tcBorders>
             <w:vAlign w:val="center"/>
           </w:tcPr>
@@ -14217,8 +16450,24 @@
         </w:tc>
       </w:tr>
       <w:tr>
+        <w:tblPrEx>
+          <w:tblBorders>
+            <w:top w:val="none" w:color="auto" w:sz="0" w:space="0"/>
+            <w:left w:val="none" w:color="auto" w:sz="0" w:space="0"/>
+            <w:bottom w:val="none" w:color="auto" w:sz="0" w:space="0"/>
+            <w:right w:val="none" w:color="auto" w:sz="0" w:space="0"/>
+            <w:insideH w:val="none" w:color="auto" w:sz="0" w:space="0"/>
+            <w:insideV w:val="none" w:color="auto" w:sz="0" w:space="0"/>
+          </w:tblBorders>
+          <w:tblCellMar>
+            <w:top w:w="0" w:type="dxa"/>
+            <w:left w:w="108" w:type="dxa"/>
+            <w:bottom w:w="0" w:type="dxa"/>
+            <w:right w:w="108" w:type="dxa"/>
+          </w:tblCellMar>
+        </w:tblPrEx>
         <w:trPr>
-          <w:trHeight w:hRule="exact" w:val="12155"/>
+          <w:trHeight w:val="12155" w:hRule="exact"/>
         </w:trPr>
         <w:tc>
           <w:tcPr>
@@ -14248,6 +16497,9 @@
             </w:r>
           </w:p>
           <w:p>
+            <w:pPr>
+              <w:ind w:firstLine="480" w:firstLineChars="200"/>
+            </w:pPr>
             <w:r>
               <w:rPr>
                 <w:rFonts w:ascii="宋体" w:hAnsi="宋体" w:eastAsia="宋体"/>
@@ -14266,6 +16518,9 @@
             </w:r>
           </w:p>
           <w:p>
+            <w:pPr>
+              <w:ind w:firstLine="480" w:firstLineChars="200"/>
+            </w:pPr>
             <w:r>
               <w:rPr>
                 <w:rFonts w:ascii="宋体" w:hAnsi="宋体" w:eastAsia="宋体"/>
@@ -14284,6 +16539,9 @@
             </w:r>
           </w:p>
           <w:p>
+            <w:pPr>
+              <w:ind w:firstLine="480" w:firstLineChars="200"/>
+            </w:pPr>
             <w:r>
               <w:rPr>
                 <w:rFonts w:ascii="宋体" w:hAnsi="宋体" w:eastAsia="宋体"/>
@@ -14302,6 +16560,11 @@
             </w:r>
           </w:p>
           <w:p>
+            <w:pPr>
+              <w:ind w:firstLine="480" w:firstLineChars="200"/>
+            </w:pPr>
+            <w:bookmarkStart w:id="3" w:name="_GoBack"/>
+            <w:bookmarkEnd w:id="3"/>
             <w:r>
               <w:rPr>
                 <w:rFonts w:ascii="宋体" w:hAnsi="宋体" w:eastAsia="宋体"/>
@@ -14621,18 +16884,24 @@
     </w:p>
     <w:tbl>
       <w:tblPr>
-        <w:tblStyle w:val="a5"/>
+        <w:tblStyle w:val="6"/>
         <w:tblW w:w="0" w:type="auto"/>
+        <w:tblInd w:w="0" w:type="dxa"/>
         <w:tblBorders>
-          <w:top w:val="none" w:sz="0" w:space="0" w:color="auto"/>
-          <w:left w:val="none" w:sz="0" w:space="0" w:color="auto"/>
-          <w:bottom w:val="none" w:sz="0" w:space="0" w:color="auto"/>
-          <w:right w:val="none" w:sz="0" w:space="0" w:color="auto"/>
-          <w:insideH w:val="none" w:sz="0" w:space="0" w:color="auto"/>
-          <w:insideV w:val="none" w:sz="0" w:space="0" w:color="auto"/>
+          <w:top w:val="none" w:color="auto" w:sz="0" w:space="0"/>
+          <w:left w:val="none" w:color="auto" w:sz="0" w:space="0"/>
+          <w:bottom w:val="none" w:color="auto" w:sz="0" w:space="0"/>
+          <w:right w:val="none" w:color="auto" w:sz="0" w:space="0"/>
+          <w:insideH w:val="none" w:color="auto" w:sz="0" w:space="0"/>
+          <w:insideV w:val="none" w:color="auto" w:sz="0" w:space="0"/>
         </w:tblBorders>
         <w:tblLayout w:type="fixed"/>
-        <w:tblLook w:val="04A0" w:firstRow="1" w:lastRow="0" w:firstColumn="1" w:lastColumn="0" w:noHBand="0" w:noVBand="1"/>
+        <w:tblCellMar>
+          <w:top w:w="0" w:type="dxa"/>
+          <w:left w:w="108" w:type="dxa"/>
+          <w:bottom w:w="0" w:type="dxa"/>
+          <w:right w:w="108" w:type="dxa"/>
+        </w:tblCellMar>
       </w:tblPr>
       <w:tblGrid>
         <w:gridCol w:w="846"/>
@@ -14640,11 +16909,27 @@
         <w:gridCol w:w="4004"/>
       </w:tblGrid>
       <w:tr>
+        <w:tblPrEx>
+          <w:tblBorders>
+            <w:top w:val="none" w:color="auto" w:sz="0" w:space="0"/>
+            <w:left w:val="none" w:color="auto" w:sz="0" w:space="0"/>
+            <w:bottom w:val="none" w:color="auto" w:sz="0" w:space="0"/>
+            <w:right w:val="none" w:color="auto" w:sz="0" w:space="0"/>
+            <w:insideH w:val="none" w:color="auto" w:sz="0" w:space="0"/>
+            <w:insideV w:val="none" w:color="auto" w:sz="0" w:space="0"/>
+          </w:tblBorders>
+          <w:tblCellMar>
+            <w:top w:w="0" w:type="dxa"/>
+            <w:left w:w="108" w:type="dxa"/>
+            <w:bottom w:w="0" w:type="dxa"/>
+            <w:right w:w="108" w:type="dxa"/>
+          </w:tblCellMar>
+        </w:tblPrEx>
         <w:tc>
           <w:tcPr>
             <w:tcW w:w="846" w:type="dxa"/>
             <w:tcBorders>
-              <w:bottom w:val="single" w:sz="18" w:space="0" w:color="auto"/>
+              <w:bottom w:val="single" w:color="auto" w:sz="18" w:space="0"/>
             </w:tcBorders>
           </w:tcPr>
           <w:p>
@@ -14661,14 +16946,12 @@
             </w:pPr>
             <w:r>
               <w:rPr>
-                <w:noProof/>
-                <w:sz w:val="24"/>
-                <w:szCs w:val="24"/>
-                <w:lang w:eastAsia="zh-CN"/>
-              </w:rPr>
-              <w:lastRenderedPageBreak/>
+                <w:sz w:val="24"/>
+                <w:szCs w:val="24"/>
+                <w:lang w:eastAsia="zh-CN"/>
+              </w:rPr>
               <w:drawing>
-                <wp:inline distT="0" distB="0" distL="0" distR="0" wp14:anchorId="5994EAAC" wp14:editId="40FBA133">
+                <wp:inline distT="0" distB="0" distL="0" distR="0">
                   <wp:extent cx="359410" cy="341630"/>
                   <wp:effectExtent l="0" t="0" r="6350" b="8890"/>
                   <wp:docPr id="137" name="图片 137"/>
@@ -14685,7 +16968,7 @@
                           </pic:cNvPicPr>
                         </pic:nvPicPr>
                         <pic:blipFill>
-                          <a:blip r:embed="rId10">
+                          <a:blip r:embed="rId8">
                             <a:extLst>
                               <a:ext uri="{28A0092B-C50C-407E-A947-70E740481C1C}">
                                 <a14:useLocalDpi xmlns:a14="http://schemas.microsoft.com/office/drawing/2010/main" val="0"/>
@@ -14729,7 +17012,7 @@
           <w:tcPr>
             <w:tcW w:w="3446" w:type="dxa"/>
             <w:tcBorders>
-              <w:bottom w:val="single" w:sz="18" w:space="0" w:color="auto"/>
+              <w:bottom w:val="single" w:color="auto" w:sz="18" w:space="0"/>
             </w:tcBorders>
             <w:vAlign w:val="center"/>
           </w:tcPr>
@@ -14772,7 +17055,7 @@
           <w:tcPr>
             <w:tcW w:w="4004" w:type="dxa"/>
             <w:tcBorders>
-              <w:bottom w:val="single" w:sz="18" w:space="0" w:color="auto"/>
+              <w:bottom w:val="single" w:color="auto" w:sz="18" w:space="0"/>
             </w:tcBorders>
             <w:vAlign w:val="center"/>
           </w:tcPr>
@@ -14837,8 +17120,24 @@
         </w:tc>
       </w:tr>
       <w:tr>
+        <w:tblPrEx>
+          <w:tblBorders>
+            <w:top w:val="none" w:color="auto" w:sz="0" w:space="0"/>
+            <w:left w:val="none" w:color="auto" w:sz="0" w:space="0"/>
+            <w:bottom w:val="none" w:color="auto" w:sz="0" w:space="0"/>
+            <w:right w:val="none" w:color="auto" w:sz="0" w:space="0"/>
+            <w:insideH w:val="none" w:color="auto" w:sz="0" w:space="0"/>
+            <w:insideV w:val="none" w:color="auto" w:sz="0" w:space="0"/>
+          </w:tblBorders>
+          <w:tblCellMar>
+            <w:top w:w="0" w:type="dxa"/>
+            <w:left w:w="108" w:type="dxa"/>
+            <w:bottom w:w="0" w:type="dxa"/>
+            <w:right w:w="108" w:type="dxa"/>
+          </w:tblCellMar>
+        </w:tblPrEx>
         <w:trPr>
-          <w:trHeight w:hRule="exact" w:val="12155"/>
+          <w:trHeight w:val="12155" w:hRule="exact"/>
         </w:trPr>
         <w:tc>
           <w:tcPr>
@@ -14898,18 +17197,24 @@
     </w:p>
     <w:tbl>
       <w:tblPr>
-        <w:tblStyle w:val="a5"/>
+        <w:tblStyle w:val="6"/>
         <w:tblW w:w="0" w:type="auto"/>
+        <w:tblInd w:w="0" w:type="dxa"/>
         <w:tblBorders>
-          <w:top w:val="none" w:sz="0" w:space="0" w:color="auto"/>
-          <w:left w:val="none" w:sz="0" w:space="0" w:color="auto"/>
-          <w:bottom w:val="none" w:sz="0" w:space="0" w:color="auto"/>
-          <w:right w:val="none" w:sz="0" w:space="0" w:color="auto"/>
-          <w:insideH w:val="none" w:sz="0" w:space="0" w:color="auto"/>
-          <w:insideV w:val="none" w:sz="0" w:space="0" w:color="auto"/>
+          <w:top w:val="none" w:color="auto" w:sz="0" w:space="0"/>
+          <w:left w:val="none" w:color="auto" w:sz="0" w:space="0"/>
+          <w:bottom w:val="none" w:color="auto" w:sz="0" w:space="0"/>
+          <w:right w:val="none" w:color="auto" w:sz="0" w:space="0"/>
+          <w:insideH w:val="none" w:color="auto" w:sz="0" w:space="0"/>
+          <w:insideV w:val="none" w:color="auto" w:sz="0" w:space="0"/>
         </w:tblBorders>
         <w:tblLayout w:type="fixed"/>
-        <w:tblLook w:val="04A0" w:firstRow="1" w:lastRow="0" w:firstColumn="1" w:lastColumn="0" w:noHBand="0" w:noVBand="1"/>
+        <w:tblCellMar>
+          <w:top w:w="0" w:type="dxa"/>
+          <w:left w:w="108" w:type="dxa"/>
+          <w:bottom w:w="0" w:type="dxa"/>
+          <w:right w:w="108" w:type="dxa"/>
+        </w:tblCellMar>
       </w:tblPr>
       <w:tblGrid>
         <w:gridCol w:w="846"/>
@@ -14917,11 +17222,27 @@
         <w:gridCol w:w="4004"/>
       </w:tblGrid>
       <w:tr>
+        <w:tblPrEx>
+          <w:tblBorders>
+            <w:top w:val="none" w:color="auto" w:sz="0" w:space="0"/>
+            <w:left w:val="none" w:color="auto" w:sz="0" w:space="0"/>
+            <w:bottom w:val="none" w:color="auto" w:sz="0" w:space="0"/>
+            <w:right w:val="none" w:color="auto" w:sz="0" w:space="0"/>
+            <w:insideH w:val="none" w:color="auto" w:sz="0" w:space="0"/>
+            <w:insideV w:val="none" w:color="auto" w:sz="0" w:space="0"/>
+          </w:tblBorders>
+          <w:tblCellMar>
+            <w:top w:w="0" w:type="dxa"/>
+            <w:left w:w="108" w:type="dxa"/>
+            <w:bottom w:w="0" w:type="dxa"/>
+            <w:right w:w="108" w:type="dxa"/>
+          </w:tblCellMar>
+        </w:tblPrEx>
         <w:tc>
           <w:tcPr>
             <w:tcW w:w="846" w:type="dxa"/>
             <w:tcBorders>
-              <w:bottom w:val="single" w:sz="18" w:space="0" w:color="auto"/>
+              <w:bottom w:val="single" w:color="auto" w:sz="18" w:space="0"/>
             </w:tcBorders>
           </w:tcPr>
           <w:p>
@@ -14938,14 +17259,12 @@
             </w:pPr>
             <w:r>
               <w:rPr>
-                <w:noProof/>
-                <w:sz w:val="24"/>
-                <w:szCs w:val="24"/>
-                <w:lang w:eastAsia="zh-CN"/>
-              </w:rPr>
-              <w:lastRenderedPageBreak/>
+                <w:sz w:val="24"/>
+                <w:szCs w:val="24"/>
+                <w:lang w:eastAsia="zh-CN"/>
+              </w:rPr>
               <w:drawing>
-                <wp:inline distT="0" distB="0" distL="0" distR="0" wp14:anchorId="1063FDC4" wp14:editId="670B12AE">
+                <wp:inline distT="0" distB="0" distL="0" distR="0">
                   <wp:extent cx="359410" cy="341630"/>
                   <wp:effectExtent l="0" t="0" r="6350" b="8890"/>
                   <wp:docPr id="3" name="图片 3"/>
@@ -14962,7 +17281,7 @@
                           </pic:cNvPicPr>
                         </pic:nvPicPr>
                         <pic:blipFill>
-                          <a:blip r:embed="rId10">
+                          <a:blip r:embed="rId8">
                             <a:extLst>
                               <a:ext uri="{28A0092B-C50C-407E-A947-70E740481C1C}">
                                 <a14:useLocalDpi xmlns:a14="http://schemas.microsoft.com/office/drawing/2010/main" val="0"/>
@@ -15006,7 +17325,7 @@
           <w:tcPr>
             <w:tcW w:w="3446" w:type="dxa"/>
             <w:tcBorders>
-              <w:bottom w:val="single" w:sz="18" w:space="0" w:color="auto"/>
+              <w:bottom w:val="single" w:color="auto" w:sz="18" w:space="0"/>
             </w:tcBorders>
             <w:vAlign w:val="center"/>
           </w:tcPr>
@@ -15049,7 +17368,7 @@
           <w:tcPr>
             <w:tcW w:w="4004" w:type="dxa"/>
             <w:tcBorders>
-              <w:bottom w:val="single" w:sz="18" w:space="0" w:color="auto"/>
+              <w:bottom w:val="single" w:color="auto" w:sz="18" w:space="0"/>
             </w:tcBorders>
             <w:vAlign w:val="center"/>
           </w:tcPr>
@@ -15114,8 +17433,24 @@
         </w:tc>
       </w:tr>
       <w:tr>
+        <w:tblPrEx>
+          <w:tblBorders>
+            <w:top w:val="none" w:color="auto" w:sz="0" w:space="0"/>
+            <w:left w:val="none" w:color="auto" w:sz="0" w:space="0"/>
+            <w:bottom w:val="none" w:color="auto" w:sz="0" w:space="0"/>
+            <w:right w:val="none" w:color="auto" w:sz="0" w:space="0"/>
+            <w:insideH w:val="none" w:color="auto" w:sz="0" w:space="0"/>
+            <w:insideV w:val="none" w:color="auto" w:sz="0" w:space="0"/>
+          </w:tblBorders>
+          <w:tblCellMar>
+            <w:top w:w="0" w:type="dxa"/>
+            <w:left w:w="108" w:type="dxa"/>
+            <w:bottom w:w="0" w:type="dxa"/>
+            <w:right w:w="108" w:type="dxa"/>
+          </w:tblCellMar>
+        </w:tblPrEx>
         <w:trPr>
-          <w:trHeight w:hRule="exact" w:val="12155"/>
+          <w:trHeight w:val="12155" w:hRule="exact"/>
         </w:trPr>
         <w:tc>
           <w:tcPr>
@@ -15173,18 +17508,24 @@
     </w:p>
     <w:tbl>
       <w:tblPr>
-        <w:tblStyle w:val="a5"/>
+        <w:tblStyle w:val="6"/>
         <w:tblW w:w="0" w:type="auto"/>
+        <w:tblInd w:w="0" w:type="dxa"/>
         <w:tblBorders>
-          <w:top w:val="none" w:sz="0" w:space="0" w:color="auto"/>
-          <w:left w:val="none" w:sz="0" w:space="0" w:color="auto"/>
-          <w:bottom w:val="none" w:sz="0" w:space="0" w:color="auto"/>
-          <w:right w:val="none" w:sz="0" w:space="0" w:color="auto"/>
-          <w:insideH w:val="none" w:sz="0" w:space="0" w:color="auto"/>
-          <w:insideV w:val="none" w:sz="0" w:space="0" w:color="auto"/>
+          <w:top w:val="none" w:color="auto" w:sz="0" w:space="0"/>
+          <w:left w:val="none" w:color="auto" w:sz="0" w:space="0"/>
+          <w:bottom w:val="none" w:color="auto" w:sz="0" w:space="0"/>
+          <w:right w:val="none" w:color="auto" w:sz="0" w:space="0"/>
+          <w:insideH w:val="none" w:color="auto" w:sz="0" w:space="0"/>
+          <w:insideV w:val="none" w:color="auto" w:sz="0" w:space="0"/>
         </w:tblBorders>
         <w:tblLayout w:type="fixed"/>
-        <w:tblLook w:val="04A0" w:firstRow="1" w:lastRow="0" w:firstColumn="1" w:lastColumn="0" w:noHBand="0" w:noVBand="1"/>
+        <w:tblCellMar>
+          <w:top w:w="0" w:type="dxa"/>
+          <w:left w:w="108" w:type="dxa"/>
+          <w:bottom w:w="0" w:type="dxa"/>
+          <w:right w:w="108" w:type="dxa"/>
+        </w:tblCellMar>
       </w:tblPr>
       <w:tblGrid>
         <w:gridCol w:w="846"/>
@@ -15192,11 +17533,27 @@
         <w:gridCol w:w="4020"/>
       </w:tblGrid>
       <w:tr>
+        <w:tblPrEx>
+          <w:tblBorders>
+            <w:top w:val="none" w:color="auto" w:sz="0" w:space="0"/>
+            <w:left w:val="none" w:color="auto" w:sz="0" w:space="0"/>
+            <w:bottom w:val="none" w:color="auto" w:sz="0" w:space="0"/>
+            <w:right w:val="none" w:color="auto" w:sz="0" w:space="0"/>
+            <w:insideH w:val="none" w:color="auto" w:sz="0" w:space="0"/>
+            <w:insideV w:val="none" w:color="auto" w:sz="0" w:space="0"/>
+          </w:tblBorders>
+          <w:tblCellMar>
+            <w:top w:w="0" w:type="dxa"/>
+            <w:left w:w="108" w:type="dxa"/>
+            <w:bottom w:w="0" w:type="dxa"/>
+            <w:right w:w="108" w:type="dxa"/>
+          </w:tblCellMar>
+        </w:tblPrEx>
         <w:tc>
           <w:tcPr>
             <w:tcW w:w="846" w:type="dxa"/>
             <w:tcBorders>
-              <w:bottom w:val="single" w:sz="18" w:space="0" w:color="auto"/>
+              <w:bottom w:val="single" w:color="auto" w:sz="18" w:space="0"/>
             </w:tcBorders>
           </w:tcPr>
           <w:p>
@@ -15213,14 +17570,12 @@
             </w:pPr>
             <w:r>
               <w:rPr>
-                <w:noProof/>
-                <w:sz w:val="24"/>
-                <w:szCs w:val="24"/>
-                <w:lang w:eastAsia="zh-CN"/>
-              </w:rPr>
-              <w:lastRenderedPageBreak/>
+                <w:sz w:val="24"/>
+                <w:szCs w:val="24"/>
+                <w:lang w:eastAsia="zh-CN"/>
+              </w:rPr>
               <w:drawing>
-                <wp:inline distT="0" distB="0" distL="0" distR="0" wp14:anchorId="2ED88C2E" wp14:editId="44869AED">
+                <wp:inline distT="0" distB="0" distL="0" distR="0">
                   <wp:extent cx="359410" cy="341630"/>
                   <wp:effectExtent l="0" t="0" r="6350" b="8890"/>
                   <wp:docPr id="1" name="图片 1"/>
@@ -15237,7 +17592,7 @@
                           </pic:cNvPicPr>
                         </pic:nvPicPr>
                         <pic:blipFill>
-                          <a:blip r:embed="rId10">
+                          <a:blip r:embed="rId8">
                             <a:extLst>
                               <a:ext uri="{28A0092B-C50C-407E-A947-70E740481C1C}">
                                 <a14:useLocalDpi xmlns:a14="http://schemas.microsoft.com/office/drawing/2010/main" val="0"/>
@@ -15281,7 +17636,7 @@
           <w:tcPr>
             <w:tcW w:w="3430" w:type="dxa"/>
             <w:tcBorders>
-              <w:bottom w:val="single" w:sz="18" w:space="0" w:color="auto"/>
+              <w:bottom w:val="single" w:color="auto" w:sz="18" w:space="0"/>
             </w:tcBorders>
             <w:vAlign w:val="center"/>
           </w:tcPr>
@@ -15324,7 +17679,7 @@
           <w:tcPr>
             <w:tcW w:w="4020" w:type="dxa"/>
             <w:tcBorders>
-              <w:bottom w:val="single" w:sz="18" w:space="0" w:color="auto"/>
+              <w:bottom w:val="single" w:color="auto" w:sz="18" w:space="0"/>
             </w:tcBorders>
             <w:vAlign w:val="center"/>
           </w:tcPr>
@@ -15389,12 +17744,28 @@
         </w:tc>
       </w:tr>
       <w:tr>
+        <w:tblPrEx>
+          <w:tblBorders>
+            <w:top w:val="none" w:color="auto" w:sz="0" w:space="0"/>
+            <w:left w:val="none" w:color="auto" w:sz="0" w:space="0"/>
+            <w:bottom w:val="none" w:color="auto" w:sz="0" w:space="0"/>
+            <w:right w:val="none" w:color="auto" w:sz="0" w:space="0"/>
+            <w:insideH w:val="none" w:color="auto" w:sz="0" w:space="0"/>
+            <w:insideV w:val="none" w:color="auto" w:sz="0" w:space="0"/>
+          </w:tblBorders>
+          <w:tblCellMar>
+            <w:top w:w="0" w:type="dxa"/>
+            <w:left w:w="108" w:type="dxa"/>
+            <w:bottom w:w="0" w:type="dxa"/>
+            <w:right w:w="108" w:type="dxa"/>
+          </w:tblCellMar>
+        </w:tblPrEx>
         <w:tc>
           <w:tcPr>
             <w:tcW w:w="8296" w:type="dxa"/>
             <w:gridSpan w:val="3"/>
             <w:tcBorders>
-              <w:top w:val="single" w:sz="4" w:space="0" w:color="auto"/>
+              <w:top w:val="single" w:color="auto" w:sz="4" w:space="0"/>
             </w:tcBorders>
             <w:vAlign w:val="center"/>
           </w:tcPr>
@@ -15428,8 +17799,24 @@
         </w:tc>
       </w:tr>
       <w:tr>
+        <w:tblPrEx>
+          <w:tblBorders>
+            <w:top w:val="none" w:color="auto" w:sz="0" w:space="0"/>
+            <w:left w:val="none" w:color="auto" w:sz="0" w:space="0"/>
+            <w:bottom w:val="none" w:color="auto" w:sz="0" w:space="0"/>
+            <w:right w:val="none" w:color="auto" w:sz="0" w:space="0"/>
+            <w:insideH w:val="none" w:color="auto" w:sz="0" w:space="0"/>
+            <w:insideV w:val="none" w:color="auto" w:sz="0" w:space="0"/>
+          </w:tblBorders>
+          <w:tblCellMar>
+            <w:top w:w="0" w:type="dxa"/>
+            <w:left w:w="108" w:type="dxa"/>
+            <w:bottom w:w="0" w:type="dxa"/>
+            <w:right w:w="108" w:type="dxa"/>
+          </w:tblCellMar>
+        </w:tblPrEx>
         <w:trPr>
-          <w:trHeight w:hRule="exact" w:val="12155"/>
+          <w:trHeight w:val="12155" w:hRule="exact"/>
         </w:trPr>
         <w:tc>
           <w:tcPr>
@@ -16555,48 +18942,19 @@
     <w:sectPr>
       <w:pgSz w:w="11906" w:h="16838"/>
       <w:pgMar w:top="1440" w:right="1797" w:bottom="1440" w:left="1797" w:header="851" w:footer="992" w:gutter="0"/>
-      <w:cols w:space="425"/>
+      <w:cols w:space="425" w:num="1"/>
       <w:titlePg/>
-      <w:docGrid w:type="linesAndChars" w:linePitch="312"/>
+      <w:docGrid w:type="linesAndChars" w:linePitch="312" w:charSpace="0"/>
     </w:sectPr>
   </w:body>
 </w:document>
 </file>
 
-<file path=word/endnotes.xml><?xml version="1.0" encoding="utf-8"?>
-<w:endnotes xmlns:wpc="http://schemas.microsoft.com/office/word/2010/wordprocessingCanvas" xmlns:cx="http://schemas.microsoft.com/office/drawing/2014/chartex" xmlns:cx1="http://schemas.microsoft.com/office/drawing/2015/9/8/chartex" xmlns:cx2="http://schemas.microsoft.com/office/drawing/2015/10/21/chartex" xmlns:cx3="http://schemas.microsoft.com/office/drawing/2016/5/9/chartex" xmlns:cx4="http://schemas.microsoft.com/office/drawing/2016/5/10/chartex" xmlns:cx5="http://schemas.microsoft.com/office/drawing/2016/5/11/chartex" xmlns:cx6="http://schemas.microsoft.com/office/drawing/2016/5/12/chartex" xmlns:cx7="http://schemas.microsoft.com/office/drawing/2016/5/13/chartex" xmlns:cx8="http://schemas.microsoft.com/office/drawing/2016/5/14/chartex" xmlns:mc="http://schemas.openxmlformats.org/markup-compatibility/2006" xmlns:aink="http://schemas.microsoft.com/office/drawing/2016/ink" xmlns:am3d="http://schemas.microsoft.com/office/drawing/2017/model3d" xmlns:o="urn:schemas-microsoft-com:office:office" xmlns:oel="http://schemas.microsoft.com/office/2019/extlst" xmlns:r="http://schemas.openxmlformats.org/officeDocument/2006/relationships" xmlns:m="http://schemas.openxmlformats.org/officeDocument/2006/math" xmlns:v="urn:schemas-microsoft-com:vml" xmlns:wp14="http://schemas.microsoft.com/office/word/2010/wordprocessingDrawing" xmlns:wp="http://schemas.openxmlformats.org/drawingml/2006/wordprocessingDrawing" xmlns:w10="urn:schemas-microsoft-com:office:word" xmlns:w="http://schemas.openxmlformats.org/wordprocessingml/2006/main" xmlns:w14="http://schemas.microsoft.com/office/word/2010/wordml" xmlns:w15="http://schemas.microsoft.com/office/word/2012/wordml" xmlns:w16cex="http://schemas.microsoft.com/office/word/2018/wordml/cex" xmlns:w16cid="http://schemas.microsoft.com/office/word/2016/wordml/cid" xmlns:w16="http://schemas.microsoft.com/office/word/2018/wordml" xmlns:w16sdtdh="http://schemas.microsoft.com/office/word/2020/wordml/sdtdatahash" xmlns:w16se="http://schemas.microsoft.com/office/word/2015/wordml/symex" xmlns:wpg="http://schemas.microsoft.com/office/word/2010/wordprocessingGroup" xmlns:wpi="http://schemas.microsoft.com/office/word/2010/wordprocessingInk" xmlns:wne="http://schemas.microsoft.com/office/word/2006/wordml" xmlns:wps="http://schemas.microsoft.com/office/word/2010/wordprocessingShape" mc:Ignorable="w14 w15 w16se w16cid w16 w16cex w16sdtdh wp14">
-  <w:endnote w:type="separator" w:id="-1">
-    <w:p>
-      <w:pPr>
-        <w:rPr>
-          <w:rFonts w:hint="eastAsia"/>
-        </w:rPr>
-      </w:pPr>
-      <w:r>
-        <w:separator/>
-      </w:r>
-    </w:p>
-  </w:endnote>
-  <w:endnote w:type="continuationSeparator" w:id="0">
-    <w:p>
-      <w:pPr>
-        <w:rPr>
-          <w:rFonts w:hint="eastAsia"/>
-        </w:rPr>
-      </w:pPr>
-      <w:r>
-        <w:continuationSeparator/>
-      </w:r>
-    </w:p>
-  </w:endnote>
-</w:endnotes>
-</file>
-
 <file path=word/footer1.xml><?xml version="1.0" encoding="utf-8"?>
-<w:ftr xmlns:wpc="http://schemas.microsoft.com/office/word/2010/wordprocessingCanvas" xmlns:cx="http://schemas.microsoft.com/office/drawing/2014/chartex" xmlns:cx1="http://schemas.microsoft.com/office/drawing/2015/9/8/chartex" xmlns:cx2="http://schemas.microsoft.com/office/drawing/2015/10/21/chartex" xmlns:cx3="http://schemas.microsoft.com/office/drawing/2016/5/9/chartex" xmlns:cx4="http://schemas.microsoft.com/office/drawing/2016/5/10/chartex" xmlns:cx5="http://schemas.microsoft.com/office/drawing/2016/5/11/chartex" xmlns:cx6="http://schemas.microsoft.com/office/drawing/2016/5/12/chartex" xmlns:cx7="http://schemas.microsoft.com/office/drawing/2016/5/13/chartex" xmlns:cx8="http://schemas.microsoft.com/office/drawing/2016/5/14/chartex" xmlns:mc="http://schemas.openxmlformats.org/markup-compatibility/2006" xmlns:aink="http://schemas.microsoft.com/office/drawing/2016/ink" xmlns:am3d="http://schemas.microsoft.com/office/drawing/2017/model3d" xmlns:o="urn:schemas-microsoft-com:office:office" xmlns:oel="http://schemas.microsoft.com/office/2019/extlst" xmlns:r="http://schemas.openxmlformats.org/officeDocument/2006/relationships" xmlns:m="http://schemas.openxmlformats.org/officeDocument/2006/math" xmlns:v="urn:schemas-microsoft-com:vml" xmlns:wp14="http://schemas.microsoft.com/office/word/2010/wordprocessingDrawing" xmlns:wp="http://schemas.openxmlformats.org/drawingml/2006/wordprocessingDrawing" xmlns:w10="urn:schemas-microsoft-com:office:word" xmlns:w="http://schemas.openxmlformats.org/wordprocessingml/2006/main" xmlns:w14="http://schemas.microsoft.com/office/word/2010/wordml" xmlns:w15="http://schemas.microsoft.com/office/word/2012/wordml" xmlns:w16cex="http://schemas.microsoft.com/office/word/2018/wordml/cex" xmlns:w16cid="http://schemas.microsoft.com/office/word/2016/wordml/cid" xmlns:w16="http://schemas.microsoft.com/office/word/2018/wordml" xmlns:w16sdtdh="http://schemas.microsoft.com/office/word/2020/wordml/sdtdatahash" xmlns:w16se="http://schemas.microsoft.com/office/word/2015/wordml/symex" xmlns:wpg="http://schemas.microsoft.com/office/word/2010/wordprocessingGroup" xmlns:wpi="http://schemas.microsoft.com/office/word/2010/wordprocessingInk" xmlns:wne="http://schemas.microsoft.com/office/word/2006/wordml" xmlns:wps="http://schemas.microsoft.com/office/word/2010/wordprocessingShape" mc:Ignorable="w14 w15 w16se w16cid w16 w16cex w16sdtdh wp14">
+<w:ftr xmlns:wpc="http://schemas.microsoft.com/office/word/2010/wordprocessingCanvas" xmlns:mc="http://schemas.openxmlformats.org/markup-compatibility/2006" xmlns:o="urn:schemas-microsoft-com:office:office" xmlns:r="http://schemas.openxmlformats.org/officeDocument/2006/relationships" xmlns:m="http://schemas.openxmlformats.org/officeDocument/2006/math" xmlns:v="urn:schemas-microsoft-com:vml" xmlns:wp14="http://schemas.microsoft.com/office/word/2010/wordprocessingDrawing" xmlns:wp="http://schemas.openxmlformats.org/drawingml/2006/wordprocessingDrawing" xmlns:w10="urn:schemas-microsoft-com:office:word" xmlns:w="http://schemas.openxmlformats.org/wordprocessingml/2006/main" xmlns:w14="http://schemas.microsoft.com/office/word/2010/wordml" xmlns:w15="http://schemas.microsoft.com/office/word/2012/wordml" xmlns:wpg="http://schemas.microsoft.com/office/word/2010/wordprocessingGroup" xmlns:wpi="http://schemas.microsoft.com/office/word/2010/wordprocessingInk" xmlns:wne="http://schemas.microsoft.com/office/word/2006/wordml" xmlns:wps="http://schemas.microsoft.com/office/word/2010/wordprocessingShape" xmlns:wpsCustomData="http://www.wps.cn/officeDocument/2013/wpsCustomData" mc:Ignorable="w14 w15 wp14">
   <w:p>
     <w:pPr>
-      <w:pStyle w:val="a4"/>
+      <w:pStyle w:val="4"/>
       <w:rPr>
         <w:rFonts w:hint="eastAsia"/>
         <w:sz w:val="24"/>
@@ -16606,7 +18964,6 @@
     <w:r>
       <w:rPr>
         <w:rFonts w:hint="eastAsia"/>
-        <w:noProof/>
         <w:sz w:val="24"/>
         <w:szCs w:val="24"/>
         <w:lang w:eastAsia="zh-CN"/>
@@ -16614,7 +18971,7 @@
       <mc:AlternateContent>
         <mc:Choice Requires="wps">
           <w:drawing>
-            <wp:anchor distT="0" distB="0" distL="114300" distR="114300" simplePos="0" relativeHeight="251659264" behindDoc="0" locked="0" layoutInCell="1" allowOverlap="1" wp14:anchorId="5A5AA486" wp14:editId="626693FA">
+            <wp:anchor distT="0" distB="0" distL="114300" distR="114300" simplePos="0" relativeHeight="251659264" behindDoc="0" locked="0" layoutInCell="1" allowOverlap="1">
               <wp:simplePos x="0" y="0"/>
               <wp:positionH relativeFrom="column">
                 <wp:posOffset>0</wp:posOffset>
@@ -16664,8 +19021,11 @@
         </mc:Choice>
         <mc:Fallback>
           <w:pict>
-            <v:line w14:anchorId="11575DFF" id="直接连接符 2" o:spid="_x0000_s1026" style="position:absolute;z-index:251659264;visibility:visible;mso-wrap-style:square;mso-wrap-distance-left:9pt;mso-wrap-distance-top:0;mso-wrap-distance-right:9pt;mso-wrap-distance-bottom:0;mso-position-horizontal:absolute;mso-position-horizontal-relative:text;mso-position-vertical:absolute;mso-position-vertical-relative:text" from="0,-4.2pt" to="406.4pt,-4.2pt" o:gfxdata="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" strokecolor="black [3200]" strokeweight="1pt">
-              <v:stroke joinstyle="miter"/>
+            <v:line id="_x0000_s1026" o:spid="_x0000_s1026" o:spt="20" style="position:absolute;left:0pt;margin-left:0pt;margin-top:-4.2pt;height:0pt;width:406.4pt;z-index:251659264;mso-width-relative:page;mso-height-relative:page;" filled="f" stroked="t" coordsize="21600,21600" o:gfxdata="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">
+              <v:fill on="f" focussize="0,0"/>
+              <v:stroke weight="1pt" color="#000000 [3200]" miterlimit="8" joinstyle="miter"/>
+              <v:imagedata o:title=""/>
+              <o:lock v:ext="edit" aspectratio="f"/>
             </v:line>
           </w:pict>
         </mc:Fallback>
@@ -16676,10 +19036,10 @@
 </file>
 
 <file path=word/footer2.xml><?xml version="1.0" encoding="utf-8"?>
-<w:ftr xmlns:wpc="http://schemas.microsoft.com/office/word/2010/wordprocessingCanvas" xmlns:cx="http://schemas.microsoft.com/office/drawing/2014/chartex" xmlns:cx1="http://schemas.microsoft.com/office/drawing/2015/9/8/chartex" xmlns:cx2="http://schemas.microsoft.com/office/drawing/2015/10/21/chartex" xmlns:cx3="http://schemas.microsoft.com/office/drawing/2016/5/9/chartex" xmlns:cx4="http://schemas.microsoft.com/office/drawing/2016/5/10/chartex" xmlns:cx5="http://schemas.microsoft.com/office/drawing/2016/5/11/chartex" xmlns:cx6="http://schemas.microsoft.com/office/drawing/2016/5/12/chartex" xmlns:cx7="http://schemas.microsoft.com/office/drawing/2016/5/13/chartex" xmlns:cx8="http://schemas.microsoft.com/office/drawing/2016/5/14/chartex" xmlns:mc="http://schemas.openxmlformats.org/markup-compatibility/2006" xmlns:aink="http://schemas.microsoft.com/office/drawing/2016/ink" xmlns:am3d="http://schemas.microsoft.com/office/drawing/2017/model3d" xmlns:o="urn:schemas-microsoft-com:office:office" xmlns:oel="http://schemas.microsoft.com/office/2019/extlst" xmlns:r="http://schemas.openxmlformats.org/officeDocument/2006/relationships" xmlns:m="http://schemas.openxmlformats.org/officeDocument/2006/math" xmlns:v="urn:schemas-microsoft-com:vml" xmlns:wp14="http://schemas.microsoft.com/office/word/2010/wordprocessingDrawing" xmlns:wp="http://schemas.openxmlformats.org/drawingml/2006/wordprocessingDrawing" xmlns:w10="urn:schemas-microsoft-com:office:word" xmlns:w="http://schemas.openxmlformats.org/wordprocessingml/2006/main" xmlns:w14="http://schemas.microsoft.com/office/word/2010/wordml" xmlns:w15="http://schemas.microsoft.com/office/word/2012/wordml" xmlns:w16cex="http://schemas.microsoft.com/office/word/2018/wordml/cex" xmlns:w16cid="http://schemas.microsoft.com/office/word/2016/wordml/cid" xmlns:w16="http://schemas.microsoft.com/office/word/2018/wordml" xmlns:w16sdtdh="http://schemas.microsoft.com/office/word/2020/wordml/sdtdatahash" xmlns:w16se="http://schemas.microsoft.com/office/word/2015/wordml/symex" xmlns:wpg="http://schemas.microsoft.com/office/word/2010/wordprocessingGroup" xmlns:wpi="http://schemas.microsoft.com/office/word/2010/wordprocessingInk" xmlns:wne="http://schemas.microsoft.com/office/word/2006/wordml" xmlns:wps="http://schemas.microsoft.com/office/word/2010/wordprocessingShape" mc:Ignorable="w14 w15 w16se w16cid w16 w16cex w16sdtdh wp14">
+<w:ftr xmlns:wpc="http://schemas.microsoft.com/office/word/2010/wordprocessingCanvas" xmlns:mc="http://schemas.openxmlformats.org/markup-compatibility/2006" xmlns:o="urn:schemas-microsoft-com:office:office" xmlns:r="http://schemas.openxmlformats.org/officeDocument/2006/relationships" xmlns:m="http://schemas.openxmlformats.org/officeDocument/2006/math" xmlns:v="urn:schemas-microsoft-com:vml" xmlns:wp14="http://schemas.microsoft.com/office/word/2010/wordprocessingDrawing" xmlns:wp="http://schemas.openxmlformats.org/drawingml/2006/wordprocessingDrawing" xmlns:w10="urn:schemas-microsoft-com:office:word" xmlns:w="http://schemas.openxmlformats.org/wordprocessingml/2006/main" xmlns:w14="http://schemas.microsoft.com/office/word/2010/wordml" xmlns:w15="http://schemas.microsoft.com/office/word/2012/wordml" xmlns:wpg="http://schemas.microsoft.com/office/word/2010/wordprocessingGroup" xmlns:wpi="http://schemas.microsoft.com/office/word/2010/wordprocessingInk" xmlns:wne="http://schemas.microsoft.com/office/word/2006/wordml" xmlns:wps="http://schemas.microsoft.com/office/word/2010/wordprocessingShape" xmlns:wpsCustomData="http://www.wps.cn/officeDocument/2013/wpsCustomData" mc:Ignorable="w14 w15 wp14">
   <w:p>
     <w:pPr>
-      <w:pStyle w:val="a4"/>
+      <w:pStyle w:val="4"/>
       <w:rPr>
         <w:rFonts w:hint="eastAsia"/>
         <w:sz w:val="24"/>
@@ -16689,7 +19049,6 @@
     <w:r>
       <w:rPr>
         <w:rFonts w:hint="eastAsia"/>
-        <w:noProof/>
         <w:sz w:val="24"/>
         <w:szCs w:val="24"/>
         <w:lang w:eastAsia="zh-CN"/>
@@ -16697,7 +19056,7 @@
       <mc:AlternateContent>
         <mc:Choice Requires="wps">
           <w:drawing>
-            <wp:anchor distT="0" distB="0" distL="114300" distR="114300" simplePos="0" relativeHeight="251660288" behindDoc="0" locked="0" layoutInCell="1" allowOverlap="1" wp14:anchorId="1447BBDC" wp14:editId="1EFE98D4">
+            <wp:anchor distT="0" distB="0" distL="114300" distR="114300" simplePos="0" relativeHeight="251660288" behindDoc="0" locked="0" layoutInCell="1" allowOverlap="1">
               <wp:simplePos x="0" y="0"/>
               <wp:positionH relativeFrom="column">
                 <wp:posOffset>0</wp:posOffset>
@@ -16747,8 +19106,11 @@
         </mc:Choice>
         <mc:Fallback>
           <w:pict>
-            <v:line w14:anchorId="5FBBE48F" id="直接连接符 86" o:spid="_x0000_s1026" style="position:absolute;z-index:251660288;visibility:visible;mso-wrap-style:square;mso-wrap-distance-left:9pt;mso-wrap-distance-top:0;mso-wrap-distance-right:9pt;mso-wrap-distance-bottom:0;mso-position-horizontal:absolute;mso-position-horizontal-relative:text;mso-position-vertical:absolute;mso-position-vertical-relative:text" from="0,-4.2pt" to="406.4pt,-4.2pt" o:gfxdata="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" strokecolor="black [3200]" strokeweight="1pt">
-              <v:stroke joinstyle="miter"/>
+            <v:line id="_x0000_s1026" o:spid="_x0000_s1026" o:spt="20" style="position:absolute;left:0pt;margin-left:0pt;margin-top:-4.2pt;height:0pt;width:406.4pt;z-index:251660288;mso-width-relative:page;mso-height-relative:page;" filled="f" stroked="t" coordsize="21600,21600" o:gfxdata="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">
+              <v:fill on="f" focussize="0,0"/>
+              <v:stroke weight="1pt" color="#000000 [3200]" miterlimit="8" joinstyle="miter"/>
+              <v:imagedata o:title=""/>
+              <o:lock v:ext="edit" aspectratio="f"/>
             </v:line>
           </w:pict>
         </mc:Fallback>
@@ -16759,10 +19121,10 @@
 </file>
 
 <file path=word/footer3.xml><?xml version="1.0" encoding="utf-8"?>
-<w:ftr xmlns:wpc="http://schemas.microsoft.com/office/word/2010/wordprocessingCanvas" xmlns:cx="http://schemas.microsoft.com/office/drawing/2014/chartex" xmlns:cx1="http://schemas.microsoft.com/office/drawing/2015/9/8/chartex" xmlns:cx2="http://schemas.microsoft.com/office/drawing/2015/10/21/chartex" xmlns:cx3="http://schemas.microsoft.com/office/drawing/2016/5/9/chartex" xmlns:cx4="http://schemas.microsoft.com/office/drawing/2016/5/10/chartex" xmlns:cx5="http://schemas.microsoft.com/office/drawing/2016/5/11/chartex" xmlns:cx6="http://schemas.microsoft.com/office/drawing/2016/5/12/chartex" xmlns:cx7="http://schemas.microsoft.com/office/drawing/2016/5/13/chartex" xmlns:cx8="http://schemas.microsoft.com/office/drawing/2016/5/14/chartex" xmlns:mc="http://schemas.openxmlformats.org/markup-compatibility/2006" xmlns:aink="http://schemas.microsoft.com/office/drawing/2016/ink" xmlns:am3d="http://schemas.microsoft.com/office/drawing/2017/model3d" xmlns:o="urn:schemas-microsoft-com:office:office" xmlns:oel="http://schemas.microsoft.com/office/2019/extlst" xmlns:r="http://schemas.openxmlformats.org/officeDocument/2006/relationships" xmlns:m="http://schemas.openxmlformats.org/officeDocument/2006/math" xmlns:v="urn:schemas-microsoft-com:vml" xmlns:wp14="http://schemas.microsoft.com/office/word/2010/wordprocessingDrawing" xmlns:wp="http://schemas.openxmlformats.org/drawingml/2006/wordprocessingDrawing" xmlns:w10="urn:schemas-microsoft-com:office:word" xmlns:w="http://schemas.openxmlformats.org/wordprocessingml/2006/main" xmlns:w14="http://schemas.microsoft.com/office/word/2010/wordml" xmlns:w15="http://schemas.microsoft.com/office/word/2012/wordml" xmlns:w16cex="http://schemas.microsoft.com/office/word/2018/wordml/cex" xmlns:w16cid="http://schemas.microsoft.com/office/word/2016/wordml/cid" xmlns:w16="http://schemas.microsoft.com/office/word/2018/wordml" xmlns:w16sdtdh="http://schemas.microsoft.com/office/word/2020/wordml/sdtdatahash" xmlns:w16se="http://schemas.microsoft.com/office/word/2015/wordml/symex" xmlns:wpg="http://schemas.microsoft.com/office/word/2010/wordprocessingGroup" xmlns:wpi="http://schemas.microsoft.com/office/word/2010/wordprocessingInk" xmlns:wne="http://schemas.microsoft.com/office/word/2006/wordml" xmlns:wps="http://schemas.microsoft.com/office/word/2010/wordprocessingShape" mc:Ignorable="w14 w15 w16se w16cid w16 w16cex w16sdtdh wp14">
+<w:ftr xmlns:wpc="http://schemas.microsoft.com/office/word/2010/wordprocessingCanvas" xmlns:mc="http://schemas.openxmlformats.org/markup-compatibility/2006" xmlns:o="urn:schemas-microsoft-com:office:office" xmlns:r="http://schemas.openxmlformats.org/officeDocument/2006/relationships" xmlns:m="http://schemas.openxmlformats.org/officeDocument/2006/math" xmlns:v="urn:schemas-microsoft-com:vml" xmlns:wp14="http://schemas.microsoft.com/office/word/2010/wordprocessingDrawing" xmlns:wp="http://schemas.openxmlformats.org/drawingml/2006/wordprocessingDrawing" xmlns:w10="urn:schemas-microsoft-com:office:word" xmlns:w="http://schemas.openxmlformats.org/wordprocessingml/2006/main" xmlns:w14="http://schemas.microsoft.com/office/word/2010/wordml" xmlns:w15="http://schemas.microsoft.com/office/word/2012/wordml" xmlns:wpg="http://schemas.microsoft.com/office/word/2010/wordprocessingGroup" xmlns:wpi="http://schemas.microsoft.com/office/word/2010/wordprocessingInk" xmlns:wne="http://schemas.microsoft.com/office/word/2006/wordml" xmlns:wps="http://schemas.microsoft.com/office/word/2010/wordprocessingShape" xmlns:wpsCustomData="http://www.wps.cn/officeDocument/2013/wpsCustomData" mc:Ignorable="w14 w15 wp14">
   <w:p>
     <w:pPr>
-      <w:pStyle w:val="a4"/>
+      <w:pStyle w:val="4"/>
       <w:jc w:val="right"/>
       <w:rPr>
         <w:rFonts w:hint="eastAsia"/>
@@ -16784,42 +19146,13 @@
 </w:ftr>
 </file>
 
-<file path=word/footnotes.xml><?xml version="1.0" encoding="utf-8"?>
-<w:footnotes xmlns:wpc="http://schemas.microsoft.com/office/word/2010/wordprocessingCanvas" xmlns:cx="http://schemas.microsoft.com/office/drawing/2014/chartex" xmlns:cx1="http://schemas.microsoft.com/office/drawing/2015/9/8/chartex" xmlns:cx2="http://schemas.microsoft.com/office/drawing/2015/10/21/chartex" xmlns:cx3="http://schemas.microsoft.com/office/drawing/2016/5/9/chartex" xmlns:cx4="http://schemas.microsoft.com/office/drawing/2016/5/10/chartex" xmlns:cx5="http://schemas.microsoft.com/office/drawing/2016/5/11/chartex" xmlns:cx6="http://schemas.microsoft.com/office/drawing/2016/5/12/chartex" xmlns:cx7="http://schemas.microsoft.com/office/drawing/2016/5/13/chartex" xmlns:cx8="http://schemas.microsoft.com/office/drawing/2016/5/14/chartex" xmlns:mc="http://schemas.openxmlformats.org/markup-compatibility/2006" xmlns:aink="http://schemas.microsoft.com/office/drawing/2016/ink" xmlns:am3d="http://schemas.microsoft.com/office/drawing/2017/model3d" xmlns:o="urn:schemas-microsoft-com:office:office" xmlns:oel="http://schemas.microsoft.com/office/2019/extlst" xmlns:r="http://schemas.openxmlformats.org/officeDocument/2006/relationships" xmlns:m="http://schemas.openxmlformats.org/officeDocument/2006/math" xmlns:v="urn:schemas-microsoft-com:vml" xmlns:wp14="http://schemas.microsoft.com/office/word/2010/wordprocessingDrawing" xmlns:wp="http://schemas.openxmlformats.org/drawingml/2006/wordprocessingDrawing" xmlns:w10="urn:schemas-microsoft-com:office:word" xmlns:w="http://schemas.openxmlformats.org/wordprocessingml/2006/main" xmlns:w14="http://schemas.microsoft.com/office/word/2010/wordml" xmlns:w15="http://schemas.microsoft.com/office/word/2012/wordml" xmlns:w16cex="http://schemas.microsoft.com/office/word/2018/wordml/cex" xmlns:w16cid="http://schemas.microsoft.com/office/word/2016/wordml/cid" xmlns:w16="http://schemas.microsoft.com/office/word/2018/wordml" xmlns:w16sdtdh="http://schemas.microsoft.com/office/word/2020/wordml/sdtdatahash" xmlns:w16se="http://schemas.microsoft.com/office/word/2015/wordml/symex" xmlns:wpg="http://schemas.microsoft.com/office/word/2010/wordprocessingGroup" xmlns:wpi="http://schemas.microsoft.com/office/word/2010/wordprocessingInk" xmlns:wne="http://schemas.microsoft.com/office/word/2006/wordml" xmlns:wps="http://schemas.microsoft.com/office/word/2010/wordprocessingShape" mc:Ignorable="w14 w15 w16se w16cid w16 w16cex w16sdtdh wp14">
-  <w:footnote w:type="separator" w:id="-1">
-    <w:p>
-      <w:pPr>
-        <w:rPr>
-          <w:rFonts w:hint="eastAsia"/>
-        </w:rPr>
-      </w:pPr>
-      <w:r>
-        <w:separator/>
-      </w:r>
-    </w:p>
-  </w:footnote>
-  <w:footnote w:type="continuationSeparator" w:id="0">
-    <w:p>
-      <w:pPr>
-        <w:rPr>
-          <w:rFonts w:hint="eastAsia"/>
-        </w:rPr>
-      </w:pPr>
-      <w:r>
-        <w:continuationSeparator/>
-      </w:r>
-    </w:p>
-  </w:footnote>
-</w:footnotes>
-</file>
-
 <file path=word/numbering.xml><?xml version="1.0" encoding="utf-8"?>
-<w:numbering xmlns:wpc="http://schemas.microsoft.com/office/word/2010/wordprocessingCanvas" xmlns:cx="http://schemas.microsoft.com/office/drawing/2014/chartex" xmlns:cx1="http://schemas.microsoft.com/office/drawing/2015/9/8/chartex" xmlns:cx2="http://schemas.microsoft.com/office/drawing/2015/10/21/chartex" xmlns:cx3="http://schemas.microsoft.com/office/drawing/2016/5/9/chartex" xmlns:cx4="http://schemas.microsoft.com/office/drawing/2016/5/10/chartex" xmlns:cx5="http://schemas.microsoft.com/office/drawing/2016/5/11/chartex" xmlns:cx6="http://schemas.microsoft.com/office/drawing/2016/5/12/chartex" xmlns:cx7="http://schemas.microsoft.com/office/drawing/2016/5/13/chartex" xmlns:cx8="http://schemas.microsoft.com/office/drawing/2016/5/14/chartex" xmlns:mc="http://schemas.openxmlformats.org/markup-compatibility/2006" xmlns:aink="http://schemas.microsoft.com/office/drawing/2016/ink" xmlns:am3d="http://schemas.microsoft.com/office/drawing/2017/model3d" xmlns:o="urn:schemas-microsoft-com:office:office" xmlns:oel="http://schemas.microsoft.com/office/2019/extlst" xmlns:r="http://schemas.openxmlformats.org/officeDocument/2006/relationships" xmlns:m="http://schemas.openxmlformats.org/officeDocument/2006/math" xmlns:v="urn:schemas-microsoft-com:vml" xmlns:wp14="http://schemas.microsoft.com/office/word/2010/wordprocessingDrawing" xmlns:wp="http://schemas.openxmlformats.org/drawingml/2006/wordprocessingDrawing" xmlns:w10="urn:schemas-microsoft-com:office:word" xmlns:w="http://schemas.openxmlformats.org/wordprocessingml/2006/main" xmlns:w14="http://schemas.microsoft.com/office/word/2010/wordml" xmlns:w15="http://schemas.microsoft.com/office/word/2012/wordml" xmlns:w16cex="http://schemas.microsoft.com/office/word/2018/wordml/cex" xmlns:w16cid="http://schemas.microsoft.com/office/word/2016/wordml/cid" xmlns:w16="http://schemas.microsoft.com/office/word/2018/wordml" xmlns:w16sdtdh="http://schemas.microsoft.com/office/word/2020/wordml/sdtdatahash" xmlns:w16se="http://schemas.microsoft.com/office/word/2015/wordml/symex" xmlns:wpg="http://schemas.microsoft.com/office/word/2010/wordprocessingGroup" xmlns:wpi="http://schemas.microsoft.com/office/word/2010/wordprocessingInk" xmlns:wne="http://schemas.microsoft.com/office/word/2006/wordml" xmlns:wps="http://schemas.microsoft.com/office/word/2010/wordprocessingShape" mc:Ignorable="w14 w15 w16se w16cid w16 w16cex w16sdtdh wp14">
-  <w:abstractNum w:abstractNumId="0" w15:restartNumberingAfterBreak="0">
+<w:numbering xmlns:wpc="http://schemas.microsoft.com/office/word/2010/wordprocessingCanvas" xmlns:mc="http://schemas.openxmlformats.org/markup-compatibility/2006" xmlns:o="urn:schemas-microsoft-com:office:office" xmlns:r="http://schemas.openxmlformats.org/officeDocument/2006/relationships" xmlns:m="http://schemas.openxmlformats.org/officeDocument/2006/math" xmlns:v="urn:schemas-microsoft-com:vml" xmlns:wp14="http://schemas.microsoft.com/office/word/2010/wordprocessingDrawing" xmlns:wp="http://schemas.openxmlformats.org/drawingml/2006/wordprocessingDrawing" xmlns:w10="urn:schemas-microsoft-com:office:word" xmlns:w="http://schemas.openxmlformats.org/wordprocessingml/2006/main" xmlns:w14="http://schemas.microsoft.com/office/word/2010/wordml" xmlns:wpg="http://schemas.microsoft.com/office/word/2010/wordprocessingGroup" xmlns:wpi="http://schemas.microsoft.com/office/word/2010/wordprocessingInk" xmlns:wne="http://schemas.microsoft.com/office/word/2006/wordml" xmlns:wps="http://schemas.microsoft.com/office/word/2010/wordprocessingShape" xmlns:wpsCustomData="http://www.wps.cn/officeDocument/2013/wpsCustomData" mc:Ignorable="w14 wp14">
+  <w:abstractNum w:abstractNumId="0">
     <w:nsid w:val="363D712E"/>
     <w:multiLevelType w:val="multilevel"/>
     <w:tmpl w:val="363D712E"/>
-    <w:lvl w:ilvl="0">
+    <w:lvl w:ilvl="0" w:tentative="0">
       <w:start w:val="1"/>
       <w:numFmt w:val="decimal"/>
       <w:lvlText w:val="%1."/>
@@ -16828,7 +19161,7 @@
         <w:ind w:left="920" w:hanging="420"/>
       </w:pPr>
     </w:lvl>
-    <w:lvl w:ilvl="1">
+    <w:lvl w:ilvl="1" w:tentative="0">
       <w:start w:val="1"/>
       <w:numFmt w:val="lowerLetter"/>
       <w:lvlText w:val="%2)"/>
@@ -16837,7 +19170,7 @@
         <w:ind w:left="1340" w:hanging="420"/>
       </w:pPr>
     </w:lvl>
-    <w:lvl w:ilvl="2">
+    <w:lvl w:ilvl="2" w:tentative="0">
       <w:start w:val="1"/>
       <w:numFmt w:val="lowerRoman"/>
       <w:lvlText w:val="%3."/>
@@ -16846,7 +19179,7 @@
         <w:ind w:left="1760" w:hanging="420"/>
       </w:pPr>
     </w:lvl>
-    <w:lvl w:ilvl="3">
+    <w:lvl w:ilvl="3" w:tentative="0">
       <w:start w:val="1"/>
       <w:numFmt w:val="decimal"/>
       <w:lvlText w:val="%4."/>
@@ -16855,7 +19188,7 @@
         <w:ind w:left="2180" w:hanging="420"/>
       </w:pPr>
     </w:lvl>
-    <w:lvl w:ilvl="4">
+    <w:lvl w:ilvl="4" w:tentative="0">
       <w:start w:val="1"/>
       <w:numFmt w:val="lowerLetter"/>
       <w:lvlText w:val="%5)"/>
@@ -16864,7 +19197,7 @@
         <w:ind w:left="2600" w:hanging="420"/>
       </w:pPr>
     </w:lvl>
-    <w:lvl w:ilvl="5">
+    <w:lvl w:ilvl="5" w:tentative="0">
       <w:start w:val="1"/>
       <w:numFmt w:val="lowerRoman"/>
       <w:lvlText w:val="%6."/>
@@ -16873,7 +19206,7 @@
         <w:ind w:left="3020" w:hanging="420"/>
       </w:pPr>
     </w:lvl>
-    <w:lvl w:ilvl="6">
+    <w:lvl w:ilvl="6" w:tentative="0">
       <w:start w:val="1"/>
       <w:numFmt w:val="decimal"/>
       <w:lvlText w:val="%7."/>
@@ -16882,7 +19215,7 @@
         <w:ind w:left="3440" w:hanging="420"/>
       </w:pPr>
     </w:lvl>
-    <w:lvl w:ilvl="7">
+    <w:lvl w:ilvl="7" w:tentative="0">
       <w:start w:val="1"/>
       <w:numFmt w:val="lowerLetter"/>
       <w:lvlText w:val="%8)"/>
@@ -16891,7 +19224,7 @@
         <w:ind w:left="3860" w:hanging="420"/>
       </w:pPr>
     </w:lvl>
-    <w:lvl w:ilvl="8">
+    <w:lvl w:ilvl="8" w:tentative="0">
       <w:start w:val="1"/>
       <w:numFmt w:val="lowerRoman"/>
       <w:lvlText w:val="%9."/>
@@ -16901,11 +19234,11 @@
       </w:pPr>
     </w:lvl>
   </w:abstractNum>
-  <w:abstractNum w:abstractNumId="1" w15:restartNumberingAfterBreak="0">
+  <w:abstractNum w:abstractNumId="1">
     <w:nsid w:val="42A62A46"/>
     <w:multiLevelType w:val="multilevel"/>
     <w:tmpl w:val="42A62A46"/>
-    <w:lvl w:ilvl="0">
+    <w:lvl w:ilvl="0" w:tentative="0">
       <w:start w:val="1"/>
       <w:numFmt w:val="decimal"/>
       <w:lvlText w:val="%1."/>
@@ -16914,7 +19247,7 @@
         <w:ind w:left="920" w:hanging="420"/>
       </w:pPr>
     </w:lvl>
-    <w:lvl w:ilvl="1">
+    <w:lvl w:ilvl="1" w:tentative="0">
       <w:start w:val="1"/>
       <w:numFmt w:val="lowerLetter"/>
       <w:lvlText w:val="%2)"/>
@@ -16923,7 +19256,7 @@
         <w:ind w:left="1340" w:hanging="420"/>
       </w:pPr>
     </w:lvl>
-    <w:lvl w:ilvl="2">
+    <w:lvl w:ilvl="2" w:tentative="0">
       <w:start w:val="1"/>
       <w:numFmt w:val="lowerRoman"/>
       <w:lvlText w:val="%3."/>
@@ -16932,7 +19265,7 @@
         <w:ind w:left="1760" w:hanging="420"/>
       </w:pPr>
     </w:lvl>
-    <w:lvl w:ilvl="3">
+    <w:lvl w:ilvl="3" w:tentative="0">
       <w:start w:val="1"/>
       <w:numFmt w:val="decimal"/>
       <w:lvlText w:val="%4."/>
@@ -16941,7 +19274,7 @@
         <w:ind w:left="2180" w:hanging="420"/>
       </w:pPr>
     </w:lvl>
-    <w:lvl w:ilvl="4">
+    <w:lvl w:ilvl="4" w:tentative="0">
       <w:start w:val="1"/>
       <w:numFmt w:val="lowerLetter"/>
       <w:lvlText w:val="%5)"/>
@@ -16950,7 +19283,7 @@
         <w:ind w:left="2600" w:hanging="420"/>
       </w:pPr>
     </w:lvl>
-    <w:lvl w:ilvl="5">
+    <w:lvl w:ilvl="5" w:tentative="0">
       <w:start w:val="1"/>
       <w:numFmt w:val="lowerRoman"/>
       <w:lvlText w:val="%6."/>
@@ -16959,7 +19292,7 @@
         <w:ind w:left="3020" w:hanging="420"/>
       </w:pPr>
     </w:lvl>
-    <w:lvl w:ilvl="6">
+    <w:lvl w:ilvl="6" w:tentative="0">
       <w:start w:val="1"/>
       <w:numFmt w:val="decimal"/>
       <w:lvlText w:val="%7."/>
@@ -16968,7 +19301,7 @@
         <w:ind w:left="3440" w:hanging="420"/>
       </w:pPr>
     </w:lvl>
-    <w:lvl w:ilvl="7">
+    <w:lvl w:ilvl="7" w:tentative="0">
       <w:start w:val="1"/>
       <w:numFmt w:val="lowerLetter"/>
       <w:lvlText w:val="%8)"/>
@@ -16977,7 +19310,7 @@
         <w:ind w:left="3860" w:hanging="420"/>
       </w:pPr>
     </w:lvl>
-    <w:lvl w:ilvl="8">
+    <w:lvl w:ilvl="8" w:tentative="0">
       <w:start w:val="1"/>
       <w:numFmt w:val="lowerRoman"/>
       <w:lvlText w:val="%9."/>
@@ -16987,338 +19320,297 @@
       </w:pPr>
     </w:lvl>
   </w:abstractNum>
-  <w:num w:numId="1" w16cid:durableId="1307012440">
+  <w:num w:numId="1">
     <w:abstractNumId w:val="1"/>
   </w:num>
-  <w:num w:numId="2" w16cid:durableId="1279794997">
+  <w:num w:numId="2">
     <w:abstractNumId w:val="0"/>
   </w:num>
 </w:numbering>
 </file>
 
 <file path=word/styles.xml><?xml version="1.0" encoding="utf-8"?>
-<w:styles xmlns:mc="http://schemas.openxmlformats.org/markup-compatibility/2006" xmlns:r="http://schemas.openxmlformats.org/officeDocument/2006/relationships" xmlns:w="http://schemas.openxmlformats.org/wordprocessingml/2006/main" xmlns:w14="http://schemas.microsoft.com/office/word/2010/wordml" xmlns:w15="http://schemas.microsoft.com/office/word/2012/wordml" xmlns:w16cex="http://schemas.microsoft.com/office/word/2018/wordml/cex" xmlns:w16cid="http://schemas.microsoft.com/office/word/2016/wordml/cid" xmlns:w16="http://schemas.microsoft.com/office/word/2018/wordml" xmlns:w16sdtdh="http://schemas.microsoft.com/office/word/2020/wordml/sdtdatahash" xmlns:w16se="http://schemas.microsoft.com/office/word/2015/wordml/symex" mc:Ignorable="w14 w15 w16se w16cid w16 w16cex w16sdtdh">
+<w:styles xmlns:mc="http://schemas.openxmlformats.org/markup-compatibility/2006" xmlns:o="urn:schemas-microsoft-com:office:office" xmlns:r="http://schemas.openxmlformats.org/officeDocument/2006/relationships" xmlns:m="http://schemas.openxmlformats.org/officeDocument/2006/math" xmlns:v="urn:schemas-microsoft-com:vml" xmlns:w="http://schemas.openxmlformats.org/wordprocessingml/2006/main" xmlns:w14="http://schemas.microsoft.com/office/word/2010/wordml" xmlns:w10="urn:schemas-microsoft-com:office:word" xmlns:sl="http://schemas.openxmlformats.org/schemaLibrary/2006/main" xmlns:wpsCustomData="http://www.wps.cn/officeDocument/2013/wpsCustomData" mc:Ignorable="w14">
   <w:docDefaults>
     <w:rPrDefault>
       <w:rPr>
-        <w:rFonts w:asciiTheme="minorHAnsi" w:eastAsiaTheme="minorEastAsia" w:hAnsiTheme="minorHAnsi" w:cstheme="minorBidi"/>
-        <w:lang w:val="en-US" w:eastAsia="zh-CN" w:bidi="ar-SA"/>
+        <w:rFonts w:asciiTheme="minorHAnsi" w:hAnsiTheme="minorHAnsi" w:eastAsiaTheme="minorEastAsia" w:cstheme="minorBidi"/>
       </w:rPr>
     </w:rPrDefault>
     <w:pPrDefault/>
   </w:docDefaults>
-  <w:latentStyles w:defLockedState="0" w:defUIPriority="0" w:defSemiHidden="0" w:defUnhideWhenUsed="0" w:defQFormat="0" w:count="376">
-    <w:lsdException w:name="Normal" w:qFormat="1"/>
-    <w:lsdException w:name="heading 1" w:uiPriority="9" w:qFormat="1"/>
-    <w:lsdException w:name="heading 2" w:semiHidden="1" w:unhideWhenUsed="1" w:qFormat="1"/>
-    <w:lsdException w:name="heading 3" w:semiHidden="1" w:unhideWhenUsed="1" w:qFormat="1"/>
-    <w:lsdException w:name="heading 4" w:semiHidden="1" w:unhideWhenUsed="1" w:qFormat="1"/>
-    <w:lsdException w:name="heading 5" w:semiHidden="1" w:unhideWhenUsed="1" w:qFormat="1"/>
-    <w:lsdException w:name="heading 6" w:semiHidden="1" w:unhideWhenUsed="1" w:qFormat="1"/>
-    <w:lsdException w:name="heading 7" w:semiHidden="1" w:unhideWhenUsed="1" w:qFormat="1"/>
-    <w:lsdException w:name="heading 8" w:semiHidden="1" w:unhideWhenUsed="1" w:qFormat="1"/>
-    <w:lsdException w:name="heading 9" w:semiHidden="1" w:unhideWhenUsed="1" w:qFormat="1"/>
-    <w:lsdException w:name="footer" w:uiPriority="99" w:unhideWhenUsed="1" w:qFormat="1"/>
-    <w:lsdException w:name="caption" w:semiHidden="1" w:unhideWhenUsed="1" w:qFormat="1"/>
-    <w:lsdException w:name="Title" w:qFormat="1"/>
-    <w:lsdException w:name="Default Paragraph Font" w:semiHidden="1"/>
-    <w:lsdException w:name="Body Text" w:uiPriority="1" w:qFormat="1"/>
-    <w:lsdException w:name="Subtitle" w:qFormat="1"/>
-    <w:lsdException w:name="Strong" w:qFormat="1"/>
-    <w:lsdException w:name="Emphasis" w:qFormat="1"/>
-    <w:lsdException w:name="HTML Top of Form" w:semiHidden="1" w:uiPriority="99" w:unhideWhenUsed="1"/>
-    <w:lsdException w:name="HTML Bottom of Form" w:semiHidden="1" w:uiPriority="99" w:unhideWhenUsed="1"/>
-    <w:lsdException w:name="Normal Table" w:semiHidden="1" w:unhideWhenUsed="1" w:qFormat="1"/>
-    <w:lsdException w:name="No List" w:semiHidden="1" w:uiPriority="99" w:unhideWhenUsed="1"/>
-    <w:lsdException w:name="Outline List 1" w:semiHidden="1" w:uiPriority="99" w:unhideWhenUsed="1"/>
-    <w:lsdException w:name="Outline List 2" w:semiHidden="1" w:uiPriority="99" w:unhideWhenUsed="1"/>
-    <w:lsdException w:name="Outline List 3" w:semiHidden="1" w:uiPriority="99" w:unhideWhenUsed="1"/>
-    <w:lsdException w:name="Table Simple 1" w:semiHidden="1" w:unhideWhenUsed="1"/>
-    <w:lsdException w:name="Table Simple 2" w:semiHidden="1" w:unhideWhenUsed="1"/>
-    <w:lsdException w:name="Table Simple 3" w:semiHidden="1" w:unhideWhenUsed="1"/>
-    <w:lsdException w:name="Table Classic 1" w:semiHidden="1" w:unhideWhenUsed="1"/>
-    <w:lsdException w:name="Table Classic 2" w:semiHidden="1" w:unhideWhenUsed="1"/>
-    <w:lsdException w:name="Table Classic 3" w:semiHidden="1" w:unhideWhenUsed="1"/>
-    <w:lsdException w:name="Table Classic 4" w:semiHidden="1" w:unhideWhenUsed="1"/>
-    <w:lsdException w:name="Table Colorful 1" w:semiHidden="1" w:unhideWhenUsed="1"/>
-    <w:lsdException w:name="Table Colorful 2" w:semiHidden="1" w:unhideWhenUsed="1"/>
-    <w:lsdException w:name="Table Colorful 3" w:semiHidden="1" w:unhideWhenUsed="1"/>
-    <w:lsdException w:name="Table Columns 1" w:semiHidden="1" w:unhideWhenUsed="1"/>
-    <w:lsdException w:name="Table Columns 2" w:semiHidden="1" w:unhideWhenUsed="1"/>
-    <w:lsdException w:name="Table Columns 3" w:semiHidden="1" w:unhideWhenUsed="1"/>
-    <w:lsdException w:name="Table Columns 4" w:semiHidden="1" w:unhideWhenUsed="1"/>
-    <w:lsdException w:name="Table Columns 5" w:semiHidden="1" w:unhideWhenUsed="1"/>
-    <w:lsdException w:name="Table Grid 1" w:semiHidden="1" w:unhideWhenUsed="1"/>
-    <w:lsdException w:name="Table Grid 2" w:semiHidden="1" w:unhideWhenUsed="1"/>
-    <w:lsdException w:name="Table Grid 3" w:semiHidden="1" w:unhideWhenUsed="1"/>
-    <w:lsdException w:name="Table Grid 4" w:semiHidden="1" w:unhideWhenUsed="1"/>
-    <w:lsdException w:name="Table Grid 5" w:semiHidden="1" w:unhideWhenUsed="1"/>
-    <w:lsdException w:name="Table Grid 6" w:semiHidden="1" w:unhideWhenUsed="1"/>
-    <w:lsdException w:name="Table Grid 7" w:semiHidden="1" w:unhideWhenUsed="1"/>
-    <w:lsdException w:name="Table Grid 8" w:semiHidden="1" w:unhideWhenUsed="1"/>
-    <w:lsdException w:name="Table List 1" w:semiHidden="1" w:unhideWhenUsed="1"/>
-    <w:lsdException w:name="Table List 2" w:semiHidden="1" w:unhideWhenUsed="1"/>
-    <w:lsdException w:name="Table List 3" w:semiHidden="1" w:unhideWhenUsed="1"/>
-    <w:lsdException w:name="Table List 4" w:semiHidden="1" w:unhideWhenUsed="1"/>
-    <w:lsdException w:name="Table List 5" w:semiHidden="1" w:unhideWhenUsed="1"/>
-    <w:lsdException w:name="Table List 6" w:semiHidden="1" w:unhideWhenUsed="1"/>
-    <w:lsdException w:name="Table List 7" w:semiHidden="1" w:unhideWhenUsed="1"/>
-    <w:lsdException w:name="Table List 8" w:semiHidden="1" w:unhideWhenUsed="1"/>
-    <w:lsdException w:name="Table 3D effects 1" w:semiHidden="1" w:unhideWhenUsed="1"/>
-    <w:lsdException w:name="Table 3D effects 2" w:semiHidden="1" w:unhideWhenUsed="1"/>
-    <w:lsdException w:name="Table 3D effects 3" w:semiHidden="1" w:unhideWhenUsed="1"/>
-    <w:lsdException w:name="Table Contemporary" w:semiHidden="1" w:unhideWhenUsed="1"/>
-    <w:lsdException w:name="Table Elegant" w:semiHidden="1" w:unhideWhenUsed="1"/>
-    <w:lsdException w:name="Table Professional" w:semiHidden="1" w:unhideWhenUsed="1"/>
-    <w:lsdException w:name="Table Subtle 1" w:semiHidden="1" w:unhideWhenUsed="1"/>
-    <w:lsdException w:name="Table Subtle 2" w:semiHidden="1" w:unhideWhenUsed="1"/>
-    <w:lsdException w:name="Table Web 1" w:semiHidden="1" w:unhideWhenUsed="1"/>
-    <w:lsdException w:name="Table Web 2" w:semiHidden="1" w:unhideWhenUsed="1"/>
-    <w:lsdException w:name="Table Web 3" w:semiHidden="1" w:unhideWhenUsed="1"/>
-    <w:lsdException w:name="Table Grid" w:uiPriority="39" w:qFormat="1"/>
-    <w:lsdException w:name="Table Theme" w:semiHidden="1" w:unhideWhenUsed="1"/>
-    <w:lsdException w:name="Placeholder Text" w:semiHidden="1" w:uiPriority="99" w:unhideWhenUsed="1"/>
-    <w:lsdException w:name="No Spacing" w:semiHidden="1" w:uiPriority="99" w:unhideWhenUsed="1"/>
-    <w:lsdException w:name="Light Shading" w:uiPriority="60"/>
-    <w:lsdException w:name="Light List" w:uiPriority="61"/>
-    <w:lsdException w:name="Light Grid" w:uiPriority="62"/>
-    <w:lsdException w:name="Medium Shading 1" w:uiPriority="63"/>
-    <w:lsdException w:name="Medium Shading 2" w:uiPriority="64"/>
-    <w:lsdException w:name="Medium List 1" w:uiPriority="65"/>
-    <w:lsdException w:name="Medium List 2" w:uiPriority="66"/>
-    <w:lsdException w:name="Medium Grid 1" w:uiPriority="67"/>
-    <w:lsdException w:name="Medium Grid 2" w:uiPriority="68"/>
-    <w:lsdException w:name="Medium Grid 3" w:uiPriority="69"/>
-    <w:lsdException w:name="Dark List" w:uiPriority="70"/>
-    <w:lsdException w:name="Colorful Shading" w:uiPriority="71"/>
-    <w:lsdException w:name="Colorful List" w:uiPriority="72"/>
-    <w:lsdException w:name="Colorful Grid" w:uiPriority="73"/>
-    <w:lsdException w:name="Light Shading Accent 1" w:uiPriority="60"/>
-    <w:lsdException w:name="Light List Accent 1" w:uiPriority="61"/>
-    <w:lsdException w:name="Light Grid Accent 1" w:uiPriority="62"/>
-    <w:lsdException w:name="Medium Shading 1 Accent 1" w:uiPriority="63"/>
-    <w:lsdException w:name="Medium Shading 2 Accent 1" w:uiPriority="64"/>
-    <w:lsdException w:name="Medium List 1 Accent 1" w:uiPriority="65"/>
-    <w:lsdException w:name="Revision" w:semiHidden="1" w:uiPriority="99" w:unhideWhenUsed="1"/>
-    <w:lsdException w:name="List Paragraph" w:semiHidden="1" w:uiPriority="99" w:unhideWhenUsed="1"/>
-    <w:lsdException w:name="Quote" w:semiHidden="1" w:uiPriority="99" w:unhideWhenUsed="1"/>
-    <w:lsdException w:name="Intense Quote" w:semiHidden="1" w:uiPriority="99" w:unhideWhenUsed="1"/>
-    <w:lsdException w:name="Medium List 2 Accent 1" w:uiPriority="66"/>
-    <w:lsdException w:name="Medium Grid 1 Accent 1" w:uiPriority="67"/>
-    <w:lsdException w:name="Medium Grid 2 Accent 1" w:uiPriority="68"/>
-    <w:lsdException w:name="Medium Grid 3 Accent 1" w:uiPriority="69"/>
-    <w:lsdException w:name="Dark List Accent 1" w:uiPriority="70"/>
-    <w:lsdException w:name="Colorful Shading Accent 1" w:uiPriority="71"/>
-    <w:lsdException w:name="Colorful List Accent 1" w:uiPriority="72"/>
-    <w:lsdException w:name="Colorful Grid Accent 1" w:uiPriority="73"/>
-    <w:lsdException w:name="Light Shading Accent 2" w:uiPriority="60"/>
-    <w:lsdException w:name="Light List Accent 2" w:uiPriority="61"/>
-    <w:lsdException w:name="Light Grid Accent 2" w:uiPriority="62"/>
-    <w:lsdException w:name="Medium Shading 1 Accent 2" w:uiPriority="63"/>
-    <w:lsdException w:name="Medium Shading 2 Accent 2" w:uiPriority="64"/>
-    <w:lsdException w:name="Medium List 1 Accent 2" w:uiPriority="65"/>
-    <w:lsdException w:name="Medium List 2 Accent 2" w:uiPriority="66"/>
-    <w:lsdException w:name="Medium Grid 1 Accent 2" w:uiPriority="67"/>
-    <w:lsdException w:name="Medium Grid 2 Accent 2" w:uiPriority="68"/>
-    <w:lsdException w:name="Medium Grid 3 Accent 2" w:uiPriority="69"/>
-    <w:lsdException w:name="Dark List Accent 2" w:uiPriority="70"/>
-    <w:lsdException w:name="Colorful Shading Accent 2" w:uiPriority="71"/>
-    <w:lsdException w:name="Colorful List Accent 2" w:uiPriority="72"/>
-    <w:lsdException w:name="Colorful Grid Accent 2" w:uiPriority="73"/>
-    <w:lsdException w:name="Light Shading Accent 3" w:uiPriority="60"/>
-    <w:lsdException w:name="Light List Accent 3" w:uiPriority="61"/>
-    <w:lsdException w:name="Light Grid Accent 3" w:uiPriority="62"/>
-    <w:lsdException w:name="Medium Shading 1 Accent 3" w:uiPriority="63"/>
-    <w:lsdException w:name="Medium Shading 2 Accent 3" w:uiPriority="64"/>
-    <w:lsdException w:name="Medium List 1 Accent 3" w:uiPriority="65"/>
-    <w:lsdException w:name="Medium List 2 Accent 3" w:uiPriority="66"/>
-    <w:lsdException w:name="Medium Grid 1 Accent 3" w:uiPriority="67"/>
-    <w:lsdException w:name="Medium Grid 2 Accent 3" w:uiPriority="68"/>
-    <w:lsdException w:name="Medium Grid 3 Accent 3" w:uiPriority="69"/>
-    <w:lsdException w:name="Dark List Accent 3" w:uiPriority="70"/>
-    <w:lsdException w:name="Colorful Shading Accent 3" w:uiPriority="71"/>
-    <w:lsdException w:name="Colorful List Accent 3" w:uiPriority="72"/>
-    <w:lsdException w:name="Colorful Grid Accent 3" w:uiPriority="73"/>
-    <w:lsdException w:name="Light Shading Accent 4" w:uiPriority="60"/>
-    <w:lsdException w:name="Light List Accent 4" w:uiPriority="61"/>
-    <w:lsdException w:name="Light Grid Accent 4" w:uiPriority="62"/>
-    <w:lsdException w:name="Medium Shading 1 Accent 4" w:uiPriority="63"/>
-    <w:lsdException w:name="Medium Shading 2 Accent 4" w:uiPriority="64"/>
-    <w:lsdException w:name="Medium List 1 Accent 4" w:uiPriority="65"/>
-    <w:lsdException w:name="Medium List 2 Accent 4" w:uiPriority="66"/>
-    <w:lsdException w:name="Medium Grid 1 Accent 4" w:uiPriority="67"/>
-    <w:lsdException w:name="Medium Grid 2 Accent 4" w:uiPriority="68"/>
-    <w:lsdException w:name="Medium Grid 3 Accent 4" w:uiPriority="69"/>
-    <w:lsdException w:name="Dark List Accent 4" w:uiPriority="70"/>
-    <w:lsdException w:name="Colorful Shading Accent 4" w:uiPriority="71"/>
-    <w:lsdException w:name="Colorful List Accent 4" w:uiPriority="72"/>
-    <w:lsdException w:name="Colorful Grid Accent 4" w:uiPriority="73"/>
-    <w:lsdException w:name="Light Shading Accent 5" w:uiPriority="60"/>
-    <w:lsdException w:name="Light List Accent 5" w:uiPriority="61"/>
-    <w:lsdException w:name="Light Grid Accent 5" w:uiPriority="62"/>
-    <w:lsdException w:name="Medium Shading 1 Accent 5" w:uiPriority="63"/>
-    <w:lsdException w:name="Medium Shading 2 Accent 5" w:uiPriority="64"/>
-    <w:lsdException w:name="Medium List 1 Accent 5" w:uiPriority="65"/>
-    <w:lsdException w:name="Medium List 2 Accent 5" w:uiPriority="66"/>
-    <w:lsdException w:name="Medium Grid 1 Accent 5" w:uiPriority="67"/>
-    <w:lsdException w:name="Medium Grid 2 Accent 5" w:uiPriority="68"/>
-    <w:lsdException w:name="Medium Grid 3 Accent 5" w:uiPriority="69"/>
-    <w:lsdException w:name="Dark List Accent 5" w:uiPriority="70"/>
-    <w:lsdException w:name="Colorful Shading Accent 5" w:uiPriority="71"/>
-    <w:lsdException w:name="Colorful List Accent 5" w:uiPriority="72"/>
-    <w:lsdException w:name="Colorful Grid Accent 5" w:uiPriority="73"/>
-    <w:lsdException w:name="Light Shading Accent 6" w:uiPriority="60"/>
-    <w:lsdException w:name="Light List Accent 6" w:uiPriority="61"/>
-    <w:lsdException w:name="Light Grid Accent 6" w:uiPriority="62"/>
-    <w:lsdException w:name="Medium Shading 1 Accent 6" w:uiPriority="63"/>
-    <w:lsdException w:name="Medium Shading 2 Accent 6" w:uiPriority="64"/>
-    <w:lsdException w:name="Medium List 1 Accent 6" w:uiPriority="65"/>
-    <w:lsdException w:name="Medium List 2 Accent 6" w:uiPriority="66"/>
-    <w:lsdException w:name="Medium Grid 1 Accent 6" w:uiPriority="67"/>
-    <w:lsdException w:name="Medium Grid 2 Accent 6" w:uiPriority="68"/>
-    <w:lsdException w:name="Medium Grid 3 Accent 6" w:uiPriority="69"/>
-    <w:lsdException w:name="Dark List Accent 6" w:uiPriority="70"/>
-    <w:lsdException w:name="Colorful Shading Accent 6" w:uiPriority="71"/>
-    <w:lsdException w:name="Colorful List Accent 6" w:uiPriority="72"/>
-    <w:lsdException w:name="Colorful Grid Accent 6" w:uiPriority="73"/>
-    <w:lsdException w:name="Subtle Emphasis" w:uiPriority="19" w:qFormat="1"/>
-    <w:lsdException w:name="Intense Emphasis" w:uiPriority="21" w:qFormat="1"/>
-    <w:lsdException w:name="Subtle Reference" w:uiPriority="31" w:qFormat="1"/>
-    <w:lsdException w:name="Intense Reference" w:uiPriority="32" w:qFormat="1"/>
-    <w:lsdException w:name="Book Title" w:uiPriority="33" w:qFormat="1"/>
-    <w:lsdException w:name="Bibliography" w:semiHidden="1" w:uiPriority="37" w:unhideWhenUsed="1"/>
-    <w:lsdException w:name="TOC Heading" w:semiHidden="1" w:uiPriority="39" w:unhideWhenUsed="1" w:qFormat="1"/>
-    <w:lsdException w:name="Plain Table 1" w:uiPriority="41"/>
-    <w:lsdException w:name="Plain Table 2" w:uiPriority="42"/>
-    <w:lsdException w:name="Plain Table 3" w:uiPriority="43"/>
-    <w:lsdException w:name="Plain Table 4" w:uiPriority="44"/>
-    <w:lsdException w:name="Plain Table 5" w:uiPriority="45"/>
-    <w:lsdException w:name="Grid Table Light" w:uiPriority="40"/>
-    <w:lsdException w:name="Grid Table 1 Light" w:uiPriority="46"/>
-    <w:lsdException w:name="Grid Table 2" w:uiPriority="47"/>
-    <w:lsdException w:name="Grid Table 3" w:uiPriority="48"/>
-    <w:lsdException w:name="Grid Table 4" w:uiPriority="49"/>
-    <w:lsdException w:name="Grid Table 5 Dark" w:uiPriority="50"/>
-    <w:lsdException w:name="Grid Table 6 Colorful" w:uiPriority="51"/>
-    <w:lsdException w:name="Grid Table 7 Colorful" w:uiPriority="52"/>
-    <w:lsdException w:name="Grid Table 1 Light Accent 1" w:uiPriority="46"/>
-    <w:lsdException w:name="Grid Table 2 Accent 1" w:uiPriority="47"/>
-    <w:lsdException w:name="Grid Table 3 Accent 1" w:uiPriority="48"/>
-    <w:lsdException w:name="Grid Table 4 Accent 1" w:uiPriority="49"/>
-    <w:lsdException w:name="Grid Table 5 Dark Accent 1" w:uiPriority="50"/>
-    <w:lsdException w:name="Grid Table 6 Colorful Accent 1" w:uiPriority="51"/>
-    <w:lsdException w:name="Grid Table 7 Colorful Accent 1" w:uiPriority="52"/>
-    <w:lsdException w:name="Grid Table 1 Light Accent 2" w:uiPriority="46"/>
-    <w:lsdException w:name="Grid Table 2 Accent 2" w:uiPriority="47"/>
-    <w:lsdException w:name="Grid Table 3 Accent 2" w:uiPriority="48"/>
-    <w:lsdException w:name="Grid Table 4 Accent 2" w:uiPriority="49"/>
-    <w:lsdException w:name="Grid Table 5 Dark Accent 2" w:uiPriority="50"/>
-    <w:lsdException w:name="Grid Table 6 Colorful Accent 2" w:uiPriority="51"/>
-    <w:lsdException w:name="Grid Table 7 Colorful Accent 2" w:uiPriority="52"/>
-    <w:lsdException w:name="Grid Table 1 Light Accent 3" w:uiPriority="46"/>
-    <w:lsdException w:name="Grid Table 2 Accent 3" w:uiPriority="47"/>
-    <w:lsdException w:name="Grid Table 3 Accent 3" w:uiPriority="48"/>
-    <w:lsdException w:name="Grid Table 4 Accent 3" w:uiPriority="49"/>
-    <w:lsdException w:name="Grid Table 5 Dark Accent 3" w:uiPriority="50"/>
-    <w:lsdException w:name="Grid Table 6 Colorful Accent 3" w:uiPriority="51"/>
-    <w:lsdException w:name="Grid Table 7 Colorful Accent 3" w:uiPriority="52"/>
-    <w:lsdException w:name="Grid Table 1 Light Accent 4" w:uiPriority="46"/>
-    <w:lsdException w:name="Grid Table 2 Accent 4" w:uiPriority="47"/>
-    <w:lsdException w:name="Grid Table 3 Accent 4" w:uiPriority="48"/>
-    <w:lsdException w:name="Grid Table 4 Accent 4" w:uiPriority="49"/>
-    <w:lsdException w:name="Grid Table 5 Dark Accent 4" w:uiPriority="50"/>
-    <w:lsdException w:name="Grid Table 6 Colorful Accent 4" w:uiPriority="51"/>
-    <w:lsdException w:name="Grid Table 7 Colorful Accent 4" w:uiPriority="52"/>
-    <w:lsdException w:name="Grid Table 1 Light Accent 5" w:uiPriority="46"/>
-    <w:lsdException w:name="Grid Table 2 Accent 5" w:uiPriority="47"/>
-    <w:lsdException w:name="Grid Table 3 Accent 5" w:uiPriority="48"/>
-    <w:lsdException w:name="Grid Table 4 Accent 5" w:uiPriority="49"/>
-    <w:lsdException w:name="Grid Table 5 Dark Accent 5" w:uiPriority="50"/>
-    <w:lsdException w:name="Grid Table 6 Colorful Accent 5" w:uiPriority="51"/>
-    <w:lsdException w:name="Grid Table 7 Colorful Accent 5" w:uiPriority="52"/>
-    <w:lsdException w:name="Grid Table 1 Light Accent 6" w:uiPriority="46"/>
-    <w:lsdException w:name="Grid Table 2 Accent 6" w:uiPriority="47"/>
-    <w:lsdException w:name="Grid Table 3 Accent 6" w:uiPriority="48"/>
-    <w:lsdException w:name="Grid Table 4 Accent 6" w:uiPriority="49"/>
-    <w:lsdException w:name="Grid Table 5 Dark Accent 6" w:uiPriority="50"/>
-    <w:lsdException w:name="Grid Table 6 Colorful Accent 6" w:uiPriority="51"/>
-    <w:lsdException w:name="Grid Table 7 Colorful Accent 6" w:uiPriority="52"/>
-    <w:lsdException w:name="List Table 1 Light" w:uiPriority="46"/>
-    <w:lsdException w:name="List Table 2" w:uiPriority="47"/>
-    <w:lsdException w:name="List Table 3" w:uiPriority="48"/>
-    <w:lsdException w:name="List Table 4" w:uiPriority="49"/>
-    <w:lsdException w:name="List Table 5 Dark" w:uiPriority="50"/>
-    <w:lsdException w:name="List Table 6 Colorful" w:uiPriority="51"/>
-    <w:lsdException w:name="List Table 7 Colorful" w:uiPriority="52"/>
-    <w:lsdException w:name="List Table 1 Light Accent 1" w:uiPriority="46"/>
-    <w:lsdException w:name="List Table 2 Accent 1" w:uiPriority="47"/>
-    <w:lsdException w:name="List Table 3 Accent 1" w:uiPriority="48"/>
-    <w:lsdException w:name="List Table 4 Accent 1" w:uiPriority="49"/>
-    <w:lsdException w:name="List Table 5 Dark Accent 1" w:uiPriority="50"/>
-    <w:lsdException w:name="List Table 6 Colorful Accent 1" w:uiPriority="51"/>
-    <w:lsdException w:name="List Table 7 Colorful Accent 1" w:uiPriority="52"/>
-    <w:lsdException w:name="List Table 1 Light Accent 2" w:uiPriority="46"/>
-    <w:lsdException w:name="List Table 2 Accent 2" w:uiPriority="47"/>
-    <w:lsdException w:name="List Table 3 Accent 2" w:uiPriority="48"/>
-    <w:lsdException w:name="List Table 4 Accent 2" w:uiPriority="49"/>
-    <w:lsdException w:name="List Table 5 Dark Accent 2" w:uiPriority="50"/>
-    <w:lsdException w:name="List Table 6 Colorful Accent 2" w:uiPriority="51"/>
-    <w:lsdException w:name="List Table 7 Colorful Accent 2" w:uiPriority="52"/>
-    <w:lsdException w:name="List Table 1 Light Accent 3" w:uiPriority="46"/>
-    <w:lsdException w:name="List Table 2 Accent 3" w:uiPriority="47"/>
-    <w:lsdException w:name="List Table 3 Accent 3" w:uiPriority="48"/>
-    <w:lsdException w:name="List Table 4 Accent 3" w:uiPriority="49"/>
-    <w:lsdException w:name="List Table 5 Dark Accent 3" w:uiPriority="50"/>
-    <w:lsdException w:name="List Table 6 Colorful Accent 3" w:uiPriority="51"/>
-    <w:lsdException w:name="List Table 7 Colorful Accent 3" w:uiPriority="52"/>
-    <w:lsdException w:name="List Table 1 Light Accent 4" w:uiPriority="46"/>
-    <w:lsdException w:name="List Table 2 Accent 4" w:uiPriority="47"/>
-    <w:lsdException w:name="List Table 3 Accent 4" w:uiPriority="48"/>
-    <w:lsdException w:name="List Table 4 Accent 4" w:uiPriority="49"/>
-    <w:lsdException w:name="List Table 5 Dark Accent 4" w:uiPriority="50"/>
-    <w:lsdException w:name="List Table 6 Colorful Accent 4" w:uiPriority="51"/>
-    <w:lsdException w:name="List Table 7 Colorful Accent 4" w:uiPriority="52"/>
-    <w:lsdException w:name="List Table 1 Light Accent 5" w:uiPriority="46"/>
-    <w:lsdException w:name="List Table 2 Accent 5" w:uiPriority="47"/>
-    <w:lsdException w:name="List Table 3 Accent 5" w:uiPriority="48"/>
-    <w:lsdException w:name="List Table 4 Accent 5" w:uiPriority="49"/>
-    <w:lsdException w:name="List Table 5 Dark Accent 5" w:uiPriority="50"/>
-    <w:lsdException w:name="List Table 6 Colorful Accent 5" w:uiPriority="51"/>
-    <w:lsdException w:name="List Table 7 Colorful Accent 5" w:uiPriority="52"/>
-    <w:lsdException w:name="List Table 1 Light Accent 6" w:uiPriority="46"/>
-    <w:lsdException w:name="List Table 2 Accent 6" w:uiPriority="47"/>
-    <w:lsdException w:name="List Table 3 Accent 6" w:uiPriority="48"/>
-    <w:lsdException w:name="List Table 4 Accent 6" w:uiPriority="49"/>
-    <w:lsdException w:name="List Table 5 Dark Accent 6" w:uiPriority="50"/>
-    <w:lsdException w:name="List Table 6 Colorful Accent 6" w:uiPriority="51"/>
-    <w:lsdException w:name="List Table 7 Colorful Accent 6" w:uiPriority="52"/>
-    <w:lsdException w:name="Mention" w:semiHidden="1" w:uiPriority="99" w:unhideWhenUsed="1"/>
-    <w:lsdException w:name="Smart Hyperlink" w:semiHidden="1" w:uiPriority="99" w:unhideWhenUsed="1"/>
-    <w:lsdException w:name="Hashtag" w:semiHidden="1" w:uiPriority="99" w:unhideWhenUsed="1"/>
-    <w:lsdException w:name="Unresolved Mention" w:semiHidden="1" w:uiPriority="99" w:unhideWhenUsed="1"/>
-    <w:lsdException w:name="Smart Link" w:semiHidden="1" w:uiPriority="99" w:unhideWhenUsed="1"/>
+  <w:latentStyles w:count="260" w:defQFormat="0" w:defUnhideWhenUsed="1" w:defSemiHidden="1" w:defUIPriority="99" w:defLockedState="0">
+    <w:lsdException w:qFormat="1" w:unhideWhenUsed="0" w:uiPriority="0" w:semiHidden="0" w:name="Normal"/>
+    <w:lsdException w:qFormat="1" w:unhideWhenUsed="0" w:uiPriority="9" w:semiHidden="0" w:name="heading 1"/>
+    <w:lsdException w:qFormat="1" w:uiPriority="0" w:name="heading 2"/>
+    <w:lsdException w:qFormat="1" w:uiPriority="0" w:name="heading 3"/>
+    <w:lsdException w:qFormat="1" w:uiPriority="0" w:name="heading 4"/>
+    <w:lsdException w:qFormat="1" w:uiPriority="0" w:name="heading 5"/>
+    <w:lsdException w:qFormat="1" w:uiPriority="0" w:name="heading 6"/>
+    <w:lsdException w:qFormat="1" w:uiPriority="0" w:name="heading 7"/>
+    <w:lsdException w:qFormat="1" w:uiPriority="0" w:name="heading 8"/>
+    <w:lsdException w:qFormat="1" w:uiPriority="0" w:name="heading 9"/>
+    <w:lsdException w:unhideWhenUsed="0" w:uiPriority="0" w:semiHidden="0" w:name="index 1"/>
+    <w:lsdException w:unhideWhenUsed="0" w:uiPriority="0" w:semiHidden="0" w:name="index 2"/>
+    <w:lsdException w:unhideWhenUsed="0" w:uiPriority="0" w:semiHidden="0" w:name="index 3"/>
+    <w:lsdException w:unhideWhenUsed="0" w:uiPriority="0" w:semiHidden="0" w:name="index 4"/>
+    <w:lsdException w:unhideWhenUsed="0" w:uiPriority="0" w:semiHidden="0" w:name="index 5"/>
+    <w:lsdException w:unhideWhenUsed="0" w:uiPriority="0" w:semiHidden="0" w:name="index 6"/>
+    <w:lsdException w:unhideWhenUsed="0" w:uiPriority="0" w:semiHidden="0" w:name="index 7"/>
+    <w:lsdException w:unhideWhenUsed="0" w:uiPriority="0" w:semiHidden="0" w:name="index 8"/>
+    <w:lsdException w:unhideWhenUsed="0" w:uiPriority="0" w:semiHidden="0" w:name="index 9"/>
+    <w:lsdException w:unhideWhenUsed="0" w:uiPriority="0" w:semiHidden="0" w:name="toc 1"/>
+    <w:lsdException w:unhideWhenUsed="0" w:uiPriority="0" w:semiHidden="0" w:name="toc 2"/>
+    <w:lsdException w:unhideWhenUsed="0" w:uiPriority="0" w:semiHidden="0" w:name="toc 3"/>
+    <w:lsdException w:unhideWhenUsed="0" w:uiPriority="0" w:semiHidden="0" w:name="toc 4"/>
+    <w:lsdException w:unhideWhenUsed="0" w:uiPriority="0" w:semiHidden="0" w:name="toc 5"/>
+    <w:lsdException w:unhideWhenUsed="0" w:uiPriority="0" w:semiHidden="0" w:name="toc 6"/>
+    <w:lsdException w:unhideWhenUsed="0" w:uiPriority="0" w:semiHidden="0" w:name="toc 7"/>
+    <w:lsdException w:unhideWhenUsed="0" w:uiPriority="0" w:semiHidden="0" w:name="toc 8"/>
+    <w:lsdException w:unhideWhenUsed="0" w:uiPriority="0" w:semiHidden="0" w:name="toc 9"/>
+    <w:lsdException w:unhideWhenUsed="0" w:uiPriority="0" w:semiHidden="0" w:name="Normal Indent"/>
+    <w:lsdException w:unhideWhenUsed="0" w:uiPriority="0" w:semiHidden="0" w:name="footnote text"/>
+    <w:lsdException w:unhideWhenUsed="0" w:uiPriority="0" w:semiHidden="0" w:name="annotation text"/>
+    <w:lsdException w:unhideWhenUsed="0" w:uiPriority="0" w:semiHidden="0" w:name="header"/>
+    <w:lsdException w:qFormat="1" w:uiPriority="99" w:semiHidden="0" w:name="footer"/>
+    <w:lsdException w:unhideWhenUsed="0" w:uiPriority="0" w:semiHidden="0" w:name="index heading"/>
+    <w:lsdException w:qFormat="1" w:uiPriority="0" w:name="caption"/>
+    <w:lsdException w:unhideWhenUsed="0" w:uiPriority="0" w:semiHidden="0" w:name="table of figures"/>
+    <w:lsdException w:unhideWhenUsed="0" w:uiPriority="0" w:semiHidden="0" w:name="envelope address"/>
+    <w:lsdException w:unhideWhenUsed="0" w:uiPriority="0" w:semiHidden="0" w:name="envelope return"/>
+    <w:lsdException w:unhideWhenUsed="0" w:uiPriority="0" w:semiHidden="0" w:name="footnote reference"/>
+    <w:lsdException w:unhideWhenUsed="0" w:uiPriority="0" w:semiHidden="0" w:name="annotation reference"/>
+    <w:lsdException w:unhideWhenUsed="0" w:uiPriority="0" w:semiHidden="0" w:name="line number"/>
+    <w:lsdException w:unhideWhenUsed="0" w:uiPriority="0" w:semiHidden="0" w:name="page number"/>
+    <w:lsdException w:unhideWhenUsed="0" w:uiPriority="0" w:semiHidden="0" w:name="endnote reference"/>
+    <w:lsdException w:unhideWhenUsed="0" w:uiPriority="0" w:semiHidden="0" w:name="endnote text"/>
+    <w:lsdException w:unhideWhenUsed="0" w:uiPriority="0" w:semiHidden="0" w:name="table of authorities"/>
+    <w:lsdException w:unhideWhenUsed="0" w:uiPriority="0" w:semiHidden="0" w:name="macro"/>
+    <w:lsdException w:unhideWhenUsed="0" w:uiPriority="0" w:semiHidden="0" w:name="toa heading"/>
+    <w:lsdException w:unhideWhenUsed="0" w:uiPriority="0" w:semiHidden="0" w:name="List"/>
+    <w:lsdException w:unhideWhenUsed="0" w:uiPriority="0" w:semiHidden="0" w:name="List Bullet"/>
+    <w:lsdException w:unhideWhenUsed="0" w:uiPriority="0" w:semiHidden="0" w:name="List Number"/>
+    <w:lsdException w:unhideWhenUsed="0" w:uiPriority="0" w:semiHidden="0" w:name="List 2"/>
+    <w:lsdException w:unhideWhenUsed="0" w:uiPriority="0" w:semiHidden="0" w:name="List 3"/>
+    <w:lsdException w:unhideWhenUsed="0" w:uiPriority="0" w:semiHidden="0" w:name="List 4"/>
+    <w:lsdException w:unhideWhenUsed="0" w:uiPriority="0" w:semiHidden="0" w:name="List 5"/>
+    <w:lsdException w:unhideWhenUsed="0" w:uiPriority="0" w:semiHidden="0" w:name="List Bullet 2"/>
+    <w:lsdException w:unhideWhenUsed="0" w:uiPriority="0" w:semiHidden="0" w:name="List Bullet 3"/>
+    <w:lsdException w:unhideWhenUsed="0" w:uiPriority="0" w:semiHidden="0" w:name="List Bullet 4"/>
+    <w:lsdException w:unhideWhenUsed="0" w:uiPriority="0" w:semiHidden="0" w:name="List Bullet 5"/>
+    <w:lsdException w:unhideWhenUsed="0" w:uiPriority="0" w:semiHidden="0" w:name="List Number 2"/>
+    <w:lsdException w:unhideWhenUsed="0" w:uiPriority="0" w:semiHidden="0" w:name="List Number 3"/>
+    <w:lsdException w:unhideWhenUsed="0" w:uiPriority="0" w:semiHidden="0" w:name="List Number 4"/>
+    <w:lsdException w:unhideWhenUsed="0" w:uiPriority="0" w:semiHidden="0" w:name="List Number 5"/>
+    <w:lsdException w:qFormat="1" w:unhideWhenUsed="0" w:uiPriority="0" w:semiHidden="0" w:name="Title"/>
+    <w:lsdException w:unhideWhenUsed="0" w:uiPriority="0" w:semiHidden="0" w:name="Closing"/>
+    <w:lsdException w:unhideWhenUsed="0" w:uiPriority="0" w:semiHidden="0" w:name="Signature"/>
+    <w:lsdException w:qFormat="1" w:uiPriority="1" w:name="Default Paragraph Font"/>
+    <w:lsdException w:qFormat="1" w:unhideWhenUsed="0" w:uiPriority="1" w:semiHidden="0" w:name="Body Text"/>
+    <w:lsdException w:unhideWhenUsed="0" w:uiPriority="0" w:semiHidden="0" w:name="Body Text Indent"/>
+    <w:lsdException w:unhideWhenUsed="0" w:uiPriority="0" w:semiHidden="0" w:name="List Continue"/>
+    <w:lsdException w:unhideWhenUsed="0" w:uiPriority="0" w:semiHidden="0" w:name="List Continue 2"/>
+    <w:lsdException w:unhideWhenUsed="0" w:uiPriority="0" w:semiHidden="0" w:name="List Continue 3"/>
+    <w:lsdException w:unhideWhenUsed="0" w:uiPriority="0" w:semiHidden="0" w:name="List Continue 4"/>
+    <w:lsdException w:unhideWhenUsed="0" w:uiPriority="0" w:semiHidden="0" w:name="List Continue 5"/>
+    <w:lsdException w:unhideWhenUsed="0" w:uiPriority="0" w:semiHidden="0" w:name="Message Header"/>
+    <w:lsdException w:qFormat="1" w:unhideWhenUsed="0" w:uiPriority="0" w:semiHidden="0" w:name="Subtitle"/>
+    <w:lsdException w:unhideWhenUsed="0" w:uiPriority="0" w:semiHidden="0" w:name="Salutation"/>
+    <w:lsdException w:unhideWhenUsed="0" w:uiPriority="0" w:semiHidden="0" w:name="Date"/>
+    <w:lsdException w:unhideWhenUsed="0" w:uiPriority="0" w:semiHidden="0" w:name="Body Text First Indent"/>
+    <w:lsdException w:unhideWhenUsed="0" w:uiPriority="0" w:semiHidden="0" w:name="Body Text First Indent 2"/>
+    <w:lsdException w:unhideWhenUsed="0" w:uiPriority="0" w:semiHidden="0" w:name="Note Heading"/>
+    <w:lsdException w:unhideWhenUsed="0" w:uiPriority="0" w:semiHidden="0" w:name="Body Text 2"/>
+    <w:lsdException w:unhideWhenUsed="0" w:uiPriority="0" w:semiHidden="0" w:name="Body Text 3"/>
+    <w:lsdException w:unhideWhenUsed="0" w:uiPriority="0" w:semiHidden="0" w:name="Body Text Indent 2"/>
+    <w:lsdException w:unhideWhenUsed="0" w:uiPriority="0" w:semiHidden="0" w:name="Body Text Indent 3"/>
+    <w:lsdException w:unhideWhenUsed="0" w:uiPriority="0" w:semiHidden="0" w:name="Block Text"/>
+    <w:lsdException w:unhideWhenUsed="0" w:uiPriority="0" w:semiHidden="0" w:name="Hyperlink"/>
+    <w:lsdException w:unhideWhenUsed="0" w:uiPriority="0" w:semiHidden="0" w:name="FollowedHyperlink"/>
+    <w:lsdException w:qFormat="1" w:unhideWhenUsed="0" w:uiPriority="0" w:semiHidden="0" w:name="Strong"/>
+    <w:lsdException w:qFormat="1" w:unhideWhenUsed="0" w:uiPriority="0" w:semiHidden="0" w:name="Emphasis"/>
+    <w:lsdException w:unhideWhenUsed="0" w:uiPriority="0" w:semiHidden="0" w:name="Document Map"/>
+    <w:lsdException w:unhideWhenUsed="0" w:uiPriority="0" w:semiHidden="0" w:name="Plain Text"/>
+    <w:lsdException w:unhideWhenUsed="0" w:uiPriority="0" w:semiHidden="0" w:name="E-mail Signature"/>
+    <w:lsdException w:unhideWhenUsed="0" w:uiPriority="0" w:semiHidden="0" w:name="Normal (Web)"/>
+    <w:lsdException w:unhideWhenUsed="0" w:uiPriority="0" w:semiHidden="0" w:name="HTML Acronym"/>
+    <w:lsdException w:unhideWhenUsed="0" w:uiPriority="0" w:semiHidden="0" w:name="HTML Address"/>
+    <w:lsdException w:unhideWhenUsed="0" w:uiPriority="0" w:semiHidden="0" w:name="HTML Cite"/>
+    <w:lsdException w:unhideWhenUsed="0" w:uiPriority="0" w:semiHidden="0" w:name="HTML Code"/>
+    <w:lsdException w:unhideWhenUsed="0" w:uiPriority="0" w:semiHidden="0" w:name="HTML Definition"/>
+    <w:lsdException w:unhideWhenUsed="0" w:uiPriority="0" w:semiHidden="0" w:name="HTML Keyboard"/>
+    <w:lsdException w:unhideWhenUsed="0" w:uiPriority="0" w:semiHidden="0" w:name="HTML Preformatted"/>
+    <w:lsdException w:unhideWhenUsed="0" w:uiPriority="0" w:semiHidden="0" w:name="HTML Sample"/>
+    <w:lsdException w:unhideWhenUsed="0" w:uiPriority="0" w:semiHidden="0" w:name="HTML Typewriter"/>
+    <w:lsdException w:unhideWhenUsed="0" w:uiPriority="0" w:semiHidden="0" w:name="HTML Variable"/>
+    <w:lsdException w:qFormat="1" w:uiPriority="99" w:name="Normal Table"/>
+    <w:lsdException w:unhideWhenUsed="0" w:uiPriority="0" w:semiHidden="0" w:name="annotation subject"/>
+    <w:lsdException w:uiPriority="0" w:name="Table Simple 1"/>
+    <w:lsdException w:uiPriority="0" w:name="Table Simple 2"/>
+    <w:lsdException w:uiPriority="0" w:name="Table Simple 3"/>
+    <w:lsdException w:uiPriority="0" w:name="Table Classic 1"/>
+    <w:lsdException w:uiPriority="0" w:name="Table Classic 2"/>
+    <w:lsdException w:uiPriority="0" w:name="Table Classic 3"/>
+    <w:lsdException w:uiPriority="0" w:name="Table Classic 4"/>
+    <w:lsdException w:uiPriority="0" w:name="Table Colorful 1"/>
+    <w:lsdException w:uiPriority="0" w:name="Table Colorful 2"/>
+    <w:lsdException w:uiPriority="0" w:name="Table Colorful 3"/>
+    <w:lsdException w:uiPriority="0" w:name="Table Columns 1"/>
+    <w:lsdException w:uiPriority="0" w:name="Table Columns 2"/>
+    <w:lsdException w:uiPriority="0" w:name="Table Columns 3"/>
+    <w:lsdException w:uiPriority="0" w:name="Table Columns 4"/>
+    <w:lsdException w:uiPriority="0" w:name="Table Columns 5"/>
+    <w:lsdException w:uiPriority="0" w:name="Table Grid 1"/>
+    <w:lsdException w:uiPriority="0" w:name="Table Grid 2"/>
+    <w:lsdException w:uiPriority="0" w:name="Table Grid 3"/>
+    <w:lsdException w:uiPriority="0" w:name="Table Grid 4"/>
+    <w:lsdException w:uiPriority="0" w:name="Table Grid 5"/>
+    <w:lsdException w:uiPriority="0" w:name="Table Grid 6"/>
+    <w:lsdException w:uiPriority="0" w:name="Table Grid 7"/>
+    <w:lsdException w:uiPriority="0" w:name="Table Grid 8"/>
+    <w:lsdException w:uiPriority="0" w:name="Table List 1"/>
+    <w:lsdException w:uiPriority="0" w:name="Table List 2"/>
+    <w:lsdException w:uiPriority="0" w:name="Table List 3"/>
+    <w:lsdException w:uiPriority="0" w:name="Table List 4"/>
+    <w:lsdException w:uiPriority="0" w:name="Table List 5"/>
+    <w:lsdException w:uiPriority="0" w:name="Table List 6"/>
+    <w:lsdException w:uiPriority="0" w:name="Table List 7"/>
+    <w:lsdException w:uiPriority="0" w:name="Table List 8"/>
+    <w:lsdException w:uiPriority="0" w:name="Table 3D effects 1"/>
+    <w:lsdException w:uiPriority="0" w:name="Table 3D effects 2"/>
+    <w:lsdException w:uiPriority="0" w:name="Table 3D effects 3"/>
+    <w:lsdException w:uiPriority="0" w:name="Table Contemporary"/>
+    <w:lsdException w:uiPriority="0" w:name="Table Elegant"/>
+    <w:lsdException w:uiPriority="0" w:name="Table Professional"/>
+    <w:lsdException w:uiPriority="0" w:name="Table Subtle 1"/>
+    <w:lsdException w:uiPriority="0" w:name="Table Subtle 2"/>
+    <w:lsdException w:uiPriority="0" w:name="Table Web 1"/>
+    <w:lsdException w:uiPriority="0" w:name="Table Web 2"/>
+    <w:lsdException w:uiPriority="0" w:name="Table Web 3"/>
+    <w:lsdException w:unhideWhenUsed="0" w:uiPriority="0" w:semiHidden="0" w:name="Balloon Text"/>
+    <w:lsdException w:qFormat="1" w:unhideWhenUsed="0" w:uiPriority="39" w:semiHidden="0" w:name="Table Grid"/>
+    <w:lsdException w:uiPriority="0" w:name="Table Theme"/>
+    <w:lsdException w:unhideWhenUsed="0" w:uiPriority="60" w:semiHidden="0" w:name="Light Shading"/>
+    <w:lsdException w:unhideWhenUsed="0" w:uiPriority="61" w:semiHidden="0" w:name="Light List"/>
+    <w:lsdException w:unhideWhenUsed="0" w:uiPriority="62" w:semiHidden="0" w:name="Light Grid"/>
+    <w:lsdException w:unhideWhenUsed="0" w:uiPriority="63" w:semiHidden="0" w:name="Medium Shading 1"/>
+    <w:lsdException w:unhideWhenUsed="0" w:uiPriority="64" w:semiHidden="0" w:name="Medium Shading 2"/>
+    <w:lsdException w:unhideWhenUsed="0" w:uiPriority="65" w:semiHidden="0" w:name="Medium List 1"/>
+    <w:lsdException w:unhideWhenUsed="0" w:uiPriority="66" w:semiHidden="0" w:name="Medium List 2"/>
+    <w:lsdException w:unhideWhenUsed="0" w:uiPriority="67" w:semiHidden="0" w:name="Medium Grid 1"/>
+    <w:lsdException w:unhideWhenUsed="0" w:uiPriority="68" w:semiHidden="0" w:name="Medium Grid 2"/>
+    <w:lsdException w:unhideWhenUsed="0" w:uiPriority="69" w:semiHidden="0" w:name="Medium Grid 3"/>
+    <w:lsdException w:unhideWhenUsed="0" w:uiPriority="70" w:semiHidden="0" w:name="Dark List"/>
+    <w:lsdException w:unhideWhenUsed="0" w:uiPriority="71" w:semiHidden="0" w:name="Colorful Shading"/>
+    <w:lsdException w:unhideWhenUsed="0" w:uiPriority="72" w:semiHidden="0" w:name="Colorful List"/>
+    <w:lsdException w:unhideWhenUsed="0" w:uiPriority="73" w:semiHidden="0" w:name="Colorful Grid"/>
+    <w:lsdException w:unhideWhenUsed="0" w:uiPriority="60" w:semiHidden="0" w:name="Light Shading Accent 1"/>
+    <w:lsdException w:unhideWhenUsed="0" w:uiPriority="61" w:semiHidden="0" w:name="Light List Accent 1"/>
+    <w:lsdException w:unhideWhenUsed="0" w:uiPriority="62" w:semiHidden="0" w:name="Light Grid Accent 1"/>
+    <w:lsdException w:unhideWhenUsed="0" w:uiPriority="63" w:semiHidden="0" w:name="Medium Shading 1 Accent 1"/>
+    <w:lsdException w:unhideWhenUsed="0" w:uiPriority="64" w:semiHidden="0" w:name="Medium Shading 2 Accent 1"/>
+    <w:lsdException w:unhideWhenUsed="0" w:uiPriority="65" w:semiHidden="0" w:name="Medium List 1 Accent 1"/>
+    <w:lsdException w:unhideWhenUsed="0" w:uiPriority="66" w:semiHidden="0" w:name="Medium List 2 Accent 1"/>
+    <w:lsdException w:unhideWhenUsed="0" w:uiPriority="67" w:semiHidden="0" w:name="Medium Grid 1 Accent 1"/>
+    <w:lsdException w:unhideWhenUsed="0" w:uiPriority="68" w:semiHidden="0" w:name="Medium Grid 2 Accent 1"/>
+    <w:lsdException w:unhideWhenUsed="0" w:uiPriority="69" w:semiHidden="0" w:name="Medium Grid 3 Accent 1"/>
+    <w:lsdException w:unhideWhenUsed="0" w:uiPriority="70" w:semiHidden="0" w:name="Dark List Accent 1"/>
+    <w:lsdException w:unhideWhenUsed="0" w:uiPriority="71" w:semiHidden="0" w:name="Colorful Shading Accent 1"/>
+    <w:lsdException w:unhideWhenUsed="0" w:uiPriority="72" w:semiHidden="0" w:name="Colorful List Accent 1"/>
+    <w:lsdException w:unhideWhenUsed="0" w:uiPriority="73" w:semiHidden="0" w:name="Colorful Grid Accent 1"/>
+    <w:lsdException w:unhideWhenUsed="0" w:uiPriority="60" w:semiHidden="0" w:name="Light Shading Accent 2"/>
+    <w:lsdException w:unhideWhenUsed="0" w:uiPriority="61" w:semiHidden="0" w:name="Light List Accent 2"/>
+    <w:lsdException w:unhideWhenUsed="0" w:uiPriority="62" w:semiHidden="0" w:name="Light Grid Accent 2"/>
+    <w:lsdException w:unhideWhenUsed="0" w:uiPriority="63" w:semiHidden="0" w:name="Medium Shading 1 Accent 2"/>
+    <w:lsdException w:unhideWhenUsed="0" w:uiPriority="64" w:semiHidden="0" w:name="Medium Shading 2 Accent 2"/>
+    <w:lsdException w:unhideWhenUsed="0" w:uiPriority="65" w:semiHidden="0" w:name="Medium List 1 Accent 2"/>
+    <w:lsdException w:unhideWhenUsed="0" w:uiPriority="66" w:semiHidden="0" w:name="Medium List 2 Accent 2"/>
+    <w:lsdException w:unhideWhenUsed="0" w:uiPriority="67" w:semiHidden="0" w:name="Medium Grid 1 Accent 2"/>
+    <w:lsdException w:unhideWhenUsed="0" w:uiPriority="68" w:semiHidden="0" w:name="Medium Grid 2 Accent 2"/>
+    <w:lsdException w:unhideWhenUsed="0" w:uiPriority="69" w:semiHidden="0" w:name="Medium Grid 3 Accent 2"/>
+    <w:lsdException w:unhideWhenUsed="0" w:uiPriority="70" w:semiHidden="0" w:name="Dark List Accent 2"/>
+    <w:lsdException w:unhideWhenUsed="0" w:uiPriority="71" w:semiHidden="0" w:name="Colorful Shading Accent 2"/>
+    <w:lsdException w:unhideWhenUsed="0" w:uiPriority="72" w:semiHidden="0" w:name="Colorful List Accent 2"/>
+    <w:lsdException w:unhideWhenUsed="0" w:uiPriority="73" w:semiHidden="0" w:name="Colorful Grid Accent 2"/>
+    <w:lsdException w:unhideWhenUsed="0" w:uiPriority="60" w:semiHidden="0" w:name="Light Shading Accent 3"/>
+    <w:lsdException w:unhideWhenUsed="0" w:uiPriority="61" w:semiHidden="0" w:name="Light List Accent 3"/>
+    <w:lsdException w:unhideWhenUsed="0" w:uiPriority="62" w:semiHidden="0" w:name="Light Grid Accent 3"/>
+    <w:lsdException w:unhideWhenUsed="0" w:uiPriority="63" w:semiHidden="0" w:name="Medium Shading 1 Accent 3"/>
+    <w:lsdException w:unhideWhenUsed="0" w:uiPriority="64" w:semiHidden="0" w:name="Medium Shading 2 Accent 3"/>
+    <w:lsdException w:unhideWhenUsed="0" w:uiPriority="65" w:semiHidden="0" w:name="Medium List 1 Accent 3"/>
+    <w:lsdException w:unhideWhenUsed="0" w:uiPriority="66" w:semiHidden="0" w:name="Medium List 2 Accent 3"/>
+    <w:lsdException w:unhideWhenUsed="0" w:uiPriority="67" w:semiHidden="0" w:name="Medium Grid 1 Accent 3"/>
+    <w:lsdException w:unhideWhenUsed="0" w:uiPriority="68" w:semiHidden="0" w:name="Medium Grid 2 Accent 3"/>
+    <w:lsdException w:unhideWhenUsed="0" w:uiPriority="69" w:semiHidden="0" w:name="Medium Grid 3 Accent 3"/>
+    <w:lsdException w:unhideWhenUsed="0" w:uiPriority="70" w:semiHidden="0" w:name="Dark List Accent 3"/>
+    <w:lsdException w:unhideWhenUsed="0" w:uiPriority="71" w:semiHidden="0" w:name="Colorful Shading Accent 3"/>
+    <w:lsdException w:unhideWhenUsed="0" w:uiPriority="72" w:semiHidden="0" w:name="Colorful List Accent 3"/>
+    <w:lsdException w:unhideWhenUsed="0" w:uiPriority="73" w:semiHidden="0" w:name="Colorful Grid Accent 3"/>
+    <w:lsdException w:unhideWhenUsed="0" w:uiPriority="60" w:semiHidden="0" w:name="Light Shading Accent 4"/>
+    <w:lsdException w:unhideWhenUsed="0" w:uiPriority="61" w:semiHidden="0" w:name="Light List Accent 4"/>
+    <w:lsdException w:unhideWhenUsed="0" w:uiPriority="62" w:semiHidden="0" w:name="Light Grid Accent 4"/>
+    <w:lsdException w:unhideWhenUsed="0" w:uiPriority="63" w:semiHidden="0" w:name="Medium Shading 1 Accent 4"/>
+    <w:lsdException w:unhideWhenUsed="0" w:uiPriority="64" w:semiHidden="0" w:name="Medium Shading 2 Accent 4"/>
+    <w:lsdException w:unhideWhenUsed="0" w:uiPriority="65" w:semiHidden="0" w:name="Medium List 1 Accent 4"/>
+    <w:lsdException w:unhideWhenUsed="0" w:uiPriority="66" w:semiHidden="0" w:name="Medium List 2 Accent 4"/>
+    <w:lsdException w:unhideWhenUsed="0" w:uiPriority="67" w:semiHidden="0" w:name="Medium Grid 1 Accent 4"/>
+    <w:lsdException w:unhideWhenUsed="0" w:uiPriority="68" w:semiHidden="0" w:name="Medium Grid 2 Accent 4"/>
+    <w:lsdException w:unhideWhenUsed="0" w:uiPriority="69" w:semiHidden="0" w:name="Medium Grid 3 Accent 4"/>
+    <w:lsdException w:unhideWhenUsed="0" w:uiPriority="70" w:semiHidden="0" w:name="Dark List Accent 4"/>
+    <w:lsdException w:unhideWhenUsed="0" w:uiPriority="71" w:semiHidden="0" w:name="Colorful Shading Accent 4"/>
+    <w:lsdException w:unhideWhenUsed="0" w:uiPriority="72" w:semiHidden="0" w:name="Colorful List Accent 4"/>
+    <w:lsdException w:unhideWhenUsed="0" w:uiPriority="73" w:semiHidden="0" w:name="Colorful Grid Accent 4"/>
+    <w:lsdException w:unhideWhenUsed="0" w:uiPriority="60" w:semiHidden="0" w:name="Light Shading Accent 5"/>
+    <w:lsdException w:unhideWhenUsed="0" w:uiPriority="61" w:semiHidden="0" w:name="Light List Accent 5"/>
+    <w:lsdException w:unhideWhenUsed="0" w:uiPriority="62" w:semiHidden="0" w:name="Light Grid Accent 5"/>
+    <w:lsdException w:unhideWhenUsed="0" w:uiPriority="63" w:semiHidden="0" w:name="Medium Shading 1 Accent 5"/>
+    <w:lsdException w:unhideWhenUsed="0" w:uiPriority="64" w:semiHidden="0" w:name="Medium Shading 2 Accent 5"/>
+    <w:lsdException w:unhideWhenUsed="0" w:uiPriority="65" w:semiHidden="0" w:name="Medium List 1 Accent 5"/>
+    <w:lsdException w:unhideWhenUsed="0" w:uiPriority="66" w:semiHidden="0" w:name="Medium List 2 Accent 5"/>
+    <w:lsdException w:unhideWhenUsed="0" w:uiPriority="67" w:semiHidden="0" w:name="Medium Grid 1 Accent 5"/>
+    <w:lsdException w:unhideWhenUsed="0" w:uiPriority="68" w:semiHidden="0" w:name="Medium Grid 2 Accent 5"/>
+    <w:lsdException w:unhideWhenUsed="0" w:uiPriority="69" w:semiHidden="0" w:name="Medium Grid 3 Accent 5"/>
+    <w:lsdException w:unhideWhenUsed="0" w:uiPriority="70" w:semiHidden="0" w:name="Dark List Accent 5"/>
+    <w:lsdException w:unhideWhenUsed="0" w:uiPriority="71" w:semiHidden="0" w:name="Colorful Shading Accent 5"/>
+    <w:lsdException w:unhideWhenUsed="0" w:uiPriority="72" w:semiHidden="0" w:name="Colorful List Accent 5"/>
+    <w:lsdException w:unhideWhenUsed="0" w:uiPriority="73" w:semiHidden="0" w:name="Colorful Grid Accent 5"/>
+    <w:lsdException w:unhideWhenUsed="0" w:uiPriority="60" w:semiHidden="0" w:name="Light Shading Accent 6"/>
+    <w:lsdException w:unhideWhenUsed="0" w:uiPriority="61" w:semiHidden="0" w:name="Light List Accent 6"/>
+    <w:lsdException w:unhideWhenUsed="0" w:uiPriority="62" w:semiHidden="0" w:name="Light Grid Accent 6"/>
+    <w:lsdException w:unhideWhenUsed="0" w:uiPriority="63" w:semiHidden="0" w:name="Medium Shading 1 Accent 6"/>
+    <w:lsdException w:unhideWhenUsed="0" w:uiPriority="64" w:semiHidden="0" w:name="Medium Shading 2 Accent 6"/>
+    <w:lsdException w:unhideWhenUsed="0" w:uiPriority="65" w:semiHidden="0" w:name="Medium List 1 Accent 6"/>
+    <w:lsdException w:unhideWhenUsed="0" w:uiPriority="66" w:semiHidden="0" w:name="Medium List 2 Accent 6"/>
+    <w:lsdException w:unhideWhenUsed="0" w:uiPriority="67" w:semiHidden="0" w:name="Medium Grid 1 Accent 6"/>
+    <w:lsdException w:unhideWhenUsed="0" w:uiPriority="68" w:semiHidden="0" w:name="Medium Grid 2 Accent 6"/>
+    <w:lsdException w:unhideWhenUsed="0" w:uiPriority="69" w:semiHidden="0" w:name="Medium Grid 3 Accent 6"/>
+    <w:lsdException w:unhideWhenUsed="0" w:uiPriority="70" w:semiHidden="0" w:name="Dark List Accent 6"/>
+    <w:lsdException w:unhideWhenUsed="0" w:uiPriority="71" w:semiHidden="0" w:name="Colorful Shading Accent 6"/>
+    <w:lsdException w:unhideWhenUsed="0" w:uiPriority="72" w:semiHidden="0" w:name="Colorful List Accent 6"/>
+    <w:lsdException w:unhideWhenUsed="0" w:uiPriority="73" w:semiHidden="0" w:name="Colorful Grid Accent 6"/>
   </w:latentStyles>
-  <w:style w:type="paragraph" w:default="1" w:styleId="a">
+  <w:style w:type="paragraph" w:default="1" w:styleId="1">
     <w:name w:val="Normal"/>
     <w:qFormat/>
+    <w:uiPriority w:val="0"/>
     <w:pPr>
       <w:widowControl w:val="0"/>
       <w:autoSpaceDE w:val="0"/>
       <w:autoSpaceDN w:val="0"/>
     </w:pPr>
     <w:rPr>
-      <w:rFonts w:ascii="宋体" w:eastAsia="宋体" w:hAnsi="宋体" w:cs="宋体"/>
+      <w:rFonts w:ascii="宋体" w:hAnsi="宋体" w:eastAsia="宋体" w:cs="宋体"/>
       <w:sz w:val="22"/>
       <w:szCs w:val="22"/>
-      <w:lang w:eastAsia="en-US"/>
+      <w:lang w:val="en-US" w:eastAsia="en-US" w:bidi="ar-SA"/>
     </w:rPr>
   </w:style>
-  <w:style w:type="paragraph" w:styleId="1">
+  <w:style w:type="paragraph" w:styleId="2">
     <w:name w:val="heading 1"/>
-    <w:basedOn w:val="a"/>
-    <w:next w:val="a"/>
+    <w:basedOn w:val="1"/>
+    <w:next w:val="1"/>
+    <w:qFormat/>
     <w:uiPriority w:val="9"/>
-    <w:qFormat/>
     <w:pPr>
       <w:ind w:left="1947"/>
       <w:outlineLvl w:val="0"/>
@@ -17328,19 +19620,20 @@
       <w:szCs w:val="31"/>
     </w:rPr>
   </w:style>
-  <w:style w:type="character" w:default="1" w:styleId="a0">
+  <w:style w:type="character" w:default="1" w:styleId="7">
     <w:name w:val="Default Paragraph Font"/>
-    <w:uiPriority w:val="1"/>
     <w:semiHidden/>
     <w:unhideWhenUsed/>
+    <w:qFormat/>
+    <w:uiPriority w:val="1"/>
   </w:style>
-  <w:style w:type="table" w:default="1" w:styleId="a1">
+  <w:style w:type="table" w:default="1" w:styleId="5">
     <w:name w:val="Normal Table"/>
-    <w:uiPriority w:val="99"/>
     <w:semiHidden/>
     <w:unhideWhenUsed/>
+    <w:qFormat/>
+    <w:uiPriority w:val="99"/>
     <w:tblPr>
-      <w:tblInd w:w="0" w:type="dxa"/>
       <w:tblCellMar>
         <w:top w:w="0" w:type="dxa"/>
         <w:left w:w="108" w:type="dxa"/>
@@ -17349,28 +19642,22 @@
       </w:tblCellMar>
     </w:tblPr>
   </w:style>
-  <w:style w:type="numbering" w:default="1" w:styleId="a2">
-    <w:name w:val="No List"/>
-    <w:uiPriority w:val="99"/>
-    <w:semiHidden/>
-    <w:unhideWhenUsed/>
-  </w:style>
-  <w:style w:type="paragraph" w:styleId="a3">
+  <w:style w:type="paragraph" w:styleId="3">
     <w:name w:val="Body Text"/>
-    <w:basedOn w:val="a"/>
+    <w:basedOn w:val="1"/>
+    <w:qFormat/>
     <w:uiPriority w:val="1"/>
-    <w:qFormat/>
     <w:rPr>
       <w:sz w:val="23"/>
       <w:szCs w:val="23"/>
     </w:rPr>
   </w:style>
-  <w:style w:type="paragraph" w:styleId="a4">
+  <w:style w:type="paragraph" w:styleId="4">
     <w:name w:val="footer"/>
-    <w:basedOn w:val="a"/>
-    <w:uiPriority w:val="99"/>
+    <w:basedOn w:val="1"/>
     <w:unhideWhenUsed/>
     <w:qFormat/>
+    <w:uiPriority w:val="99"/>
     <w:pPr>
       <w:tabs>
         <w:tab w:val="center" w:pos="4153"/>
@@ -17383,19 +19670,19 @@
       <w:szCs w:val="18"/>
     </w:rPr>
   </w:style>
-  <w:style w:type="table" w:styleId="a5">
+  <w:style w:type="table" w:styleId="6">
     <w:name w:val="Table Grid"/>
-    <w:basedOn w:val="a1"/>
+    <w:basedOn w:val="5"/>
+    <w:qFormat/>
     <w:uiPriority w:val="39"/>
-    <w:qFormat/>
     <w:tblPr>
       <w:tblBorders>
-        <w:top w:val="single" w:sz="4" w:space="0" w:color="auto"/>
-        <w:left w:val="single" w:sz="4" w:space="0" w:color="auto"/>
-        <w:bottom w:val="single" w:sz="4" w:space="0" w:color="auto"/>
-        <w:right w:val="single" w:sz="4" w:space="0" w:color="auto"/>
-        <w:insideH w:val="single" w:sz="4" w:space="0" w:color="auto"/>
-        <w:insideV w:val="single" w:sz="4" w:space="0" w:color="auto"/>
+        <w:top w:val="single" w:color="auto" w:sz="4" w:space="0"/>
+        <w:left w:val="single" w:color="auto" w:sz="4" w:space="0"/>
+        <w:bottom w:val="single" w:color="auto" w:sz="4" w:space="0"/>
+        <w:right w:val="single" w:color="auto" w:sz="4" w:space="0"/>
+        <w:insideH w:val="single" w:color="auto" w:sz="4" w:space="0"/>
+        <w:insideV w:val="single" w:color="auto" w:sz="4" w:space="0"/>
       </w:tblBorders>
     </w:tblPr>
   </w:style>
@@ -17646,7 +19933,6 @@
     </a:fmtScheme>
   </a:themeElements>
   <a:objectDefaults/>
-  <a:extraClrSchemeLst/>
 </a:theme>
 </file>
 

--- a/docs/网安学院本科实习手册_AI会议语音转写与检索_已填写.docx
+++ b/docs/网安学院本科实习手册_AI会议语音转写与检索_已填写.docx
@@ -16497,15 +16497,12 @@
             </w:r>
           </w:p>
           <w:p>
-            <w:pPr>
-              <w:ind w:firstLine="480" w:firstLineChars="200"/>
-            </w:pPr>
             <w:r>
               <w:rPr>
                 <w:rFonts w:ascii="宋体" w:hAnsi="宋体" w:eastAsia="宋体"/>
                 <w:sz w:val="24"/>
               </w:rPr>
-              <w:t>本次实习围绕《智能体开发实战》课程展开，我选择的题目是第15题“AI会议语音转写与检索”。实习的目的是把课堂上学到的智能体开发方法落到一个真实可运行、可演示、可交付的项目上，完整经历从需求分析、环境搭建、核心算法集成到接口封装、测试验证和工程整理的整个过程。通过这个项目，我希望深入理解 Agent、Skill 与 Script/CLI 三层之间的关系，弄清楚大模型在智能体系统里到底应该负责什么、不应该负责什么，同时熟悉 FunASR 这一开源语音识别工具链，并在实践中培养安全意识和工程规范意识。这些能力的获得，仅靠阅读教材是远远不够的，必须通过亲自搭建系统、亲自调试、亲自验证才能真正掌握。</w:t>
+              <w:t>本次实习围绕《智能体开发实战》课程展开，我选择的题目是第15题“AI会议语音转写与检索”。实习的目的是把课堂上学到的智能体开发方法落到一个真实可运行、可演示、可交付的项目上，完整经历从需求分析、环境搭建、核心算法集成到接口封装、测试验证和工程整理的整个过程。通过这个项目，我希望深入理解 Agent、Skill 与 Script/CLI 三层之间的关系，弄清楚大模型在智能体系统里到底应该负责什么、不应该负责什么，同时熟悉 FunASR 这一开源语音识别工具链，并在实践中培养安全意识和工程规范意识。这些能力的获得，仅靠阅读教材是远远不够的，必须通过亲自搭建系统、亲自调试、亲自验证才能真正掌握。同时，会议语音转写与检索这一题目具有明确的工程价值：会议内容往往信息量大、时间长、回看成本高，如果能够自动转写并支持按关键词和时间快速定位，就能显著提升会后整理和复盘的效率，这也让我从一开始就对项目抱有兴趣和动力。</w:t>
             </w:r>
           </w:p>
           <w:p>
@@ -16518,9 +16515,6 @@
             </w:r>
           </w:p>
           <w:p>
-            <w:pPr>
-              <w:ind w:firstLine="480" w:firstLineChars="200"/>
-            </w:pPr>
             <w:r>
               <w:rPr>
                 <w:rFonts w:ascii="宋体" w:hAnsi="宋体" w:eastAsia="宋体"/>
@@ -16539,9 +16533,6 @@
             </w:r>
           </w:p>
           <w:p>
-            <w:pPr>
-              <w:ind w:firstLine="480" w:firstLineChars="200"/>
-            </w:pPr>
             <w:r>
               <w:rPr>
                 <w:rFonts w:ascii="宋体" w:hAnsi="宋体" w:eastAsia="宋体"/>
@@ -16560,17 +16551,12 @@
             </w:r>
           </w:p>
           <w:p>
-            <w:pPr>
-              <w:ind w:firstLine="480" w:firstLineChars="200"/>
-            </w:pPr>
-            <w:bookmarkStart w:id="3" w:name="_GoBack"/>
-            <w:bookmarkEnd w:id="3"/>
             <w:r>
               <w:rPr>
                 <w:rFonts w:ascii="宋体" w:hAnsi="宋体" w:eastAsia="宋体"/>
                 <w:sz w:val="24"/>
               </w:rPr>
-              <w:t>语音识别采用开源项目 FunASR，使用版本 1.4.16。我选用 paraformer-zh 作为中文识别模型，它采用非自回归的 Paraformer 结构，兼顾识别精度与推理速度；同时配合 fsmn-vad 做语音端点检测，用来区分有效语音和静音，ct-punc 做标点恢复，让识别结果更接近自然书写习惯。通过 funasr 的 AutoModel 把三个模型统一加载，即可对 wav、mp3、m4a 等常见音频完成识别。模型在首次转写时会从 ModelScope 下载并缓存，我还记录了 FunASR 版本、模型名称、Python 版本和 Torch 版本等信息，便于追溯和复现。FunASR 在整个系统中处于数据入口的位置，后续的检索、定位和摘要都建立在它的转写结果之上，因此转写的质量和时间戳的准确性直接决定了上层功能的效果。这一模块也是本项目与单纯的大模型聊天应用最根本的区别所在。</w:t>
+              <w:t>语音识别采用开源项目 FunASR，使用版本 1.4.16。我选用 paraformer-zh 作为中文识别模型，它采用非自回归的 Paraformer 结构，兼顾识别精度与推理速度；同时配合 fsmn-vad 做语音端点检测，用来区分有效语音和静音，ct-punc 做标点恢复，让识别结果更接近自然书写习惯。通过 funasr 的 AutoModel 把三个模型统一加载，即可对 wav、mp3、m4a 等常见音频完成识别。模型在首次转写时会从 ModelScope 下载并缓存，我还记录了 FunASR 版本、模型名称、Python 版本和 Torch 版本等信息，便于追溯和复现。FunASR 在整个系统中处于数据入口的位置，后续的检索、定位和摘要都建立在它的转写结果之上，因此转写的质量和时间戳的准确性直接决定了上层功能的效果。这一模块也是本项目与单纯的大模型聊天应用最根本的区别所在。此外，FunASR 本身是开源项目，采用 MIT 许可证，允许在课程项目中自由使用，这也符合课程“参考开源项目”的要求；我没有重新训练模型，而是直接复用预训练权重，因为通用中文会议转写场景下预训练模型已经足够好，重新训练既不经济也无必要。</w:t>
             </w:r>
           </w:p>
           <w:p>
@@ -16588,7 +16574,7 @@
                 <w:rFonts w:ascii="宋体" w:hAnsi="宋体" w:eastAsia="宋体"/>
                 <w:sz w:val="24"/>
               </w:rPr>
-              <w:t>转写结果被组织成多个 segment，每个 segment 包含 start_ms、end_ms 和 text 三个字段。为了得到句级时间戳，我起初直接调用模型，结果只得到字符级时间戳，整段音频被当成一句，经过查阅文档才明白需要在调用时传入 sentence_timestamp 参数，让 FunASR 返回按句切分的时间信息。修正后，每个 segment 用毫秒记录起止时间，再格式化为 HH:MM:SS 的可读形式。这种结构让会议内容可定位、可检索、可追溯，是整个项目的数据基础。转写同时输出结构化的 JSON 和易读的 TXT 两种格式，既方便程序处理，也方便人工阅读。此外我还做了时间戳单调性校验，确保相邻 segment 的起止时间按顺序排列，避免因切分或排序问题产生错乱。</w:t>
+              <w:t>转写结果被组织成多个 segment，每个 segment 包含 start_ms、end_ms 和 text 三个字段。为了得到句级时间戳，我起初直接调用模型，结果只得到字符级时间戳，整段音频被当成一句，经过查阅文档才明白需要在调用时传入 sentence_timestamp 参数，让 FunASR 返回按句切分的时间信息。修正后，每个 segment 用毫秒记录起止时间，再格式化为 HH:MM:SS 的可读形式。这种结构让会议内容可定位、可检索、可追溯，是整个项目的数据基础。转写同时输出结构化的 JSON 和易读的 TXT 两种格式，既方便程序处理，也方便人工阅读。此外我还做了时间戳单调性校验，确保相邻 segment 的起止时间按顺序排列，避免因切分或排序问题产生错乱。在时间戳的具体表示上，我统一使用毫秒作为内部单位，这样既能避免浮点精度问题，又便于和 FunASR 返回的毫秒级时间直接对齐，对外展示时再转换成可读形式，这种“内部统一、对外友好”的处理方式贯穿了项目始终。</w:t>
             </w:r>
           </w:p>
           <w:p>
@@ -16660,7 +16646,7 @@
                 <w:rFonts w:ascii="宋体" w:hAnsi="宋体" w:eastAsia="宋体"/>
                 <w:sz w:val="24"/>
               </w:rPr>
-              <w:t>我在独立的虚拟环境中安装 nanobot 0.3.5，配置 DeepSeek 的 provider 和 deepseek-flash 模型，把 workspace 指向项目目录，使 nanobot 能够发现 skills/meeting-asr 下的 Skill。随后用自然语言逐一触发转写、搜索、定位、摘要四个任务，通过运行日志确认 nanobot 确实读取了 SKILL.md 并真实执行了 meeting_tool.py，而不是凭提示词编造答案，四项任务全部通过，最终 NANOBOT_RUNTIME_TEST 和 NANOBOT_INTEGRATION 均为 PASS。这次集成最有价值的地方在于，它证明了“Skill 被发现”和“Skill 被真正执行”是两件不同的事，只有拿到运行时日志里的工具调用证据，才能确认后者。</w:t>
+              <w:t>我在独立的虚拟环境中安装 nanobot 0.3.5，配置 DeepSeek 的 provider 和 deepseek-flash 模型，把 workspace 指向项目目录，使 nanobot 能够发现 skills/meeting-asr 下的 Skill。随后用自然语言逐一触发转写、搜索、定位、摘要四个任务，通过运行日志确认 nanobot 确实读取了 SKILL.md 并真实执行了 meeting_tool.py，而不是凭提示词编造答案，四项任务全部通过，最终 NANOBOT_RUNTIME_TEST 和 NANOBOT_INTEGRATION 均为 PASS。这次集成最有价值的地方在于，它证明了“Skill 被发现”和“Skill 被真正执行”是两件不同的事，只有拿到运行时日志里的工具调用证据，才能确认后者。在集成过程中还出现了一个插曲：nanobot 的 shell 默认使用系统 Python，而 FunASR 依赖装在项目虚拟环境里，为了完成转写，Agent 自动在系统 Python 里补装了依赖，这件事说明 Skill 文档里写清运行环境和使用哪个 Python 对 Runtime 能否正确执行至关重要。</w:t>
             </w:r>
           </w:p>
           <w:p>
@@ -16678,7 +16664,7 @@
                 <w:rFonts w:ascii="宋体" w:hAnsi="宋体" w:eastAsia="宋体"/>
                 <w:sz w:val="24"/>
               </w:rPr>
-              <w:t>安全方面落实最小权限原则：只允许读写项目目录内的 data/input、data/output、logs 等白名单目录，拒绝 ../../ 这类目录穿越，也拒绝 C:\Windows 等越界的绝对路径；输出文件已存在时要求显式 --overwrite，避免误覆盖。日志采用 JSONL 格式，只记录时间戳、动作、文件 basename、状态、耗时和错误类型，不记录音频内容和敏感凭据，并专门编写脱敏函数替换 API Key、Token、密码等格式的字符串。此外项目刻意不提供删除文件的能力，从根上降低误操作风险。我在测试里专门覆盖了路径穿越、越界绝对路径和敏感信息脱敏这几个用例，确保安全逻辑不是写在文档里的一句空话，而是真的能被自动化验证。这些措施看似琐碎，但对于一个会处理文件和外部输入的 Agent 系统来说必不可少。</w:t>
+              <w:t>安全方面落实最小权限原则：只允许读写项目目录内的 data/input、data/output、logs 等白名单目录，拒绝 ../../ 这类目录穿越，也拒绝 C:\Windows 等越界的绝对路径；输出文件已存在时要求显式 --overwrite，避免误覆盖。日志采用 JSONL 格式，只记录时间戳、动作、文件 basename、状态、耗时和错误类型，不记录音频内容和敏感凭据，并专门编写脱敏函数替换 API Key、Token、密码等格式的字符串。此外项目刻意不提供删除文件的能力，从根上降低误操作风险。我在测试里专门覆盖了路径穿越、越界绝对路径和敏感信息脱敏这几个用例，确保安全逻辑不是写在文档里的一句空话，而是真的能被自动化验证。更重要的是，任何 API Key、GitHub Token、密码和 nanobot 的 config.json 都不能进入 Git 仓库，因为这些是真实凭据，一旦进入版本历史就难以彻底清除。这些措施看似琐碎，但对于一个会处理文件和外部输入的 Agent 系统来说必不可少。</w:t>
             </w:r>
           </w:p>
           <w:p>
@@ -16696,7 +16682,7 @@
                 <w:rFonts w:ascii="宋体" w:hAnsi="宋体" w:eastAsia="宋体"/>
                 <w:sz w:val="24"/>
               </w:rPr>
-              <w:t>优化的核心是“大会议文本检索结果压缩”。先用 Python 在本地完成搜索、排序、上下文截取和去重，只把命中的少量片段交给模型，而不是把整份长会议文本全部发送。系统会输出 compression_ratio、estimated_token_before、estimated_token_after 和 reduction_percent 四个统计值，方便量化压缩效果。在多段示例上，关键词“深度学习”的估算 Token 从 360 降到 125，减少约 65%，这些数字都来自实际示例的计算，并非预设。这个优化的本质，是尽量把可以确定性完成的工作留在本地，把宝贵且昂贵的模型调用留给真正需要语义理解的环节。除了检索结果压缩，项目在摘要、日志等环节也都避免把大段原始文本无谓地送入模型，从整体上控制了 Token 消耗。</w:t>
+              <w:t>优化的核心是“大会议文本检索结果压缩”。先用 Python 在本地完成搜索、排序、上下文截取和去重，只把命中的少量片段交给模型，而不是把整份长会议文本全部发送。系统会输出 compression_ratio、estimated_token_before、estimated_token_after 和 reduction_percent 四个统计值，方便量化压缩效果。在多段示例上，关键词“深度学习”的估算 Token 从 360 降到 125，减少约 65%，这些数字都来自实际示例的计算，并非预设。之所以不把会议全文无条件放进模型上下文，是因为会议文本很长，既消耗 Token 又带来无关信息；Python 先检索、切分、筛选，只把必要片段交给 Agent，既省钱又聚焦。这个优化的本质，是尽量把可以确定性完成的工作留在本地，把宝贵且昂贵的模型调用留给真正需要语义理解的环节。除了检索结果压缩，项目在摘要、日志等环节也都避免把大段原始文本无谓地送入模型，从整体上控制了 Token 消耗。</w:t>
             </w:r>
           </w:p>
           <w:p>
@@ -16732,7 +16718,7 @@
                 <w:rFonts w:ascii="宋体" w:hAnsi="宋体" w:eastAsia="宋体"/>
                 <w:sz w:val="24"/>
               </w:rPr>
-              <w:t>项目使用 pytest 编写了 30 个自动化用例，覆盖关键词检索的正常、多次命中、不存在关键词、中英文关键词，时间解析的 MM:SS 与 HH:MM:SS，超出会议范围，路径穿越拒绝，摘要结构，Agent 意图识别和空 transcript 等场景，全部通过。开发过程中曾发现一个真实的问题：“搜索语音识别”会被错误地路由为转写，原因是“识别”被列入了转写关键词。我调整了意图判断的优先级，并把这个案例固化成回归测试。这件事让我明白，自动化测试不仅能验证功能，更能防止已经修复的问题再次悄悄出现。</w:t>
+              <w:t>项目使用 pytest 编写了 30 个自动化用例，覆盖关键词检索的正常、多次命中、不存在关键词、中英文关键词，时间解析的 MM:SS 与 HH:MM:SS，超出会议范围，路径穿越拒绝，摘要结构，Agent 意图识别和空 transcript 等场景，全部通过。开发过程中曾发现一个真实的问题：“搜索语音识别”会被错误地路由为转写，原因是“识别”被列入了转写关键词。我调整了意图判断的优先级，并把这个案例固化成回归测试。这件事让我明白，自动化测试不仅能验证功能，更能防止已经修复的问题再次悄悄出现。除了这 30 个单元测试，我还在不同阶段做了真实运行层面的验证，包括公开音频的真实推理、合成会议的完整流程和 nanobot 的 Runtime 调用，这些端到端的验收性测试与单元测试相互补充，共同保证了项目的可靠性。</w:t>
             </w:r>
           </w:p>
           <w:p>
@@ -16786,7 +16772,7 @@
                 <w:rFonts w:ascii="宋体" w:hAnsi="宋体" w:eastAsia="宋体"/>
                 <w:sz w:val="24"/>
               </w:rPr>
-              <w:t>实习过程中主要遇到了几类问题：一是 funasr 的 PyPI 包并不会自动安装 torch，导致最初运行时报出 PyTorch 未找到的告警；二是 FunASR 默认只返回字符级时间戳，整段音频被当成单句，句级时间信息缺失；三是自然语言 Router 存在关键词歧义，出现了错误路由；四是直接运行脚本时发生相对导入失败；五是本机缺少 ffmpeg，也没有现成的真实会议音频；六是在验证阶段需要区分公开音频、合成会议和真实会议三者的性质，不能把它们混为一谈。这些问题分别涉及依赖环境、模型接口、逻辑设计、运行方式和测试素材几个不同层面，解决它们的过程本身就是一次很有价值的工程训练。</w:t>
+              <w:t>实习过程中主要遇到了几类问题：一是 funasr 的 PyPI 包并不会自动安装 torch，导致最初运行时报出 PyTorch 未找到的告警；二是 FunASR 默认只返回字符级时间戳，整段音频被当成单句，句级时间信息缺失；三是自然语言 Router 存在关键词歧义，出现了错误路由；四是直接运行脚本时发生相对导入失败；五是本机缺少 ffmpeg，也没有现成的真实会议音频；六是在验证阶段需要区分公开音频、合成会议和真实会议三者的性质，不能把它们混为一谈。此外，FunASR 首次运行要从 ModelScope 下载模型，首次下载依赖网络；mp3、m4a 等格式又依赖 ffmpeg，本机最初没有安装，必须明确提示而不是静默失败。在 nanobot 上，我一开始只做到了 Skill 能被 discovery，后来又通过运行日志确认它真正执行了 meeting_tool.py 才算通过。关于 GitHub，我也理解了组织仓库和个人仓库的权限区别。这些问题分别涉及依赖环境、模型接口、逻辑设计、运行方式和测试素材几个不同层面，解决它们的过程本身就是一次很有价值的工程训练。</w:t>
             </w:r>
           </w:p>
           <w:p>
@@ -16804,7 +16790,7 @@
                 <w:rFonts w:ascii="宋体" w:hAnsi="宋体" w:eastAsia="宋体"/>
                 <w:sz w:val="24"/>
               </w:rPr>
-              <w:t>针对上述问题，我分别采取了对应的措施：显式安装 torch 和 torchaudio，并在 requirements 中写清楚；调用 FunASR 时传入 sentence_timestamp 参数获取句级时间戳；调整 Router 的意图优先级并补充回归测试；为脚本增加“脚本/包”双模式导入兼容；对缺少 ffmpeg 的情况给出明确的安装提示，并用公开音频和合成会议素材完成了真实验证。这些解决方法和排查思路我都记录在项目文档里，既便于自己回看，也便于他人复现。整个过程中我始终坚持一个原则：遇到问题先定位真实原因，再针对性修复，而不是靠猜测或掩盖。</w:t>
+              <w:t>针对上述问题，我分别采取了对应的措施：显式安装 torch 和 torchaudio，并在 requirements 中写清楚；调用 FunASR 时传入 sentence_timestamp 参数获取句级时间戳；调整 Router 的意图优先级并补充回归测试；为脚本增加“脚本/包”双模式导入兼容；对缺少 ffmpeg 的情况给出明确的安装提示，并用公开音频和合成会议素材完成了真实验证。在排查路由问题时，我先复现了“搜索语音识别”被识别成 transcribe 的现象，再定位到“识别”这个关键词，最后通过调整意图判断顺序并新增回归测试保证修复不再复发。在 nanobot 上，我把验证从“文件能被发现”推进到“运行时真的调用脚本”，用运行日志里的工具调用记录作为证据。这些方法和思路我都记录在项目文档里，便于复现。整个过程中我始终坚持一个原则：遇到问题先定位真实原因，再针对性修复，而不是靠猜测或掩盖。</w:t>
             </w:r>
           </w:p>
           <w:p>
@@ -16822,7 +16808,7 @@
                 <w:rFonts w:ascii="宋体" w:hAnsi="宋体" w:eastAsia="宋体"/>
                 <w:sz w:val="24"/>
               </w:rPr>
-              <w:t>通过这次实习，我完整地经历了一个智能体应用从需求分析、环境搭建、核心实现、测试验证到界面演示和工程整理的全程，掌握了 FunASR 的集成方法、Agent 与 Skill 与 Script 的分层设计、安全白名单与日志脱敏、低 Token 优化和自动化测试。更重要的是，我养成了用真实运行结果验证代码的习惯：不虚构转写结果，不编造测试数据，不把未完成的工作写成已完成。这种严谨的态度，我认为比学会任何一个具体框架都更重要，也是这次实习留给我最深刻的东西。</w:t>
+              <w:t>通过这次实习，我完整地经历了一个智能体应用从需求分析、环境搭建、核心实现、测试验证到界面演示和工程整理的全程，掌握了 FunASR 的集成方法、Agent 与 Skill 与 Script 的分层设计、安全白名单与日志脱敏、低 Token 优化和自动化测试。更重要的是，我养成了用真实运行结果验证代码的习惯：不虚构转写结果，不编造测试数据，不把未完成的工作写成已完成。这种严谨的态度，我认为比学会任何一个具体框架都更重要，也是这次实习留给我最深刻的东西。同时，这次实习也锻炼了我查阅文档、定位问题和动手解决问题的能力，从依赖缺失、接口参数到路由歧义，每一个问题的解决都让我对相关技术有了更扎实的理解，也让我不再满足于“能跑就行”，而是更关注代码的规范、可测试和可维护。此外，我对 Python 工程项目结构、Git 版本控制和 pytest 回归测试有了更深的理解，也明白 Web GUI 只是后端能力的入口；对开源项目，我学会了关注许可证、依赖和可复现性。总体而言，我从原来只会调用模型，进步到能独立做出一个可运行、可测试、可交付的智能体系统。</w:t>
             </w:r>
           </w:p>
           <w:p>
@@ -16840,7 +16826,7 @@
                 <w:rFonts w:ascii="宋体" w:hAnsi="宋体" w:eastAsia="宋体"/>
                 <w:sz w:val="24"/>
               </w:rPr>
-              <w:t>通过这次实习，我对智能体开发形成了更清晰的认识：它的关键不是堆砌大模型调用，而是清晰的职责分层和可靠的确定性底座。Agent 擅长理解自然语言和规划任务，但搜索、时间解析、摘要抽取这些确定性工作应该由 Script 在本地完成，模型只在真正需要语义理解时才介入。Skill 则把能力固化成可发现、可约束、可复用的接口。安全、日志和测试虽然不直接产生业务功能，但它们是让系统可信赖的基础设施。智能体的“智能”不仅来自大模型，也来自这套精心设计的工程结构。</w:t>
+              <w:t>通过这次实习，我对智能体开发形成了更清晰的认识：它的关键不是堆砌大模型调用，而是清晰的职责分层和可靠的确定性底座。Agent 擅长理解自然语言和规划任务，但搜索、时间解析、摘要抽取这些确定性工作应该由 Script 在本地完成，模型只在真正需要语义理解时才介入。Skill 则把能力固化成可发现、可约束、可复用的接口。安全、日志和测试虽然不直接产生业务功能，但它们是让系统可信赖的基础设施。智能体的“智能”不仅来自大模型，也来自这套精心设计的工程结构。具体到本项目，Agent 负责解析自然语言意图，但不应亲自去做搜索和时间计算这类确定性工作；Skill 是意图和工具之间的接口描述；Script/CLI 提供稳定、可测试、可复现的底层能力；FunASR 负责真实语音识别。相比让大模型直接处理所有文本，这种分层更可靠，也更利于调试、安全控制和后续扩展。面向未来，我认为智能体开发会越来越强调工具的可组合性和可验证性，如何把模型、确定性工具、安全约束和清晰接口组织成一个可靠整体，才是工程上的核心挑战。</w:t>
             </w:r>
           </w:p>
           <w:p>
@@ -16858,7 +16844,7 @@
                 <w:rFonts w:ascii="宋体" w:hAnsi="宋体" w:eastAsia="宋体"/>
                 <w:sz w:val="24"/>
               </w:rPr>
-              <w:t>本项目目前已经完成了核心功能、真实验证、GUI、自动化测试和 Demo 视频，整体达到课程验收要求，仅剩 GitHub 组织发布因为权限问题而暂时阻塞。后续我计划在获得组织权限后完成仓库上传，并进一步尝试几个方向：接入更强的外部摘要模型以提升摘要质量；完善多说话人会议场景，让系统更适合真实多人讨论；以及把检索和摘要做得更贴近真实会议的使用习惯。这次实习让我对智能体开发建立了系统认识，也让我看到自己在模型原理和工程深度上还有不少可以继续提升的空间，我会把这份项目作为后续学习的起点，持续完善。</w:t>
+              <w:t>本项目目前已经完成了核心功能、真实验证、GUI、自动化测试和 Demo 视频，整体达到课程验收要求，仅剩 GitHub 组织发布因为权限问题而暂时阻塞。后续可以继续探索的方向还很多：多人会议场景下的说话人分离与角色标注；长会议的分块与流式转写；更强的语义检索；会议决策和待办事项的结构化抽取；以及更完善的权限控制。在技术栈上，我还计划继续学习 Agent Runtime、Tool Calling、RAG 等内容。这次实习让我对智能体开发建立了系统认识，也让我看到自己还有不少可以提升的空间，我会把这份项目作为后续学习的起点，持续完善。</w:t>
             </w:r>
           </w:p>
         </w:tc>
